--- a/SRS/Student-Attendance-Management-System-SRS.docx
+++ b/SRS/Student-Attendance-Management-System-SRS.docx
@@ -5681,18 +5681,27 @@
     <w:p xmlns:wp14="http://schemas.microsoft.com/office/word/2010/wordml" wp14:textId="1E835006">
       <w:pPr>
         <w:pStyle w:val="Heading2"/>
+        <w:rPr>
+          <w:rFonts w:ascii="Times New Roman" w:hAnsi="Times New Roman" w:eastAsia="Times New Roman" w:cs="Times New Roman"/>
+          <w:b w:val="1"/>
+          <w:bCs w:val="1"/>
+        </w:rPr>
       </w:pPr>
       <w:bookmarkStart w:name="_heading=h.rzfjb6b1l8mo" w:id="6"/>
       <w:bookmarkEnd w:id="6"/>
       <w:r>
         <w:rPr>
           <w:rFonts w:ascii="Times New Roman" w:hAnsi="Times New Roman" w:eastAsia="Times New Roman" w:cs="Times New Roman"/>
+          <w:b w:val="1"/>
+          <w:bCs w:val="1"/>
         </w:rPr>
         <w:t>References</w:t>
       </w:r>
       <w:r>
         <w:rPr>
           <w:rFonts w:ascii="Times New Roman" w:hAnsi="Times New Roman" w:eastAsia="Times New Roman" w:cs="Times New Roman"/>
+          <w:b w:val="1"/>
+          <w:bCs w:val="1"/>
         </w:rPr>
         <w:t>(Temp)</w:t>
       </w:r>
@@ -5850,12 +5859,19 @@
     <w:p xmlns:wp14="http://schemas.microsoft.com/office/word/2010/wordml" wp14:textId="67F08041">
       <w:pPr>
         <w:pStyle w:val="Heading1"/>
+        <w:rPr>
+          <w:rFonts w:ascii="Times New Roman" w:hAnsi="Times New Roman" w:eastAsia="Times New Roman" w:cs="Times New Roman"/>
+          <w:b w:val="1"/>
+          <w:bCs w:val="1"/>
+        </w:rPr>
       </w:pPr>
       <w:bookmarkStart w:name="_heading=h.2uyfv1cr0vhz" w:id="7"/>
       <w:bookmarkEnd w:id="7"/>
       <w:r>
         <w:rPr>
           <w:rFonts w:ascii="Times New Roman" w:hAnsi="Times New Roman" w:eastAsia="Times New Roman" w:cs="Times New Roman"/>
+          <w:b w:val="1"/>
+          <w:bCs w:val="1"/>
         </w:rPr>
         <w:t>Overall Description</w:t>
       </w:r>
@@ -5863,385 +5879,1370 @@
     <w:p xmlns:wp14="http://schemas.microsoft.com/office/word/2010/wordml" wp14:textId="77777777">
       <w:pPr>
         <w:pStyle w:val="Heading2"/>
-        <w:rPr/>
+        <w:rPr>
+          <w:rFonts w:ascii="Times New Roman" w:hAnsi="Times New Roman" w:eastAsia="Times New Roman" w:cs="Times New Roman"/>
+          <w:b w:val="1"/>
+          <w:bCs w:val="1"/>
+        </w:rPr>
       </w:pPr>
       <w:bookmarkStart w:name="_heading=h.qu3o45p25iu1" w:id="8"/>
       <w:bookmarkEnd w:id="8"/>
       <w:r>
         <w:rPr>
           <w:rFonts w:ascii="Times New Roman" w:hAnsi="Times New Roman" w:eastAsia="Times New Roman" w:cs="Times New Roman"/>
+          <w:b w:val="1"/>
+          <w:bCs w:val="1"/>
         </w:rPr>
         <w:t>Product Perspective</w:t>
       </w:r>
     </w:p>
-    <w:p xmlns:wp14="http://schemas.microsoft.com/office/word/2010/wordml" wp14:textId="77777777">
+    <w:p>
+      <w:pPr>
+        <w:spacing w:before="240" w:beforeAutospacing="off" w:after="240" w:afterAutospacing="off"/>
+        <w:rPr>
+          <w:rFonts w:ascii="Arial" w:hAnsi="Arial" w:eastAsia="Arial" w:cs="Arial" w:asciiTheme="minorAscii" w:hAnsiTheme="minorAscii" w:eastAsiaTheme="minorAscii" w:cstheme="minorAscii"/>
+          <w:noProof w:val="0"/>
+          <w:sz w:val="22"/>
+          <w:szCs w:val="22"/>
+          <w:lang w:val="en-US"/>
+        </w:rPr>
+      </w:pPr>
+      <w:r>
+        <w:rPr>
+          <w:rFonts w:ascii="Arial" w:hAnsi="Arial" w:eastAsia="Arial" w:cs="Arial" w:asciiTheme="minorAscii" w:hAnsiTheme="minorAscii" w:eastAsiaTheme="minorAscii" w:cstheme="minorAscii"/>
+          <w:noProof w:val="0"/>
+          <w:sz w:val="22"/>
+          <w:szCs w:val="22"/>
+          <w:lang w:val="en-US"/>
+        </w:rPr>
+        <w:t>The Student Attendance Management System is a new, self-contained software system developed to automate and simplify the management of student attendance. It provides a centralized platform for managing student information, recording attendance, viewing attendance records, and generating attendance reports. The system consists of user interfaces, application logic, and a database for storing and retrieving attendance-related information. The system is intended to reduce the dependence on manual attendance records and improve the accuracy and accessibility of attendance information.</w:t>
+      </w:r>
+    </w:p>
+    <w:p>
       <w:pPr>
         <w:pStyle w:val="normal1"/>
-        <w:keepNext w:val="false"/>
-        <w:keepLines w:val="false"/>
-        <w:pageBreakBefore w:val="false"/>
-        <w:widowControl/>
-        <w:pBdr/>
-        <w:shd w:val="clear" w:fill="auto"/>
+        <w:keepNext w:val="0"/>
+        <w:keepLines w:val="0"/>
+        <w:pageBreakBefore w:val="0"/>
+        <w:widowControl w:val="1"/>
+        <w:shd w:val="clear" w:color="auto" w:fill="auto"/>
         <w:spacing w:before="0" w:after="0" w:line="240" w:lineRule="auto"/>
-        <w:ind w:start="0" w:end="0" w:hanging="0"/>
+        <w:ind w:hanging="0"/>
         <w:jc w:val="both"/>
         <w:rPr>
           <w:rFonts w:ascii="Times New Roman" w:hAnsi="Times New Roman" w:eastAsia="Times New Roman" w:cs="Times New Roman"/>
-          <w:i/>
-          <w:iCs/>
-          <w:caps w:val="false"/>
-          <w:smallCaps w:val="false"/>
-          <w:strike w:val="false"/>
-          <w:dstrike w:val="false"/>
-          <w:color w:val="000000"/>
-          <w:position w:val="0"/>
+          <w:i w:val="1"/>
+          <w:iCs w:val="1"/>
+          <w:caps w:val="0"/>
+          <w:smallCaps w:val="0"/>
+          <w:strike w:val="0"/>
+          <w:dstrike w:val="0"/>
+          <w:color w:val="000000" w:themeColor="text2" w:themeTint="FF" w:themeShade="FF"/>
           <w:sz w:val="22"/>
           <w:szCs w:val="22"/>
           <w:u w:val="none"/>
-          <w:shd w:val="clear" w:fill="auto"/>
           <w:vertAlign w:val="baseline"/>
         </w:rPr>
       </w:pPr>
-      <w:r>
-        <w:rPr>
-          <w:rFonts w:ascii="Times New Roman" w:hAnsi="Times New Roman" w:eastAsia="Times New Roman" w:cs="Times New Roman"/>
-          <w:i/>
-          <w:iCs/>
-          <w:caps w:val="false"/>
-          <w:smallCaps w:val="false"/>
-          <w:strike w:val="false"/>
-          <w:dstrike w:val="false"/>
-          <w:color w:val="000000"/>
-          <w:position w:val="0"/>
+    </w:p>
+    <w:p>
+      <w:pPr>
+        <w:pStyle w:val="Heading2"/>
+        <w:rPr>
+          <w:rFonts w:ascii="Times New Roman" w:hAnsi="Times New Roman" w:eastAsia="Times New Roman" w:cs="Times New Roman"/>
+          <w:b w:val="1"/>
+          <w:bCs w:val="1"/>
+        </w:rPr>
+      </w:pPr>
+      <w:bookmarkStart w:name="_heading=h.avrui7g8fa24" w:id="9"/>
+      <w:bookmarkEnd w:id="9"/>
+      <w:r>
+        <w:rPr>
+          <w:rFonts w:ascii="Times New Roman" w:hAnsi="Times New Roman" w:eastAsia="Times New Roman" w:cs="Times New Roman"/>
+          <w:b w:val="1"/>
+          <w:bCs w:val="1"/>
+        </w:rPr>
+        <w:t>Product Functions</w:t>
+      </w:r>
+    </w:p>
+    <w:p>
+      <w:pPr>
+        <w:pStyle w:val="Heading2"/>
+        <w:rPr>
+          <w:rFonts w:ascii="Arial" w:hAnsi="Arial" w:eastAsia="Arial" w:cs="Arial" w:asciiTheme="minorAscii" w:hAnsiTheme="minorAscii" w:eastAsiaTheme="minorAscii" w:cstheme="minorAscii"/>
+          <w:noProof w:val="0"/>
+          <w:color w:val="auto"/>
+          <w:sz w:val="22"/>
+          <w:szCs w:val="22"/>
+          <w:lang w:val="en-US"/>
+        </w:rPr>
+      </w:pPr>
+      <w:r>
+        <w:rPr>
+          <w:rFonts w:ascii="Arial" w:hAnsi="Arial" w:eastAsia="Arial" w:cs="Arial" w:asciiTheme="minorAscii" w:hAnsiTheme="minorAscii" w:eastAsiaTheme="minorAscii" w:cstheme="minorAscii"/>
+          <w:noProof w:val="0"/>
+          <w:color w:val="auto"/>
+          <w:sz w:val="22"/>
+          <w:szCs w:val="22"/>
+          <w:lang w:val="en-US"/>
+        </w:rPr>
+        <w:t>The major functions of the Student Attendance Management System include:</w:t>
+      </w:r>
+    </w:p>
+    <w:p>
+      <w:pPr>
+        <w:pStyle w:val="ListParagraph"/>
+        <w:numPr>
+          <w:ilvl w:val="0"/>
+          <w:numId w:val="2"/>
+        </w:numPr>
+        <w:spacing w:before="0" w:beforeAutospacing="off" w:after="0" w:afterAutospacing="off"/>
+        <w:rPr>
+          <w:rFonts w:ascii="Arial" w:hAnsi="Arial" w:eastAsia="Arial" w:cs="Arial" w:asciiTheme="minorAscii" w:hAnsiTheme="minorAscii" w:eastAsiaTheme="minorAscii" w:cstheme="minorAscii"/>
+          <w:noProof w:val="0"/>
+          <w:sz w:val="22"/>
+          <w:szCs w:val="22"/>
+          <w:lang w:val="en-US"/>
+        </w:rPr>
+      </w:pPr>
+      <w:r>
+        <w:rPr>
+          <w:rFonts w:ascii="Arial" w:hAnsi="Arial" w:eastAsia="Arial" w:cs="Arial" w:asciiTheme="minorAscii" w:hAnsiTheme="minorAscii" w:eastAsiaTheme="minorAscii" w:cstheme="minorAscii"/>
+          <w:noProof w:val="0"/>
+          <w:sz w:val="22"/>
+          <w:szCs w:val="22"/>
+          <w:lang w:val="en-US"/>
+        </w:rPr>
+        <w:t xml:space="preserve">User authentication and role-based access. </w:t>
+      </w:r>
+    </w:p>
+    <w:p>
+      <w:pPr>
+        <w:pStyle w:val="ListParagraph"/>
+        <w:numPr>
+          <w:ilvl w:val="0"/>
+          <w:numId w:val="2"/>
+        </w:numPr>
+        <w:spacing w:before="0" w:beforeAutospacing="off" w:after="0" w:afterAutospacing="off"/>
+        <w:rPr>
+          <w:rFonts w:ascii="Arial" w:hAnsi="Arial" w:eastAsia="Arial" w:cs="Arial" w:asciiTheme="minorAscii" w:hAnsiTheme="minorAscii" w:eastAsiaTheme="minorAscii" w:cstheme="minorAscii"/>
+          <w:noProof w:val="0"/>
+          <w:sz w:val="22"/>
+          <w:szCs w:val="22"/>
+          <w:lang w:val="en-US"/>
+        </w:rPr>
+      </w:pPr>
+      <w:r>
+        <w:rPr>
+          <w:rFonts w:ascii="Arial" w:hAnsi="Arial" w:eastAsia="Arial" w:cs="Arial" w:asciiTheme="minorAscii" w:hAnsiTheme="minorAscii" w:eastAsiaTheme="minorAscii" w:cstheme="minorAscii"/>
+          <w:noProof w:val="0"/>
+          <w:sz w:val="22"/>
+          <w:szCs w:val="22"/>
+          <w:lang w:val="en-US"/>
+        </w:rPr>
+        <w:t xml:space="preserve">Student information management. </w:t>
+      </w:r>
+    </w:p>
+    <w:p>
+      <w:pPr>
+        <w:pStyle w:val="ListParagraph"/>
+        <w:numPr>
+          <w:ilvl w:val="0"/>
+          <w:numId w:val="2"/>
+        </w:numPr>
+        <w:spacing w:before="0" w:beforeAutospacing="off" w:after="0" w:afterAutospacing="off"/>
+        <w:rPr>
+          <w:rFonts w:ascii="Arial" w:hAnsi="Arial" w:eastAsia="Arial" w:cs="Arial" w:asciiTheme="minorAscii" w:hAnsiTheme="minorAscii" w:eastAsiaTheme="minorAscii" w:cstheme="minorAscii"/>
+          <w:noProof w:val="0"/>
+          <w:sz w:val="22"/>
+          <w:szCs w:val="22"/>
+          <w:lang w:val="en-US"/>
+        </w:rPr>
+      </w:pPr>
+      <w:r>
+        <w:rPr>
+          <w:rFonts w:ascii="Arial" w:hAnsi="Arial" w:eastAsia="Arial" w:cs="Arial" w:asciiTheme="minorAscii" w:hAnsiTheme="minorAscii" w:eastAsiaTheme="minorAscii" w:cstheme="minorAscii"/>
+          <w:noProof w:val="0"/>
+          <w:sz w:val="22"/>
+          <w:szCs w:val="22"/>
+          <w:lang w:val="en-US"/>
+        </w:rPr>
+        <w:t xml:space="preserve">Faculty and class/course management. </w:t>
+      </w:r>
+    </w:p>
+    <w:p>
+      <w:pPr>
+        <w:pStyle w:val="ListParagraph"/>
+        <w:numPr>
+          <w:ilvl w:val="0"/>
+          <w:numId w:val="2"/>
+        </w:numPr>
+        <w:spacing w:before="0" w:beforeAutospacing="off" w:after="0" w:afterAutospacing="off"/>
+        <w:rPr>
+          <w:rFonts w:ascii="Arial" w:hAnsi="Arial" w:eastAsia="Arial" w:cs="Arial" w:asciiTheme="minorAscii" w:hAnsiTheme="minorAscii" w:eastAsiaTheme="minorAscii" w:cstheme="minorAscii"/>
+          <w:noProof w:val="0"/>
+          <w:sz w:val="22"/>
+          <w:szCs w:val="22"/>
+          <w:lang w:val="en-US"/>
+        </w:rPr>
+      </w:pPr>
+      <w:r>
+        <w:rPr>
+          <w:rFonts w:ascii="Arial" w:hAnsi="Arial" w:eastAsia="Arial" w:cs="Arial" w:asciiTheme="minorAscii" w:hAnsiTheme="minorAscii" w:eastAsiaTheme="minorAscii" w:cstheme="minorAscii"/>
+          <w:noProof w:val="0"/>
+          <w:sz w:val="22"/>
+          <w:szCs w:val="22"/>
+          <w:lang w:val="en-US"/>
+        </w:rPr>
+        <w:t xml:space="preserve">Recording and managing student attendance. </w:t>
+      </w:r>
+    </w:p>
+    <w:p>
+      <w:pPr>
+        <w:pStyle w:val="ListParagraph"/>
+        <w:numPr>
+          <w:ilvl w:val="0"/>
+          <w:numId w:val="2"/>
+        </w:numPr>
+        <w:spacing w:before="0" w:beforeAutospacing="off" w:after="0" w:afterAutospacing="off"/>
+        <w:rPr>
+          <w:rFonts w:ascii="Arial" w:hAnsi="Arial" w:eastAsia="Arial" w:cs="Arial" w:asciiTheme="minorAscii" w:hAnsiTheme="minorAscii" w:eastAsiaTheme="minorAscii" w:cstheme="minorAscii"/>
+          <w:noProof w:val="0"/>
+          <w:sz w:val="22"/>
+          <w:szCs w:val="22"/>
+          <w:lang w:val="en-US"/>
+        </w:rPr>
+      </w:pPr>
+      <w:r>
+        <w:rPr>
+          <w:rFonts w:ascii="Arial" w:hAnsi="Arial" w:eastAsia="Arial" w:cs="Arial" w:asciiTheme="minorAscii" w:hAnsiTheme="minorAscii" w:eastAsiaTheme="minorAscii" w:cstheme="minorAscii"/>
+          <w:noProof w:val="0"/>
+          <w:sz w:val="22"/>
+          <w:szCs w:val="22"/>
+          <w:lang w:val="en-US"/>
+        </w:rPr>
+        <w:t xml:space="preserve">Viewing attendance records and attendance percentage. </w:t>
+      </w:r>
+    </w:p>
+    <w:p>
+      <w:pPr>
+        <w:pStyle w:val="ListParagraph"/>
+        <w:numPr>
+          <w:ilvl w:val="0"/>
+          <w:numId w:val="2"/>
+        </w:numPr>
+        <w:spacing w:before="0" w:beforeAutospacing="off" w:after="0" w:afterAutospacing="off"/>
+        <w:rPr>
+          <w:rFonts w:ascii="Arial" w:hAnsi="Arial" w:eastAsia="Arial" w:cs="Arial" w:asciiTheme="minorAscii" w:hAnsiTheme="minorAscii" w:eastAsiaTheme="minorAscii" w:cstheme="minorAscii"/>
+          <w:noProof w:val="0"/>
+          <w:sz w:val="22"/>
+          <w:szCs w:val="22"/>
+          <w:lang w:val="en-US"/>
+        </w:rPr>
+      </w:pPr>
+      <w:r>
+        <w:rPr>
+          <w:rFonts w:ascii="Arial" w:hAnsi="Arial" w:eastAsia="Arial" w:cs="Arial" w:asciiTheme="minorAscii" w:hAnsiTheme="minorAscii" w:eastAsiaTheme="minorAscii" w:cstheme="minorAscii"/>
+          <w:noProof w:val="0"/>
+          <w:sz w:val="22"/>
+          <w:szCs w:val="22"/>
+          <w:lang w:val="en-US"/>
+        </w:rPr>
+        <w:t xml:space="preserve">Generating attendance reports. </w:t>
+      </w:r>
+    </w:p>
+    <w:p>
+      <w:pPr>
+        <w:pStyle w:val="ListParagraph"/>
+        <w:numPr>
+          <w:ilvl w:val="0"/>
+          <w:numId w:val="2"/>
+        </w:numPr>
+        <w:spacing w:before="0" w:beforeAutospacing="off" w:after="0" w:afterAutospacing="off"/>
+        <w:rPr>
+          <w:rFonts w:ascii="Arial" w:hAnsi="Arial" w:eastAsia="Arial" w:cs="Arial" w:asciiTheme="minorAscii" w:hAnsiTheme="minorAscii" w:eastAsiaTheme="minorAscii" w:cstheme="minorAscii"/>
+          <w:noProof w:val="0"/>
+          <w:sz w:val="22"/>
+          <w:szCs w:val="22"/>
+          <w:lang w:val="en-US"/>
+        </w:rPr>
+      </w:pPr>
+      <w:r>
+        <w:rPr>
+          <w:rFonts w:ascii="Arial" w:hAnsi="Arial" w:eastAsia="Arial" w:cs="Arial" w:asciiTheme="minorAscii" w:hAnsiTheme="minorAscii" w:eastAsiaTheme="minorAscii" w:cstheme="minorAscii"/>
+          <w:noProof w:val="0"/>
+          <w:sz w:val="22"/>
+          <w:szCs w:val="22"/>
+          <w:lang w:val="en-US"/>
+        </w:rPr>
+        <w:t xml:space="preserve">Managing authorized attendance corrections. </w:t>
+      </w:r>
+    </w:p>
+    <w:p>
+      <w:pPr>
+        <w:pStyle w:val="ListParagraph"/>
+        <w:numPr>
+          <w:ilvl w:val="0"/>
+          <w:numId w:val="2"/>
+        </w:numPr>
+        <w:spacing w:before="0" w:beforeAutospacing="off" w:after="0" w:afterAutospacing="off"/>
+        <w:rPr>
+          <w:rFonts w:ascii="Arial" w:hAnsi="Arial" w:eastAsia="Arial" w:cs="Arial" w:asciiTheme="minorAscii" w:hAnsiTheme="minorAscii" w:eastAsiaTheme="minorAscii" w:cstheme="minorAscii"/>
+          <w:noProof w:val="0"/>
+          <w:sz w:val="22"/>
+          <w:szCs w:val="22"/>
+          <w:lang w:val="en-US"/>
+        </w:rPr>
+      </w:pPr>
+      <w:r>
+        <w:rPr>
+          <w:rFonts w:ascii="Arial" w:hAnsi="Arial" w:eastAsia="Arial" w:cs="Arial" w:asciiTheme="minorAscii" w:hAnsiTheme="minorAscii" w:eastAsiaTheme="minorAscii" w:cstheme="minorAscii"/>
+          <w:noProof w:val="0"/>
+          <w:sz w:val="22"/>
+          <w:szCs w:val="22"/>
+          <w:lang w:val="en-US"/>
+        </w:rPr>
+        <w:t>Providing role-specific information through dashboards.</w:t>
+      </w:r>
+    </w:p>
+    <w:p>
+      <w:pPr>
+        <w:pStyle w:val="normal1"/>
+        <w:keepNext w:val="0"/>
+        <w:keepLines w:val="0"/>
+        <w:pageBreakBefore w:val="0"/>
+        <w:widowControl w:val="1"/>
+        <w:shd w:val="clear" w:color="auto" w:fill="auto"/>
+        <w:spacing w:before="0" w:after="0" w:line="240" w:lineRule="auto"/>
+        <w:ind w:hanging="0"/>
+        <w:jc w:val="both"/>
+        <w:rPr>
+          <w:rFonts w:ascii="Times New Roman" w:hAnsi="Times New Roman" w:eastAsia="Times New Roman" w:cs="Times New Roman"/>
+          <w:i w:val="1"/>
+          <w:iCs w:val="1"/>
+          <w:caps w:val="0"/>
+          <w:smallCaps w:val="0"/>
+          <w:strike w:val="0"/>
+          <w:dstrike w:val="0"/>
+          <w:color w:val="000000" w:themeColor="text2" w:themeTint="FF" w:themeShade="FF"/>
           <w:sz w:val="22"/>
           <w:szCs w:val="22"/>
           <w:u w:val="none"/>
-          <w:shd w:val="clear" w:fill="auto"/>
           <w:vertAlign w:val="baseline"/>
         </w:rPr>
-        <w:t>&lt;Describe the context and origin of the product being specified in this SRS. For example, state whether this product is a follow-on member of a product family, a replacement for certain existing systems, or a new, self-contained product. If the SRS defines a component of a larger system, relate the requirements of the larger system to the functionality of this software and identify interfaces between the two. A simple diagram that shows the major components of the overall system, subsystem interconnections, and external interfaces can be helpful.&gt;</w:t>
-      </w:r>
-    </w:p>
-    <w:p xmlns:wp14="http://schemas.microsoft.com/office/word/2010/wordml" wp14:textId="77777777">
+      </w:pPr>
+    </w:p>
+    <w:p>
       <w:pPr>
         <w:pStyle w:val="Heading2"/>
-        <w:rPr/>
-      </w:pPr>
-      <w:bookmarkStart w:name="_heading=h.avrui7g8fa24" w:id="9"/>
-      <w:bookmarkEnd w:id="9"/>
-      <w:r>
-        <w:rPr>
-          <w:rFonts w:ascii="Times New Roman" w:hAnsi="Times New Roman" w:eastAsia="Times New Roman" w:cs="Times New Roman"/>
-        </w:rPr>
-        <w:t>Product Functions</w:t>
-      </w:r>
-    </w:p>
-    <w:p xmlns:wp14="http://schemas.microsoft.com/office/word/2010/wordml" wp14:textId="77777777">
+        <w:rPr>
+          <w:rFonts w:ascii="Times New Roman" w:hAnsi="Times New Roman" w:eastAsia="Times New Roman" w:cs="Times New Roman"/>
+          <w:b w:val="1"/>
+          <w:bCs w:val="1"/>
+        </w:rPr>
+      </w:pPr>
+      <w:bookmarkStart w:name="_heading=h.u6kjbwmryldc" w:id="10"/>
+      <w:bookmarkEnd w:id="10"/>
+      <w:r>
+        <w:rPr>
+          <w:rFonts w:ascii="Times New Roman" w:hAnsi="Times New Roman" w:eastAsia="Times New Roman" w:cs="Times New Roman"/>
+          <w:b w:val="1"/>
+          <w:bCs w:val="1"/>
+        </w:rPr>
+        <w:t>User Classes and Characteristics</w:t>
+      </w:r>
+    </w:p>
+    <w:p>
+      <w:pPr>
+        <w:pStyle w:val="Heading2"/>
+      </w:pPr>
+      <w:r>
+        <w:rPr>
+          <w:rFonts w:ascii="Arial" w:hAnsi="Arial" w:eastAsia="Arial" w:cs="Arial" w:asciiTheme="minorAscii" w:hAnsiTheme="minorAscii" w:eastAsiaTheme="minorAscii" w:cstheme="minorAscii"/>
+          <w:noProof w:val="0"/>
+          <w:color w:val="auto"/>
+          <w:sz w:val="22"/>
+          <w:szCs w:val="22"/>
+          <w:lang w:val="en-US"/>
+        </w:rPr>
+        <w:t>The system will support the following user classes:</w:t>
+      </w:r>
+    </w:p>
+    <w:p>
+      <w:pPr>
+        <w:pStyle w:val="Heading2"/>
+        <w:rPr>
+          <w:rFonts w:ascii="Arial" w:hAnsi="Arial" w:eastAsia="Arial" w:cs="Arial" w:asciiTheme="minorAscii" w:hAnsiTheme="minorAscii" w:eastAsiaTheme="minorAscii" w:cstheme="minorAscii"/>
+          <w:noProof w:val="0"/>
+          <w:color w:val="auto"/>
+          <w:sz w:val="22"/>
+          <w:szCs w:val="22"/>
+          <w:lang w:val="en-US"/>
+        </w:rPr>
+      </w:pPr>
+      <w:r>
+        <w:rPr>
+          <w:rFonts w:ascii="Arial" w:hAnsi="Arial" w:eastAsia="Arial" w:cs="Arial" w:asciiTheme="minorAscii" w:hAnsiTheme="minorAscii" w:eastAsiaTheme="minorAscii" w:cstheme="minorAscii"/>
+          <w:b w:val="1"/>
+          <w:bCs w:val="1"/>
+          <w:noProof w:val="0"/>
+          <w:color w:val="auto"/>
+          <w:sz w:val="22"/>
+          <w:szCs w:val="22"/>
+          <w:lang w:val="en-US"/>
+        </w:rPr>
+        <w:t>1. Administrator:</w:t>
+      </w:r>
+      <w:r>
+        <w:br/>
+      </w:r>
+      <w:r>
+        <w:rPr>
+          <w:rFonts w:ascii="Arial" w:hAnsi="Arial" w:eastAsia="Arial" w:cs="Arial" w:asciiTheme="minorAscii" w:hAnsiTheme="minorAscii" w:eastAsiaTheme="minorAscii" w:cstheme="minorAscii"/>
+          <w:noProof w:val="0"/>
+          <w:color w:val="auto"/>
+          <w:sz w:val="22"/>
+          <w:szCs w:val="22"/>
+          <w:lang w:val="en-US"/>
+        </w:rPr>
+        <w:t xml:space="preserve"> The administrator manages system-level information, including student, faculty, and course/class records. The administrator has the highest level of access to system management functions.</w:t>
+      </w:r>
+    </w:p>
+    <w:p>
+      <w:pPr>
+        <w:spacing w:before="240" w:beforeAutospacing="off" w:after="240" w:afterAutospacing="off"/>
+        <w:rPr>
+          <w:rFonts w:ascii="Arial" w:hAnsi="Arial" w:eastAsia="Arial" w:cs="Arial" w:asciiTheme="minorAscii" w:hAnsiTheme="minorAscii" w:eastAsiaTheme="minorAscii" w:cstheme="minorAscii"/>
+          <w:noProof w:val="0"/>
+          <w:sz w:val="22"/>
+          <w:szCs w:val="22"/>
+          <w:lang w:val="en-US"/>
+        </w:rPr>
+      </w:pPr>
+      <w:r>
+        <w:rPr>
+          <w:rFonts w:ascii="Arial" w:hAnsi="Arial" w:eastAsia="Arial" w:cs="Arial" w:asciiTheme="minorAscii" w:hAnsiTheme="minorAscii" w:eastAsiaTheme="minorAscii" w:cstheme="minorAscii"/>
+          <w:b w:val="1"/>
+          <w:bCs w:val="1"/>
+          <w:noProof w:val="0"/>
+          <w:color w:val="auto"/>
+          <w:sz w:val="22"/>
+          <w:szCs w:val="22"/>
+          <w:lang w:val="en-US"/>
+        </w:rPr>
+        <w:t>2. Faculty</w:t>
+      </w:r>
+      <w:r>
+        <w:rPr>
+          <w:rFonts w:ascii="Arial" w:hAnsi="Arial" w:eastAsia="Arial" w:cs="Arial" w:asciiTheme="minorAscii" w:hAnsiTheme="minorAscii" w:eastAsiaTheme="minorAscii" w:cstheme="minorAscii"/>
+          <w:b w:val="1"/>
+          <w:bCs w:val="1"/>
+          <w:noProof w:val="0"/>
+          <w:sz w:val="22"/>
+          <w:szCs w:val="22"/>
+          <w:lang w:val="en-US"/>
+        </w:rPr>
+        <w:t>:</w:t>
+      </w:r>
+      <w:r>
+        <w:br/>
+      </w:r>
+      <w:r>
+        <w:rPr>
+          <w:rFonts w:ascii="Arial" w:hAnsi="Arial" w:eastAsia="Arial" w:cs="Arial" w:asciiTheme="minorAscii" w:hAnsiTheme="minorAscii" w:eastAsiaTheme="minorAscii" w:cstheme="minorAscii"/>
+          <w:noProof w:val="0"/>
+          <w:sz w:val="22"/>
+          <w:szCs w:val="22"/>
+          <w:lang w:val="en-US"/>
+        </w:rPr>
+        <w:t xml:space="preserve"> Faculty members manage attendance for their assigned classes and courses. They can record attendance, view attendance information, and generate relevant attendance reports.</w:t>
+      </w:r>
+    </w:p>
+    <w:p>
+      <w:pPr>
+        <w:spacing w:before="240" w:beforeAutospacing="off" w:after="240" w:afterAutospacing="off"/>
+        <w:rPr>
+          <w:rFonts w:ascii="Arial" w:hAnsi="Arial" w:eastAsia="Arial" w:cs="Arial" w:asciiTheme="minorAscii" w:hAnsiTheme="minorAscii" w:eastAsiaTheme="minorAscii" w:cstheme="minorAscii"/>
+          <w:noProof w:val="0"/>
+          <w:sz w:val="22"/>
+          <w:szCs w:val="22"/>
+          <w:lang w:val="en-US"/>
+        </w:rPr>
+      </w:pPr>
+      <w:r>
+        <w:rPr>
+          <w:rFonts w:ascii="Arial" w:hAnsi="Arial" w:eastAsia="Arial" w:cs="Arial" w:asciiTheme="minorAscii" w:hAnsiTheme="minorAscii" w:eastAsiaTheme="minorAscii" w:cstheme="minorAscii"/>
+          <w:b w:val="1"/>
+          <w:bCs w:val="1"/>
+          <w:noProof w:val="0"/>
+          <w:sz w:val="22"/>
+          <w:szCs w:val="22"/>
+          <w:lang w:val="en-US"/>
+        </w:rPr>
+        <w:t>3. Student:</w:t>
+      </w:r>
+      <w:r>
+        <w:br/>
+      </w:r>
+      <w:r>
+        <w:rPr>
+          <w:rFonts w:ascii="Arial" w:hAnsi="Arial" w:eastAsia="Arial" w:cs="Arial" w:asciiTheme="minorAscii" w:hAnsiTheme="minorAscii" w:eastAsiaTheme="minorAscii" w:cstheme="minorAscii"/>
+          <w:noProof w:val="0"/>
+          <w:sz w:val="22"/>
+          <w:szCs w:val="22"/>
+          <w:lang w:val="en-US"/>
+        </w:rPr>
+        <w:t xml:space="preserve"> Students can access their own attendance records, attendance percentage, and attendance history. Students have read-only access to their attendance information except for functions explicitly permitted by the system.</w:t>
+      </w:r>
+    </w:p>
+    <w:p>
+      <w:pPr>
+        <w:spacing w:before="240" w:beforeAutospacing="off" w:after="240" w:afterAutospacing="off"/>
+        <w:rPr>
+          <w:rFonts w:ascii="Arial" w:hAnsi="Arial" w:eastAsia="Arial" w:cs="Arial" w:asciiTheme="minorAscii" w:hAnsiTheme="minorAscii" w:eastAsiaTheme="minorAscii" w:cstheme="minorAscii"/>
+          <w:noProof w:val="0"/>
+          <w:sz w:val="22"/>
+          <w:szCs w:val="22"/>
+          <w:lang w:val="en-US"/>
+        </w:rPr>
+      </w:pPr>
+      <w:r>
+        <w:rPr>
+          <w:rFonts w:ascii="Arial" w:hAnsi="Arial" w:eastAsia="Arial" w:cs="Arial" w:asciiTheme="minorAscii" w:hAnsiTheme="minorAscii" w:eastAsiaTheme="minorAscii" w:cstheme="minorAscii"/>
+          <w:noProof w:val="0"/>
+          <w:sz w:val="22"/>
+          <w:szCs w:val="22"/>
+          <w:lang w:val="en-US"/>
+        </w:rPr>
+        <w:t>Users will have access only to the functions permitted by their respective roles.</w:t>
+      </w:r>
+    </w:p>
+    <w:p>
       <w:pPr>
         <w:pStyle w:val="normal1"/>
-        <w:keepNext w:val="false"/>
-        <w:keepLines w:val="false"/>
-        <w:pageBreakBefore w:val="false"/>
-        <w:widowControl/>
-        <w:pBdr/>
-        <w:shd w:val="clear" w:fill="auto"/>
+        <w:keepNext w:val="0"/>
+        <w:keepLines w:val="0"/>
+        <w:pageBreakBefore w:val="0"/>
+        <w:widowControl w:val="1"/>
+        <w:shd w:val="clear" w:color="auto" w:fill="auto"/>
         <w:spacing w:before="0" w:after="0" w:line="240" w:lineRule="auto"/>
-        <w:ind w:start="0" w:end="0" w:hanging="0"/>
+        <w:ind w:hanging="0"/>
         <w:jc w:val="both"/>
         <w:rPr>
           <w:rFonts w:ascii="Times New Roman" w:hAnsi="Times New Roman" w:eastAsia="Times New Roman" w:cs="Times New Roman"/>
-          <w:i/>
-          <w:iCs/>
-          <w:caps w:val="false"/>
-          <w:smallCaps w:val="false"/>
-          <w:strike w:val="false"/>
-          <w:dstrike w:val="false"/>
-          <w:color w:val="000000"/>
-          <w:position w:val="0"/>
+          <w:i w:val="1"/>
+          <w:iCs w:val="1"/>
+          <w:caps w:val="0"/>
+          <w:smallCaps w:val="0"/>
+          <w:strike w:val="0"/>
+          <w:dstrike w:val="0"/>
+          <w:color w:val="000000" w:themeColor="text2" w:themeTint="FF" w:themeShade="FF"/>
           <w:sz w:val="22"/>
           <w:szCs w:val="22"/>
           <w:u w:val="none"/>
-          <w:shd w:val="clear" w:fill="auto"/>
           <w:vertAlign w:val="baseline"/>
         </w:rPr>
       </w:pPr>
-      <w:r>
-        <w:rPr>
-          <w:rFonts w:ascii="Times New Roman" w:hAnsi="Times New Roman" w:eastAsia="Times New Roman" w:cs="Times New Roman"/>
-          <w:i/>
-          <w:iCs/>
-          <w:caps w:val="false"/>
-          <w:smallCaps w:val="false"/>
-          <w:strike w:val="false"/>
-          <w:dstrike w:val="false"/>
-          <w:color w:val="000000"/>
-          <w:position w:val="0"/>
+    </w:p>
+    <w:p>
+      <w:pPr>
+        <w:pStyle w:val="Heading2"/>
+        <w:rPr>
+          <w:rFonts w:ascii="Times New Roman" w:hAnsi="Times New Roman" w:eastAsia="Times New Roman" w:cs="Times New Roman"/>
+          <w:b w:val="1"/>
+          <w:bCs w:val="1"/>
+        </w:rPr>
+      </w:pPr>
+    </w:p>
+    <w:p xmlns:wp14="http://schemas.microsoft.com/office/word/2010/wordml" wp14:textId="77777777">
+      <w:pPr>
+        <w:pStyle w:val="Heading2"/>
+        <w:rPr>
+          <w:rFonts w:ascii="Times New Roman" w:hAnsi="Times New Roman" w:eastAsia="Times New Roman" w:cs="Times New Roman"/>
+          <w:b w:val="1"/>
+          <w:bCs w:val="1"/>
+        </w:rPr>
+      </w:pPr>
+      <w:bookmarkStart w:name="_heading=h.557hitykr5uw" w:id="11"/>
+      <w:bookmarkEnd w:id="11"/>
+      <w:r>
+        <w:rPr>
+          <w:rFonts w:ascii="Times New Roman" w:hAnsi="Times New Roman" w:eastAsia="Times New Roman" w:cs="Times New Roman"/>
+          <w:b w:val="1"/>
+          <w:bCs w:val="1"/>
+        </w:rPr>
+        <w:t>Operating Environment</w:t>
+      </w:r>
+    </w:p>
+    <w:p>
+      <w:pPr>
+        <w:pStyle w:val="normal1"/>
+        <w:keepNext w:val="0"/>
+        <w:keepLines w:val="0"/>
+        <w:widowControl w:val="1"/>
+        <w:shd w:val="clear" w:color="auto" w:fill="auto"/>
+        <w:spacing w:before="0" w:after="0" w:line="240" w:lineRule="auto"/>
+        <w:ind w:hanging="0"/>
+        <w:jc w:val="both"/>
+        <w:rPr>
+          <w:rFonts w:ascii="Arial" w:hAnsi="Arial" w:eastAsia="Arial" w:cs="Arial" w:asciiTheme="minorAscii" w:hAnsiTheme="minorAscii" w:eastAsiaTheme="minorAscii" w:cstheme="minorAscii"/>
+          <w:noProof w:val="0"/>
+          <w:sz w:val="22"/>
+          <w:szCs w:val="22"/>
+          <w:lang w:val="en-US"/>
+        </w:rPr>
+      </w:pPr>
+      <w:r>
+        <w:rPr>
+          <w:rFonts w:ascii="Arial" w:hAnsi="Arial" w:eastAsia="Arial" w:cs="Arial" w:asciiTheme="minorAscii" w:hAnsiTheme="minorAscii" w:eastAsiaTheme="minorAscii" w:cstheme="minorAscii"/>
+          <w:noProof w:val="0"/>
+          <w:sz w:val="22"/>
+          <w:szCs w:val="22"/>
+          <w:lang w:val="en-US"/>
+        </w:rPr>
+        <w:t>The Student Attendance Management System will operate as a web-based application accessible through a standard web browser. The system will require a server environment for running the application and a database server for storing system data. Users will access the system through computers or other supported devices connected to the network. The specific programming framework, database, operating system, and deployment environment will be finalized during the design and implementation phase.</w:t>
+      </w:r>
+    </w:p>
+    <w:p>
+      <w:pPr>
+        <w:pStyle w:val="Heading2"/>
+      </w:pPr>
+      <w:bookmarkStart w:name="_heading=h.fuqnpkmp2x0e" w:id="12"/>
+      <w:bookmarkEnd w:id="12"/>
+      <w:r>
+        <w:rPr>
+          <w:rFonts w:ascii="Times New Roman" w:hAnsi="Times New Roman" w:eastAsia="Times New Roman" w:cs="Times New Roman"/>
+        </w:rPr>
+        <w:t>Design and Implementation Constraints</w:t>
+      </w:r>
+    </w:p>
+    <w:p>
+      <w:pPr>
+        <w:pStyle w:val="Heading2"/>
+        <w:rPr>
+          <w:noProof w:val="0"/>
+          <w:color w:val="auto"/>
+          <w:lang w:val="en-US"/>
+        </w:rPr>
+      </w:pPr>
+      <w:r>
+        <w:rPr>
+          <w:noProof w:val="0"/>
+          <w:color w:val="auto"/>
+          <w:lang w:val="en-US"/>
+        </w:rPr>
+        <w:t>The following constraints apply to the development and implementation of the system:</w:t>
+      </w:r>
+    </w:p>
+    <w:p>
+      <w:pPr>
+        <w:pStyle w:val="ListParagraph"/>
+        <w:numPr>
+          <w:ilvl w:val="0"/>
+          <w:numId w:val="3"/>
+        </w:numPr>
+        <w:spacing w:before="0" w:beforeAutospacing="off" w:after="0" w:afterAutospacing="off"/>
+        <w:rPr>
+          <w:noProof w:val="0"/>
+          <w:color w:val="auto"/>
+          <w:lang w:val="en-US"/>
+        </w:rPr>
+      </w:pPr>
+      <w:r>
+        <w:rPr>
+          <w:noProof w:val="0"/>
+          <w:color w:val="auto"/>
+          <w:lang w:val="en-US"/>
+        </w:rPr>
+        <w:t xml:space="preserve">The system shall be developed using one of the programming technologies specified for the project: Python with Django/Flask or Java with Spring Boot. </w:t>
+      </w:r>
+    </w:p>
+    <w:p>
+      <w:pPr>
+        <w:pStyle w:val="ListParagraph"/>
+        <w:numPr>
+          <w:ilvl w:val="0"/>
+          <w:numId w:val="3"/>
+        </w:numPr>
+        <w:spacing w:before="0" w:beforeAutospacing="off" w:after="0" w:afterAutospacing="off"/>
+        <w:rPr>
+          <w:noProof w:val="0"/>
+          <w:color w:val="auto"/>
+          <w:lang w:val="en-US"/>
+        </w:rPr>
+      </w:pPr>
+      <w:r>
+        <w:rPr>
+          <w:noProof w:val="0"/>
+          <w:color w:val="auto"/>
+          <w:lang w:val="en-US"/>
+        </w:rPr>
+        <w:t xml:space="preserve">The system shall use a database for persistent storage of student, faculty, course, and attendance information. </w:t>
+      </w:r>
+    </w:p>
+    <w:p>
+      <w:pPr>
+        <w:pStyle w:val="ListParagraph"/>
+        <w:numPr>
+          <w:ilvl w:val="0"/>
+          <w:numId w:val="3"/>
+        </w:numPr>
+        <w:spacing w:before="0" w:beforeAutospacing="off" w:after="0" w:afterAutospacing="off"/>
+        <w:rPr>
+          <w:noProof w:val="0"/>
+          <w:color w:val="auto"/>
+          <w:lang w:val="en-US"/>
+        </w:rPr>
+      </w:pPr>
+      <w:r>
+        <w:rPr>
+          <w:noProof w:val="0"/>
+          <w:color w:val="auto"/>
+          <w:lang w:val="en-US"/>
+        </w:rPr>
+        <w:t xml:space="preserve">Access to system functions shall be controlled according to user roles. </w:t>
+      </w:r>
+    </w:p>
+    <w:p>
+      <w:pPr>
+        <w:pStyle w:val="ListParagraph"/>
+        <w:numPr>
+          <w:ilvl w:val="0"/>
+          <w:numId w:val="3"/>
+        </w:numPr>
+        <w:spacing w:before="0" w:beforeAutospacing="off" w:after="0" w:afterAutospacing="off"/>
+        <w:rPr>
+          <w:noProof w:val="0"/>
+          <w:color w:val="auto"/>
+          <w:lang w:val="en-US"/>
+        </w:rPr>
+      </w:pPr>
+      <w:r>
+        <w:rPr>
+          <w:noProof w:val="0"/>
+          <w:color w:val="auto"/>
+          <w:lang w:val="en-US"/>
+        </w:rPr>
+        <w:t>The system shall follow appropriate software development and coding practices.</w:t>
+      </w:r>
+      <w:r>
+        <w:rPr>
+          <w:noProof w:val="0"/>
+          <w:color w:val="auto"/>
+          <w:lang w:val="en-US"/>
+        </w:rPr>
+        <w:t xml:space="preserve"> </w:t>
+      </w:r>
+      <w:r>
+        <w:rPr>
+          <w:noProof w:val="0"/>
+          <w:color w:val="auto"/>
+          <w:lang w:val="en-US"/>
+        </w:rPr>
+        <w:t xml:space="preserve">The system shall use standard web communication protocols for communication between the client and server. </w:t>
+      </w:r>
+    </w:p>
+    <w:p>
+      <w:pPr>
+        <w:pStyle w:val="ListParagraph"/>
+        <w:numPr>
+          <w:ilvl w:val="0"/>
+          <w:numId w:val="3"/>
+        </w:numPr>
+        <w:spacing w:before="0" w:beforeAutospacing="off" w:after="0" w:afterAutospacing="off"/>
+        <w:rPr>
+          <w:noProof w:val="0"/>
+          <w:color w:val="auto"/>
+          <w:lang w:val="en-US"/>
+        </w:rPr>
+      </w:pPr>
+      <w:r>
+        <w:rPr>
+          <w:noProof w:val="0"/>
+          <w:color w:val="auto"/>
+          <w:lang w:val="en-US"/>
+        </w:rPr>
+        <w:t>Attendance data shall be protected from unauthorized access or modification.</w:t>
+      </w:r>
+    </w:p>
+    <w:p>
+      <w:pPr>
+        <w:pStyle w:val="normal1"/>
+        <w:keepNext w:val="0"/>
+        <w:keepLines w:val="0"/>
+        <w:pageBreakBefore w:val="0"/>
+        <w:widowControl w:val="1"/>
+        <w:shd w:val="clear" w:color="auto" w:fill="auto"/>
+        <w:spacing w:before="0" w:after="0" w:line="240" w:lineRule="auto"/>
+        <w:ind w:hanging="0"/>
+        <w:jc w:val="both"/>
+        <w:rPr>
+          <w:rFonts w:ascii="Times New Roman" w:hAnsi="Times New Roman" w:eastAsia="Times New Roman" w:cs="Times New Roman"/>
+          <w:i w:val="1"/>
+          <w:iCs w:val="1"/>
+          <w:caps w:val="0"/>
+          <w:smallCaps w:val="0"/>
+          <w:strike w:val="0"/>
+          <w:dstrike w:val="0"/>
+          <w:color w:val="000000" w:themeColor="text2" w:themeTint="FF" w:themeShade="FF"/>
           <w:sz w:val="22"/>
           <w:szCs w:val="22"/>
           <w:u w:val="none"/>
-          <w:shd w:val="clear" w:fill="auto"/>
           <w:vertAlign w:val="baseline"/>
         </w:rPr>
-        <w:t>&lt;Summarize the major functions the product must perform or must let the user perform. Details will be provided in Section 3, so only a high level summary (such as a bullet list) is needed here. Organize the functions to make them understandable to any reader of the SRS. A picture of the major groups of related requirements and how they relate, such as a top level data flow diagram or object class diagram, is often effective.&gt;</w:t>
-      </w:r>
-    </w:p>
-    <w:p xmlns:wp14="http://schemas.microsoft.com/office/word/2010/wordml" wp14:textId="77777777">
+      </w:pPr>
+    </w:p>
+    <w:p>
       <w:pPr>
         <w:pStyle w:val="Heading2"/>
-        <w:rPr/>
-      </w:pPr>
-      <w:bookmarkStart w:name="_heading=h.u6kjbwmryldc" w:id="10"/>
-      <w:bookmarkEnd w:id="10"/>
-      <w:r>
-        <w:rPr>
-          <w:rFonts w:ascii="Times New Roman" w:hAnsi="Times New Roman" w:eastAsia="Times New Roman" w:cs="Times New Roman"/>
-        </w:rPr>
-        <w:t>User Classes and Characteristics</w:t>
-      </w:r>
-    </w:p>
-    <w:p xmlns:wp14="http://schemas.microsoft.com/office/word/2010/wordml" wp14:textId="77777777">
+      </w:pPr>
+      <w:bookmarkStart w:name="_heading=h.m42l38987arh" w:id="13"/>
+      <w:bookmarkEnd w:id="13"/>
+      <w:r>
+        <w:rPr>
+          <w:rFonts w:ascii="Times New Roman" w:hAnsi="Times New Roman" w:eastAsia="Times New Roman" w:cs="Times New Roman"/>
+        </w:rPr>
+        <w:t>2.6 Assumptions and Dependencies</w:t>
+      </w:r>
+    </w:p>
+    <w:p>
+      <w:pPr>
+        <w:pStyle w:val="Heading2"/>
+        <w:rPr>
+          <w:noProof w:val="0"/>
+          <w:color w:val="auto"/>
+          <w:sz w:val="22"/>
+          <w:szCs w:val="22"/>
+          <w:lang w:val="en-US"/>
+        </w:rPr>
+      </w:pPr>
+      <w:r>
+        <w:rPr>
+          <w:noProof w:val="0"/>
+          <w:color w:val="auto"/>
+          <w:sz w:val="22"/>
+          <w:szCs w:val="22"/>
+          <w:lang w:val="en-US"/>
+        </w:rPr>
+        <w:t>The following assumptions and dependencies are considered for the system:</w:t>
+      </w:r>
+    </w:p>
+    <w:p>
+      <w:pPr>
+        <w:pStyle w:val="ListParagraph"/>
+        <w:numPr>
+          <w:ilvl w:val="0"/>
+          <w:numId w:val="4"/>
+        </w:numPr>
+        <w:spacing w:before="0" w:beforeAutospacing="off" w:after="0" w:afterAutospacing="off"/>
+        <w:rPr>
+          <w:noProof w:val="0"/>
+          <w:color w:val="auto"/>
+          <w:sz w:val="22"/>
+          <w:szCs w:val="22"/>
+          <w:lang w:val="en-US"/>
+        </w:rPr>
+      </w:pPr>
+      <w:r>
+        <w:rPr>
+          <w:noProof w:val="0"/>
+          <w:color w:val="auto"/>
+          <w:sz w:val="22"/>
+          <w:szCs w:val="22"/>
+          <w:lang w:val="en-US"/>
+        </w:rPr>
+        <w:t xml:space="preserve">Users are assumed to have valid credentials to access the system. </w:t>
+      </w:r>
+    </w:p>
+    <w:p>
+      <w:pPr>
+        <w:pStyle w:val="ListParagraph"/>
+        <w:numPr>
+          <w:ilvl w:val="0"/>
+          <w:numId w:val="4"/>
+        </w:numPr>
+        <w:spacing w:before="0" w:beforeAutospacing="off" w:after="0" w:afterAutospacing="off"/>
+        <w:rPr>
+          <w:noProof w:val="0"/>
+          <w:color w:val="auto"/>
+          <w:sz w:val="22"/>
+          <w:szCs w:val="22"/>
+          <w:lang w:val="en-US"/>
+        </w:rPr>
+      </w:pPr>
+      <w:r>
+        <w:rPr>
+          <w:noProof w:val="0"/>
+          <w:color w:val="auto"/>
+          <w:sz w:val="22"/>
+          <w:szCs w:val="22"/>
+          <w:lang w:val="en-US"/>
+        </w:rPr>
+        <w:t xml:space="preserve">Faculty members are assumed to be authorized to manage attendance for their assigned classes. </w:t>
+      </w:r>
+    </w:p>
+    <w:p>
+      <w:pPr>
+        <w:pStyle w:val="ListParagraph"/>
+        <w:numPr>
+          <w:ilvl w:val="0"/>
+          <w:numId w:val="4"/>
+        </w:numPr>
+        <w:spacing w:before="0" w:beforeAutospacing="off" w:after="0" w:afterAutospacing="off"/>
+        <w:rPr>
+          <w:noProof w:val="0"/>
+          <w:color w:val="auto"/>
+          <w:sz w:val="22"/>
+          <w:szCs w:val="22"/>
+          <w:lang w:val="en-US"/>
+        </w:rPr>
+      </w:pPr>
+      <w:r>
+        <w:rPr>
+          <w:noProof w:val="0"/>
+          <w:color w:val="auto"/>
+          <w:sz w:val="22"/>
+          <w:szCs w:val="22"/>
+          <w:lang w:val="en-US"/>
+        </w:rPr>
+        <w:t xml:space="preserve">Student and course information required by the system is assumed to be available and accurate. </w:t>
+      </w:r>
+    </w:p>
+    <w:p>
+      <w:pPr>
+        <w:pStyle w:val="ListParagraph"/>
+        <w:numPr>
+          <w:ilvl w:val="0"/>
+          <w:numId w:val="4"/>
+        </w:numPr>
+        <w:spacing w:before="0" w:beforeAutospacing="off" w:after="0" w:afterAutospacing="off"/>
+        <w:rPr>
+          <w:noProof w:val="0"/>
+          <w:color w:val="auto"/>
+          <w:sz w:val="22"/>
+          <w:szCs w:val="22"/>
+          <w:lang w:val="en-US"/>
+        </w:rPr>
+      </w:pPr>
+      <w:r>
+        <w:rPr>
+          <w:noProof w:val="0"/>
+          <w:color w:val="auto"/>
+          <w:sz w:val="22"/>
+          <w:szCs w:val="22"/>
+          <w:lang w:val="en-US"/>
+        </w:rPr>
+        <w:t xml:space="preserve">Users are assumed to have access to a supported web browser and network connection. </w:t>
+      </w:r>
+    </w:p>
+    <w:p>
+      <w:pPr>
+        <w:pStyle w:val="ListParagraph"/>
+        <w:numPr>
+          <w:ilvl w:val="0"/>
+          <w:numId w:val="4"/>
+        </w:numPr>
+        <w:spacing w:before="0" w:beforeAutospacing="off" w:after="0" w:afterAutospacing="off"/>
+        <w:rPr>
+          <w:noProof w:val="0"/>
+          <w:color w:val="auto"/>
+          <w:sz w:val="22"/>
+          <w:szCs w:val="22"/>
+          <w:lang w:val="en-US"/>
+        </w:rPr>
+      </w:pPr>
+      <w:r>
+        <w:rPr>
+          <w:noProof w:val="0"/>
+          <w:color w:val="auto"/>
+          <w:sz w:val="22"/>
+          <w:szCs w:val="22"/>
+          <w:lang w:val="en-US"/>
+        </w:rPr>
+        <w:t xml:space="preserve">The system depends on the availability of the application server and database server. </w:t>
+      </w:r>
+    </w:p>
+    <w:p>
+      <w:pPr>
+        <w:pStyle w:val="ListParagraph"/>
+        <w:numPr>
+          <w:ilvl w:val="0"/>
+          <w:numId w:val="4"/>
+        </w:numPr>
+        <w:spacing w:before="0" w:beforeAutospacing="off" w:after="0" w:afterAutospacing="off"/>
+        <w:rPr>
+          <w:noProof w:val="0"/>
+          <w:color w:val="auto"/>
+          <w:sz w:val="22"/>
+          <w:szCs w:val="22"/>
+          <w:lang w:val="en-US"/>
+        </w:rPr>
+      </w:pPr>
+      <w:r>
+        <w:rPr>
+          <w:noProof w:val="0"/>
+          <w:color w:val="auto"/>
+          <w:sz w:val="22"/>
+          <w:szCs w:val="22"/>
+          <w:lang w:val="en-US"/>
+        </w:rPr>
+        <w:t xml:space="preserve">The system depends on the selected software framework and database technology for its implementation. </w:t>
+      </w:r>
+    </w:p>
+    <w:p>
+      <w:pPr>
+        <w:pStyle w:val="ListParagraph"/>
+        <w:numPr>
+          <w:ilvl w:val="0"/>
+          <w:numId w:val="4"/>
+        </w:numPr>
+        <w:spacing w:before="0" w:beforeAutospacing="off" w:after="0" w:afterAutospacing="off"/>
+        <w:rPr>
+          <w:noProof w:val="0"/>
+          <w:color w:val="auto"/>
+          <w:sz w:val="22"/>
+          <w:szCs w:val="22"/>
+          <w:lang w:val="en-US"/>
+        </w:rPr>
+      </w:pPr>
+      <w:r>
+        <w:rPr>
+          <w:noProof w:val="0"/>
+          <w:color w:val="auto"/>
+          <w:sz w:val="22"/>
+          <w:szCs w:val="22"/>
+          <w:lang w:val="en-US"/>
+        </w:rPr>
+        <w:t>The accuracy of attendance reports depends on the correctness of the attendance data entered into the system.</w:t>
+      </w:r>
+    </w:p>
+    <w:p>
       <w:pPr>
         <w:pStyle w:val="normal1"/>
-        <w:keepNext w:val="false"/>
-        <w:keepLines w:val="false"/>
-        <w:pageBreakBefore w:val="false"/>
-        <w:widowControl/>
-        <w:pBdr/>
-        <w:shd w:val="clear" w:fill="auto"/>
+        <w:keepNext w:val="0"/>
+        <w:keepLines w:val="0"/>
+        <w:pageBreakBefore w:val="0"/>
+        <w:widowControl w:val="1"/>
+        <w:shd w:val="clear" w:color="auto" w:fill="auto"/>
         <w:spacing w:before="0" w:after="0" w:line="240" w:lineRule="auto"/>
-        <w:ind w:start="0" w:end="0" w:hanging="0"/>
+        <w:ind w:hanging="0"/>
         <w:jc w:val="both"/>
         <w:rPr>
           <w:rFonts w:ascii="Times New Roman" w:hAnsi="Times New Roman" w:eastAsia="Times New Roman" w:cs="Times New Roman"/>
-          <w:i/>
-          <w:iCs/>
-          <w:caps w:val="false"/>
-          <w:smallCaps w:val="false"/>
-          <w:strike w:val="false"/>
-          <w:dstrike w:val="false"/>
-          <w:color w:val="000000"/>
-          <w:position w:val="0"/>
+          <w:i w:val="1"/>
+          <w:iCs w:val="1"/>
+          <w:caps w:val="0"/>
+          <w:smallCaps w:val="0"/>
+          <w:strike w:val="0"/>
+          <w:dstrike w:val="0"/>
+          <w:color w:val="000000" w:themeColor="text2" w:themeTint="FF" w:themeShade="FF"/>
           <w:sz w:val="22"/>
           <w:szCs w:val="22"/>
           <w:u w:val="none"/>
-          <w:shd w:val="clear" w:fill="auto"/>
           <w:vertAlign w:val="baseline"/>
         </w:rPr>
       </w:pPr>
-      <w:r>
-        <w:rPr>
-          <w:rFonts w:ascii="Times New Roman" w:hAnsi="Times New Roman" w:eastAsia="Times New Roman" w:cs="Times New Roman"/>
-          <w:i/>
-          <w:iCs/>
-          <w:caps w:val="false"/>
-          <w:smallCaps w:val="false"/>
-          <w:strike w:val="false"/>
-          <w:dstrike w:val="false"/>
-          <w:color w:val="000000"/>
-          <w:position w:val="0"/>
+    </w:p>
+    <w:p>
+      <w:pPr>
+        <w:pStyle w:val="normal1"/>
+        <w:keepNext w:val="0"/>
+        <w:keepLines w:val="0"/>
+        <w:pageBreakBefore w:val="0"/>
+        <w:widowControl w:val="1"/>
+        <w:shd w:val="clear" w:color="auto" w:fill="auto"/>
+        <w:spacing w:before="0" w:after="0" w:line="240" w:lineRule="auto"/>
+        <w:ind w:hanging="0"/>
+        <w:jc w:val="both"/>
+        <w:rPr>
+          <w:rFonts w:ascii="Times New Roman" w:hAnsi="Times New Roman" w:eastAsia="Times New Roman" w:cs="Times New Roman"/>
+          <w:i w:val="1"/>
+          <w:iCs w:val="1"/>
+          <w:caps w:val="0"/>
+          <w:smallCaps w:val="0"/>
+          <w:strike w:val="0"/>
+          <w:dstrike w:val="0"/>
+          <w:color w:val="000000" w:themeColor="text2" w:themeTint="FF" w:themeShade="FF"/>
           <w:sz w:val="22"/>
           <w:szCs w:val="22"/>
           <w:u w:val="none"/>
-          <w:shd w:val="clear" w:fill="auto"/>
           <w:vertAlign w:val="baseline"/>
         </w:rPr>
-        <w:t>&lt;Identify the various user classes that you anticipate will use this product. User classes may be differentiated based on frequency of use, subset of product functions used, technical expertise, security or privilege levels, educational level, or experience. Describe the pertinent characteristics of each user class. Certain requirements may pertain only to certain user classes. Distinguish the most important user classes for this product from those who are less important to satisfy.&gt;</w:t>
-      </w:r>
-    </w:p>
-    <w:p xmlns:wp14="http://schemas.microsoft.com/office/word/2010/wordml" wp14:textId="77777777">
-      <w:pPr>
-        <w:pStyle w:val="Heading2"/>
-        <w:rPr/>
-      </w:pPr>
-      <w:bookmarkStart w:name="_heading=h.557hitykr5uw" w:id="11"/>
-      <w:bookmarkEnd w:id="11"/>
-      <w:r>
-        <w:rPr>
-          <w:rFonts w:ascii="Times New Roman" w:hAnsi="Times New Roman" w:eastAsia="Times New Roman" w:cs="Times New Roman"/>
-        </w:rPr>
-        <w:t>Operating Environment</w:t>
-      </w:r>
-    </w:p>
-    <w:p xmlns:wp14="http://schemas.microsoft.com/office/word/2010/wordml" wp14:textId="77777777">
+      </w:pPr>
+    </w:p>
+    <w:p>
       <w:pPr>
         <w:pStyle w:val="normal1"/>
-        <w:keepNext w:val="false"/>
-        <w:keepLines w:val="false"/>
-        <w:pageBreakBefore w:val="false"/>
-        <w:widowControl/>
-        <w:pBdr/>
-        <w:shd w:val="clear" w:fill="auto"/>
+        <w:keepNext w:val="0"/>
+        <w:keepLines w:val="0"/>
+        <w:pageBreakBefore w:val="0"/>
+        <w:widowControl w:val="1"/>
+        <w:shd w:val="clear" w:color="auto" w:fill="auto"/>
         <w:spacing w:before="0" w:after="0" w:line="240" w:lineRule="auto"/>
-        <w:ind w:start="0" w:end="0" w:hanging="0"/>
+        <w:ind w:hanging="0"/>
         <w:jc w:val="both"/>
         <w:rPr>
           <w:rFonts w:ascii="Times New Roman" w:hAnsi="Times New Roman" w:eastAsia="Times New Roman" w:cs="Times New Roman"/>
-          <w:i/>
-          <w:iCs/>
-          <w:caps w:val="false"/>
-          <w:smallCaps w:val="false"/>
-          <w:strike w:val="false"/>
-          <w:dstrike w:val="false"/>
-          <w:color w:val="000000"/>
-          <w:position w:val="0"/>
+          <w:i w:val="1"/>
+          <w:iCs w:val="1"/>
+          <w:caps w:val="0"/>
+          <w:smallCaps w:val="0"/>
+          <w:strike w:val="0"/>
+          <w:dstrike w:val="0"/>
+          <w:color w:val="000000" w:themeColor="text2" w:themeTint="FF" w:themeShade="FF"/>
           <w:sz w:val="22"/>
           <w:szCs w:val="22"/>
           <w:u w:val="none"/>
-          <w:shd w:val="clear" w:fill="auto"/>
           <w:vertAlign w:val="baseline"/>
         </w:rPr>
       </w:pPr>
-      <w:r>
-        <w:rPr>
-          <w:rFonts w:ascii="Times New Roman" w:hAnsi="Times New Roman" w:eastAsia="Times New Roman" w:cs="Times New Roman"/>
-          <w:i/>
-          <w:iCs/>
-          <w:caps w:val="false"/>
-          <w:smallCaps w:val="false"/>
-          <w:strike w:val="false"/>
-          <w:dstrike w:val="false"/>
-          <w:color w:val="000000"/>
-          <w:position w:val="0"/>
+    </w:p>
+    <w:p>
+      <w:pPr>
+        <w:pStyle w:val="normal1"/>
+        <w:keepNext w:val="0"/>
+        <w:keepLines w:val="0"/>
+        <w:pageBreakBefore w:val="0"/>
+        <w:widowControl w:val="1"/>
+        <w:shd w:val="clear" w:color="auto" w:fill="auto"/>
+        <w:spacing w:before="0" w:after="0" w:line="240" w:lineRule="auto"/>
+        <w:ind w:hanging="0"/>
+        <w:jc w:val="both"/>
+        <w:rPr>
+          <w:rFonts w:ascii="Times New Roman" w:hAnsi="Times New Roman" w:eastAsia="Times New Roman" w:cs="Times New Roman"/>
+          <w:i w:val="1"/>
+          <w:iCs w:val="1"/>
+          <w:caps w:val="0"/>
+          <w:smallCaps w:val="0"/>
+          <w:strike w:val="0"/>
+          <w:dstrike w:val="0"/>
+          <w:color w:val="000000" w:themeColor="text2" w:themeTint="FF" w:themeShade="FF"/>
           <w:sz w:val="22"/>
           <w:szCs w:val="22"/>
           <w:u w:val="none"/>
-          <w:shd w:val="clear" w:fill="auto"/>
           <w:vertAlign w:val="baseline"/>
         </w:rPr>
-        <w:t>&lt;Describe the environment in which the software will operate, including the hardware platform, operating system and versions, and any other software components or applications with which it must peacefully coexist.&gt;</w:t>
-      </w:r>
-    </w:p>
-    <w:p xmlns:wp14="http://schemas.microsoft.com/office/word/2010/wordml" wp14:textId="77777777">
-      <w:pPr>
-        <w:pStyle w:val="Heading2"/>
-        <w:rPr/>
-      </w:pPr>
-      <w:bookmarkStart w:name="_heading=h.fuqnpkmp2x0e" w:id="12"/>
-      <w:bookmarkEnd w:id="12"/>
-      <w:r>
-        <w:rPr>
-          <w:rFonts w:ascii="Times New Roman" w:hAnsi="Times New Roman" w:eastAsia="Times New Roman" w:cs="Times New Roman"/>
-        </w:rPr>
-        <w:t>Design and Implementation Constraints</w:t>
-      </w:r>
-    </w:p>
-    <w:p xmlns:wp14="http://schemas.microsoft.com/office/word/2010/wordml" wp14:textId="77777777">
+      </w:pPr>
+    </w:p>
+    <w:p>
       <w:pPr>
         <w:pStyle w:val="normal1"/>
-        <w:keepNext w:val="false"/>
-        <w:keepLines w:val="false"/>
-        <w:pageBreakBefore w:val="false"/>
-        <w:widowControl/>
-        <w:pBdr/>
-        <w:shd w:val="clear" w:fill="auto"/>
+        <w:keepNext w:val="0"/>
+        <w:keepLines w:val="0"/>
+        <w:pageBreakBefore w:val="0"/>
+        <w:widowControl w:val="1"/>
+        <w:shd w:val="clear" w:color="auto" w:fill="auto"/>
         <w:spacing w:before="0" w:after="0" w:line="240" w:lineRule="auto"/>
-        <w:ind w:start="0" w:end="0" w:hanging="0"/>
+        <w:ind w:hanging="0"/>
         <w:jc w:val="both"/>
         <w:rPr>
           <w:rFonts w:ascii="Times New Roman" w:hAnsi="Times New Roman" w:eastAsia="Times New Roman" w:cs="Times New Roman"/>
-          <w:i/>
-          <w:iCs/>
-          <w:caps w:val="false"/>
-          <w:smallCaps w:val="false"/>
-          <w:strike w:val="false"/>
-          <w:dstrike w:val="false"/>
-          <w:color w:val="000000"/>
-          <w:position w:val="0"/>
+          <w:i w:val="1"/>
+          <w:iCs w:val="1"/>
+          <w:caps w:val="0"/>
+          <w:smallCaps w:val="0"/>
+          <w:strike w:val="0"/>
+          <w:dstrike w:val="0"/>
+          <w:color w:val="000000" w:themeColor="text2" w:themeTint="FF" w:themeShade="FF"/>
           <w:sz w:val="22"/>
           <w:szCs w:val="22"/>
           <w:u w:val="none"/>
-          <w:shd w:val="clear" w:fill="auto"/>
           <w:vertAlign w:val="baseline"/>
         </w:rPr>
       </w:pPr>
-      <w:r>
-        <w:rPr>
-          <w:rFonts w:ascii="Times New Roman" w:hAnsi="Times New Roman" w:eastAsia="Times New Roman" w:cs="Times New Roman"/>
-          <w:i/>
-          <w:iCs/>
-          <w:caps w:val="false"/>
-          <w:smallCaps w:val="false"/>
-          <w:strike w:val="false"/>
-          <w:dstrike w:val="false"/>
-          <w:color w:val="000000"/>
-          <w:position w:val="0"/>
+    </w:p>
+    <w:p>
+      <w:pPr>
+        <w:pStyle w:val="normal1"/>
+        <w:keepNext w:val="0"/>
+        <w:keepLines w:val="0"/>
+        <w:pageBreakBefore w:val="0"/>
+        <w:widowControl w:val="1"/>
+        <w:shd w:val="clear" w:color="auto" w:fill="auto"/>
+        <w:spacing w:before="0" w:after="0" w:line="240" w:lineRule="auto"/>
+        <w:ind w:hanging="0"/>
+        <w:jc w:val="both"/>
+        <w:rPr>
+          <w:rFonts w:ascii="Times New Roman" w:hAnsi="Times New Roman" w:eastAsia="Times New Roman" w:cs="Times New Roman"/>
+          <w:i w:val="1"/>
+          <w:iCs w:val="1"/>
+          <w:caps w:val="0"/>
+          <w:smallCaps w:val="0"/>
+          <w:strike w:val="0"/>
+          <w:dstrike w:val="0"/>
+          <w:color w:val="000000" w:themeColor="text2" w:themeTint="FF" w:themeShade="FF"/>
           <w:sz w:val="22"/>
           <w:szCs w:val="22"/>
           <w:u w:val="none"/>
-          <w:shd w:val="clear" w:fill="auto"/>
           <w:vertAlign w:val="baseline"/>
         </w:rPr>
-        <w:t>&lt;Describe any items or issues that will limit the options available to the developers. These might include: corporate or regulatory policies; hardware limitations (timing requirements, memory requirements); interfaces to other applications; specific technologies, tools, and databases to be used; parallel operations; language requirements; communications protocols; security considerations; design conventions or programming standards (for example, if the customer’s organization will be responsible for maintaining the delivered software).&gt;</w:t>
-      </w:r>
-    </w:p>
-    <w:p xmlns:wp14="http://schemas.microsoft.com/office/word/2010/wordml" wp14:textId="77777777">
-      <w:pPr>
-        <w:pStyle w:val="Heading2"/>
-        <w:rPr/>
-      </w:pPr>
-      <w:bookmarkStart w:name="_heading=h.m42l38987arh" w:id="13"/>
-      <w:bookmarkEnd w:id="13"/>
-      <w:r>
-        <w:rPr>
-          <w:rFonts w:ascii="Times New Roman" w:hAnsi="Times New Roman" w:eastAsia="Times New Roman" w:cs="Times New Roman"/>
-        </w:rPr>
-        <w:t>2.6 Assumptions and Dependencies</w:t>
-      </w:r>
-    </w:p>
-    <w:p xmlns:wp14="http://schemas.microsoft.com/office/word/2010/wordml" wp14:textId="77777777">
+      </w:pPr>
+    </w:p>
+    <w:p>
       <w:pPr>
         <w:pStyle w:val="normal1"/>
-        <w:keepNext w:val="false"/>
-        <w:keepLines w:val="false"/>
-        <w:pageBreakBefore w:val="false"/>
-        <w:widowControl/>
-        <w:pBdr/>
-        <w:shd w:val="clear" w:fill="auto"/>
+        <w:keepNext w:val="0"/>
+        <w:keepLines w:val="0"/>
+        <w:pageBreakBefore w:val="0"/>
+        <w:widowControl w:val="1"/>
+        <w:shd w:val="clear" w:color="auto" w:fill="auto"/>
         <w:spacing w:before="0" w:after="0" w:line="240" w:lineRule="auto"/>
-        <w:ind w:start="0" w:end="0" w:hanging="0"/>
+        <w:ind w:hanging="0"/>
         <w:jc w:val="both"/>
         <w:rPr>
           <w:rFonts w:ascii="Times New Roman" w:hAnsi="Times New Roman" w:eastAsia="Times New Roman" w:cs="Times New Roman"/>
-          <w:i/>
-          <w:iCs/>
-          <w:caps w:val="false"/>
-          <w:smallCaps w:val="false"/>
-          <w:strike w:val="false"/>
-          <w:dstrike w:val="false"/>
-          <w:color w:val="000000"/>
-          <w:position w:val="0"/>
+          <w:i w:val="1"/>
+          <w:iCs w:val="1"/>
+          <w:caps w:val="0"/>
+          <w:smallCaps w:val="0"/>
+          <w:strike w:val="0"/>
+          <w:dstrike w:val="0"/>
+          <w:color w:val="000000" w:themeColor="text2" w:themeTint="FF" w:themeShade="FF"/>
           <w:sz w:val="22"/>
           <w:szCs w:val="22"/>
           <w:u w:val="none"/>
-          <w:shd w:val="clear" w:fill="auto"/>
           <w:vertAlign w:val="baseline"/>
         </w:rPr>
       </w:pPr>
-      <w:r>
-        <w:rPr>
-          <w:rFonts w:ascii="Times New Roman" w:hAnsi="Times New Roman" w:eastAsia="Times New Roman" w:cs="Times New Roman"/>
-          <w:i/>
-          <w:iCs/>
-          <w:caps w:val="false"/>
-          <w:smallCaps w:val="false"/>
-          <w:strike w:val="false"/>
-          <w:dstrike w:val="false"/>
-          <w:color w:val="000000"/>
-          <w:position w:val="0"/>
+    </w:p>
+    <w:p>
+      <w:pPr>
+        <w:pStyle w:val="normal1"/>
+        <w:keepNext w:val="0"/>
+        <w:keepLines w:val="0"/>
+        <w:pageBreakBefore w:val="0"/>
+        <w:widowControl w:val="1"/>
+        <w:shd w:val="clear" w:color="auto" w:fill="auto"/>
+        <w:spacing w:before="0" w:after="0" w:line="240" w:lineRule="auto"/>
+        <w:ind w:hanging="0"/>
+        <w:jc w:val="both"/>
+        <w:rPr>
+          <w:rFonts w:ascii="Times New Roman" w:hAnsi="Times New Roman" w:eastAsia="Times New Roman" w:cs="Times New Roman"/>
+          <w:i w:val="1"/>
+          <w:iCs w:val="1"/>
+          <w:caps w:val="0"/>
+          <w:smallCaps w:val="0"/>
+          <w:strike w:val="0"/>
+          <w:dstrike w:val="0"/>
+          <w:color w:val="000000" w:themeColor="text2" w:themeTint="FF" w:themeShade="FF"/>
           <w:sz w:val="22"/>
           <w:szCs w:val="22"/>
           <w:u w:val="none"/>
-          <w:shd w:val="clear" w:fill="auto"/>
           <w:vertAlign w:val="baseline"/>
         </w:rPr>
-        <w:t>&lt;List any assumed factors (as opposed to known facts) that could affect the requirements stated in the SRS. These could include third-party or commercial components that you plan to use, issues around the development or operating environment, or constraints. The project could be affected if these assumptions are incorrect, are not shared, or change. Also identify any dependencies the project has on external factors, such as software components that you intend to reuse from another project, unless they are already documented elsewhere (for example, in the vision and scope document or the project plan).&gt;</w:t>
-      </w:r>
-    </w:p>
-    <w:p xmlns:wp14="http://schemas.microsoft.com/office/word/2010/wordml" wp14:textId="77777777">
+      </w:pPr>
+    </w:p>
+    <w:p>
+      <w:pPr>
+        <w:pStyle w:val="normal1"/>
+        <w:keepNext w:val="0"/>
+        <w:keepLines w:val="0"/>
+        <w:pageBreakBefore w:val="0"/>
+        <w:widowControl w:val="1"/>
+        <w:shd w:val="clear" w:color="auto" w:fill="auto"/>
+        <w:spacing w:before="0" w:after="0" w:line="240" w:lineRule="auto"/>
+        <w:ind w:hanging="0"/>
+        <w:jc w:val="both"/>
+        <w:rPr>
+          <w:rFonts w:ascii="Times New Roman" w:hAnsi="Times New Roman" w:eastAsia="Times New Roman" w:cs="Times New Roman"/>
+          <w:i w:val="1"/>
+          <w:iCs w:val="1"/>
+          <w:caps w:val="0"/>
+          <w:smallCaps w:val="0"/>
+          <w:strike w:val="0"/>
+          <w:dstrike w:val="0"/>
+          <w:color w:val="000000" w:themeColor="text2" w:themeTint="FF" w:themeShade="FF"/>
+          <w:sz w:val="22"/>
+          <w:szCs w:val="22"/>
+          <w:u w:val="none"/>
+          <w:vertAlign w:val="baseline"/>
+        </w:rPr>
+      </w:pPr>
+    </w:p>
+    <w:p>
+      <w:pPr>
+        <w:pStyle w:val="normal1"/>
+        <w:keepNext w:val="0"/>
+        <w:keepLines w:val="0"/>
+        <w:pageBreakBefore w:val="0"/>
+        <w:widowControl w:val="1"/>
+        <w:shd w:val="clear" w:color="auto" w:fill="auto"/>
+        <w:spacing w:before="0" w:after="0" w:line="240" w:lineRule="auto"/>
+        <w:ind w:hanging="0"/>
+        <w:jc w:val="both"/>
+        <w:rPr>
+          <w:rFonts w:ascii="Times New Roman" w:hAnsi="Times New Roman" w:eastAsia="Times New Roman" w:cs="Times New Roman"/>
+          <w:i w:val="1"/>
+          <w:iCs w:val="1"/>
+          <w:caps w:val="0"/>
+          <w:smallCaps w:val="0"/>
+          <w:strike w:val="0"/>
+          <w:dstrike w:val="0"/>
+          <w:color w:val="000000" w:themeColor="text2" w:themeTint="FF" w:themeShade="FF"/>
+          <w:sz w:val="22"/>
+          <w:szCs w:val="22"/>
+          <w:u w:val="none"/>
+          <w:vertAlign w:val="baseline"/>
+        </w:rPr>
+      </w:pPr>
+    </w:p>
+    <w:p>
+      <w:pPr>
+        <w:pStyle w:val="normal1"/>
+        <w:keepNext w:val="0"/>
+        <w:keepLines w:val="0"/>
+        <w:pageBreakBefore w:val="0"/>
+        <w:widowControl w:val="1"/>
+        <w:shd w:val="clear" w:color="auto" w:fill="auto"/>
+        <w:spacing w:before="0" w:after="0" w:line="240" w:lineRule="auto"/>
+        <w:ind w:hanging="0"/>
+        <w:jc w:val="both"/>
+        <w:rPr>
+          <w:rFonts w:ascii="Times New Roman" w:hAnsi="Times New Roman" w:eastAsia="Times New Roman" w:cs="Times New Roman"/>
+          <w:i w:val="1"/>
+          <w:iCs w:val="1"/>
+          <w:caps w:val="0"/>
+          <w:smallCaps w:val="0"/>
+          <w:strike w:val="0"/>
+          <w:dstrike w:val="0"/>
+          <w:color w:val="000000" w:themeColor="text2" w:themeTint="FF" w:themeShade="FF"/>
+          <w:sz w:val="22"/>
+          <w:szCs w:val="22"/>
+          <w:u w:val="none"/>
+          <w:vertAlign w:val="baseline"/>
+        </w:rPr>
+      </w:pPr>
+    </w:p>
+    <w:p>
+      <w:pPr>
+        <w:pStyle w:val="normal1"/>
+        <w:keepNext w:val="0"/>
+        <w:keepLines w:val="0"/>
+        <w:pageBreakBefore w:val="0"/>
+        <w:widowControl w:val="1"/>
+        <w:shd w:val="clear" w:color="auto" w:fill="auto"/>
+        <w:spacing w:before="0" w:after="0" w:line="240" w:lineRule="auto"/>
+        <w:ind w:hanging="0"/>
+        <w:jc w:val="both"/>
+        <w:rPr>
+          <w:rFonts w:ascii="Times New Roman" w:hAnsi="Times New Roman" w:eastAsia="Times New Roman" w:cs="Times New Roman"/>
+          <w:i w:val="1"/>
+          <w:iCs w:val="1"/>
+          <w:caps w:val="0"/>
+          <w:smallCaps w:val="0"/>
+          <w:strike w:val="0"/>
+          <w:dstrike w:val="0"/>
+          <w:color w:val="000000" w:themeColor="text2" w:themeTint="FF" w:themeShade="FF"/>
+          <w:sz w:val="22"/>
+          <w:szCs w:val="22"/>
+          <w:u w:val="none"/>
+          <w:vertAlign w:val="baseline"/>
+        </w:rPr>
+      </w:pPr>
+    </w:p>
+    <w:p xmlns:wp14="http://schemas.microsoft.com/office/word/2010/wordml" wp14:textId="4C9B65B3">
       <w:pPr>
         <w:pStyle w:val="Heading1"/>
-        <w:rPr/>
       </w:pPr>
       <w:bookmarkStart w:name="_heading=h.xd521ko0z6gm" w:id="14"/>
       <w:bookmarkEnd w:id="14"/>
@@ -11479,8 +12480,8 @@
 
 <file path=word/numbering.xml><?xml version="1.0" encoding="utf-8"?>
 <w:numbering xmlns:w="http://schemas.openxmlformats.org/wordprocessingml/2006/main">
-  <w:abstractNum xmlns:w="http://schemas.openxmlformats.org/wordprocessingml/2006/main" w:abstractNumId="1">
-    <w:nsid w:val="2ab3fd82"/>
+  <w:abstractNum xmlns:w="http://schemas.openxmlformats.org/wordprocessingml/2006/main" w:abstractNumId="4">
+    <w:nsid w:val="59ca5034"/>
     <w:multiLevelType xmlns:w="http://schemas.openxmlformats.org/wordprocessingml/2006/main" w:val="hybridMultilevel"/>
     <w:lvl xmlns:w="http://schemas.openxmlformats.org/wordprocessingml/2006/main" w:ilvl="0">
       <w:start w:val="1"/>
@@ -11591,6 +12592,351 @@
       </w:rPr>
     </w:lvl>
   </w:abstractNum>
+  <w:abstractNum xmlns:w="http://schemas.openxmlformats.org/wordprocessingml/2006/main" w:abstractNumId="3">
+    <w:nsid w:val="dad2e7c"/>
+    <w:multiLevelType xmlns:w="http://schemas.openxmlformats.org/wordprocessingml/2006/main" w:val="hybridMultilevel"/>
+    <w:lvl xmlns:w="http://schemas.openxmlformats.org/wordprocessingml/2006/main" w:ilvl="0">
+      <w:start w:val="1"/>
+      <w:numFmt w:val="bullet"/>
+      <w:lvlText w:val=""/>
+      <w:lvlJc w:val="left"/>
+      <w:pPr>
+        <w:ind w:left="720" w:hanging="360"/>
+      </w:pPr>
+      <w:rPr>
+        <w:rFonts w:hint="default" w:ascii="Symbol" w:hAnsi="Symbol"/>
+      </w:rPr>
+    </w:lvl>
+    <w:lvl xmlns:w="http://schemas.openxmlformats.org/wordprocessingml/2006/main" w:ilvl="1">
+      <w:start w:val="1"/>
+      <w:numFmt w:val="bullet"/>
+      <w:lvlText w:val="o"/>
+      <w:lvlJc w:val="left"/>
+      <w:pPr>
+        <w:ind w:left="1440" w:hanging="360"/>
+      </w:pPr>
+      <w:rPr>
+        <w:rFonts w:hint="default" w:ascii="Courier New" w:hAnsi="Courier New"/>
+      </w:rPr>
+    </w:lvl>
+    <w:lvl xmlns:w="http://schemas.openxmlformats.org/wordprocessingml/2006/main" w:ilvl="2">
+      <w:start w:val="1"/>
+      <w:numFmt w:val="bullet"/>
+      <w:lvlText w:val=""/>
+      <w:lvlJc w:val="left"/>
+      <w:pPr>
+        <w:ind w:left="2160" w:hanging="360"/>
+      </w:pPr>
+      <w:rPr>
+        <w:rFonts w:hint="default" w:ascii="Wingdings" w:hAnsi="Wingdings"/>
+      </w:rPr>
+    </w:lvl>
+    <w:lvl xmlns:w="http://schemas.openxmlformats.org/wordprocessingml/2006/main" w:ilvl="3">
+      <w:start w:val="1"/>
+      <w:numFmt w:val="bullet"/>
+      <w:lvlText w:val=""/>
+      <w:lvlJc w:val="left"/>
+      <w:pPr>
+        <w:ind w:left="2880" w:hanging="360"/>
+      </w:pPr>
+      <w:rPr>
+        <w:rFonts w:hint="default" w:ascii="Symbol" w:hAnsi="Symbol"/>
+      </w:rPr>
+    </w:lvl>
+    <w:lvl xmlns:w="http://schemas.openxmlformats.org/wordprocessingml/2006/main" w:ilvl="4">
+      <w:start w:val="1"/>
+      <w:numFmt w:val="bullet"/>
+      <w:lvlText w:val="o"/>
+      <w:lvlJc w:val="left"/>
+      <w:pPr>
+        <w:ind w:left="3600" w:hanging="360"/>
+      </w:pPr>
+      <w:rPr>
+        <w:rFonts w:hint="default" w:ascii="Courier New" w:hAnsi="Courier New"/>
+      </w:rPr>
+    </w:lvl>
+    <w:lvl xmlns:w="http://schemas.openxmlformats.org/wordprocessingml/2006/main" w:ilvl="5">
+      <w:start w:val="1"/>
+      <w:numFmt w:val="bullet"/>
+      <w:lvlText w:val=""/>
+      <w:lvlJc w:val="left"/>
+      <w:pPr>
+        <w:ind w:left="4320" w:hanging="360"/>
+      </w:pPr>
+      <w:rPr>
+        <w:rFonts w:hint="default" w:ascii="Wingdings" w:hAnsi="Wingdings"/>
+      </w:rPr>
+    </w:lvl>
+    <w:lvl xmlns:w="http://schemas.openxmlformats.org/wordprocessingml/2006/main" w:ilvl="6">
+      <w:start w:val="1"/>
+      <w:numFmt w:val="bullet"/>
+      <w:lvlText w:val=""/>
+      <w:lvlJc w:val="left"/>
+      <w:pPr>
+        <w:ind w:left="5040" w:hanging="360"/>
+      </w:pPr>
+      <w:rPr>
+        <w:rFonts w:hint="default" w:ascii="Symbol" w:hAnsi="Symbol"/>
+      </w:rPr>
+    </w:lvl>
+    <w:lvl xmlns:w="http://schemas.openxmlformats.org/wordprocessingml/2006/main" w:ilvl="7">
+      <w:start w:val="1"/>
+      <w:numFmt w:val="bullet"/>
+      <w:lvlText w:val="o"/>
+      <w:lvlJc w:val="left"/>
+      <w:pPr>
+        <w:ind w:left="5760" w:hanging="360"/>
+      </w:pPr>
+      <w:rPr>
+        <w:rFonts w:hint="default" w:ascii="Courier New" w:hAnsi="Courier New"/>
+      </w:rPr>
+    </w:lvl>
+    <w:lvl xmlns:w="http://schemas.openxmlformats.org/wordprocessingml/2006/main" w:ilvl="8">
+      <w:start w:val="1"/>
+      <w:numFmt w:val="bullet"/>
+      <w:lvlText w:val=""/>
+      <w:lvlJc w:val="left"/>
+      <w:pPr>
+        <w:ind w:left="6480" w:hanging="360"/>
+      </w:pPr>
+      <w:rPr>
+        <w:rFonts w:hint="default" w:ascii="Wingdings" w:hAnsi="Wingdings"/>
+      </w:rPr>
+    </w:lvl>
+  </w:abstractNum>
+  <w:abstractNum xmlns:w="http://schemas.openxmlformats.org/wordprocessingml/2006/main" w:abstractNumId="2">
+    <w:nsid w:val="10857e79"/>
+    <w:multiLevelType xmlns:w="http://schemas.openxmlformats.org/wordprocessingml/2006/main" w:val="hybridMultilevel"/>
+    <w:lvl xmlns:w="http://schemas.openxmlformats.org/wordprocessingml/2006/main" w:ilvl="0">
+      <w:start w:val="1"/>
+      <w:numFmt w:val="bullet"/>
+      <w:lvlText w:val=""/>
+      <w:lvlJc w:val="left"/>
+      <w:pPr>
+        <w:ind w:left="720" w:hanging="360"/>
+      </w:pPr>
+      <w:rPr>
+        <w:rFonts w:hint="default" w:ascii="Symbol" w:hAnsi="Symbol"/>
+      </w:rPr>
+    </w:lvl>
+    <w:lvl xmlns:w="http://schemas.openxmlformats.org/wordprocessingml/2006/main" w:ilvl="1">
+      <w:start w:val="1"/>
+      <w:numFmt w:val="bullet"/>
+      <w:lvlText w:val="o"/>
+      <w:lvlJc w:val="left"/>
+      <w:pPr>
+        <w:ind w:left="1440" w:hanging="360"/>
+      </w:pPr>
+      <w:rPr>
+        <w:rFonts w:hint="default" w:ascii="Courier New" w:hAnsi="Courier New"/>
+      </w:rPr>
+    </w:lvl>
+    <w:lvl xmlns:w="http://schemas.openxmlformats.org/wordprocessingml/2006/main" w:ilvl="2">
+      <w:start w:val="1"/>
+      <w:numFmt w:val="bullet"/>
+      <w:lvlText w:val=""/>
+      <w:lvlJc w:val="left"/>
+      <w:pPr>
+        <w:ind w:left="2160" w:hanging="360"/>
+      </w:pPr>
+      <w:rPr>
+        <w:rFonts w:hint="default" w:ascii="Wingdings" w:hAnsi="Wingdings"/>
+      </w:rPr>
+    </w:lvl>
+    <w:lvl xmlns:w="http://schemas.openxmlformats.org/wordprocessingml/2006/main" w:ilvl="3">
+      <w:start w:val="1"/>
+      <w:numFmt w:val="bullet"/>
+      <w:lvlText w:val=""/>
+      <w:lvlJc w:val="left"/>
+      <w:pPr>
+        <w:ind w:left="2880" w:hanging="360"/>
+      </w:pPr>
+      <w:rPr>
+        <w:rFonts w:hint="default" w:ascii="Symbol" w:hAnsi="Symbol"/>
+      </w:rPr>
+    </w:lvl>
+    <w:lvl xmlns:w="http://schemas.openxmlformats.org/wordprocessingml/2006/main" w:ilvl="4">
+      <w:start w:val="1"/>
+      <w:numFmt w:val="bullet"/>
+      <w:lvlText w:val="o"/>
+      <w:lvlJc w:val="left"/>
+      <w:pPr>
+        <w:ind w:left="3600" w:hanging="360"/>
+      </w:pPr>
+      <w:rPr>
+        <w:rFonts w:hint="default" w:ascii="Courier New" w:hAnsi="Courier New"/>
+      </w:rPr>
+    </w:lvl>
+    <w:lvl xmlns:w="http://schemas.openxmlformats.org/wordprocessingml/2006/main" w:ilvl="5">
+      <w:start w:val="1"/>
+      <w:numFmt w:val="bullet"/>
+      <w:lvlText w:val=""/>
+      <w:lvlJc w:val="left"/>
+      <w:pPr>
+        <w:ind w:left="4320" w:hanging="360"/>
+      </w:pPr>
+      <w:rPr>
+        <w:rFonts w:hint="default" w:ascii="Wingdings" w:hAnsi="Wingdings"/>
+      </w:rPr>
+    </w:lvl>
+    <w:lvl xmlns:w="http://schemas.openxmlformats.org/wordprocessingml/2006/main" w:ilvl="6">
+      <w:start w:val="1"/>
+      <w:numFmt w:val="bullet"/>
+      <w:lvlText w:val=""/>
+      <w:lvlJc w:val="left"/>
+      <w:pPr>
+        <w:ind w:left="5040" w:hanging="360"/>
+      </w:pPr>
+      <w:rPr>
+        <w:rFonts w:hint="default" w:ascii="Symbol" w:hAnsi="Symbol"/>
+      </w:rPr>
+    </w:lvl>
+    <w:lvl xmlns:w="http://schemas.openxmlformats.org/wordprocessingml/2006/main" w:ilvl="7">
+      <w:start w:val="1"/>
+      <w:numFmt w:val="bullet"/>
+      <w:lvlText w:val="o"/>
+      <w:lvlJc w:val="left"/>
+      <w:pPr>
+        <w:ind w:left="5760" w:hanging="360"/>
+      </w:pPr>
+      <w:rPr>
+        <w:rFonts w:hint="default" w:ascii="Courier New" w:hAnsi="Courier New"/>
+      </w:rPr>
+    </w:lvl>
+    <w:lvl xmlns:w="http://schemas.openxmlformats.org/wordprocessingml/2006/main" w:ilvl="8">
+      <w:start w:val="1"/>
+      <w:numFmt w:val="bullet"/>
+      <w:lvlText w:val=""/>
+      <w:lvlJc w:val="left"/>
+      <w:pPr>
+        <w:ind w:left="6480" w:hanging="360"/>
+      </w:pPr>
+      <w:rPr>
+        <w:rFonts w:hint="default" w:ascii="Wingdings" w:hAnsi="Wingdings"/>
+      </w:rPr>
+    </w:lvl>
+  </w:abstractNum>
+  <w:abstractNum xmlns:w="http://schemas.openxmlformats.org/wordprocessingml/2006/main" w:abstractNumId="1">
+    <w:nsid w:val="2ab3fd82"/>
+    <w:multiLevelType xmlns:w="http://schemas.openxmlformats.org/wordprocessingml/2006/main" w:val="hybridMultilevel"/>
+    <w:lvl xmlns:w="http://schemas.openxmlformats.org/wordprocessingml/2006/main" w:ilvl="0">
+      <w:start w:val="1"/>
+      <w:numFmt w:val="bullet"/>
+      <w:lvlText w:val=""/>
+      <w:lvlJc w:val="left"/>
+      <w:pPr>
+        <w:ind w:left="720" w:hanging="360"/>
+      </w:pPr>
+      <w:rPr>
+        <w:rFonts w:hint="default" w:ascii="Symbol" w:hAnsi="Symbol"/>
+      </w:rPr>
+    </w:lvl>
+    <w:lvl xmlns:w="http://schemas.openxmlformats.org/wordprocessingml/2006/main" w:ilvl="1">
+      <w:start w:val="1"/>
+      <w:numFmt w:val="bullet"/>
+      <w:lvlText w:val="o"/>
+      <w:lvlJc w:val="left"/>
+      <w:pPr>
+        <w:ind w:left="1440" w:hanging="360"/>
+      </w:pPr>
+      <w:rPr>
+        <w:rFonts w:hint="default" w:ascii="Courier New" w:hAnsi="Courier New"/>
+      </w:rPr>
+    </w:lvl>
+    <w:lvl xmlns:w="http://schemas.openxmlformats.org/wordprocessingml/2006/main" w:ilvl="2">
+      <w:start w:val="1"/>
+      <w:numFmt w:val="bullet"/>
+      <w:lvlText w:val=""/>
+      <w:lvlJc w:val="left"/>
+      <w:pPr>
+        <w:ind w:left="2160" w:hanging="360"/>
+      </w:pPr>
+      <w:rPr>
+        <w:rFonts w:hint="default" w:ascii="Wingdings" w:hAnsi="Wingdings"/>
+      </w:rPr>
+    </w:lvl>
+    <w:lvl xmlns:w="http://schemas.openxmlformats.org/wordprocessingml/2006/main" w:ilvl="3">
+      <w:start w:val="1"/>
+      <w:numFmt w:val="bullet"/>
+      <w:lvlText w:val=""/>
+      <w:lvlJc w:val="left"/>
+      <w:pPr>
+        <w:ind w:left="2880" w:hanging="360"/>
+      </w:pPr>
+      <w:rPr>
+        <w:rFonts w:hint="default" w:ascii="Symbol" w:hAnsi="Symbol"/>
+      </w:rPr>
+    </w:lvl>
+    <w:lvl xmlns:w="http://schemas.openxmlformats.org/wordprocessingml/2006/main" w:ilvl="4">
+      <w:start w:val="1"/>
+      <w:numFmt w:val="bullet"/>
+      <w:lvlText w:val="o"/>
+      <w:lvlJc w:val="left"/>
+      <w:pPr>
+        <w:ind w:left="3600" w:hanging="360"/>
+      </w:pPr>
+      <w:rPr>
+        <w:rFonts w:hint="default" w:ascii="Courier New" w:hAnsi="Courier New"/>
+      </w:rPr>
+    </w:lvl>
+    <w:lvl xmlns:w="http://schemas.openxmlformats.org/wordprocessingml/2006/main" w:ilvl="5">
+      <w:start w:val="1"/>
+      <w:numFmt w:val="bullet"/>
+      <w:lvlText w:val=""/>
+      <w:lvlJc w:val="left"/>
+      <w:pPr>
+        <w:ind w:left="4320" w:hanging="360"/>
+      </w:pPr>
+      <w:rPr>
+        <w:rFonts w:hint="default" w:ascii="Wingdings" w:hAnsi="Wingdings"/>
+      </w:rPr>
+    </w:lvl>
+    <w:lvl xmlns:w="http://schemas.openxmlformats.org/wordprocessingml/2006/main" w:ilvl="6">
+      <w:start w:val="1"/>
+      <w:numFmt w:val="bullet"/>
+      <w:lvlText w:val=""/>
+      <w:lvlJc w:val="left"/>
+      <w:pPr>
+        <w:ind w:left="5040" w:hanging="360"/>
+      </w:pPr>
+      <w:rPr>
+        <w:rFonts w:hint="default" w:ascii="Symbol" w:hAnsi="Symbol"/>
+      </w:rPr>
+    </w:lvl>
+    <w:lvl xmlns:w="http://schemas.openxmlformats.org/wordprocessingml/2006/main" w:ilvl="7">
+      <w:start w:val="1"/>
+      <w:numFmt w:val="bullet"/>
+      <w:lvlText w:val="o"/>
+      <w:lvlJc w:val="left"/>
+      <w:pPr>
+        <w:ind w:left="5760" w:hanging="360"/>
+      </w:pPr>
+      <w:rPr>
+        <w:rFonts w:hint="default" w:ascii="Courier New" w:hAnsi="Courier New"/>
+      </w:rPr>
+    </w:lvl>
+    <w:lvl xmlns:w="http://schemas.openxmlformats.org/wordprocessingml/2006/main" w:ilvl="8">
+      <w:start w:val="1"/>
+      <w:numFmt w:val="bullet"/>
+      <w:lvlText w:val=""/>
+      <w:lvlJc w:val="left"/>
+      <w:pPr>
+        <w:ind w:left="6480" w:hanging="360"/>
+      </w:pPr>
+      <w:rPr>
+        <w:rFonts w:hint="default" w:ascii="Wingdings" w:hAnsi="Wingdings"/>
+      </w:rPr>
+    </w:lvl>
+  </w:abstractNum>
+  <w:num w:numId="4">
+    <w:abstractNumId w:val="4"/>
+  </w:num>
+  <w:num w:numId="3">
+    <w:abstractNumId w:val="3"/>
+  </w:num>
+  <w:num w:numId="2">
+    <w:abstractNumId w:val="2"/>
+  </w:num>
   <w:num w:numId="1">
     <w:abstractNumId w:val="1"/>
   </w:num>

--- a/SRS/Student-Attendance-Management-System-SRS.docx
+++ b/SRS/Student-Attendance-Management-System-SRS.docx
@@ -442,4362 +442,3739 @@
         </w:rPr>
       </w:pPr>
     </w:p>
-    <w:p>
-      <w:pPr>
-        <w:shd w:val="clear" w:color="auto" w:fill="FFFFFF" w:themeFill="background2"/>
-        <w:bidi w:val="0"/>
-        <w:spacing w:before="0" w:beforeAutospacing="off" w:after="0" w:afterAutospacing="off"/>
-        <w:jc w:val="left"/>
-      </w:pPr>
-      <w:r>
-        <w:rPr>
-          <w:rFonts w:ascii="Times New Roman" w:hAnsi="Times New Roman" w:eastAsia="Times New Roman" w:cs="Times New Roman"/>
-          <w:b w:val="1"/>
-          <w:bCs w:val="1"/>
-          <w:i w:val="0"/>
-          <w:iCs w:val="0"/>
-          <w:caps w:val="0"/>
-          <w:smallCaps w:val="0"/>
-          <w:noProof w:val="0"/>
-          <w:color w:val="000000" w:themeColor="text2" w:themeTint="FF" w:themeShade="FF"/>
-          <w:sz w:val="21"/>
-          <w:szCs w:val="21"/>
-          <w:lang w:val="en-US"/>
-        </w:rPr>
-        <w:t>Table of Contents</w:t>
-      </w:r>
-      <w:r>
-        <w:rPr>
-          <w:rFonts w:ascii="Cambria" w:hAnsi="Cambria" w:eastAsia="Cambria" w:cs="Cambria"/>
-          <w:b w:val="0"/>
-          <w:bCs w:val="0"/>
-          <w:i w:val="0"/>
-          <w:iCs w:val="0"/>
-          <w:caps w:val="0"/>
-          <w:smallCaps w:val="0"/>
-          <w:noProof w:val="0"/>
-          <w:color w:val="000000" w:themeColor="text2" w:themeTint="FF" w:themeShade="FF"/>
-          <w:sz w:val="22"/>
-          <w:szCs w:val="22"/>
-          <w:lang w:val="en-US"/>
-        </w:rPr>
-        <w:t> </w:t>
-      </w:r>
-      <w:r>
-        <w:tab/>
-      </w:r>
-      <w:r>
-        <w:rPr>
-          <w:rFonts w:ascii="Times New Roman" w:hAnsi="Times New Roman" w:eastAsia="Times New Roman" w:cs="Times New Roman"/>
-          <w:b w:val="1"/>
-          <w:bCs w:val="1"/>
-          <w:i w:val="0"/>
-          <w:iCs w:val="0"/>
-          <w:caps w:val="0"/>
-          <w:smallCaps w:val="0"/>
-          <w:noProof w:val="0"/>
-          <w:color w:val="000000" w:themeColor="text2" w:themeTint="FF" w:themeShade="FF"/>
-          <w:sz w:val="21"/>
-          <w:szCs w:val="21"/>
-          <w:lang w:val="en-US"/>
-        </w:rPr>
-        <w:t xml:space="preserve">                                            </w:t>
-      </w:r>
-      <w:r>
-        <w:tab/>
-      </w:r>
-      <w:r>
-        <w:tab/>
-      </w:r>
-      <w:r>
-        <w:tab/>
-      </w:r>
-      <w:r>
-        <w:tab/>
-      </w:r>
-      <w:r>
-        <w:tab/>
-      </w:r>
-      <w:r>
-        <w:tab/>
-      </w:r>
-      <w:r>
-        <w:rPr>
-          <w:rFonts w:ascii="Times New Roman" w:hAnsi="Times New Roman" w:eastAsia="Times New Roman" w:cs="Times New Roman"/>
-          <w:b w:val="1"/>
-          <w:bCs w:val="1"/>
-          <w:i w:val="0"/>
-          <w:iCs w:val="0"/>
-          <w:caps w:val="0"/>
-          <w:smallCaps w:val="0"/>
-          <w:noProof w:val="0"/>
-          <w:color w:val="000000" w:themeColor="text2" w:themeTint="FF" w:themeShade="FF"/>
-          <w:sz w:val="21"/>
-          <w:szCs w:val="21"/>
-          <w:lang w:val="en-US"/>
-        </w:rPr>
-        <w:t>ii</w:t>
-      </w:r>
-    </w:p>
-    <w:p>
-      <w:pPr>
-        <w:shd w:val="clear" w:color="auto" w:fill="FFFFFF" w:themeFill="background2"/>
-        <w:bidi w:val="0"/>
-        <w:spacing w:before="0" w:beforeAutospacing="off" w:after="0" w:afterAutospacing="off"/>
-        <w:jc w:val="left"/>
-      </w:pPr>
-      <w:r>
-        <w:rPr>
-          <w:rFonts w:ascii="Times New Roman" w:hAnsi="Times New Roman" w:eastAsia="Times New Roman" w:cs="Times New Roman"/>
-          <w:b w:val="1"/>
-          <w:bCs w:val="1"/>
-          <w:i w:val="0"/>
-          <w:iCs w:val="0"/>
-          <w:caps w:val="0"/>
-          <w:smallCaps w:val="0"/>
-          <w:noProof w:val="0"/>
-          <w:color w:val="000000" w:themeColor="text2" w:themeTint="FF" w:themeShade="FF"/>
-          <w:sz w:val="21"/>
-          <w:szCs w:val="21"/>
-          <w:lang w:val="en-US"/>
-        </w:rPr>
-        <w:t>Revision History</w:t>
-      </w:r>
-      <w:r>
-        <w:rPr>
-          <w:rFonts w:ascii="Cambria" w:hAnsi="Cambria" w:eastAsia="Cambria" w:cs="Cambria"/>
-          <w:b w:val="0"/>
-          <w:bCs w:val="0"/>
-          <w:i w:val="0"/>
-          <w:iCs w:val="0"/>
-          <w:caps w:val="0"/>
-          <w:smallCaps w:val="0"/>
-          <w:noProof w:val="0"/>
-          <w:color w:val="000000" w:themeColor="text2" w:themeTint="FF" w:themeShade="FF"/>
-          <w:sz w:val="22"/>
-          <w:szCs w:val="22"/>
-          <w:lang w:val="en-US"/>
-        </w:rPr>
-        <w:t> </w:t>
-      </w:r>
-      <w:r>
-        <w:tab/>
-      </w:r>
-      <w:r>
-        <w:tab/>
-      </w:r>
-      <w:r>
-        <w:tab/>
-      </w:r>
-      <w:r>
-        <w:tab/>
-      </w:r>
-      <w:r>
-        <w:tab/>
-      </w:r>
-      <w:r>
-        <w:tab/>
-      </w:r>
-      <w:r>
-        <w:tab/>
-      </w:r>
-      <w:r>
-        <w:tab/>
-      </w:r>
-      <w:r>
-        <w:tab/>
-      </w:r>
-      <w:r>
-        <w:tab/>
-      </w:r>
-      <w:r>
-        <w:rPr>
-          <w:rFonts w:ascii="Times New Roman" w:hAnsi="Times New Roman" w:eastAsia="Times New Roman" w:cs="Times New Roman"/>
-          <w:b w:val="1"/>
-          <w:bCs w:val="1"/>
-          <w:i w:val="0"/>
-          <w:iCs w:val="0"/>
-          <w:caps w:val="0"/>
-          <w:smallCaps w:val="0"/>
-          <w:noProof w:val="0"/>
-          <w:color w:val="000000" w:themeColor="text2" w:themeTint="FF" w:themeShade="FF"/>
-          <w:sz w:val="21"/>
-          <w:szCs w:val="21"/>
-          <w:lang w:val="en-US"/>
-        </w:rPr>
-        <w:t>ii</w:t>
-      </w:r>
-    </w:p>
-    <w:p>
-      <w:pPr>
-        <w:shd w:val="clear" w:color="auto" w:fill="FFFFFF" w:themeFill="background2"/>
-        <w:bidi w:val="0"/>
-        <w:spacing w:before="0" w:beforeAutospacing="off" w:after="0" w:afterAutospacing="off"/>
-        <w:ind w:left="0" w:firstLine="0"/>
-        <w:jc w:val="left"/>
-      </w:pPr>
-      <w:r>
-        <w:rPr>
-          <w:rFonts w:ascii="Times New Roman" w:hAnsi="Times New Roman" w:eastAsia="Times New Roman" w:cs="Times New Roman"/>
-          <w:b w:val="1"/>
-          <w:bCs w:val="1"/>
-          <w:i w:val="0"/>
-          <w:iCs w:val="0"/>
-          <w:caps w:val="0"/>
-          <w:smallCaps w:val="0"/>
-          <w:noProof w:val="0"/>
-          <w:color w:val="000000" w:themeColor="text2" w:themeTint="FF" w:themeShade="FF"/>
-          <w:sz w:val="21"/>
-          <w:szCs w:val="21"/>
-          <w:lang w:val="en-US"/>
-        </w:rPr>
-        <w:t>1. Introduction</w:t>
-      </w:r>
-      <w:r>
-        <w:rPr>
-          <w:rFonts w:ascii="Cambria" w:hAnsi="Cambria" w:eastAsia="Cambria" w:cs="Cambria"/>
-          <w:b w:val="0"/>
-          <w:bCs w:val="0"/>
-          <w:i w:val="0"/>
-          <w:iCs w:val="0"/>
-          <w:caps w:val="0"/>
-          <w:smallCaps w:val="0"/>
-          <w:noProof w:val="0"/>
-          <w:color w:val="000000" w:themeColor="text2" w:themeTint="FF" w:themeShade="FF"/>
-          <w:sz w:val="22"/>
-          <w:szCs w:val="22"/>
-          <w:lang w:val="en-US"/>
-        </w:rPr>
-        <w:t> </w:t>
-      </w:r>
-      <w:r>
-        <w:tab/>
-      </w:r>
-      <w:r>
-        <w:tab/>
-      </w:r>
-      <w:r>
-        <w:tab/>
-      </w:r>
-      <w:r>
-        <w:tab/>
-      </w:r>
-      <w:r>
-        <w:tab/>
-      </w:r>
-      <w:r>
-        <w:tab/>
-      </w:r>
-      <w:r>
-        <w:tab/>
-      </w:r>
-      <w:r>
-        <w:tab/>
-      </w:r>
-      <w:r>
-        <w:tab/>
-      </w:r>
-      <w:r>
-        <w:tab/>
-      </w:r>
-      <w:r>
-        <w:rPr>
-          <w:rFonts w:ascii="Times New Roman" w:hAnsi="Times New Roman" w:eastAsia="Times New Roman" w:cs="Times New Roman"/>
-          <w:b w:val="1"/>
-          <w:bCs w:val="1"/>
-          <w:i w:val="0"/>
-          <w:iCs w:val="0"/>
-          <w:caps w:val="0"/>
-          <w:smallCaps w:val="0"/>
-          <w:noProof w:val="0"/>
-          <w:color w:val="000000" w:themeColor="text2" w:themeTint="FF" w:themeShade="FF"/>
-          <w:sz w:val="21"/>
-          <w:szCs w:val="21"/>
-          <w:lang w:val="en-US"/>
-        </w:rPr>
-        <w:t>1</w:t>
-      </w:r>
-    </w:p>
-    <w:p>
-      <w:pPr>
-        <w:shd w:val="clear" w:color="auto" w:fill="FFFFFF" w:themeFill="background2"/>
-        <w:bidi w:val="0"/>
-        <w:spacing w:before="0" w:beforeAutospacing="off" w:after="0" w:afterAutospacing="off"/>
-        <w:ind w:left="317" w:right="0" w:firstLine="0"/>
-        <w:jc w:val="left"/>
-      </w:pPr>
-      <w:r>
-        <w:rPr>
-          <w:rFonts w:ascii="Times New Roman" w:hAnsi="Times New Roman" w:eastAsia="Times New Roman" w:cs="Times New Roman"/>
-          <w:b w:val="0"/>
-          <w:bCs w:val="0"/>
-          <w:i w:val="0"/>
-          <w:iCs w:val="0"/>
-          <w:caps w:val="0"/>
-          <w:smallCaps w:val="0"/>
-          <w:noProof w:val="0"/>
-          <w:color w:val="000000" w:themeColor="text2" w:themeTint="FF" w:themeShade="FF"/>
-          <w:sz w:val="21"/>
-          <w:szCs w:val="21"/>
-          <w:lang w:val="en-US"/>
-        </w:rPr>
-        <w:t>1.1 Purpose</w:t>
-      </w:r>
-      <w:r>
-        <w:rPr>
-          <w:rFonts w:ascii="Cambria" w:hAnsi="Cambria" w:eastAsia="Cambria" w:cs="Cambria"/>
-          <w:b w:val="0"/>
-          <w:bCs w:val="0"/>
-          <w:i w:val="0"/>
-          <w:iCs w:val="0"/>
-          <w:caps w:val="0"/>
-          <w:smallCaps w:val="0"/>
-          <w:noProof w:val="0"/>
-          <w:color w:val="000000" w:themeColor="text2" w:themeTint="FF" w:themeShade="FF"/>
-          <w:sz w:val="22"/>
-          <w:szCs w:val="22"/>
-          <w:lang w:val="en-US"/>
-        </w:rPr>
-        <w:t xml:space="preserve">  </w:t>
-      </w:r>
-      <w:r>
-        <w:tab/>
-      </w:r>
-      <w:r>
-        <w:tab/>
-      </w:r>
-      <w:r>
-        <w:tab/>
-      </w:r>
-      <w:r>
-        <w:tab/>
-      </w:r>
-      <w:r>
-        <w:tab/>
-      </w:r>
-      <w:r>
-        <w:tab/>
-      </w:r>
-      <w:r>
-        <w:tab/>
-      </w:r>
-      <w:r>
-        <w:tab/>
-      </w:r>
-      <w:r>
-        <w:tab/>
-      </w:r>
-      <w:r>
-        <w:tab/>
-      </w:r>
-      <w:r>
-        <w:rPr>
-          <w:rFonts w:ascii="Times New Roman" w:hAnsi="Times New Roman" w:eastAsia="Times New Roman" w:cs="Times New Roman"/>
-          <w:b w:val="0"/>
-          <w:bCs w:val="0"/>
-          <w:i w:val="0"/>
-          <w:iCs w:val="0"/>
-          <w:caps w:val="0"/>
-          <w:smallCaps w:val="0"/>
-          <w:noProof w:val="0"/>
-          <w:color w:val="000000" w:themeColor="text2" w:themeTint="FF" w:themeShade="FF"/>
-          <w:sz w:val="21"/>
-          <w:szCs w:val="21"/>
-          <w:lang w:val="en-US"/>
-        </w:rPr>
-        <w:t>1</w:t>
-      </w:r>
-    </w:p>
-    <w:p>
-      <w:pPr>
-        <w:shd w:val="clear" w:color="auto" w:fill="FFFFFF" w:themeFill="background2"/>
-        <w:bidi w:val="0"/>
-        <w:spacing w:before="0" w:beforeAutospacing="off" w:after="0" w:afterAutospacing="off"/>
-        <w:ind w:left="317" w:right="0" w:firstLine="0"/>
-        <w:jc w:val="left"/>
-      </w:pPr>
-      <w:r>
-        <w:rPr>
-          <w:rFonts w:ascii="Times New Roman" w:hAnsi="Times New Roman" w:eastAsia="Times New Roman" w:cs="Times New Roman"/>
-          <w:b w:val="0"/>
-          <w:bCs w:val="0"/>
-          <w:i w:val="0"/>
-          <w:iCs w:val="0"/>
-          <w:caps w:val="0"/>
-          <w:smallCaps w:val="0"/>
-          <w:noProof w:val="0"/>
-          <w:color w:val="000000" w:themeColor="text2" w:themeTint="FF" w:themeShade="FF"/>
-          <w:sz w:val="21"/>
-          <w:szCs w:val="21"/>
-          <w:lang w:val="en-US"/>
-        </w:rPr>
-        <w:t>1.2 Intended Audience and Reading Suggestions</w:t>
-      </w:r>
-      <w:r>
-        <w:rPr>
-          <w:rFonts w:ascii="Cambria" w:hAnsi="Cambria" w:eastAsia="Cambria" w:cs="Cambria"/>
-          <w:b w:val="0"/>
-          <w:bCs w:val="0"/>
-          <w:i w:val="0"/>
-          <w:iCs w:val="0"/>
-          <w:caps w:val="0"/>
-          <w:smallCaps w:val="0"/>
-          <w:noProof w:val="0"/>
-          <w:color w:val="000000" w:themeColor="text2" w:themeTint="FF" w:themeShade="FF"/>
-          <w:sz w:val="22"/>
-          <w:szCs w:val="22"/>
-          <w:lang w:val="en-US"/>
-        </w:rPr>
-        <w:t xml:space="preserve">  </w:t>
-      </w:r>
-      <w:r>
-        <w:tab/>
-      </w:r>
-      <w:r>
-        <w:tab/>
-      </w:r>
-      <w:r>
-        <w:tab/>
-      </w:r>
-      <w:r>
-        <w:tab/>
-      </w:r>
-      <w:r>
-        <w:tab/>
-      </w:r>
-      <w:r>
-        <w:tab/>
-      </w:r>
-      <w:r>
-        <w:rPr>
-          <w:rFonts w:ascii="Times New Roman" w:hAnsi="Times New Roman" w:eastAsia="Times New Roman" w:cs="Times New Roman"/>
-          <w:b w:val="0"/>
-          <w:bCs w:val="0"/>
-          <w:i w:val="0"/>
-          <w:iCs w:val="0"/>
-          <w:caps w:val="0"/>
-          <w:smallCaps w:val="0"/>
-          <w:noProof w:val="0"/>
-          <w:color w:val="000000" w:themeColor="text2" w:themeTint="FF" w:themeShade="FF"/>
-          <w:sz w:val="21"/>
-          <w:szCs w:val="21"/>
-          <w:lang w:val="en-US"/>
-        </w:rPr>
-        <w:t>1</w:t>
-      </w:r>
-    </w:p>
-    <w:p>
-      <w:pPr>
-        <w:shd w:val="clear" w:color="auto" w:fill="FFFFFF" w:themeFill="background2"/>
-        <w:bidi w:val="0"/>
-        <w:spacing w:before="0" w:beforeAutospacing="off" w:after="0" w:afterAutospacing="off"/>
-        <w:ind w:left="317" w:right="0"/>
-        <w:jc w:val="left"/>
-      </w:pPr>
-      <w:r>
-        <w:rPr>
-          <w:rFonts w:ascii="Times New Roman" w:hAnsi="Times New Roman" w:eastAsia="Times New Roman" w:cs="Times New Roman"/>
-          <w:b w:val="0"/>
-          <w:bCs w:val="0"/>
-          <w:i w:val="0"/>
-          <w:iCs w:val="0"/>
-          <w:caps w:val="0"/>
-          <w:smallCaps w:val="0"/>
-          <w:noProof w:val="0"/>
-          <w:color w:val="000000" w:themeColor="text2" w:themeTint="FF" w:themeShade="FF"/>
-          <w:sz w:val="21"/>
-          <w:szCs w:val="21"/>
-          <w:lang w:val="en-US"/>
-        </w:rPr>
-        <w:t>1.3 Product Scope</w:t>
-      </w:r>
-      <w:r>
-        <w:rPr>
-          <w:rFonts w:ascii="Cambria" w:hAnsi="Cambria" w:eastAsia="Cambria" w:cs="Cambria"/>
-          <w:b w:val="0"/>
-          <w:bCs w:val="0"/>
-          <w:i w:val="0"/>
-          <w:iCs w:val="0"/>
-          <w:caps w:val="0"/>
-          <w:smallCaps w:val="0"/>
-          <w:noProof w:val="0"/>
-          <w:color w:val="000000" w:themeColor="text2" w:themeTint="FF" w:themeShade="FF"/>
-          <w:sz w:val="22"/>
-          <w:szCs w:val="22"/>
-          <w:lang w:val="en-US"/>
-        </w:rPr>
-        <w:t> </w:t>
-      </w:r>
-      <w:r>
-        <w:tab/>
-      </w:r>
-      <w:r>
-        <w:tab/>
-      </w:r>
-      <w:r>
-        <w:tab/>
-      </w:r>
-      <w:r>
-        <w:tab/>
-      </w:r>
-      <w:r>
-        <w:tab/>
-      </w:r>
-      <w:r>
-        <w:tab/>
-      </w:r>
-      <w:r>
-        <w:tab/>
-      </w:r>
-      <w:r>
-        <w:tab/>
-      </w:r>
-      <w:r>
-        <w:tab/>
-      </w:r>
-      <w:r>
-        <w:tab/>
-      </w:r>
-      <w:r>
-        <w:rPr>
-          <w:rFonts w:ascii="Times New Roman" w:hAnsi="Times New Roman" w:eastAsia="Times New Roman" w:cs="Times New Roman"/>
-          <w:b w:val="0"/>
-          <w:bCs w:val="0"/>
-          <w:i w:val="0"/>
-          <w:iCs w:val="0"/>
-          <w:caps w:val="0"/>
-          <w:smallCaps w:val="0"/>
-          <w:noProof w:val="0"/>
-          <w:color w:val="000000" w:themeColor="text2" w:themeTint="FF" w:themeShade="FF"/>
-          <w:sz w:val="21"/>
-          <w:szCs w:val="21"/>
-          <w:lang w:val="en-US"/>
-        </w:rPr>
-        <w:t>1</w:t>
-      </w:r>
-    </w:p>
-    <w:p>
-      <w:pPr>
-        <w:shd w:val="clear" w:color="auto" w:fill="FFFFFF" w:themeFill="background2"/>
-        <w:bidi w:val="0"/>
-        <w:spacing w:before="0" w:beforeAutospacing="off" w:after="0" w:afterAutospacing="off"/>
-        <w:ind w:left="317" w:right="0"/>
-        <w:jc w:val="left"/>
-      </w:pPr>
-      <w:r>
-        <w:rPr>
-          <w:rFonts w:ascii="Times New Roman" w:hAnsi="Times New Roman" w:eastAsia="Times New Roman" w:cs="Times New Roman"/>
-          <w:b w:val="0"/>
-          <w:bCs w:val="0"/>
-          <w:i w:val="0"/>
-          <w:iCs w:val="0"/>
-          <w:caps w:val="0"/>
-          <w:smallCaps w:val="0"/>
-          <w:noProof w:val="0"/>
-          <w:color w:val="000000" w:themeColor="text2" w:themeTint="FF" w:themeShade="FF"/>
-          <w:sz w:val="21"/>
-          <w:szCs w:val="21"/>
-          <w:lang w:val="en-US"/>
-        </w:rPr>
-        <w:t>1.4 References</w:t>
-      </w:r>
-      <w:r>
-        <w:rPr>
-          <w:rFonts w:ascii="Cambria" w:hAnsi="Cambria" w:eastAsia="Cambria" w:cs="Cambria"/>
-          <w:b w:val="0"/>
-          <w:bCs w:val="0"/>
-          <w:i w:val="0"/>
-          <w:iCs w:val="0"/>
-          <w:caps w:val="0"/>
-          <w:smallCaps w:val="0"/>
-          <w:noProof w:val="0"/>
-          <w:color w:val="000000" w:themeColor="text2" w:themeTint="FF" w:themeShade="FF"/>
-          <w:sz w:val="22"/>
-          <w:szCs w:val="22"/>
-          <w:lang w:val="en-US"/>
-        </w:rPr>
-        <w:t> </w:t>
-      </w:r>
-      <w:r>
-        <w:rPr>
-          <w:rFonts w:ascii="Cambria" w:hAnsi="Cambria" w:eastAsia="Cambria" w:cs="Cambria"/>
-          <w:b w:val="0"/>
-          <w:bCs w:val="0"/>
-          <w:i w:val="0"/>
-          <w:iCs w:val="0"/>
-          <w:caps w:val="0"/>
-          <w:smallCaps w:val="0"/>
-          <w:noProof w:val="0"/>
-          <w:color w:val="000000" w:themeColor="text2" w:themeTint="FF" w:themeShade="FF"/>
-          <w:sz w:val="22"/>
-          <w:szCs w:val="22"/>
-          <w:lang w:val="en-US"/>
-        </w:rPr>
-        <w:t xml:space="preserve">                                      </w:t>
-      </w:r>
-      <w:r>
-        <w:tab/>
-      </w:r>
-      <w:r>
-        <w:tab/>
-      </w:r>
-      <w:r>
-        <w:tab/>
-      </w:r>
-      <w:r>
-        <w:tab/>
-      </w:r>
-      <w:r>
-        <w:rPr>
-          <w:rFonts w:ascii="Cambria" w:hAnsi="Cambria" w:eastAsia="Cambria" w:cs="Cambria"/>
-          <w:b w:val="0"/>
-          <w:bCs w:val="0"/>
-          <w:i w:val="0"/>
-          <w:iCs w:val="0"/>
-          <w:caps w:val="0"/>
-          <w:smallCaps w:val="0"/>
-          <w:noProof w:val="0"/>
-          <w:color w:val="000000" w:themeColor="text2" w:themeTint="FF" w:themeShade="FF"/>
-          <w:sz w:val="22"/>
-          <w:szCs w:val="22"/>
-          <w:lang w:val="en-US"/>
-        </w:rPr>
-        <w:t xml:space="preserve">                                                       </w:t>
-      </w:r>
-      <w:r>
-        <w:rPr>
-          <w:rFonts w:ascii="Times New Roman" w:hAnsi="Times New Roman" w:eastAsia="Times New Roman" w:cs="Times New Roman"/>
-          <w:b w:val="0"/>
-          <w:bCs w:val="0"/>
-          <w:i w:val="0"/>
-          <w:iCs w:val="0"/>
-          <w:caps w:val="0"/>
-          <w:smallCaps w:val="0"/>
-          <w:noProof w:val="0"/>
-          <w:color w:val="000000" w:themeColor="text2" w:themeTint="FF" w:themeShade="FF"/>
-          <w:sz w:val="21"/>
-          <w:szCs w:val="21"/>
-          <w:lang w:val="en-US"/>
-        </w:rPr>
-        <w:t>1</w:t>
-      </w:r>
-    </w:p>
-    <w:p>
-      <w:pPr>
-        <w:shd w:val="clear" w:color="auto" w:fill="FFFFFF" w:themeFill="background2"/>
-        <w:bidi w:val="0"/>
-        <w:spacing w:before="0" w:beforeAutospacing="off" w:after="0" w:afterAutospacing="off"/>
-        <w:ind w:firstLine="0"/>
-        <w:jc w:val="left"/>
-      </w:pPr>
-      <w:r>
-        <w:rPr>
-          <w:rFonts w:ascii="Times New Roman" w:hAnsi="Times New Roman" w:eastAsia="Times New Roman" w:cs="Times New Roman"/>
-          <w:b w:val="1"/>
-          <w:bCs w:val="1"/>
-          <w:i w:val="0"/>
-          <w:iCs w:val="0"/>
-          <w:caps w:val="0"/>
-          <w:smallCaps w:val="0"/>
-          <w:noProof w:val="0"/>
-          <w:color w:val="000000" w:themeColor="text2" w:themeTint="FF" w:themeShade="FF"/>
-          <w:sz w:val="21"/>
-          <w:szCs w:val="21"/>
-          <w:lang w:val="en-US"/>
-        </w:rPr>
-        <w:t>2. Overall Description</w:t>
-      </w:r>
-      <w:r>
-        <w:rPr>
-          <w:rFonts w:ascii="Cambria" w:hAnsi="Cambria" w:eastAsia="Cambria" w:cs="Cambria"/>
-          <w:b w:val="0"/>
-          <w:bCs w:val="0"/>
-          <w:i w:val="0"/>
-          <w:iCs w:val="0"/>
-          <w:caps w:val="0"/>
-          <w:smallCaps w:val="0"/>
-          <w:noProof w:val="0"/>
-          <w:color w:val="000000" w:themeColor="text2" w:themeTint="FF" w:themeShade="FF"/>
-          <w:sz w:val="22"/>
-          <w:szCs w:val="22"/>
-          <w:lang w:val="en-US"/>
-        </w:rPr>
-        <w:t> </w:t>
-      </w:r>
-      <w:r>
-        <w:rPr>
-          <w:rFonts w:ascii="Cambria" w:hAnsi="Cambria" w:eastAsia="Cambria" w:cs="Cambria"/>
-          <w:b w:val="0"/>
-          <w:bCs w:val="0"/>
-          <w:i w:val="0"/>
-          <w:iCs w:val="0"/>
-          <w:caps w:val="0"/>
-          <w:smallCaps w:val="0"/>
-          <w:noProof w:val="0"/>
-          <w:color w:val="000000" w:themeColor="text2" w:themeTint="FF" w:themeShade="FF"/>
-          <w:sz w:val="22"/>
-          <w:szCs w:val="22"/>
-          <w:lang w:val="en-US"/>
-        </w:rPr>
-        <w:t xml:space="preserve">                    </w:t>
-      </w:r>
-      <w:r>
-        <w:tab/>
-      </w:r>
-      <w:r>
-        <w:tab/>
-      </w:r>
-      <w:r>
-        <w:tab/>
-      </w:r>
-      <w:r>
-        <w:tab/>
-      </w:r>
-      <w:r>
-        <w:tab/>
-      </w:r>
-      <w:r>
-        <w:tab/>
-      </w:r>
-      <w:r>
-        <w:tab/>
-      </w:r>
-      <w:r>
-        <w:tab/>
-      </w:r>
-      <w:r>
-        <w:rPr>
-          <w:rFonts w:ascii="Times New Roman" w:hAnsi="Times New Roman" w:eastAsia="Times New Roman" w:cs="Times New Roman"/>
-          <w:b w:val="1"/>
-          <w:bCs w:val="1"/>
-          <w:i w:val="0"/>
-          <w:iCs w:val="0"/>
-          <w:caps w:val="0"/>
-          <w:smallCaps w:val="0"/>
-          <w:noProof w:val="0"/>
-          <w:color w:val="000000" w:themeColor="text2" w:themeTint="FF" w:themeShade="FF"/>
-          <w:sz w:val="21"/>
-          <w:szCs w:val="21"/>
-          <w:lang w:val="en-US"/>
-        </w:rPr>
-        <w:t xml:space="preserve">  </w:t>
-      </w:r>
-      <w:r>
-        <w:rPr>
-          <w:rFonts w:ascii="Times New Roman" w:hAnsi="Times New Roman" w:eastAsia="Times New Roman" w:cs="Times New Roman"/>
-          <w:b w:val="1"/>
-          <w:bCs w:val="1"/>
-          <w:i w:val="0"/>
-          <w:iCs w:val="0"/>
-          <w:caps w:val="0"/>
-          <w:smallCaps w:val="0"/>
-          <w:noProof w:val="0"/>
-          <w:color w:val="000000" w:themeColor="text2" w:themeTint="FF" w:themeShade="FF"/>
-          <w:sz w:val="21"/>
-          <w:szCs w:val="21"/>
-          <w:lang w:val="en-US"/>
-        </w:rPr>
-        <w:t>2</w:t>
-      </w:r>
-    </w:p>
-    <w:p>
-      <w:pPr>
-        <w:shd w:val="clear" w:color="auto" w:fill="FFFFFF" w:themeFill="background2"/>
-        <w:bidi w:val="0"/>
-        <w:spacing w:before="0" w:beforeAutospacing="off" w:after="0" w:afterAutospacing="off"/>
-        <w:ind w:left="317" w:right="0" w:firstLine="0"/>
-        <w:jc w:val="left"/>
-      </w:pPr>
-      <w:r>
-        <w:rPr>
-          <w:rFonts w:ascii="Times New Roman" w:hAnsi="Times New Roman" w:eastAsia="Times New Roman" w:cs="Times New Roman"/>
-          <w:b w:val="0"/>
-          <w:bCs w:val="0"/>
-          <w:i w:val="0"/>
-          <w:iCs w:val="0"/>
-          <w:caps w:val="0"/>
-          <w:smallCaps w:val="0"/>
-          <w:noProof w:val="0"/>
-          <w:color w:val="000000" w:themeColor="text2" w:themeTint="FF" w:themeShade="FF"/>
-          <w:sz w:val="21"/>
-          <w:szCs w:val="21"/>
-          <w:lang w:val="en-US"/>
-        </w:rPr>
-        <w:t>2.1 Product Perspective</w:t>
-      </w:r>
-      <w:r>
-        <w:rPr>
-          <w:rFonts w:ascii="Cambria" w:hAnsi="Cambria" w:eastAsia="Cambria" w:cs="Cambria"/>
-          <w:b w:val="0"/>
-          <w:bCs w:val="0"/>
-          <w:i w:val="0"/>
-          <w:iCs w:val="0"/>
-          <w:caps w:val="0"/>
-          <w:smallCaps w:val="0"/>
-          <w:noProof w:val="0"/>
-          <w:color w:val="000000" w:themeColor="text2" w:themeTint="FF" w:themeShade="FF"/>
-          <w:sz w:val="22"/>
-          <w:szCs w:val="22"/>
-          <w:lang w:val="en-US"/>
-        </w:rPr>
-        <w:t> </w:t>
-      </w:r>
-      <w:r>
-        <w:rPr>
-          <w:rFonts w:ascii="Cambria" w:hAnsi="Cambria" w:eastAsia="Cambria" w:cs="Cambria"/>
-          <w:b w:val="0"/>
-          <w:bCs w:val="0"/>
-          <w:i w:val="0"/>
-          <w:iCs w:val="0"/>
-          <w:caps w:val="0"/>
-          <w:smallCaps w:val="0"/>
-          <w:noProof w:val="0"/>
-          <w:color w:val="000000" w:themeColor="text2" w:themeTint="FF" w:themeShade="FF"/>
-          <w:sz w:val="22"/>
-          <w:szCs w:val="22"/>
-          <w:lang w:val="en-US"/>
-        </w:rPr>
-        <w:t xml:space="preserve"> </w:t>
-      </w:r>
-      <w:r>
-        <w:tab/>
-      </w:r>
-      <w:r>
-        <w:tab/>
-      </w:r>
-      <w:r>
-        <w:tab/>
-      </w:r>
-      <w:r>
-        <w:tab/>
-      </w:r>
-      <w:r>
-        <w:tab/>
-      </w:r>
-      <w:r>
-        <w:tab/>
-      </w:r>
-      <w:r>
-        <w:tab/>
-      </w:r>
-      <w:r>
-        <w:tab/>
-      </w:r>
-      <w:r>
-        <w:tab/>
-      </w:r>
-      <w:r>
-        <w:rPr>
-          <w:rFonts w:ascii="Times New Roman" w:hAnsi="Times New Roman" w:eastAsia="Times New Roman" w:cs="Times New Roman"/>
-          <w:b w:val="0"/>
-          <w:bCs w:val="0"/>
-          <w:i w:val="0"/>
-          <w:iCs w:val="0"/>
-          <w:caps w:val="0"/>
-          <w:smallCaps w:val="0"/>
-          <w:noProof w:val="0"/>
-          <w:color w:val="000000" w:themeColor="text2" w:themeTint="FF" w:themeShade="FF"/>
-          <w:sz w:val="21"/>
-          <w:szCs w:val="21"/>
-          <w:lang w:val="en-US"/>
-        </w:rPr>
-        <w:t>2</w:t>
-      </w:r>
-    </w:p>
-    <w:p>
-      <w:pPr>
-        <w:shd w:val="clear" w:color="auto" w:fill="FFFFFF" w:themeFill="background2"/>
-        <w:bidi w:val="0"/>
-        <w:spacing w:before="0" w:beforeAutospacing="off" w:after="0" w:afterAutospacing="off"/>
-        <w:ind w:left="317" w:right="0"/>
-        <w:jc w:val="left"/>
-      </w:pPr>
-      <w:r>
-        <w:rPr>
-          <w:rFonts w:ascii="Times New Roman" w:hAnsi="Times New Roman" w:eastAsia="Times New Roman" w:cs="Times New Roman"/>
-          <w:b w:val="0"/>
-          <w:bCs w:val="0"/>
-          <w:i w:val="0"/>
-          <w:iCs w:val="0"/>
-          <w:caps w:val="0"/>
-          <w:smallCaps w:val="0"/>
-          <w:noProof w:val="0"/>
-          <w:color w:val="000000" w:themeColor="text2" w:themeTint="FF" w:themeShade="FF"/>
-          <w:sz w:val="21"/>
-          <w:szCs w:val="21"/>
-          <w:lang w:val="en-US"/>
-        </w:rPr>
-        <w:t>2.2 Product Functions</w:t>
-      </w:r>
-      <w:r>
-        <w:rPr>
-          <w:rFonts w:ascii="Cambria" w:hAnsi="Cambria" w:eastAsia="Cambria" w:cs="Cambria"/>
-          <w:b w:val="0"/>
-          <w:bCs w:val="0"/>
-          <w:i w:val="0"/>
-          <w:iCs w:val="0"/>
-          <w:caps w:val="0"/>
-          <w:smallCaps w:val="0"/>
-          <w:noProof w:val="0"/>
-          <w:color w:val="000000" w:themeColor="text2" w:themeTint="FF" w:themeShade="FF"/>
-          <w:sz w:val="22"/>
-          <w:szCs w:val="22"/>
-          <w:lang w:val="en-US"/>
-        </w:rPr>
-        <w:t> </w:t>
-      </w:r>
-      <w:r>
-        <w:rPr>
-          <w:rFonts w:ascii="Cambria" w:hAnsi="Cambria" w:eastAsia="Cambria" w:cs="Cambria"/>
-          <w:b w:val="0"/>
-          <w:bCs w:val="0"/>
-          <w:i w:val="0"/>
-          <w:iCs w:val="0"/>
-          <w:caps w:val="0"/>
-          <w:smallCaps w:val="0"/>
-          <w:noProof w:val="0"/>
-          <w:color w:val="000000" w:themeColor="text2" w:themeTint="FF" w:themeShade="FF"/>
-          <w:sz w:val="22"/>
-          <w:szCs w:val="22"/>
-          <w:lang w:val="en-US"/>
-        </w:rPr>
-        <w:t xml:space="preserve"> </w:t>
-      </w:r>
-      <w:r>
-        <w:tab/>
-      </w:r>
-      <w:r>
-        <w:tab/>
-      </w:r>
-      <w:r>
-        <w:tab/>
-      </w:r>
-      <w:r>
-        <w:tab/>
-      </w:r>
-      <w:r>
-        <w:tab/>
-      </w:r>
-      <w:r>
-        <w:tab/>
-      </w:r>
-      <w:r>
-        <w:tab/>
-      </w:r>
-      <w:r>
-        <w:tab/>
-      </w:r>
-      <w:r>
-        <w:tab/>
-      </w:r>
-      <w:r>
-        <w:rPr>
-          <w:rFonts w:ascii="Times New Roman" w:hAnsi="Times New Roman" w:eastAsia="Times New Roman" w:cs="Times New Roman"/>
-          <w:b w:val="0"/>
-          <w:bCs w:val="0"/>
-          <w:i w:val="0"/>
-          <w:iCs w:val="0"/>
-          <w:caps w:val="0"/>
-          <w:smallCaps w:val="0"/>
-          <w:noProof w:val="0"/>
-          <w:color w:val="000000" w:themeColor="text2" w:themeTint="FF" w:themeShade="FF"/>
-          <w:sz w:val="21"/>
-          <w:szCs w:val="21"/>
-          <w:lang w:val="en-US"/>
-        </w:rPr>
-        <w:t>2</w:t>
-      </w:r>
-    </w:p>
-    <w:p>
-      <w:pPr>
-        <w:shd w:val="clear" w:color="auto" w:fill="FFFFFF" w:themeFill="background2"/>
-        <w:bidi w:val="0"/>
-        <w:spacing w:before="0" w:beforeAutospacing="off" w:after="0" w:afterAutospacing="off"/>
-        <w:ind w:left="317" w:right="0"/>
-        <w:jc w:val="left"/>
-      </w:pPr>
-      <w:r>
-        <w:rPr>
-          <w:rFonts w:ascii="Times New Roman" w:hAnsi="Times New Roman" w:eastAsia="Times New Roman" w:cs="Times New Roman"/>
-          <w:b w:val="0"/>
-          <w:bCs w:val="0"/>
-          <w:i w:val="0"/>
-          <w:iCs w:val="0"/>
-          <w:caps w:val="0"/>
-          <w:smallCaps w:val="0"/>
-          <w:noProof w:val="0"/>
-          <w:color w:val="000000" w:themeColor="text2" w:themeTint="FF" w:themeShade="FF"/>
-          <w:sz w:val="21"/>
-          <w:szCs w:val="21"/>
-          <w:lang w:val="en-US"/>
-        </w:rPr>
-        <w:t>2.3 User Classes and Characteristics</w:t>
-      </w:r>
-      <w:r>
-        <w:rPr>
-          <w:rFonts w:ascii="Cambria" w:hAnsi="Cambria" w:eastAsia="Cambria" w:cs="Cambria"/>
-          <w:b w:val="0"/>
-          <w:bCs w:val="0"/>
-          <w:i w:val="0"/>
-          <w:iCs w:val="0"/>
-          <w:caps w:val="0"/>
-          <w:smallCaps w:val="0"/>
-          <w:noProof w:val="0"/>
-          <w:color w:val="000000" w:themeColor="text2" w:themeTint="FF" w:themeShade="FF"/>
-          <w:sz w:val="22"/>
-          <w:szCs w:val="22"/>
-          <w:lang w:val="en-US"/>
-        </w:rPr>
-        <w:t> </w:t>
-      </w:r>
-      <w:r>
-        <w:tab/>
-      </w:r>
-      <w:r>
-        <w:tab/>
-      </w:r>
-      <w:r>
-        <w:tab/>
-      </w:r>
-      <w:r>
-        <w:tab/>
-      </w:r>
-      <w:r>
-        <w:tab/>
-      </w:r>
-      <w:r>
-        <w:tab/>
-      </w:r>
-      <w:r>
-        <w:tab/>
-      </w:r>
-      <w:r>
-        <w:rPr>
-          <w:rFonts w:ascii="Times New Roman" w:hAnsi="Times New Roman" w:eastAsia="Times New Roman" w:cs="Times New Roman"/>
-          <w:b w:val="0"/>
-          <w:bCs w:val="0"/>
-          <w:i w:val="0"/>
-          <w:iCs w:val="0"/>
-          <w:caps w:val="0"/>
-          <w:smallCaps w:val="0"/>
-          <w:noProof w:val="0"/>
-          <w:color w:val="000000" w:themeColor="text2" w:themeTint="FF" w:themeShade="FF"/>
-          <w:sz w:val="21"/>
-          <w:szCs w:val="21"/>
-          <w:lang w:val="en-US"/>
-        </w:rPr>
-        <w:t>2</w:t>
-      </w:r>
-    </w:p>
-    <w:p>
-      <w:pPr>
-        <w:shd w:val="clear" w:color="auto" w:fill="FFFFFF" w:themeFill="background2"/>
-        <w:bidi w:val="0"/>
-        <w:spacing w:before="0" w:beforeAutospacing="off" w:after="0" w:afterAutospacing="off"/>
-        <w:ind w:left="317" w:right="0"/>
-        <w:jc w:val="left"/>
-      </w:pPr>
-      <w:r>
-        <w:rPr>
-          <w:rFonts w:ascii="Times New Roman" w:hAnsi="Times New Roman" w:eastAsia="Times New Roman" w:cs="Times New Roman"/>
-          <w:b w:val="0"/>
-          <w:bCs w:val="0"/>
-          <w:i w:val="0"/>
-          <w:iCs w:val="0"/>
-          <w:caps w:val="0"/>
-          <w:smallCaps w:val="0"/>
-          <w:noProof w:val="0"/>
-          <w:color w:val="000000" w:themeColor="text2" w:themeTint="FF" w:themeShade="FF"/>
-          <w:sz w:val="21"/>
-          <w:szCs w:val="21"/>
-          <w:lang w:val="en-US"/>
-        </w:rPr>
-        <w:t>2.4 Operating Environment</w:t>
-      </w:r>
-      <w:r>
-        <w:rPr>
-          <w:rFonts w:ascii="Cambria" w:hAnsi="Cambria" w:eastAsia="Cambria" w:cs="Cambria"/>
-          <w:b w:val="0"/>
-          <w:bCs w:val="0"/>
-          <w:i w:val="0"/>
-          <w:iCs w:val="0"/>
-          <w:caps w:val="0"/>
-          <w:smallCaps w:val="0"/>
-          <w:noProof w:val="0"/>
-          <w:color w:val="000000" w:themeColor="text2" w:themeTint="FF" w:themeShade="FF"/>
-          <w:sz w:val="22"/>
-          <w:szCs w:val="22"/>
-          <w:lang w:val="en-US"/>
-        </w:rPr>
-        <w:t> </w:t>
-      </w:r>
-      <w:r>
-        <w:tab/>
-      </w:r>
-      <w:r>
-        <w:tab/>
-      </w:r>
-      <w:r>
-        <w:tab/>
-      </w:r>
-      <w:r>
-        <w:tab/>
-      </w:r>
-      <w:r>
-        <w:tab/>
-      </w:r>
-      <w:r>
-        <w:tab/>
-      </w:r>
-      <w:r>
-        <w:tab/>
-      </w:r>
-      <w:r>
-        <w:tab/>
-      </w:r>
-      <w:r>
-        <w:rPr>
-          <w:rFonts w:ascii="Times New Roman" w:hAnsi="Times New Roman" w:eastAsia="Times New Roman" w:cs="Times New Roman"/>
-          <w:b w:val="0"/>
-          <w:bCs w:val="0"/>
-          <w:i w:val="0"/>
-          <w:iCs w:val="0"/>
-          <w:caps w:val="0"/>
-          <w:smallCaps w:val="0"/>
-          <w:noProof w:val="0"/>
-          <w:color w:val="000000" w:themeColor="text2" w:themeTint="FF" w:themeShade="FF"/>
-          <w:sz w:val="21"/>
-          <w:szCs w:val="21"/>
-          <w:lang w:val="en-US"/>
-        </w:rPr>
-        <w:t>2</w:t>
-      </w:r>
-    </w:p>
-    <w:p>
-      <w:pPr>
-        <w:shd w:val="clear" w:color="auto" w:fill="FFFFFF" w:themeFill="background2"/>
-        <w:bidi w:val="0"/>
-        <w:spacing w:before="0" w:beforeAutospacing="off" w:after="0" w:afterAutospacing="off"/>
-        <w:ind w:left="317" w:right="0"/>
-        <w:jc w:val="left"/>
-      </w:pPr>
-      <w:r>
-        <w:rPr>
-          <w:rFonts w:ascii="Times New Roman" w:hAnsi="Times New Roman" w:eastAsia="Times New Roman" w:cs="Times New Roman"/>
-          <w:b w:val="0"/>
-          <w:bCs w:val="0"/>
-          <w:i w:val="0"/>
-          <w:iCs w:val="0"/>
-          <w:caps w:val="0"/>
-          <w:smallCaps w:val="0"/>
-          <w:noProof w:val="0"/>
-          <w:color w:val="000000" w:themeColor="text2" w:themeTint="FF" w:themeShade="FF"/>
-          <w:sz w:val="21"/>
-          <w:szCs w:val="21"/>
-          <w:lang w:val="en-US"/>
-        </w:rPr>
-        <w:t>2.5 Design and Implementation Constraints</w:t>
-      </w:r>
-      <w:r>
-        <w:rPr>
-          <w:rFonts w:ascii="Cambria" w:hAnsi="Cambria" w:eastAsia="Cambria" w:cs="Cambria"/>
-          <w:b w:val="0"/>
-          <w:bCs w:val="0"/>
-          <w:i w:val="0"/>
-          <w:iCs w:val="0"/>
-          <w:caps w:val="0"/>
-          <w:smallCaps w:val="0"/>
-          <w:noProof w:val="0"/>
-          <w:color w:val="000000" w:themeColor="text2" w:themeTint="FF" w:themeShade="FF"/>
-          <w:sz w:val="22"/>
-          <w:szCs w:val="22"/>
-          <w:lang w:val="en-US"/>
-        </w:rPr>
-        <w:t> </w:t>
-      </w:r>
-      <w:r>
-        <w:tab/>
-      </w:r>
-      <w:r>
-        <w:tab/>
-      </w:r>
-      <w:r>
-        <w:tab/>
-      </w:r>
-      <w:r>
-        <w:tab/>
-      </w:r>
-      <w:r>
-        <w:tab/>
-      </w:r>
-      <w:r>
-        <w:tab/>
-      </w:r>
-      <w:r>
-        <w:tab/>
-      </w:r>
-      <w:r>
-        <w:rPr>
-          <w:rFonts w:ascii="Times New Roman" w:hAnsi="Times New Roman" w:eastAsia="Times New Roman" w:cs="Times New Roman"/>
-          <w:b w:val="0"/>
-          <w:bCs w:val="0"/>
-          <w:i w:val="0"/>
-          <w:iCs w:val="0"/>
-          <w:caps w:val="0"/>
-          <w:smallCaps w:val="0"/>
-          <w:noProof w:val="0"/>
-          <w:color w:val="000000" w:themeColor="text2" w:themeTint="FF" w:themeShade="FF"/>
-          <w:sz w:val="21"/>
-          <w:szCs w:val="21"/>
-          <w:lang w:val="en-US"/>
-        </w:rPr>
-        <w:t>3</w:t>
-      </w:r>
-    </w:p>
-    <w:p>
-      <w:pPr>
-        <w:shd w:val="clear" w:color="auto" w:fill="FFFFFF" w:themeFill="background2"/>
-        <w:bidi w:val="0"/>
-        <w:spacing w:before="0" w:beforeAutospacing="off" w:after="0" w:afterAutospacing="off"/>
-        <w:ind w:left="317" w:right="0"/>
-        <w:jc w:val="left"/>
-      </w:pPr>
-      <w:r>
-        <w:rPr>
-          <w:rFonts w:ascii="Times New Roman" w:hAnsi="Times New Roman" w:eastAsia="Times New Roman" w:cs="Times New Roman"/>
-          <w:b w:val="0"/>
-          <w:bCs w:val="0"/>
-          <w:i w:val="0"/>
-          <w:iCs w:val="0"/>
-          <w:caps w:val="0"/>
-          <w:smallCaps w:val="0"/>
-          <w:noProof w:val="0"/>
-          <w:color w:val="000000" w:themeColor="text2" w:themeTint="FF" w:themeShade="FF"/>
-          <w:sz w:val="21"/>
-          <w:szCs w:val="21"/>
-          <w:lang w:val="en-US"/>
-        </w:rPr>
-        <w:t>2.6 Assumptions and Dependencies</w:t>
-      </w:r>
-      <w:r>
-        <w:rPr>
-          <w:rFonts w:ascii="Cambria" w:hAnsi="Cambria" w:eastAsia="Cambria" w:cs="Cambria"/>
-          <w:b w:val="0"/>
-          <w:bCs w:val="0"/>
-          <w:i w:val="0"/>
-          <w:iCs w:val="0"/>
-          <w:caps w:val="0"/>
-          <w:smallCaps w:val="0"/>
-          <w:noProof w:val="0"/>
-          <w:color w:val="000000" w:themeColor="text2" w:themeTint="FF" w:themeShade="FF"/>
-          <w:sz w:val="22"/>
-          <w:szCs w:val="22"/>
-          <w:lang w:val="en-US"/>
-        </w:rPr>
-        <w:t> </w:t>
-      </w:r>
-      <w:r>
-        <w:tab/>
-      </w:r>
-      <w:r>
-        <w:tab/>
-      </w:r>
-      <w:r>
-        <w:tab/>
-      </w:r>
-      <w:r>
-        <w:tab/>
-      </w:r>
-      <w:r>
-        <w:tab/>
-      </w:r>
-      <w:r>
-        <w:tab/>
-      </w:r>
-      <w:r>
-        <w:tab/>
-      </w:r>
-      <w:r>
-        <w:tab/>
-      </w:r>
-      <w:r>
-        <w:rPr>
-          <w:rFonts w:ascii="Times New Roman" w:hAnsi="Times New Roman" w:eastAsia="Times New Roman" w:cs="Times New Roman"/>
-          <w:b w:val="0"/>
-          <w:bCs w:val="0"/>
-          <w:i w:val="0"/>
-          <w:iCs w:val="0"/>
-          <w:caps w:val="0"/>
-          <w:smallCaps w:val="0"/>
-          <w:noProof w:val="0"/>
-          <w:color w:val="000000" w:themeColor="text2" w:themeTint="FF" w:themeShade="FF"/>
-          <w:sz w:val="21"/>
-          <w:szCs w:val="21"/>
-          <w:lang w:val="en-US"/>
-        </w:rPr>
-        <w:t>3</w:t>
-      </w:r>
-    </w:p>
-    <w:p>
-      <w:pPr>
-        <w:shd w:val="clear" w:color="auto" w:fill="FFFFFF" w:themeFill="background2"/>
-        <w:bidi w:val="0"/>
-        <w:spacing w:before="0" w:beforeAutospacing="off" w:after="0" w:afterAutospacing="off"/>
-        <w:ind w:left="0" w:firstLine="0"/>
-        <w:jc w:val="left"/>
-      </w:pPr>
-      <w:r>
-        <w:rPr>
-          <w:rFonts w:ascii="Times New Roman" w:hAnsi="Times New Roman" w:eastAsia="Times New Roman" w:cs="Times New Roman"/>
-          <w:b w:val="1"/>
-          <w:bCs w:val="1"/>
-          <w:i w:val="0"/>
-          <w:iCs w:val="0"/>
-          <w:caps w:val="0"/>
-          <w:smallCaps w:val="0"/>
-          <w:noProof w:val="0"/>
-          <w:color w:val="000000" w:themeColor="text2" w:themeTint="FF" w:themeShade="FF"/>
-          <w:sz w:val="21"/>
-          <w:szCs w:val="21"/>
-          <w:lang w:val="en-US"/>
-        </w:rPr>
-        <w:t>3. External Interface Requirements</w:t>
-      </w:r>
-      <w:r>
-        <w:rPr>
-          <w:rFonts w:ascii="Cambria" w:hAnsi="Cambria" w:eastAsia="Cambria" w:cs="Cambria"/>
-          <w:b w:val="0"/>
-          <w:bCs w:val="0"/>
-          <w:i w:val="0"/>
-          <w:iCs w:val="0"/>
-          <w:caps w:val="0"/>
-          <w:smallCaps w:val="0"/>
-          <w:noProof w:val="0"/>
-          <w:color w:val="000000" w:themeColor="text2" w:themeTint="FF" w:themeShade="FF"/>
-          <w:sz w:val="22"/>
-          <w:szCs w:val="22"/>
-          <w:lang w:val="en-US"/>
-        </w:rPr>
-        <w:t> </w:t>
-      </w:r>
-      <w:r>
-        <w:tab/>
-      </w:r>
-      <w:r>
-        <w:tab/>
-      </w:r>
-      <w:r>
-        <w:tab/>
-      </w:r>
-      <w:r>
-        <w:tab/>
-      </w:r>
-      <w:r>
-        <w:tab/>
-      </w:r>
-      <w:r>
-        <w:tab/>
-      </w:r>
-      <w:r>
-        <w:tab/>
-      </w:r>
-      <w:r>
-        <w:tab/>
-      </w:r>
-      <w:r>
-        <w:rPr>
-          <w:rFonts w:ascii="Cambria" w:hAnsi="Cambria" w:eastAsia="Cambria" w:cs="Cambria"/>
-          <w:b w:val="0"/>
-          <w:bCs w:val="0"/>
-          <w:i w:val="0"/>
-          <w:iCs w:val="0"/>
-          <w:caps w:val="0"/>
-          <w:smallCaps w:val="0"/>
-          <w:noProof w:val="0"/>
-          <w:color w:val="000000" w:themeColor="text2" w:themeTint="FF" w:themeShade="FF"/>
-          <w:sz w:val="22"/>
-          <w:szCs w:val="22"/>
-          <w:lang w:val="en-US"/>
-        </w:rPr>
-        <w:t>4</w:t>
-      </w:r>
-    </w:p>
-    <w:p>
-      <w:pPr>
-        <w:shd w:val="clear" w:color="auto" w:fill="FFFFFF" w:themeFill="background2"/>
-        <w:bidi w:val="0"/>
-        <w:spacing w:before="0" w:beforeAutospacing="off" w:after="0" w:afterAutospacing="off"/>
-        <w:ind w:left="317" w:right="0"/>
-        <w:jc w:val="left"/>
-      </w:pPr>
-      <w:r>
-        <w:rPr>
-          <w:rFonts w:ascii="Times New Roman" w:hAnsi="Times New Roman" w:eastAsia="Times New Roman" w:cs="Times New Roman"/>
-          <w:b w:val="0"/>
-          <w:bCs w:val="0"/>
-          <w:i w:val="0"/>
-          <w:iCs w:val="0"/>
-          <w:caps w:val="0"/>
-          <w:smallCaps w:val="0"/>
-          <w:noProof w:val="0"/>
-          <w:color w:val="000000" w:themeColor="text2" w:themeTint="FF" w:themeShade="FF"/>
-          <w:sz w:val="21"/>
-          <w:szCs w:val="21"/>
-          <w:lang w:val="en-US"/>
-        </w:rPr>
-        <w:t>3.1 User Interfaces</w:t>
-      </w:r>
-      <w:r>
-        <w:rPr>
-          <w:rFonts w:ascii="Cambria" w:hAnsi="Cambria" w:eastAsia="Cambria" w:cs="Cambria"/>
-          <w:b w:val="0"/>
-          <w:bCs w:val="0"/>
-          <w:i w:val="0"/>
-          <w:iCs w:val="0"/>
-          <w:caps w:val="0"/>
-          <w:smallCaps w:val="0"/>
-          <w:noProof w:val="0"/>
-          <w:color w:val="000000" w:themeColor="text2" w:themeTint="FF" w:themeShade="FF"/>
-          <w:sz w:val="22"/>
-          <w:szCs w:val="22"/>
-          <w:lang w:val="en-US"/>
-        </w:rPr>
-        <w:t> </w:t>
-      </w:r>
-      <w:r>
-        <w:tab/>
-      </w:r>
-      <w:r>
-        <w:tab/>
-      </w:r>
-      <w:r>
-        <w:tab/>
-      </w:r>
-      <w:r>
-        <w:tab/>
-      </w:r>
-      <w:r>
-        <w:tab/>
-      </w:r>
-      <w:r>
-        <w:tab/>
-      </w:r>
-      <w:r>
-        <w:tab/>
-      </w:r>
-      <w:r>
-        <w:tab/>
-      </w:r>
-      <w:r>
-        <w:tab/>
-      </w:r>
-      <w:r>
-        <w:rPr>
-          <w:rFonts w:ascii="Cambria" w:hAnsi="Cambria" w:eastAsia="Cambria" w:cs="Cambria"/>
-          <w:b w:val="0"/>
-          <w:bCs w:val="0"/>
-          <w:i w:val="0"/>
-          <w:iCs w:val="0"/>
-          <w:caps w:val="0"/>
-          <w:smallCaps w:val="0"/>
-          <w:noProof w:val="0"/>
-          <w:color w:val="000000" w:themeColor="text2" w:themeTint="FF" w:themeShade="FF"/>
-          <w:sz w:val="22"/>
-          <w:szCs w:val="22"/>
-          <w:lang w:val="en-US"/>
-        </w:rPr>
-        <w:t>4</w:t>
-      </w:r>
-    </w:p>
-    <w:p>
-      <w:pPr>
-        <w:shd w:val="clear" w:color="auto" w:fill="FFFFFF" w:themeFill="background2"/>
-        <w:bidi w:val="0"/>
-        <w:spacing w:before="0" w:beforeAutospacing="off" w:after="0" w:afterAutospacing="off"/>
-        <w:ind w:left="317" w:right="0" w:firstLine="0"/>
-        <w:jc w:val="left"/>
-      </w:pPr>
-      <w:r>
-        <w:rPr>
-          <w:rFonts w:ascii="Times New Roman" w:hAnsi="Times New Roman" w:eastAsia="Times New Roman" w:cs="Times New Roman"/>
-          <w:b w:val="0"/>
-          <w:bCs w:val="0"/>
-          <w:i w:val="0"/>
-          <w:iCs w:val="0"/>
-          <w:caps w:val="0"/>
-          <w:smallCaps w:val="0"/>
-          <w:noProof w:val="0"/>
-          <w:color w:val="000000" w:themeColor="text2" w:themeTint="FF" w:themeShade="FF"/>
-          <w:sz w:val="21"/>
-          <w:szCs w:val="21"/>
-          <w:lang w:val="en-US"/>
-        </w:rPr>
-        <w:t>3.2 Software Interfaces</w:t>
-      </w:r>
-      <w:r>
-        <w:rPr>
-          <w:rFonts w:ascii="Cambria" w:hAnsi="Cambria" w:eastAsia="Cambria" w:cs="Cambria"/>
-          <w:b w:val="0"/>
-          <w:bCs w:val="0"/>
-          <w:i w:val="0"/>
-          <w:iCs w:val="0"/>
-          <w:caps w:val="0"/>
-          <w:smallCaps w:val="0"/>
-          <w:noProof w:val="0"/>
-          <w:color w:val="000000" w:themeColor="text2" w:themeTint="FF" w:themeShade="FF"/>
-          <w:sz w:val="22"/>
-          <w:szCs w:val="22"/>
-          <w:lang w:val="en-US"/>
-        </w:rPr>
-        <w:t> </w:t>
-      </w:r>
-      <w:r>
-        <w:tab/>
-      </w:r>
-      <w:r>
-        <w:tab/>
-      </w:r>
-      <w:r>
-        <w:tab/>
-      </w:r>
-      <w:r>
-        <w:tab/>
-      </w:r>
-      <w:r>
-        <w:tab/>
-      </w:r>
-      <w:r>
-        <w:tab/>
-      </w:r>
-      <w:r>
-        <w:tab/>
-      </w:r>
-      <w:r>
-        <w:tab/>
-      </w:r>
-      <w:r>
-        <w:tab/>
-      </w:r>
-      <w:r>
-        <w:rPr>
-          <w:rFonts w:ascii="Cambria" w:hAnsi="Cambria" w:eastAsia="Cambria" w:cs="Cambria"/>
-          <w:b w:val="0"/>
-          <w:bCs w:val="0"/>
-          <w:i w:val="0"/>
-          <w:iCs w:val="0"/>
-          <w:caps w:val="0"/>
-          <w:smallCaps w:val="0"/>
-          <w:noProof w:val="0"/>
-          <w:color w:val="000000" w:themeColor="text2" w:themeTint="FF" w:themeShade="FF"/>
-          <w:sz w:val="22"/>
-          <w:szCs w:val="22"/>
-          <w:lang w:val="en-US"/>
-        </w:rPr>
-        <w:t>4</w:t>
-      </w:r>
-    </w:p>
-    <w:p>
-      <w:pPr>
-        <w:shd w:val="clear" w:color="auto" w:fill="FFFFFF" w:themeFill="background2"/>
-        <w:bidi w:val="0"/>
-        <w:spacing w:before="0" w:beforeAutospacing="off" w:after="0" w:afterAutospacing="off"/>
-        <w:ind w:left="317" w:right="0" w:firstLine="0"/>
-        <w:jc w:val="left"/>
-      </w:pPr>
-      <w:r>
-        <w:rPr>
-          <w:rFonts w:ascii="Times New Roman" w:hAnsi="Times New Roman" w:eastAsia="Times New Roman" w:cs="Times New Roman"/>
-          <w:b w:val="0"/>
-          <w:bCs w:val="0"/>
-          <w:i w:val="0"/>
-          <w:iCs w:val="0"/>
-          <w:caps w:val="0"/>
-          <w:smallCaps w:val="0"/>
-          <w:noProof w:val="0"/>
-          <w:color w:val="000000" w:themeColor="text2" w:themeTint="FF" w:themeShade="FF"/>
-          <w:sz w:val="21"/>
-          <w:szCs w:val="21"/>
-          <w:lang w:val="en-US"/>
-        </w:rPr>
-        <w:t>3.3 Communications Interfaces</w:t>
-      </w:r>
-      <w:r>
-        <w:rPr>
-          <w:rFonts w:ascii="Cambria" w:hAnsi="Cambria" w:eastAsia="Cambria" w:cs="Cambria"/>
-          <w:b w:val="0"/>
-          <w:bCs w:val="0"/>
-          <w:i w:val="0"/>
-          <w:iCs w:val="0"/>
-          <w:caps w:val="0"/>
-          <w:smallCaps w:val="0"/>
-          <w:noProof w:val="0"/>
-          <w:color w:val="000000" w:themeColor="text2" w:themeTint="FF" w:themeShade="FF"/>
-          <w:sz w:val="22"/>
-          <w:szCs w:val="22"/>
-          <w:lang w:val="en-US"/>
-        </w:rPr>
-        <w:t> </w:t>
-      </w:r>
-      <w:r>
-        <w:tab/>
-      </w:r>
-      <w:r>
-        <w:tab/>
-      </w:r>
-      <w:r>
-        <w:tab/>
-      </w:r>
-      <w:r>
-        <w:tab/>
-      </w:r>
-      <w:r>
-        <w:tab/>
-      </w:r>
-      <w:r>
-        <w:tab/>
-      </w:r>
-      <w:r>
-        <w:tab/>
-      </w:r>
-      <w:r>
-        <w:tab/>
-      </w:r>
-      <w:r>
-        <w:rPr>
-          <w:rFonts w:ascii="Cambria" w:hAnsi="Cambria" w:eastAsia="Cambria" w:cs="Cambria"/>
-          <w:b w:val="0"/>
-          <w:bCs w:val="0"/>
-          <w:i w:val="0"/>
-          <w:iCs w:val="0"/>
-          <w:caps w:val="0"/>
-          <w:smallCaps w:val="0"/>
-          <w:noProof w:val="0"/>
-          <w:color w:val="000000" w:themeColor="text2" w:themeTint="FF" w:themeShade="FF"/>
-          <w:sz w:val="22"/>
-          <w:szCs w:val="22"/>
-          <w:lang w:val="en-US"/>
-        </w:rPr>
-        <w:t>5</w:t>
-      </w:r>
-    </w:p>
-    <w:p>
-      <w:pPr>
-        <w:shd w:val="clear" w:color="auto" w:fill="FFFFFF" w:themeFill="background2"/>
-        <w:bidi w:val="0"/>
-        <w:spacing w:before="0" w:beforeAutospacing="off" w:after="0" w:afterAutospacing="off"/>
-        <w:jc w:val="left"/>
-      </w:pPr>
-      <w:r>
-        <w:rPr>
-          <w:rFonts w:ascii="Times New Roman" w:hAnsi="Times New Roman" w:eastAsia="Times New Roman" w:cs="Times New Roman"/>
-          <w:b w:val="1"/>
-          <w:bCs w:val="1"/>
-          <w:i w:val="0"/>
-          <w:iCs w:val="0"/>
-          <w:caps w:val="0"/>
-          <w:smallCaps w:val="0"/>
-          <w:noProof w:val="0"/>
-          <w:color w:val="000000" w:themeColor="text2" w:themeTint="FF" w:themeShade="FF"/>
-          <w:sz w:val="21"/>
-          <w:szCs w:val="21"/>
-          <w:lang w:val="en-US"/>
-        </w:rPr>
-        <w:t>4. Analysis Models</w:t>
-      </w:r>
-      <w:r>
-        <w:rPr>
-          <w:rFonts w:ascii="Cambria" w:hAnsi="Cambria" w:eastAsia="Cambria" w:cs="Cambria"/>
-          <w:b w:val="0"/>
-          <w:bCs w:val="0"/>
-          <w:i w:val="0"/>
-          <w:iCs w:val="0"/>
-          <w:caps w:val="0"/>
-          <w:smallCaps w:val="0"/>
-          <w:noProof w:val="0"/>
-          <w:color w:val="000000" w:themeColor="text2" w:themeTint="FF" w:themeShade="FF"/>
-          <w:sz w:val="22"/>
-          <w:szCs w:val="22"/>
-          <w:lang w:val="en-US"/>
-        </w:rPr>
-        <w:t> </w:t>
-      </w:r>
-      <w:r>
-        <w:tab/>
-      </w:r>
-      <w:r>
-        <w:tab/>
-      </w:r>
-      <w:r>
-        <w:tab/>
-      </w:r>
-      <w:r>
-        <w:tab/>
-      </w:r>
-      <w:r>
-        <w:tab/>
-      </w:r>
-      <w:r>
-        <w:tab/>
-      </w:r>
-      <w:r>
-        <w:tab/>
-      </w:r>
-      <w:r>
-        <w:tab/>
-      </w:r>
-      <w:r>
-        <w:tab/>
-      </w:r>
-      <w:r>
-        <w:tab/>
-      </w:r>
-      <w:r>
-        <w:rPr>
-          <w:rFonts w:ascii="Times New Roman" w:hAnsi="Times New Roman" w:eastAsia="Times New Roman" w:cs="Times New Roman"/>
-          <w:b w:val="1"/>
-          <w:bCs w:val="1"/>
-          <w:i w:val="0"/>
-          <w:iCs w:val="0"/>
-          <w:caps w:val="0"/>
-          <w:smallCaps w:val="0"/>
-          <w:noProof w:val="0"/>
-          <w:color w:val="000000" w:themeColor="text2" w:themeTint="FF" w:themeShade="FF"/>
-          <w:sz w:val="21"/>
-          <w:szCs w:val="21"/>
-          <w:lang w:val="en-US"/>
-        </w:rPr>
-        <w:t>5</w:t>
-      </w:r>
-    </w:p>
-    <w:p>
-      <w:pPr>
-        <w:shd w:val="clear" w:color="auto" w:fill="FFFFFF" w:themeFill="background2"/>
-        <w:bidi w:val="0"/>
-        <w:spacing w:before="0" w:beforeAutospacing="off" w:after="0" w:afterAutospacing="off"/>
-        <w:ind w:left="317" w:right="0"/>
-        <w:jc w:val="left"/>
-      </w:pPr>
-      <w:r>
-        <w:rPr>
-          <w:rFonts w:ascii="Times New Roman" w:hAnsi="Times New Roman" w:eastAsia="Times New Roman" w:cs="Times New Roman"/>
-          <w:b w:val="0"/>
-          <w:bCs w:val="0"/>
-          <w:i w:val="0"/>
-          <w:iCs w:val="0"/>
-          <w:caps w:val="0"/>
-          <w:smallCaps w:val="0"/>
-          <w:noProof w:val="0"/>
-          <w:color w:val="000000" w:themeColor="text2" w:themeTint="FF" w:themeShade="FF"/>
-          <w:sz w:val="21"/>
-          <w:szCs w:val="21"/>
-          <w:lang w:val="en-US"/>
-        </w:rPr>
-        <w:t>4.1 Use Case Diagram</w:t>
-      </w:r>
-      <w:r>
-        <w:rPr>
-          <w:rFonts w:ascii="Cambria" w:hAnsi="Cambria" w:eastAsia="Cambria" w:cs="Cambria"/>
-          <w:b w:val="0"/>
-          <w:bCs w:val="0"/>
-          <w:i w:val="0"/>
-          <w:iCs w:val="0"/>
-          <w:caps w:val="0"/>
-          <w:smallCaps w:val="0"/>
-          <w:noProof w:val="0"/>
-          <w:color w:val="000000" w:themeColor="text2" w:themeTint="FF" w:themeShade="FF"/>
-          <w:sz w:val="22"/>
-          <w:szCs w:val="22"/>
-          <w:lang w:val="en-US"/>
-        </w:rPr>
-        <w:t> </w:t>
-      </w:r>
-      <w:r>
-        <w:tab/>
-      </w:r>
-      <w:r>
-        <w:tab/>
-      </w:r>
-      <w:r>
-        <w:tab/>
-      </w:r>
-      <w:r>
-        <w:tab/>
-      </w:r>
-      <w:r>
-        <w:tab/>
-      </w:r>
-      <w:r>
-        <w:tab/>
-      </w:r>
-      <w:r>
-        <w:tab/>
-      </w:r>
-      <w:r>
-        <w:tab/>
-      </w:r>
-      <w:r>
-        <w:tab/>
-      </w:r>
-      <w:r>
-        <w:rPr>
-          <w:rFonts w:ascii="Times New Roman" w:hAnsi="Times New Roman" w:eastAsia="Times New Roman" w:cs="Times New Roman"/>
-          <w:b w:val="0"/>
-          <w:bCs w:val="0"/>
-          <w:i w:val="0"/>
-          <w:iCs w:val="0"/>
-          <w:caps w:val="0"/>
-          <w:smallCaps w:val="0"/>
-          <w:noProof w:val="0"/>
-          <w:color w:val="000000" w:themeColor="text2" w:themeTint="FF" w:themeShade="FF"/>
-          <w:sz w:val="21"/>
-          <w:szCs w:val="21"/>
-          <w:lang w:val="en-US"/>
-        </w:rPr>
-        <w:t>5</w:t>
-      </w:r>
-    </w:p>
-    <w:p>
-      <w:pPr>
-        <w:shd w:val="clear" w:color="auto" w:fill="FFFFFF" w:themeFill="background2"/>
-        <w:bidi w:val="0"/>
-        <w:spacing w:before="0" w:beforeAutospacing="off" w:after="0" w:afterAutospacing="off"/>
-        <w:ind w:left="317" w:right="0" w:firstLine="0"/>
-        <w:jc w:val="left"/>
-        <w:rPr>
-          <w:rFonts w:ascii="Times New Roman" w:hAnsi="Times New Roman" w:eastAsia="Times New Roman" w:cs="Times New Roman"/>
-          <w:b w:val="0"/>
-          <w:bCs w:val="0"/>
-          <w:i w:val="0"/>
-          <w:iCs w:val="0"/>
-          <w:caps w:val="0"/>
-          <w:smallCaps w:val="0"/>
-          <w:noProof w:val="0"/>
-          <w:color w:val="000000" w:themeColor="text2" w:themeTint="FF" w:themeShade="FF"/>
-          <w:sz w:val="21"/>
-          <w:szCs w:val="21"/>
-          <w:lang w:val="en-US"/>
-        </w:rPr>
-      </w:pPr>
-      <w:r>
-        <w:rPr>
-          <w:rFonts w:ascii="Times New Roman" w:hAnsi="Times New Roman" w:eastAsia="Times New Roman" w:cs="Times New Roman"/>
-          <w:b w:val="0"/>
-          <w:bCs w:val="0"/>
-          <w:i w:val="0"/>
-          <w:iCs w:val="0"/>
-          <w:caps w:val="0"/>
-          <w:smallCaps w:val="0"/>
-          <w:noProof w:val="0"/>
-          <w:color w:val="000000" w:themeColor="text2" w:themeTint="FF" w:themeShade="FF"/>
-          <w:sz w:val="21"/>
-          <w:szCs w:val="21"/>
-          <w:lang w:val="en-US"/>
-        </w:rPr>
-        <w:t>4.2 Entity-Relationship (ER) Diagram</w:t>
-      </w:r>
-      <w:r>
-        <w:rPr>
-          <w:rFonts w:ascii="Cambria" w:hAnsi="Cambria" w:eastAsia="Cambria" w:cs="Cambria"/>
-          <w:b w:val="0"/>
-          <w:bCs w:val="0"/>
-          <w:i w:val="0"/>
-          <w:iCs w:val="0"/>
-          <w:caps w:val="0"/>
-          <w:smallCaps w:val="0"/>
-          <w:noProof w:val="0"/>
-          <w:color w:val="000000" w:themeColor="text2" w:themeTint="FF" w:themeShade="FF"/>
-          <w:sz w:val="22"/>
-          <w:szCs w:val="22"/>
-          <w:lang w:val="en-US"/>
-        </w:rPr>
-        <w:t> </w:t>
-      </w:r>
-      <w:r>
-        <w:tab/>
-      </w:r>
-      <w:r>
-        <w:tab/>
-      </w:r>
-      <w:r>
-        <w:tab/>
-      </w:r>
-      <w:r>
-        <w:tab/>
-      </w:r>
-      <w:r>
-        <w:tab/>
-      </w:r>
-      <w:r>
-        <w:tab/>
-      </w:r>
-      <w:r>
-        <w:tab/>
-      </w:r>
-      <w:r>
-        <w:rPr>
-          <w:rFonts w:ascii="Cambria" w:hAnsi="Cambria" w:eastAsia="Cambria" w:cs="Cambria"/>
-          <w:b w:val="0"/>
-          <w:bCs w:val="0"/>
-          <w:i w:val="0"/>
-          <w:iCs w:val="0"/>
-          <w:caps w:val="0"/>
-          <w:smallCaps w:val="0"/>
-          <w:noProof w:val="0"/>
-          <w:color w:val="000000" w:themeColor="text2" w:themeTint="FF" w:themeShade="FF"/>
-          <w:sz w:val="22"/>
-          <w:szCs w:val="22"/>
-          <w:lang w:val="en-US"/>
-        </w:rPr>
-        <w:t>6</w:t>
-      </w:r>
-    </w:p>
-    <w:p>
-      <w:pPr>
-        <w:shd w:val="clear" w:color="auto" w:fill="FFFFFF" w:themeFill="background2"/>
-        <w:bidi w:val="0"/>
-        <w:spacing w:before="0" w:beforeAutospacing="off" w:after="0" w:afterAutospacing="off"/>
-        <w:ind w:left="317" w:right="0"/>
-        <w:jc w:val="left"/>
-      </w:pPr>
-      <w:r>
-        <w:rPr>
-          <w:rFonts w:ascii="Times New Roman" w:hAnsi="Times New Roman" w:eastAsia="Times New Roman" w:cs="Times New Roman"/>
-          <w:b w:val="0"/>
-          <w:bCs w:val="0"/>
-          <w:i w:val="0"/>
-          <w:iCs w:val="0"/>
-          <w:caps w:val="0"/>
-          <w:smallCaps w:val="0"/>
-          <w:noProof w:val="0"/>
-          <w:color w:val="000000" w:themeColor="text2" w:themeTint="FF" w:themeShade="FF"/>
-          <w:sz w:val="21"/>
-          <w:szCs w:val="21"/>
-          <w:lang w:val="en-US"/>
-        </w:rPr>
-        <w:t>4.3 Additional Analysis Models</w:t>
-      </w:r>
-      <w:r>
-        <w:rPr>
-          <w:rFonts w:ascii="Cambria" w:hAnsi="Cambria" w:eastAsia="Cambria" w:cs="Cambria"/>
-          <w:b w:val="0"/>
-          <w:bCs w:val="0"/>
-          <w:i w:val="0"/>
-          <w:iCs w:val="0"/>
-          <w:caps w:val="0"/>
-          <w:smallCaps w:val="0"/>
-          <w:noProof w:val="0"/>
-          <w:color w:val="000000" w:themeColor="text2" w:themeTint="FF" w:themeShade="FF"/>
-          <w:sz w:val="22"/>
-          <w:szCs w:val="22"/>
-          <w:lang w:val="en-US"/>
-        </w:rPr>
-        <w:t> </w:t>
-      </w:r>
-      <w:r>
-        <w:tab/>
-      </w:r>
-      <w:r>
-        <w:tab/>
-      </w:r>
-      <w:r>
-        <w:tab/>
-      </w:r>
-      <w:r>
-        <w:tab/>
-      </w:r>
-      <w:r>
-        <w:tab/>
-      </w:r>
-      <w:r>
-        <w:tab/>
-      </w:r>
-      <w:r>
-        <w:tab/>
-      </w:r>
-      <w:r>
-        <w:tab/>
-      </w:r>
-      <w:r>
-        <w:rPr>
-          <w:rFonts w:ascii="Times New Roman" w:hAnsi="Times New Roman" w:eastAsia="Times New Roman" w:cs="Times New Roman"/>
-          <w:b w:val="0"/>
-          <w:bCs w:val="0"/>
-          <w:i w:val="0"/>
-          <w:iCs w:val="0"/>
-          <w:caps w:val="0"/>
-          <w:smallCaps w:val="0"/>
-          <w:noProof w:val="0"/>
-          <w:color w:val="000000" w:themeColor="text2" w:themeTint="FF" w:themeShade="FF"/>
-          <w:sz w:val="21"/>
-          <w:szCs w:val="21"/>
-          <w:lang w:val="en-US"/>
-        </w:rPr>
-        <w:t>6</w:t>
-      </w:r>
-    </w:p>
-    <w:p>
-      <w:pPr>
-        <w:shd w:val="clear" w:color="auto" w:fill="FFFFFF" w:themeFill="background2"/>
-        <w:bidi w:val="0"/>
-        <w:spacing w:before="0" w:beforeAutospacing="off" w:after="0" w:afterAutospacing="off"/>
-        <w:ind w:firstLine="0"/>
-        <w:jc w:val="left"/>
-        <w:rPr>
-          <w:rFonts w:ascii="Times New Roman" w:hAnsi="Times New Roman" w:eastAsia="Times New Roman" w:cs="Times New Roman"/>
-          <w:b w:val="1"/>
-          <w:bCs w:val="1"/>
-          <w:i w:val="0"/>
-          <w:iCs w:val="0"/>
-          <w:caps w:val="0"/>
-          <w:smallCaps w:val="0"/>
-          <w:noProof w:val="0"/>
-          <w:color w:val="000000" w:themeColor="text2" w:themeTint="FF" w:themeShade="FF"/>
-          <w:sz w:val="21"/>
-          <w:szCs w:val="21"/>
-          <w:lang w:val="en-US"/>
-        </w:rPr>
-      </w:pPr>
-      <w:r>
-        <w:rPr>
-          <w:rFonts w:ascii="Times New Roman" w:hAnsi="Times New Roman" w:eastAsia="Times New Roman" w:cs="Times New Roman"/>
-          <w:b w:val="1"/>
-          <w:bCs w:val="1"/>
-          <w:i w:val="0"/>
-          <w:iCs w:val="0"/>
-          <w:caps w:val="0"/>
-          <w:smallCaps w:val="0"/>
-          <w:noProof w:val="0"/>
-          <w:color w:val="000000" w:themeColor="text2" w:themeTint="FF" w:themeShade="FF"/>
-          <w:sz w:val="21"/>
-          <w:szCs w:val="21"/>
-          <w:lang w:val="en-US"/>
-        </w:rPr>
-        <w:t>5. System Features</w:t>
-      </w:r>
-      <w:r>
-        <w:rPr>
-          <w:rFonts w:ascii="Cambria" w:hAnsi="Cambria" w:eastAsia="Cambria" w:cs="Cambria"/>
-          <w:b w:val="0"/>
-          <w:bCs w:val="0"/>
-          <w:i w:val="0"/>
-          <w:iCs w:val="0"/>
-          <w:caps w:val="0"/>
-          <w:smallCaps w:val="0"/>
-          <w:noProof w:val="0"/>
-          <w:color w:val="000000" w:themeColor="text2" w:themeTint="FF" w:themeShade="FF"/>
-          <w:sz w:val="22"/>
-          <w:szCs w:val="22"/>
-          <w:lang w:val="en-US"/>
-        </w:rPr>
-        <w:t> </w:t>
-      </w:r>
-      <w:r>
-        <w:rPr>
-          <w:rFonts w:ascii="Cambria" w:hAnsi="Cambria" w:eastAsia="Cambria" w:cs="Cambria"/>
-          <w:b w:val="0"/>
-          <w:bCs w:val="0"/>
-          <w:i w:val="0"/>
-          <w:iCs w:val="0"/>
-          <w:caps w:val="0"/>
-          <w:smallCaps w:val="0"/>
-          <w:noProof w:val="0"/>
-          <w:color w:val="000000" w:themeColor="text2" w:themeTint="FF" w:themeShade="FF"/>
-          <w:sz w:val="22"/>
-          <w:szCs w:val="22"/>
-          <w:lang w:val="en-US"/>
-        </w:rPr>
-        <w:t>7</w:t>
-      </w:r>
-    </w:p>
-    <w:p>
-      <w:pPr>
-        <w:shd w:val="clear" w:color="auto" w:fill="FFFFFF" w:themeFill="background2"/>
-        <w:bidi w:val="0"/>
-        <w:spacing w:before="0" w:beforeAutospacing="off" w:after="0" w:afterAutospacing="off"/>
-        <w:ind w:left="317" w:right="0"/>
-        <w:jc w:val="left"/>
-        <w:rPr>
-          <w:rFonts w:ascii="Times New Roman" w:hAnsi="Times New Roman" w:eastAsia="Times New Roman" w:cs="Times New Roman"/>
-          <w:b w:val="0"/>
-          <w:bCs w:val="0"/>
-          <w:i w:val="0"/>
-          <w:iCs w:val="0"/>
-          <w:caps w:val="0"/>
-          <w:smallCaps w:val="0"/>
-          <w:noProof w:val="0"/>
-          <w:color w:val="000000" w:themeColor="text2" w:themeTint="FF" w:themeShade="FF"/>
-          <w:sz w:val="21"/>
-          <w:szCs w:val="21"/>
-          <w:lang w:val="en-US"/>
-        </w:rPr>
-      </w:pPr>
-      <w:r>
-        <w:rPr>
-          <w:rFonts w:ascii="Times New Roman" w:hAnsi="Times New Roman" w:eastAsia="Times New Roman" w:cs="Times New Roman"/>
-          <w:b w:val="0"/>
-          <w:bCs w:val="0"/>
-          <w:i w:val="0"/>
-          <w:iCs w:val="0"/>
-          <w:caps w:val="0"/>
-          <w:smallCaps w:val="0"/>
-          <w:noProof w:val="0"/>
-          <w:color w:val="000000" w:themeColor="text2" w:themeTint="FF" w:themeShade="FF"/>
-          <w:sz w:val="21"/>
-          <w:szCs w:val="21"/>
-          <w:lang w:val="en-US"/>
-        </w:rPr>
-        <w:t>5.1 User Authentication &amp; Authorization</w:t>
-      </w:r>
-      <w:r>
-        <w:rPr>
-          <w:rFonts w:ascii="Cambria" w:hAnsi="Cambria" w:eastAsia="Cambria" w:cs="Cambria"/>
-          <w:b w:val="0"/>
-          <w:bCs w:val="0"/>
-          <w:i w:val="0"/>
-          <w:iCs w:val="0"/>
-          <w:caps w:val="0"/>
-          <w:smallCaps w:val="0"/>
-          <w:noProof w:val="0"/>
-          <w:color w:val="000000" w:themeColor="text2" w:themeTint="FF" w:themeShade="FF"/>
-          <w:sz w:val="22"/>
-          <w:szCs w:val="22"/>
-          <w:lang w:val="en-US"/>
-        </w:rPr>
-        <w:t> </w:t>
-      </w:r>
-      <w:r>
-        <w:rPr>
-          <w:rFonts w:ascii="Cambria" w:hAnsi="Cambria" w:eastAsia="Cambria" w:cs="Cambria"/>
-          <w:b w:val="0"/>
-          <w:bCs w:val="0"/>
-          <w:i w:val="0"/>
-          <w:iCs w:val="0"/>
-          <w:caps w:val="0"/>
-          <w:smallCaps w:val="0"/>
-          <w:noProof w:val="0"/>
-          <w:color w:val="000000" w:themeColor="text2" w:themeTint="FF" w:themeShade="FF"/>
-          <w:sz w:val="22"/>
-          <w:szCs w:val="22"/>
-          <w:lang w:val="en-US"/>
-        </w:rPr>
-        <w:t>7</w:t>
-      </w:r>
-    </w:p>
-    <w:p>
-      <w:pPr>
-        <w:shd w:val="clear" w:color="auto" w:fill="FFFFFF" w:themeFill="background2"/>
-        <w:bidi w:val="0"/>
-        <w:spacing w:before="0" w:beforeAutospacing="off" w:after="0" w:afterAutospacing="off"/>
-        <w:ind w:left="634" w:right="0"/>
-        <w:jc w:val="left"/>
-      </w:pPr>
-      <w:r>
-        <w:rPr>
-          <w:rFonts w:ascii="Times New Roman" w:hAnsi="Times New Roman" w:eastAsia="Times New Roman" w:cs="Times New Roman"/>
-          <w:b w:val="0"/>
-          <w:bCs w:val="0"/>
-          <w:i w:val="0"/>
-          <w:iCs w:val="0"/>
-          <w:caps w:val="0"/>
-          <w:smallCaps w:val="0"/>
-          <w:noProof w:val="0"/>
-          <w:color w:val="000000" w:themeColor="text2" w:themeTint="FF" w:themeShade="FF"/>
-          <w:sz w:val="21"/>
-          <w:szCs w:val="21"/>
-          <w:lang w:val="en-US"/>
-        </w:rPr>
-        <w:t>5.1.1 Description and Priority</w:t>
-      </w:r>
-      <w:r>
-        <w:rPr>
-          <w:rFonts w:ascii="Cambria" w:hAnsi="Cambria" w:eastAsia="Cambria" w:cs="Cambria"/>
-          <w:b w:val="0"/>
-          <w:bCs w:val="0"/>
-          <w:i w:val="0"/>
-          <w:iCs w:val="0"/>
-          <w:caps w:val="0"/>
-          <w:smallCaps w:val="0"/>
-          <w:noProof w:val="0"/>
-          <w:color w:val="000000" w:themeColor="text2" w:themeTint="FF" w:themeShade="FF"/>
-          <w:sz w:val="22"/>
-          <w:szCs w:val="22"/>
-          <w:lang w:val="en-US"/>
-        </w:rPr>
-        <w:t> </w:t>
-      </w:r>
-      <w:r>
-        <w:rPr>
-          <w:rFonts w:ascii="Times New Roman" w:hAnsi="Times New Roman" w:eastAsia="Times New Roman" w:cs="Times New Roman"/>
-          <w:b w:val="0"/>
-          <w:bCs w:val="0"/>
-          <w:i w:val="0"/>
-          <w:iCs w:val="0"/>
-          <w:caps w:val="0"/>
-          <w:smallCaps w:val="0"/>
-          <w:noProof w:val="0"/>
-          <w:color w:val="000000" w:themeColor="text2" w:themeTint="FF" w:themeShade="FF"/>
-          <w:sz w:val="21"/>
-          <w:szCs w:val="21"/>
-          <w:lang w:val="en-US"/>
-        </w:rPr>
-        <w:t>6</w:t>
-      </w:r>
-    </w:p>
-    <w:p>
-      <w:pPr>
-        <w:shd w:val="clear" w:color="auto" w:fill="FFFFFF" w:themeFill="background2"/>
-        <w:bidi w:val="0"/>
-        <w:spacing w:before="0" w:beforeAutospacing="off" w:after="0" w:afterAutospacing="off"/>
-        <w:ind w:left="634" w:right="0"/>
-        <w:jc w:val="left"/>
-      </w:pPr>
-      <w:r>
-        <w:rPr>
-          <w:rFonts w:ascii="Times New Roman" w:hAnsi="Times New Roman" w:eastAsia="Times New Roman" w:cs="Times New Roman"/>
-          <w:b w:val="0"/>
-          <w:bCs w:val="0"/>
-          <w:i w:val="0"/>
-          <w:iCs w:val="0"/>
-          <w:caps w:val="0"/>
-          <w:smallCaps w:val="0"/>
-          <w:noProof w:val="0"/>
-          <w:color w:val="000000" w:themeColor="text2" w:themeTint="FF" w:themeShade="FF"/>
-          <w:sz w:val="21"/>
-          <w:szCs w:val="21"/>
-          <w:lang w:val="en-US"/>
-        </w:rPr>
-        <w:t>5.1.2 Stimulus/Response Sequences</w:t>
-      </w:r>
-      <w:r>
-        <w:rPr>
-          <w:rFonts w:ascii="Cambria" w:hAnsi="Cambria" w:eastAsia="Cambria" w:cs="Cambria"/>
-          <w:b w:val="0"/>
-          <w:bCs w:val="0"/>
-          <w:i w:val="0"/>
-          <w:iCs w:val="0"/>
-          <w:caps w:val="0"/>
-          <w:smallCaps w:val="0"/>
-          <w:noProof w:val="0"/>
-          <w:color w:val="000000" w:themeColor="text2" w:themeTint="FF" w:themeShade="FF"/>
-          <w:sz w:val="22"/>
-          <w:szCs w:val="22"/>
-          <w:lang w:val="en-US"/>
-        </w:rPr>
-        <w:t> </w:t>
-      </w:r>
-      <w:r>
-        <w:rPr>
-          <w:rFonts w:ascii="Times New Roman" w:hAnsi="Times New Roman" w:eastAsia="Times New Roman" w:cs="Times New Roman"/>
-          <w:b w:val="0"/>
-          <w:bCs w:val="0"/>
-          <w:i w:val="0"/>
-          <w:iCs w:val="0"/>
-          <w:caps w:val="0"/>
-          <w:smallCaps w:val="0"/>
-          <w:noProof w:val="0"/>
-          <w:color w:val="000000" w:themeColor="text2" w:themeTint="FF" w:themeShade="FF"/>
-          <w:sz w:val="21"/>
-          <w:szCs w:val="21"/>
-          <w:lang w:val="en-US"/>
-        </w:rPr>
-        <w:t>6</w:t>
-      </w:r>
-    </w:p>
-    <w:p>
-      <w:pPr>
-        <w:shd w:val="clear" w:color="auto" w:fill="FFFFFF" w:themeFill="background2"/>
-        <w:bidi w:val="0"/>
-        <w:spacing w:before="0" w:beforeAutospacing="off" w:after="0" w:afterAutospacing="off"/>
-        <w:ind w:left="634" w:right="0"/>
-        <w:jc w:val="left"/>
-      </w:pPr>
-      <w:r>
-        <w:rPr>
-          <w:rFonts w:ascii="Times New Roman" w:hAnsi="Times New Roman" w:eastAsia="Times New Roman" w:cs="Times New Roman"/>
-          <w:b w:val="0"/>
-          <w:bCs w:val="0"/>
-          <w:i w:val="0"/>
-          <w:iCs w:val="0"/>
-          <w:caps w:val="0"/>
-          <w:smallCaps w:val="0"/>
-          <w:noProof w:val="0"/>
-          <w:color w:val="000000" w:themeColor="text2" w:themeTint="FF" w:themeShade="FF"/>
-          <w:sz w:val="21"/>
-          <w:szCs w:val="21"/>
-          <w:lang w:val="en-US"/>
-        </w:rPr>
-        <w:t>5.1.3 Functional Requirements</w:t>
-      </w:r>
-      <w:r>
-        <w:rPr>
-          <w:rFonts w:ascii="Cambria" w:hAnsi="Cambria" w:eastAsia="Cambria" w:cs="Cambria"/>
-          <w:b w:val="0"/>
-          <w:bCs w:val="0"/>
-          <w:i w:val="0"/>
-          <w:iCs w:val="0"/>
-          <w:caps w:val="0"/>
-          <w:smallCaps w:val="0"/>
-          <w:noProof w:val="0"/>
-          <w:color w:val="000000" w:themeColor="text2" w:themeTint="FF" w:themeShade="FF"/>
-          <w:sz w:val="22"/>
-          <w:szCs w:val="22"/>
-          <w:lang w:val="en-US"/>
-        </w:rPr>
-        <w:t> </w:t>
-      </w:r>
-      <w:r>
-        <w:rPr>
-          <w:rFonts w:ascii="Times New Roman" w:hAnsi="Times New Roman" w:eastAsia="Times New Roman" w:cs="Times New Roman"/>
-          <w:b w:val="0"/>
-          <w:bCs w:val="0"/>
-          <w:i w:val="0"/>
-          <w:iCs w:val="0"/>
-          <w:caps w:val="0"/>
-          <w:smallCaps w:val="0"/>
-          <w:noProof w:val="0"/>
-          <w:color w:val="000000" w:themeColor="text2" w:themeTint="FF" w:themeShade="FF"/>
-          <w:sz w:val="21"/>
-          <w:szCs w:val="21"/>
-          <w:lang w:val="en-US"/>
-        </w:rPr>
-        <w:t>6</w:t>
-      </w:r>
-    </w:p>
-    <w:p>
-      <w:pPr>
-        <w:shd w:val="clear" w:color="auto" w:fill="FFFFFF" w:themeFill="background2"/>
-        <w:bidi w:val="0"/>
-        <w:spacing w:before="0" w:beforeAutospacing="off" w:after="0" w:afterAutospacing="off"/>
-        <w:ind w:left="317" w:right="0"/>
-        <w:jc w:val="left"/>
-      </w:pPr>
-      <w:r>
-        <w:rPr>
-          <w:rFonts w:ascii="Times New Roman" w:hAnsi="Times New Roman" w:eastAsia="Times New Roman" w:cs="Times New Roman"/>
-          <w:b w:val="0"/>
-          <w:bCs w:val="0"/>
-          <w:i w:val="0"/>
-          <w:iCs w:val="0"/>
-          <w:caps w:val="0"/>
-          <w:smallCaps w:val="0"/>
-          <w:noProof w:val="0"/>
-          <w:color w:val="000000" w:themeColor="text2" w:themeTint="FF" w:themeShade="FF"/>
-          <w:sz w:val="21"/>
-          <w:szCs w:val="21"/>
-          <w:lang w:val="en-US"/>
-        </w:rPr>
-        <w:t>5.2 Student Management</w:t>
-      </w:r>
-      <w:r>
-        <w:rPr>
-          <w:rFonts w:ascii="Cambria" w:hAnsi="Cambria" w:eastAsia="Cambria" w:cs="Cambria"/>
-          <w:b w:val="0"/>
-          <w:bCs w:val="0"/>
-          <w:i w:val="0"/>
-          <w:iCs w:val="0"/>
-          <w:caps w:val="0"/>
-          <w:smallCaps w:val="0"/>
-          <w:noProof w:val="0"/>
-          <w:color w:val="000000" w:themeColor="text2" w:themeTint="FF" w:themeShade="FF"/>
-          <w:sz w:val="22"/>
-          <w:szCs w:val="22"/>
-          <w:lang w:val="en-US"/>
-        </w:rPr>
-        <w:t> </w:t>
-      </w:r>
-      <w:r>
-        <w:rPr>
-          <w:rFonts w:ascii="Times New Roman" w:hAnsi="Times New Roman" w:eastAsia="Times New Roman" w:cs="Times New Roman"/>
-          <w:b w:val="0"/>
-          <w:bCs w:val="0"/>
-          <w:i w:val="0"/>
-          <w:iCs w:val="0"/>
-          <w:caps w:val="0"/>
-          <w:smallCaps w:val="0"/>
-          <w:noProof w:val="0"/>
-          <w:color w:val="000000" w:themeColor="text2" w:themeTint="FF" w:themeShade="FF"/>
-          <w:sz w:val="21"/>
-          <w:szCs w:val="21"/>
-          <w:lang w:val="en-US"/>
-        </w:rPr>
-        <w:t>7</w:t>
-      </w:r>
-    </w:p>
-    <w:p>
-      <w:pPr>
-        <w:shd w:val="clear" w:color="auto" w:fill="FFFFFF" w:themeFill="background2"/>
-        <w:bidi w:val="0"/>
-        <w:spacing w:before="0" w:beforeAutospacing="off" w:after="0" w:afterAutospacing="off"/>
-        <w:ind w:left="634" w:right="0"/>
-        <w:jc w:val="left"/>
-      </w:pPr>
-      <w:r>
-        <w:rPr>
-          <w:rFonts w:ascii="Times New Roman" w:hAnsi="Times New Roman" w:eastAsia="Times New Roman" w:cs="Times New Roman"/>
-          <w:b w:val="0"/>
-          <w:bCs w:val="0"/>
-          <w:i w:val="0"/>
-          <w:iCs w:val="0"/>
-          <w:caps w:val="0"/>
-          <w:smallCaps w:val="0"/>
-          <w:noProof w:val="0"/>
-          <w:color w:val="000000" w:themeColor="text2" w:themeTint="FF" w:themeShade="FF"/>
-          <w:sz w:val="21"/>
-          <w:szCs w:val="21"/>
-          <w:lang w:val="en-US"/>
-        </w:rPr>
-        <w:t>5.2.1 Description and Priority</w:t>
-      </w:r>
-      <w:r>
-        <w:rPr>
-          <w:rFonts w:ascii="Cambria" w:hAnsi="Cambria" w:eastAsia="Cambria" w:cs="Cambria"/>
-          <w:b w:val="0"/>
-          <w:bCs w:val="0"/>
-          <w:i w:val="0"/>
-          <w:iCs w:val="0"/>
-          <w:caps w:val="0"/>
-          <w:smallCaps w:val="0"/>
-          <w:noProof w:val="0"/>
-          <w:color w:val="000000" w:themeColor="text2" w:themeTint="FF" w:themeShade="FF"/>
-          <w:sz w:val="22"/>
-          <w:szCs w:val="22"/>
-          <w:lang w:val="en-US"/>
-        </w:rPr>
-        <w:t> </w:t>
-      </w:r>
-      <w:r>
-        <w:rPr>
-          <w:rFonts w:ascii="Times New Roman" w:hAnsi="Times New Roman" w:eastAsia="Times New Roman" w:cs="Times New Roman"/>
-          <w:b w:val="0"/>
-          <w:bCs w:val="0"/>
-          <w:i w:val="0"/>
-          <w:iCs w:val="0"/>
-          <w:caps w:val="0"/>
-          <w:smallCaps w:val="0"/>
-          <w:noProof w:val="0"/>
-          <w:color w:val="000000" w:themeColor="text2" w:themeTint="FF" w:themeShade="FF"/>
-          <w:sz w:val="21"/>
-          <w:szCs w:val="21"/>
-          <w:lang w:val="en-US"/>
-        </w:rPr>
-        <w:t>7</w:t>
-      </w:r>
-    </w:p>
-    <w:p>
-      <w:pPr>
-        <w:shd w:val="clear" w:color="auto" w:fill="FFFFFF" w:themeFill="background2"/>
-        <w:bidi w:val="0"/>
-        <w:spacing w:before="0" w:beforeAutospacing="off" w:after="0" w:afterAutospacing="off"/>
-        <w:ind w:left="634" w:right="0"/>
-        <w:jc w:val="left"/>
-      </w:pPr>
-      <w:r>
-        <w:rPr>
-          <w:rFonts w:ascii="Times New Roman" w:hAnsi="Times New Roman" w:eastAsia="Times New Roman" w:cs="Times New Roman"/>
-          <w:b w:val="0"/>
-          <w:bCs w:val="0"/>
-          <w:i w:val="0"/>
-          <w:iCs w:val="0"/>
-          <w:caps w:val="0"/>
-          <w:smallCaps w:val="0"/>
-          <w:noProof w:val="0"/>
-          <w:color w:val="000000" w:themeColor="text2" w:themeTint="FF" w:themeShade="FF"/>
-          <w:sz w:val="21"/>
-          <w:szCs w:val="21"/>
-          <w:lang w:val="en-US"/>
-        </w:rPr>
-        <w:t>5.2.2 Stimulus/Response Sequences</w:t>
-      </w:r>
-      <w:r>
-        <w:rPr>
-          <w:rFonts w:ascii="Cambria" w:hAnsi="Cambria" w:eastAsia="Cambria" w:cs="Cambria"/>
-          <w:b w:val="0"/>
-          <w:bCs w:val="0"/>
-          <w:i w:val="0"/>
-          <w:iCs w:val="0"/>
-          <w:caps w:val="0"/>
-          <w:smallCaps w:val="0"/>
-          <w:noProof w:val="0"/>
-          <w:color w:val="000000" w:themeColor="text2" w:themeTint="FF" w:themeShade="FF"/>
-          <w:sz w:val="22"/>
-          <w:szCs w:val="22"/>
-          <w:lang w:val="en-US"/>
-        </w:rPr>
-        <w:t> </w:t>
-      </w:r>
-      <w:r>
-        <w:rPr>
-          <w:rFonts w:ascii="Times New Roman" w:hAnsi="Times New Roman" w:eastAsia="Times New Roman" w:cs="Times New Roman"/>
-          <w:b w:val="0"/>
-          <w:bCs w:val="0"/>
-          <w:i w:val="0"/>
-          <w:iCs w:val="0"/>
-          <w:caps w:val="0"/>
-          <w:smallCaps w:val="0"/>
-          <w:noProof w:val="0"/>
-          <w:color w:val="000000" w:themeColor="text2" w:themeTint="FF" w:themeShade="FF"/>
-          <w:sz w:val="21"/>
-          <w:szCs w:val="21"/>
-          <w:lang w:val="en-US"/>
-        </w:rPr>
-        <w:t>7</w:t>
-      </w:r>
-    </w:p>
-    <w:p>
-      <w:pPr>
-        <w:shd w:val="clear" w:color="auto" w:fill="FFFFFF" w:themeFill="background2"/>
-        <w:bidi w:val="0"/>
-        <w:spacing w:before="0" w:beforeAutospacing="off" w:after="0" w:afterAutospacing="off"/>
-        <w:ind w:left="634" w:right="0"/>
-        <w:jc w:val="left"/>
-      </w:pPr>
-      <w:r>
-        <w:rPr>
-          <w:rFonts w:ascii="Times New Roman" w:hAnsi="Times New Roman" w:eastAsia="Times New Roman" w:cs="Times New Roman"/>
-          <w:b w:val="0"/>
-          <w:bCs w:val="0"/>
-          <w:i w:val="0"/>
-          <w:iCs w:val="0"/>
-          <w:caps w:val="0"/>
-          <w:smallCaps w:val="0"/>
-          <w:noProof w:val="0"/>
-          <w:color w:val="000000" w:themeColor="text2" w:themeTint="FF" w:themeShade="FF"/>
-          <w:sz w:val="21"/>
-          <w:szCs w:val="21"/>
-          <w:lang w:val="en-US"/>
-        </w:rPr>
-        <w:t>5.2.3 Functional Requirements</w:t>
-      </w:r>
-      <w:r>
-        <w:rPr>
-          <w:rFonts w:ascii="Cambria" w:hAnsi="Cambria" w:eastAsia="Cambria" w:cs="Cambria"/>
-          <w:b w:val="0"/>
-          <w:bCs w:val="0"/>
-          <w:i w:val="0"/>
-          <w:iCs w:val="0"/>
-          <w:caps w:val="0"/>
-          <w:smallCaps w:val="0"/>
-          <w:noProof w:val="0"/>
-          <w:color w:val="000000" w:themeColor="text2" w:themeTint="FF" w:themeShade="FF"/>
-          <w:sz w:val="22"/>
-          <w:szCs w:val="22"/>
-          <w:lang w:val="en-US"/>
-        </w:rPr>
-        <w:t> </w:t>
-      </w:r>
-      <w:r>
-        <w:rPr>
-          <w:rFonts w:ascii="Times New Roman" w:hAnsi="Times New Roman" w:eastAsia="Times New Roman" w:cs="Times New Roman"/>
-          <w:b w:val="0"/>
-          <w:bCs w:val="0"/>
-          <w:i w:val="0"/>
-          <w:iCs w:val="0"/>
-          <w:caps w:val="0"/>
-          <w:smallCaps w:val="0"/>
-          <w:noProof w:val="0"/>
-          <w:color w:val="000000" w:themeColor="text2" w:themeTint="FF" w:themeShade="FF"/>
-          <w:sz w:val="21"/>
-          <w:szCs w:val="21"/>
-          <w:lang w:val="en-US"/>
-        </w:rPr>
-        <w:t>7</w:t>
-      </w:r>
-    </w:p>
-    <w:p>
-      <w:pPr>
-        <w:shd w:val="clear" w:color="auto" w:fill="FFFFFF" w:themeFill="background2"/>
-        <w:bidi w:val="0"/>
-        <w:spacing w:before="0" w:beforeAutospacing="off" w:after="0" w:afterAutospacing="off"/>
-        <w:ind w:left="317" w:right="0"/>
-        <w:jc w:val="left"/>
-      </w:pPr>
-      <w:r>
-        <w:rPr>
-          <w:rFonts w:ascii="Times New Roman" w:hAnsi="Times New Roman" w:eastAsia="Times New Roman" w:cs="Times New Roman"/>
-          <w:b w:val="0"/>
-          <w:bCs w:val="0"/>
-          <w:i w:val="0"/>
-          <w:iCs w:val="0"/>
-          <w:caps w:val="0"/>
-          <w:smallCaps w:val="0"/>
-          <w:noProof w:val="0"/>
-          <w:color w:val="000000" w:themeColor="text2" w:themeTint="FF" w:themeShade="FF"/>
-          <w:sz w:val="21"/>
-          <w:szCs w:val="21"/>
-          <w:lang w:val="en-US"/>
-        </w:rPr>
-        <w:t>5.3 Course &amp; Class Management</w:t>
-      </w:r>
-      <w:r>
-        <w:rPr>
-          <w:rFonts w:ascii="Cambria" w:hAnsi="Cambria" w:eastAsia="Cambria" w:cs="Cambria"/>
-          <w:b w:val="0"/>
-          <w:bCs w:val="0"/>
-          <w:i w:val="0"/>
-          <w:iCs w:val="0"/>
-          <w:caps w:val="0"/>
-          <w:smallCaps w:val="0"/>
-          <w:noProof w:val="0"/>
-          <w:color w:val="000000" w:themeColor="text2" w:themeTint="FF" w:themeShade="FF"/>
-          <w:sz w:val="22"/>
-          <w:szCs w:val="22"/>
-          <w:lang w:val="en-US"/>
-        </w:rPr>
-        <w:t> </w:t>
-      </w:r>
-      <w:r>
-        <w:rPr>
-          <w:rFonts w:ascii="Times New Roman" w:hAnsi="Times New Roman" w:eastAsia="Times New Roman" w:cs="Times New Roman"/>
-          <w:b w:val="0"/>
-          <w:bCs w:val="0"/>
-          <w:i w:val="0"/>
-          <w:iCs w:val="0"/>
-          <w:caps w:val="0"/>
-          <w:smallCaps w:val="0"/>
-          <w:noProof w:val="0"/>
-          <w:color w:val="000000" w:themeColor="text2" w:themeTint="FF" w:themeShade="FF"/>
-          <w:sz w:val="21"/>
-          <w:szCs w:val="21"/>
-          <w:lang w:val="en-US"/>
-        </w:rPr>
-        <w:t>7</w:t>
-      </w:r>
-    </w:p>
-    <w:p>
-      <w:pPr>
-        <w:shd w:val="clear" w:color="auto" w:fill="FFFFFF" w:themeFill="background2"/>
-        <w:bidi w:val="0"/>
-        <w:spacing w:before="0" w:beforeAutospacing="off" w:after="0" w:afterAutospacing="off"/>
-        <w:ind w:left="634" w:right="0"/>
-        <w:jc w:val="left"/>
-      </w:pPr>
-      <w:r>
-        <w:rPr>
-          <w:rFonts w:ascii="Times New Roman" w:hAnsi="Times New Roman" w:eastAsia="Times New Roman" w:cs="Times New Roman"/>
-          <w:b w:val="0"/>
-          <w:bCs w:val="0"/>
-          <w:i w:val="0"/>
-          <w:iCs w:val="0"/>
-          <w:caps w:val="0"/>
-          <w:smallCaps w:val="0"/>
-          <w:noProof w:val="0"/>
-          <w:color w:val="000000" w:themeColor="text2" w:themeTint="FF" w:themeShade="FF"/>
-          <w:sz w:val="21"/>
-          <w:szCs w:val="21"/>
-          <w:lang w:val="en-US"/>
-        </w:rPr>
-        <w:t>5.3.1 Description and Priority</w:t>
-      </w:r>
-      <w:r>
-        <w:rPr>
-          <w:rFonts w:ascii="Cambria" w:hAnsi="Cambria" w:eastAsia="Cambria" w:cs="Cambria"/>
-          <w:b w:val="0"/>
-          <w:bCs w:val="0"/>
-          <w:i w:val="0"/>
-          <w:iCs w:val="0"/>
-          <w:caps w:val="0"/>
-          <w:smallCaps w:val="0"/>
-          <w:noProof w:val="0"/>
-          <w:color w:val="000000" w:themeColor="text2" w:themeTint="FF" w:themeShade="FF"/>
-          <w:sz w:val="22"/>
-          <w:szCs w:val="22"/>
-          <w:lang w:val="en-US"/>
-        </w:rPr>
-        <w:t> </w:t>
-      </w:r>
-      <w:r>
-        <w:rPr>
-          <w:rFonts w:ascii="Times New Roman" w:hAnsi="Times New Roman" w:eastAsia="Times New Roman" w:cs="Times New Roman"/>
-          <w:b w:val="0"/>
-          <w:bCs w:val="0"/>
-          <w:i w:val="0"/>
-          <w:iCs w:val="0"/>
-          <w:caps w:val="0"/>
-          <w:smallCaps w:val="0"/>
-          <w:noProof w:val="0"/>
-          <w:color w:val="000000" w:themeColor="text2" w:themeTint="FF" w:themeShade="FF"/>
-          <w:sz w:val="21"/>
-          <w:szCs w:val="21"/>
-          <w:lang w:val="en-US"/>
-        </w:rPr>
-        <w:t>7</w:t>
-      </w:r>
-    </w:p>
-    <w:p>
-      <w:pPr>
-        <w:shd w:val="clear" w:color="auto" w:fill="FFFFFF" w:themeFill="background2"/>
-        <w:bidi w:val="0"/>
-        <w:spacing w:before="0" w:beforeAutospacing="off" w:after="0" w:afterAutospacing="off"/>
-        <w:ind w:left="634" w:right="0"/>
-        <w:jc w:val="left"/>
-      </w:pPr>
-      <w:r>
-        <w:rPr>
-          <w:rFonts w:ascii="Times New Roman" w:hAnsi="Times New Roman" w:eastAsia="Times New Roman" w:cs="Times New Roman"/>
-          <w:b w:val="0"/>
-          <w:bCs w:val="0"/>
-          <w:i w:val="0"/>
-          <w:iCs w:val="0"/>
-          <w:caps w:val="0"/>
-          <w:smallCaps w:val="0"/>
-          <w:noProof w:val="0"/>
-          <w:color w:val="000000" w:themeColor="text2" w:themeTint="FF" w:themeShade="FF"/>
-          <w:sz w:val="21"/>
-          <w:szCs w:val="21"/>
-          <w:lang w:val="en-US"/>
-        </w:rPr>
-        <w:t>5.3.2 Stimulus/Response Sequences</w:t>
-      </w:r>
-      <w:r>
-        <w:rPr>
-          <w:rFonts w:ascii="Cambria" w:hAnsi="Cambria" w:eastAsia="Cambria" w:cs="Cambria"/>
-          <w:b w:val="0"/>
-          <w:bCs w:val="0"/>
-          <w:i w:val="0"/>
-          <w:iCs w:val="0"/>
-          <w:caps w:val="0"/>
-          <w:smallCaps w:val="0"/>
-          <w:noProof w:val="0"/>
-          <w:color w:val="000000" w:themeColor="text2" w:themeTint="FF" w:themeShade="FF"/>
-          <w:sz w:val="22"/>
-          <w:szCs w:val="22"/>
-          <w:lang w:val="en-US"/>
-        </w:rPr>
-        <w:t> </w:t>
-      </w:r>
-      <w:r>
-        <w:rPr>
-          <w:rFonts w:ascii="Times New Roman" w:hAnsi="Times New Roman" w:eastAsia="Times New Roman" w:cs="Times New Roman"/>
-          <w:b w:val="0"/>
-          <w:bCs w:val="0"/>
-          <w:i w:val="0"/>
-          <w:iCs w:val="0"/>
-          <w:caps w:val="0"/>
-          <w:smallCaps w:val="0"/>
-          <w:noProof w:val="0"/>
-          <w:color w:val="000000" w:themeColor="text2" w:themeTint="FF" w:themeShade="FF"/>
-          <w:sz w:val="21"/>
-          <w:szCs w:val="21"/>
-          <w:lang w:val="en-US"/>
-        </w:rPr>
-        <w:t>7</w:t>
-      </w:r>
-    </w:p>
-    <w:p>
-      <w:pPr>
-        <w:shd w:val="clear" w:color="auto" w:fill="FFFFFF" w:themeFill="background2"/>
-        <w:bidi w:val="0"/>
-        <w:spacing w:before="0" w:beforeAutospacing="off" w:after="0" w:afterAutospacing="off"/>
-        <w:ind w:left="634" w:right="0"/>
-        <w:jc w:val="left"/>
-      </w:pPr>
-      <w:r>
-        <w:rPr>
-          <w:rFonts w:ascii="Times New Roman" w:hAnsi="Times New Roman" w:eastAsia="Times New Roman" w:cs="Times New Roman"/>
-          <w:b w:val="0"/>
-          <w:bCs w:val="0"/>
-          <w:i w:val="0"/>
-          <w:iCs w:val="0"/>
-          <w:caps w:val="0"/>
-          <w:smallCaps w:val="0"/>
-          <w:noProof w:val="0"/>
-          <w:color w:val="000000" w:themeColor="text2" w:themeTint="FF" w:themeShade="FF"/>
-          <w:sz w:val="21"/>
-          <w:szCs w:val="21"/>
-          <w:lang w:val="en-US"/>
-        </w:rPr>
-        <w:t>5.3.3 Functional Requirements</w:t>
-      </w:r>
-      <w:r>
-        <w:rPr>
-          <w:rFonts w:ascii="Cambria" w:hAnsi="Cambria" w:eastAsia="Cambria" w:cs="Cambria"/>
-          <w:b w:val="0"/>
-          <w:bCs w:val="0"/>
-          <w:i w:val="0"/>
-          <w:iCs w:val="0"/>
-          <w:caps w:val="0"/>
-          <w:smallCaps w:val="0"/>
-          <w:noProof w:val="0"/>
-          <w:color w:val="000000" w:themeColor="text2" w:themeTint="FF" w:themeShade="FF"/>
-          <w:sz w:val="22"/>
-          <w:szCs w:val="22"/>
-          <w:lang w:val="en-US"/>
-        </w:rPr>
-        <w:t> </w:t>
-      </w:r>
-      <w:r>
-        <w:rPr>
-          <w:rFonts w:ascii="Times New Roman" w:hAnsi="Times New Roman" w:eastAsia="Times New Roman" w:cs="Times New Roman"/>
-          <w:b w:val="0"/>
-          <w:bCs w:val="0"/>
-          <w:i w:val="0"/>
-          <w:iCs w:val="0"/>
-          <w:caps w:val="0"/>
-          <w:smallCaps w:val="0"/>
-          <w:noProof w:val="0"/>
-          <w:color w:val="000000" w:themeColor="text2" w:themeTint="FF" w:themeShade="FF"/>
-          <w:sz w:val="21"/>
-          <w:szCs w:val="21"/>
-          <w:lang w:val="en-US"/>
-        </w:rPr>
-        <w:t>7</w:t>
-      </w:r>
-    </w:p>
-    <w:p>
-      <w:pPr>
-        <w:shd w:val="clear" w:color="auto" w:fill="FFFFFF" w:themeFill="background2"/>
-        <w:bidi w:val="0"/>
-        <w:spacing w:before="0" w:beforeAutospacing="off" w:after="0" w:afterAutospacing="off"/>
-        <w:ind w:left="317" w:right="0"/>
-        <w:jc w:val="left"/>
-      </w:pPr>
-      <w:r>
-        <w:rPr>
-          <w:rFonts w:ascii="Times New Roman" w:hAnsi="Times New Roman" w:eastAsia="Times New Roman" w:cs="Times New Roman"/>
-          <w:b w:val="0"/>
-          <w:bCs w:val="0"/>
-          <w:i w:val="0"/>
-          <w:iCs w:val="0"/>
-          <w:caps w:val="0"/>
-          <w:smallCaps w:val="0"/>
-          <w:noProof w:val="0"/>
-          <w:color w:val="000000" w:themeColor="text2" w:themeTint="FF" w:themeShade="FF"/>
-          <w:sz w:val="21"/>
-          <w:szCs w:val="21"/>
-          <w:lang w:val="en-US"/>
-        </w:rPr>
-        <w:t>5.4 Attendance Management</w:t>
-      </w:r>
-      <w:r>
-        <w:rPr>
-          <w:rFonts w:ascii="Cambria" w:hAnsi="Cambria" w:eastAsia="Cambria" w:cs="Cambria"/>
-          <w:b w:val="0"/>
-          <w:bCs w:val="0"/>
-          <w:i w:val="0"/>
-          <w:iCs w:val="0"/>
-          <w:caps w:val="0"/>
-          <w:smallCaps w:val="0"/>
-          <w:noProof w:val="0"/>
-          <w:color w:val="000000" w:themeColor="text2" w:themeTint="FF" w:themeShade="FF"/>
-          <w:sz w:val="22"/>
-          <w:szCs w:val="22"/>
-          <w:lang w:val="en-US"/>
-        </w:rPr>
-        <w:t> </w:t>
-      </w:r>
-      <w:r>
-        <w:rPr>
-          <w:rFonts w:ascii="Times New Roman" w:hAnsi="Times New Roman" w:eastAsia="Times New Roman" w:cs="Times New Roman"/>
-          <w:b w:val="0"/>
-          <w:bCs w:val="0"/>
-          <w:i w:val="0"/>
-          <w:iCs w:val="0"/>
-          <w:caps w:val="0"/>
-          <w:smallCaps w:val="0"/>
-          <w:noProof w:val="0"/>
-          <w:color w:val="000000" w:themeColor="text2" w:themeTint="FF" w:themeShade="FF"/>
-          <w:sz w:val="21"/>
-          <w:szCs w:val="21"/>
-          <w:lang w:val="en-US"/>
-        </w:rPr>
-        <w:t>8</w:t>
-      </w:r>
-    </w:p>
-    <w:p>
-      <w:pPr>
-        <w:shd w:val="clear" w:color="auto" w:fill="FFFFFF" w:themeFill="background2"/>
-        <w:bidi w:val="0"/>
-        <w:spacing w:before="0" w:beforeAutospacing="off" w:after="0" w:afterAutospacing="off"/>
-        <w:ind w:left="634" w:right="0"/>
-        <w:jc w:val="left"/>
-      </w:pPr>
-      <w:r>
-        <w:rPr>
-          <w:rFonts w:ascii="Times New Roman" w:hAnsi="Times New Roman" w:eastAsia="Times New Roman" w:cs="Times New Roman"/>
-          <w:b w:val="0"/>
-          <w:bCs w:val="0"/>
-          <w:i w:val="0"/>
-          <w:iCs w:val="0"/>
-          <w:caps w:val="0"/>
-          <w:smallCaps w:val="0"/>
-          <w:noProof w:val="0"/>
-          <w:color w:val="000000" w:themeColor="text2" w:themeTint="FF" w:themeShade="FF"/>
-          <w:sz w:val="21"/>
-          <w:szCs w:val="21"/>
-          <w:lang w:val="en-US"/>
-        </w:rPr>
-        <w:t>5.4.1 Description and Priority</w:t>
-      </w:r>
-      <w:r>
-        <w:rPr>
-          <w:rFonts w:ascii="Cambria" w:hAnsi="Cambria" w:eastAsia="Cambria" w:cs="Cambria"/>
-          <w:b w:val="0"/>
-          <w:bCs w:val="0"/>
-          <w:i w:val="0"/>
-          <w:iCs w:val="0"/>
-          <w:caps w:val="0"/>
-          <w:smallCaps w:val="0"/>
-          <w:noProof w:val="0"/>
-          <w:color w:val="000000" w:themeColor="text2" w:themeTint="FF" w:themeShade="FF"/>
-          <w:sz w:val="22"/>
-          <w:szCs w:val="22"/>
-          <w:lang w:val="en-US"/>
-        </w:rPr>
-        <w:t> </w:t>
-      </w:r>
-      <w:r>
-        <w:rPr>
-          <w:rFonts w:ascii="Times New Roman" w:hAnsi="Times New Roman" w:eastAsia="Times New Roman" w:cs="Times New Roman"/>
-          <w:b w:val="0"/>
-          <w:bCs w:val="0"/>
-          <w:i w:val="0"/>
-          <w:iCs w:val="0"/>
-          <w:caps w:val="0"/>
-          <w:smallCaps w:val="0"/>
-          <w:noProof w:val="0"/>
-          <w:color w:val="000000" w:themeColor="text2" w:themeTint="FF" w:themeShade="FF"/>
-          <w:sz w:val="21"/>
-          <w:szCs w:val="21"/>
-          <w:lang w:val="en-US"/>
-        </w:rPr>
-        <w:t>8</w:t>
-      </w:r>
-    </w:p>
-    <w:p>
-      <w:pPr>
-        <w:shd w:val="clear" w:color="auto" w:fill="FFFFFF" w:themeFill="background2"/>
-        <w:bidi w:val="0"/>
-        <w:spacing w:before="0" w:beforeAutospacing="off" w:after="0" w:afterAutospacing="off"/>
-        <w:ind w:left="634" w:right="0"/>
-        <w:jc w:val="left"/>
-      </w:pPr>
-      <w:r>
-        <w:rPr>
-          <w:rFonts w:ascii="Times New Roman" w:hAnsi="Times New Roman" w:eastAsia="Times New Roman" w:cs="Times New Roman"/>
-          <w:b w:val="0"/>
-          <w:bCs w:val="0"/>
-          <w:i w:val="0"/>
-          <w:iCs w:val="0"/>
-          <w:caps w:val="0"/>
-          <w:smallCaps w:val="0"/>
-          <w:noProof w:val="0"/>
-          <w:color w:val="000000" w:themeColor="text2" w:themeTint="FF" w:themeShade="FF"/>
-          <w:sz w:val="21"/>
-          <w:szCs w:val="21"/>
-          <w:lang w:val="en-US"/>
-        </w:rPr>
-        <w:t>5.4.2 Stimulus/Response Sequences</w:t>
-      </w:r>
-      <w:r>
-        <w:rPr>
-          <w:rFonts w:ascii="Cambria" w:hAnsi="Cambria" w:eastAsia="Cambria" w:cs="Cambria"/>
-          <w:b w:val="0"/>
-          <w:bCs w:val="0"/>
-          <w:i w:val="0"/>
-          <w:iCs w:val="0"/>
-          <w:caps w:val="0"/>
-          <w:smallCaps w:val="0"/>
-          <w:noProof w:val="0"/>
-          <w:color w:val="000000" w:themeColor="text2" w:themeTint="FF" w:themeShade="FF"/>
-          <w:sz w:val="22"/>
-          <w:szCs w:val="22"/>
-          <w:lang w:val="en-US"/>
-        </w:rPr>
-        <w:t> </w:t>
-      </w:r>
-      <w:r>
-        <w:rPr>
-          <w:rFonts w:ascii="Times New Roman" w:hAnsi="Times New Roman" w:eastAsia="Times New Roman" w:cs="Times New Roman"/>
-          <w:b w:val="0"/>
-          <w:bCs w:val="0"/>
-          <w:i w:val="0"/>
-          <w:iCs w:val="0"/>
-          <w:caps w:val="0"/>
-          <w:smallCaps w:val="0"/>
-          <w:noProof w:val="0"/>
-          <w:color w:val="000000" w:themeColor="text2" w:themeTint="FF" w:themeShade="FF"/>
-          <w:sz w:val="21"/>
-          <w:szCs w:val="21"/>
-          <w:lang w:val="en-US"/>
-        </w:rPr>
-        <w:t>8</w:t>
-      </w:r>
-    </w:p>
-    <w:p>
-      <w:pPr>
-        <w:shd w:val="clear" w:color="auto" w:fill="FFFFFF" w:themeFill="background2"/>
-        <w:bidi w:val="0"/>
-        <w:spacing w:before="0" w:beforeAutospacing="off" w:after="0" w:afterAutospacing="off"/>
-        <w:ind w:left="634" w:right="0"/>
-        <w:jc w:val="left"/>
-      </w:pPr>
-      <w:r>
-        <w:rPr>
-          <w:rFonts w:ascii="Times New Roman" w:hAnsi="Times New Roman" w:eastAsia="Times New Roman" w:cs="Times New Roman"/>
-          <w:b w:val="0"/>
-          <w:bCs w:val="0"/>
-          <w:i w:val="0"/>
-          <w:iCs w:val="0"/>
-          <w:caps w:val="0"/>
-          <w:smallCaps w:val="0"/>
-          <w:noProof w:val="0"/>
-          <w:color w:val="000000" w:themeColor="text2" w:themeTint="FF" w:themeShade="FF"/>
-          <w:sz w:val="21"/>
-          <w:szCs w:val="21"/>
-          <w:lang w:val="en-US"/>
-        </w:rPr>
-        <w:t>5.4.3 Functional Requirements</w:t>
-      </w:r>
-      <w:r>
-        <w:rPr>
-          <w:rFonts w:ascii="Cambria" w:hAnsi="Cambria" w:eastAsia="Cambria" w:cs="Cambria"/>
-          <w:b w:val="0"/>
-          <w:bCs w:val="0"/>
-          <w:i w:val="0"/>
-          <w:iCs w:val="0"/>
-          <w:caps w:val="0"/>
-          <w:smallCaps w:val="0"/>
-          <w:noProof w:val="0"/>
-          <w:color w:val="000000" w:themeColor="text2" w:themeTint="FF" w:themeShade="FF"/>
-          <w:sz w:val="22"/>
-          <w:szCs w:val="22"/>
-          <w:lang w:val="en-US"/>
-        </w:rPr>
-        <w:t> </w:t>
-      </w:r>
-      <w:r>
-        <w:rPr>
-          <w:rFonts w:ascii="Times New Roman" w:hAnsi="Times New Roman" w:eastAsia="Times New Roman" w:cs="Times New Roman"/>
-          <w:b w:val="0"/>
-          <w:bCs w:val="0"/>
-          <w:i w:val="0"/>
-          <w:iCs w:val="0"/>
-          <w:caps w:val="0"/>
-          <w:smallCaps w:val="0"/>
-          <w:noProof w:val="0"/>
-          <w:color w:val="000000" w:themeColor="text2" w:themeTint="FF" w:themeShade="FF"/>
-          <w:sz w:val="21"/>
-          <w:szCs w:val="21"/>
-          <w:lang w:val="en-US"/>
-        </w:rPr>
-        <w:t>8</w:t>
-      </w:r>
-    </w:p>
-    <w:p>
-      <w:pPr>
-        <w:shd w:val="clear" w:color="auto" w:fill="FFFFFF" w:themeFill="background2"/>
-        <w:bidi w:val="0"/>
-        <w:spacing w:before="0" w:beforeAutospacing="off" w:after="0" w:afterAutospacing="off"/>
-        <w:ind w:left="317" w:right="0"/>
-        <w:jc w:val="left"/>
-      </w:pPr>
-      <w:r>
-        <w:rPr>
-          <w:rFonts w:ascii="Times New Roman" w:hAnsi="Times New Roman" w:eastAsia="Times New Roman" w:cs="Times New Roman"/>
-          <w:b w:val="0"/>
-          <w:bCs w:val="0"/>
-          <w:i w:val="0"/>
-          <w:iCs w:val="0"/>
-          <w:caps w:val="0"/>
-          <w:smallCaps w:val="0"/>
-          <w:noProof w:val="0"/>
-          <w:color w:val="000000" w:themeColor="text2" w:themeTint="FF" w:themeShade="FF"/>
-          <w:sz w:val="21"/>
-          <w:szCs w:val="21"/>
-          <w:lang w:val="en-US"/>
-        </w:rPr>
-        <w:t>5.5 Attendance Viewing &amp; Calculation</w:t>
-      </w:r>
-      <w:r>
-        <w:rPr>
-          <w:rFonts w:ascii="Cambria" w:hAnsi="Cambria" w:eastAsia="Cambria" w:cs="Cambria"/>
-          <w:b w:val="0"/>
-          <w:bCs w:val="0"/>
-          <w:i w:val="0"/>
-          <w:iCs w:val="0"/>
-          <w:caps w:val="0"/>
-          <w:smallCaps w:val="0"/>
-          <w:noProof w:val="0"/>
-          <w:color w:val="000000" w:themeColor="text2" w:themeTint="FF" w:themeShade="FF"/>
-          <w:sz w:val="22"/>
-          <w:szCs w:val="22"/>
-          <w:lang w:val="en-US"/>
-        </w:rPr>
-        <w:t> </w:t>
-      </w:r>
-      <w:r>
-        <w:rPr>
-          <w:rFonts w:ascii="Times New Roman" w:hAnsi="Times New Roman" w:eastAsia="Times New Roman" w:cs="Times New Roman"/>
-          <w:b w:val="0"/>
-          <w:bCs w:val="0"/>
-          <w:i w:val="0"/>
-          <w:iCs w:val="0"/>
-          <w:caps w:val="0"/>
-          <w:smallCaps w:val="0"/>
-          <w:noProof w:val="0"/>
-          <w:color w:val="000000" w:themeColor="text2" w:themeTint="FF" w:themeShade="FF"/>
-          <w:sz w:val="21"/>
-          <w:szCs w:val="21"/>
-          <w:lang w:val="en-US"/>
-        </w:rPr>
-        <w:t>9</w:t>
-      </w:r>
-    </w:p>
-    <w:p>
-      <w:pPr>
-        <w:shd w:val="clear" w:color="auto" w:fill="FFFFFF" w:themeFill="background2"/>
-        <w:bidi w:val="0"/>
-        <w:spacing w:before="0" w:beforeAutospacing="off" w:after="0" w:afterAutospacing="off"/>
-        <w:ind w:left="634" w:right="0"/>
-        <w:jc w:val="left"/>
-      </w:pPr>
-      <w:r>
-        <w:rPr>
-          <w:rFonts w:ascii="Times New Roman" w:hAnsi="Times New Roman" w:eastAsia="Times New Roman" w:cs="Times New Roman"/>
-          <w:b w:val="0"/>
-          <w:bCs w:val="0"/>
-          <w:i w:val="0"/>
-          <w:iCs w:val="0"/>
-          <w:caps w:val="0"/>
-          <w:smallCaps w:val="0"/>
-          <w:noProof w:val="0"/>
-          <w:color w:val="000000" w:themeColor="text2" w:themeTint="FF" w:themeShade="FF"/>
-          <w:sz w:val="21"/>
-          <w:szCs w:val="21"/>
-          <w:lang w:val="en-US"/>
-        </w:rPr>
-        <w:t>5.5.1 Description and Priority</w:t>
-      </w:r>
-      <w:r>
-        <w:rPr>
-          <w:rFonts w:ascii="Cambria" w:hAnsi="Cambria" w:eastAsia="Cambria" w:cs="Cambria"/>
-          <w:b w:val="0"/>
-          <w:bCs w:val="0"/>
-          <w:i w:val="0"/>
-          <w:iCs w:val="0"/>
-          <w:caps w:val="0"/>
-          <w:smallCaps w:val="0"/>
-          <w:noProof w:val="0"/>
-          <w:color w:val="000000" w:themeColor="text2" w:themeTint="FF" w:themeShade="FF"/>
-          <w:sz w:val="22"/>
-          <w:szCs w:val="22"/>
-          <w:lang w:val="en-US"/>
-        </w:rPr>
-        <w:t> </w:t>
-      </w:r>
-      <w:r>
-        <w:rPr>
-          <w:rFonts w:ascii="Times New Roman" w:hAnsi="Times New Roman" w:eastAsia="Times New Roman" w:cs="Times New Roman"/>
-          <w:b w:val="0"/>
-          <w:bCs w:val="0"/>
-          <w:i w:val="0"/>
-          <w:iCs w:val="0"/>
-          <w:caps w:val="0"/>
-          <w:smallCaps w:val="0"/>
-          <w:noProof w:val="0"/>
-          <w:color w:val="000000" w:themeColor="text2" w:themeTint="FF" w:themeShade="FF"/>
-          <w:sz w:val="21"/>
-          <w:szCs w:val="21"/>
-          <w:lang w:val="en-US"/>
-        </w:rPr>
-        <w:t>9</w:t>
-      </w:r>
-    </w:p>
-    <w:p>
-      <w:pPr>
-        <w:shd w:val="clear" w:color="auto" w:fill="FFFFFF" w:themeFill="background2"/>
-        <w:bidi w:val="0"/>
-        <w:spacing w:before="0" w:beforeAutospacing="off" w:after="0" w:afterAutospacing="off"/>
-        <w:ind w:left="634" w:right="0"/>
-        <w:jc w:val="left"/>
-      </w:pPr>
-      <w:r>
-        <w:rPr>
-          <w:rFonts w:ascii="Times New Roman" w:hAnsi="Times New Roman" w:eastAsia="Times New Roman" w:cs="Times New Roman"/>
-          <w:b w:val="0"/>
-          <w:bCs w:val="0"/>
-          <w:i w:val="0"/>
-          <w:iCs w:val="0"/>
-          <w:caps w:val="0"/>
-          <w:smallCaps w:val="0"/>
-          <w:noProof w:val="0"/>
-          <w:color w:val="000000" w:themeColor="text2" w:themeTint="FF" w:themeShade="FF"/>
-          <w:sz w:val="21"/>
-          <w:szCs w:val="21"/>
-          <w:lang w:val="en-US"/>
-        </w:rPr>
-        <w:t>5.5.2 Stimulus/Response Sequences</w:t>
-      </w:r>
-      <w:r>
-        <w:rPr>
-          <w:rFonts w:ascii="Cambria" w:hAnsi="Cambria" w:eastAsia="Cambria" w:cs="Cambria"/>
-          <w:b w:val="0"/>
-          <w:bCs w:val="0"/>
-          <w:i w:val="0"/>
-          <w:iCs w:val="0"/>
-          <w:caps w:val="0"/>
-          <w:smallCaps w:val="0"/>
-          <w:noProof w:val="0"/>
-          <w:color w:val="000000" w:themeColor="text2" w:themeTint="FF" w:themeShade="FF"/>
-          <w:sz w:val="22"/>
-          <w:szCs w:val="22"/>
-          <w:lang w:val="en-US"/>
-        </w:rPr>
-        <w:t> </w:t>
-      </w:r>
-      <w:r>
-        <w:rPr>
-          <w:rFonts w:ascii="Times New Roman" w:hAnsi="Times New Roman" w:eastAsia="Times New Roman" w:cs="Times New Roman"/>
-          <w:b w:val="0"/>
-          <w:bCs w:val="0"/>
-          <w:i w:val="0"/>
-          <w:iCs w:val="0"/>
-          <w:caps w:val="0"/>
-          <w:smallCaps w:val="0"/>
-          <w:noProof w:val="0"/>
-          <w:color w:val="000000" w:themeColor="text2" w:themeTint="FF" w:themeShade="FF"/>
-          <w:sz w:val="21"/>
-          <w:szCs w:val="21"/>
-          <w:lang w:val="en-US"/>
-        </w:rPr>
-        <w:t>9</w:t>
-      </w:r>
-    </w:p>
-    <w:p>
-      <w:pPr>
-        <w:shd w:val="clear" w:color="auto" w:fill="FFFFFF" w:themeFill="background2"/>
-        <w:bidi w:val="0"/>
-        <w:spacing w:before="0" w:beforeAutospacing="off" w:after="0" w:afterAutospacing="off"/>
-        <w:ind w:left="634" w:right="0"/>
-        <w:jc w:val="left"/>
-      </w:pPr>
-      <w:r>
-        <w:rPr>
-          <w:rFonts w:ascii="Times New Roman" w:hAnsi="Times New Roman" w:eastAsia="Times New Roman" w:cs="Times New Roman"/>
-          <w:b w:val="0"/>
-          <w:bCs w:val="0"/>
-          <w:i w:val="0"/>
-          <w:iCs w:val="0"/>
-          <w:caps w:val="0"/>
-          <w:smallCaps w:val="0"/>
-          <w:noProof w:val="0"/>
-          <w:color w:val="000000" w:themeColor="text2" w:themeTint="FF" w:themeShade="FF"/>
-          <w:sz w:val="21"/>
-          <w:szCs w:val="21"/>
-          <w:lang w:val="en-US"/>
-        </w:rPr>
-        <w:t>5.5.3 Functional Requirements</w:t>
-      </w:r>
-      <w:r>
-        <w:rPr>
-          <w:rFonts w:ascii="Cambria" w:hAnsi="Cambria" w:eastAsia="Cambria" w:cs="Cambria"/>
-          <w:b w:val="0"/>
-          <w:bCs w:val="0"/>
-          <w:i w:val="0"/>
-          <w:iCs w:val="0"/>
-          <w:caps w:val="0"/>
-          <w:smallCaps w:val="0"/>
-          <w:noProof w:val="0"/>
-          <w:color w:val="000000" w:themeColor="text2" w:themeTint="FF" w:themeShade="FF"/>
-          <w:sz w:val="22"/>
-          <w:szCs w:val="22"/>
-          <w:lang w:val="en-US"/>
-        </w:rPr>
-        <w:t> </w:t>
-      </w:r>
-      <w:r>
-        <w:rPr>
-          <w:rFonts w:ascii="Times New Roman" w:hAnsi="Times New Roman" w:eastAsia="Times New Roman" w:cs="Times New Roman"/>
-          <w:b w:val="0"/>
-          <w:bCs w:val="0"/>
-          <w:i w:val="0"/>
-          <w:iCs w:val="0"/>
-          <w:caps w:val="0"/>
-          <w:smallCaps w:val="0"/>
-          <w:noProof w:val="0"/>
-          <w:color w:val="000000" w:themeColor="text2" w:themeTint="FF" w:themeShade="FF"/>
-          <w:sz w:val="21"/>
-          <w:szCs w:val="21"/>
-          <w:lang w:val="en-US"/>
-        </w:rPr>
-        <w:t>9</w:t>
-      </w:r>
-    </w:p>
-    <w:p>
-      <w:pPr>
-        <w:shd w:val="clear" w:color="auto" w:fill="FFFFFF" w:themeFill="background2"/>
-        <w:bidi w:val="0"/>
-        <w:spacing w:before="0" w:beforeAutospacing="off" w:after="0" w:afterAutospacing="off"/>
-        <w:ind w:left="317" w:right="0"/>
-        <w:jc w:val="left"/>
-      </w:pPr>
-      <w:r>
-        <w:rPr>
-          <w:rFonts w:ascii="Times New Roman" w:hAnsi="Times New Roman" w:eastAsia="Times New Roman" w:cs="Times New Roman"/>
-          <w:b w:val="0"/>
-          <w:bCs w:val="0"/>
-          <w:i w:val="0"/>
-          <w:iCs w:val="0"/>
-          <w:caps w:val="0"/>
-          <w:smallCaps w:val="0"/>
-          <w:noProof w:val="0"/>
-          <w:color w:val="000000" w:themeColor="text2" w:themeTint="FF" w:themeShade="FF"/>
-          <w:sz w:val="21"/>
-          <w:szCs w:val="21"/>
-          <w:lang w:val="en-US"/>
-        </w:rPr>
-        <w:t>5.6 Attendance Reports</w:t>
-      </w:r>
-      <w:r>
-        <w:rPr>
-          <w:rFonts w:ascii="Cambria" w:hAnsi="Cambria" w:eastAsia="Cambria" w:cs="Cambria"/>
-          <w:b w:val="0"/>
-          <w:bCs w:val="0"/>
-          <w:i w:val="0"/>
-          <w:iCs w:val="0"/>
-          <w:caps w:val="0"/>
-          <w:smallCaps w:val="0"/>
-          <w:noProof w:val="0"/>
-          <w:color w:val="000000" w:themeColor="text2" w:themeTint="FF" w:themeShade="FF"/>
-          <w:sz w:val="22"/>
-          <w:szCs w:val="22"/>
-          <w:lang w:val="en-US"/>
-        </w:rPr>
-        <w:t> </w:t>
-      </w:r>
-      <w:r>
-        <w:rPr>
-          <w:rFonts w:ascii="Times New Roman" w:hAnsi="Times New Roman" w:eastAsia="Times New Roman" w:cs="Times New Roman"/>
-          <w:b w:val="0"/>
-          <w:bCs w:val="0"/>
-          <w:i w:val="0"/>
-          <w:iCs w:val="0"/>
-          <w:caps w:val="0"/>
-          <w:smallCaps w:val="0"/>
-          <w:noProof w:val="0"/>
-          <w:color w:val="000000" w:themeColor="text2" w:themeTint="FF" w:themeShade="FF"/>
-          <w:sz w:val="21"/>
-          <w:szCs w:val="21"/>
-          <w:lang w:val="en-US"/>
-        </w:rPr>
-        <w:t>9</w:t>
-      </w:r>
-    </w:p>
-    <w:p>
-      <w:pPr>
-        <w:shd w:val="clear" w:color="auto" w:fill="FFFFFF" w:themeFill="background2"/>
-        <w:bidi w:val="0"/>
-        <w:spacing w:before="0" w:beforeAutospacing="off" w:after="0" w:afterAutospacing="off"/>
-        <w:ind w:left="634" w:right="0"/>
-        <w:jc w:val="left"/>
-      </w:pPr>
-      <w:r>
-        <w:rPr>
-          <w:rFonts w:ascii="Times New Roman" w:hAnsi="Times New Roman" w:eastAsia="Times New Roman" w:cs="Times New Roman"/>
-          <w:b w:val="0"/>
-          <w:bCs w:val="0"/>
-          <w:i w:val="0"/>
-          <w:iCs w:val="0"/>
-          <w:caps w:val="0"/>
-          <w:smallCaps w:val="0"/>
-          <w:noProof w:val="0"/>
-          <w:color w:val="000000" w:themeColor="text2" w:themeTint="FF" w:themeShade="FF"/>
-          <w:sz w:val="21"/>
-          <w:szCs w:val="21"/>
-          <w:lang w:val="en-US"/>
-        </w:rPr>
-        <w:t>5.6.1 Description and Priority</w:t>
-      </w:r>
-      <w:r>
-        <w:rPr>
-          <w:rFonts w:ascii="Cambria" w:hAnsi="Cambria" w:eastAsia="Cambria" w:cs="Cambria"/>
-          <w:b w:val="0"/>
-          <w:bCs w:val="0"/>
-          <w:i w:val="0"/>
-          <w:iCs w:val="0"/>
-          <w:caps w:val="0"/>
-          <w:smallCaps w:val="0"/>
-          <w:noProof w:val="0"/>
-          <w:color w:val="000000" w:themeColor="text2" w:themeTint="FF" w:themeShade="FF"/>
-          <w:sz w:val="22"/>
-          <w:szCs w:val="22"/>
-          <w:lang w:val="en-US"/>
-        </w:rPr>
-        <w:t> </w:t>
-      </w:r>
-      <w:r>
-        <w:rPr>
-          <w:rFonts w:ascii="Times New Roman" w:hAnsi="Times New Roman" w:eastAsia="Times New Roman" w:cs="Times New Roman"/>
-          <w:b w:val="0"/>
-          <w:bCs w:val="0"/>
-          <w:i w:val="0"/>
-          <w:iCs w:val="0"/>
-          <w:caps w:val="0"/>
-          <w:smallCaps w:val="0"/>
-          <w:noProof w:val="0"/>
-          <w:color w:val="000000" w:themeColor="text2" w:themeTint="FF" w:themeShade="FF"/>
-          <w:sz w:val="21"/>
-          <w:szCs w:val="21"/>
-          <w:lang w:val="en-US"/>
-        </w:rPr>
-        <w:t>9</w:t>
-      </w:r>
-    </w:p>
-    <w:p>
-      <w:pPr>
-        <w:shd w:val="clear" w:color="auto" w:fill="FFFFFF" w:themeFill="background2"/>
-        <w:bidi w:val="0"/>
-        <w:spacing w:before="0" w:beforeAutospacing="off" w:after="0" w:afterAutospacing="off"/>
-        <w:ind w:left="634" w:right="0"/>
-        <w:jc w:val="left"/>
-      </w:pPr>
-      <w:r>
-        <w:rPr>
-          <w:rFonts w:ascii="Times New Roman" w:hAnsi="Times New Roman" w:eastAsia="Times New Roman" w:cs="Times New Roman"/>
-          <w:b w:val="0"/>
-          <w:bCs w:val="0"/>
-          <w:i w:val="0"/>
-          <w:iCs w:val="0"/>
-          <w:caps w:val="0"/>
-          <w:smallCaps w:val="0"/>
-          <w:noProof w:val="0"/>
-          <w:color w:val="000000" w:themeColor="text2" w:themeTint="FF" w:themeShade="FF"/>
-          <w:sz w:val="21"/>
-          <w:szCs w:val="21"/>
-          <w:lang w:val="en-US"/>
-        </w:rPr>
-        <w:t>5.6.2 Stimulus/Response Sequences</w:t>
-      </w:r>
-      <w:r>
-        <w:rPr>
-          <w:rFonts w:ascii="Cambria" w:hAnsi="Cambria" w:eastAsia="Cambria" w:cs="Cambria"/>
-          <w:b w:val="0"/>
-          <w:bCs w:val="0"/>
-          <w:i w:val="0"/>
-          <w:iCs w:val="0"/>
-          <w:caps w:val="0"/>
-          <w:smallCaps w:val="0"/>
-          <w:noProof w:val="0"/>
-          <w:color w:val="000000" w:themeColor="text2" w:themeTint="FF" w:themeShade="FF"/>
-          <w:sz w:val="22"/>
-          <w:szCs w:val="22"/>
-          <w:lang w:val="en-US"/>
-        </w:rPr>
-        <w:t> </w:t>
-      </w:r>
-      <w:r>
-        <w:rPr>
-          <w:rFonts w:ascii="Times New Roman" w:hAnsi="Times New Roman" w:eastAsia="Times New Roman" w:cs="Times New Roman"/>
-          <w:b w:val="0"/>
-          <w:bCs w:val="0"/>
-          <w:i w:val="0"/>
-          <w:iCs w:val="0"/>
-          <w:caps w:val="0"/>
-          <w:smallCaps w:val="0"/>
-          <w:noProof w:val="0"/>
-          <w:color w:val="000000" w:themeColor="text2" w:themeTint="FF" w:themeShade="FF"/>
-          <w:sz w:val="21"/>
-          <w:szCs w:val="21"/>
-          <w:lang w:val="en-US"/>
-        </w:rPr>
-        <w:t>9</w:t>
-      </w:r>
-    </w:p>
-    <w:p>
-      <w:pPr>
-        <w:shd w:val="clear" w:color="auto" w:fill="FFFFFF" w:themeFill="background2"/>
-        <w:bidi w:val="0"/>
-        <w:spacing w:before="0" w:beforeAutospacing="off" w:after="0" w:afterAutospacing="off"/>
-        <w:ind w:left="634" w:right="0"/>
-        <w:jc w:val="left"/>
-      </w:pPr>
-      <w:r>
-        <w:rPr>
-          <w:rFonts w:ascii="Times New Roman" w:hAnsi="Times New Roman" w:eastAsia="Times New Roman" w:cs="Times New Roman"/>
-          <w:b w:val="0"/>
-          <w:bCs w:val="0"/>
-          <w:i w:val="0"/>
-          <w:iCs w:val="0"/>
-          <w:caps w:val="0"/>
-          <w:smallCaps w:val="0"/>
-          <w:noProof w:val="0"/>
-          <w:color w:val="000000" w:themeColor="text2" w:themeTint="FF" w:themeShade="FF"/>
-          <w:sz w:val="21"/>
-          <w:szCs w:val="21"/>
-          <w:lang w:val="en-US"/>
-        </w:rPr>
-        <w:t>5.6.3 Functional Requirements</w:t>
-      </w:r>
-      <w:r>
-        <w:rPr>
-          <w:rFonts w:ascii="Cambria" w:hAnsi="Cambria" w:eastAsia="Cambria" w:cs="Cambria"/>
-          <w:b w:val="0"/>
-          <w:bCs w:val="0"/>
-          <w:i w:val="0"/>
-          <w:iCs w:val="0"/>
-          <w:caps w:val="0"/>
-          <w:smallCaps w:val="0"/>
-          <w:noProof w:val="0"/>
-          <w:color w:val="000000" w:themeColor="text2" w:themeTint="FF" w:themeShade="FF"/>
-          <w:sz w:val="22"/>
-          <w:szCs w:val="22"/>
-          <w:lang w:val="en-US"/>
-        </w:rPr>
-        <w:t> </w:t>
-      </w:r>
-      <w:r>
-        <w:rPr>
-          <w:rFonts w:ascii="Times New Roman" w:hAnsi="Times New Roman" w:eastAsia="Times New Roman" w:cs="Times New Roman"/>
-          <w:b w:val="0"/>
-          <w:bCs w:val="0"/>
-          <w:i w:val="0"/>
-          <w:iCs w:val="0"/>
-          <w:caps w:val="0"/>
-          <w:smallCaps w:val="0"/>
-          <w:noProof w:val="0"/>
-          <w:color w:val="000000" w:themeColor="text2" w:themeTint="FF" w:themeShade="FF"/>
-          <w:sz w:val="21"/>
-          <w:szCs w:val="21"/>
-          <w:lang w:val="en-US"/>
-        </w:rPr>
-        <w:t>9</w:t>
-      </w:r>
-    </w:p>
-    <w:p>
-      <w:pPr>
-        <w:shd w:val="clear" w:color="auto" w:fill="FFFFFF" w:themeFill="background2"/>
-        <w:bidi w:val="0"/>
-        <w:spacing w:before="0" w:beforeAutospacing="off" w:after="0" w:afterAutospacing="off"/>
-        <w:ind w:left="317" w:right="0"/>
-        <w:jc w:val="left"/>
-      </w:pPr>
-      <w:r>
-        <w:rPr>
-          <w:rFonts w:ascii="Times New Roman" w:hAnsi="Times New Roman" w:eastAsia="Times New Roman" w:cs="Times New Roman"/>
-          <w:b w:val="0"/>
-          <w:bCs w:val="0"/>
-          <w:i w:val="0"/>
-          <w:iCs w:val="0"/>
-          <w:caps w:val="0"/>
-          <w:smallCaps w:val="0"/>
-          <w:noProof w:val="0"/>
-          <w:color w:val="000000" w:themeColor="text2" w:themeTint="FF" w:themeShade="FF"/>
-          <w:sz w:val="21"/>
-          <w:szCs w:val="21"/>
-          <w:lang w:val="en-US"/>
-        </w:rPr>
-        <w:t>5.7 Dashboard</w:t>
-      </w:r>
-      <w:r>
-        <w:rPr>
-          <w:rFonts w:ascii="Cambria" w:hAnsi="Cambria" w:eastAsia="Cambria" w:cs="Cambria"/>
-          <w:b w:val="0"/>
-          <w:bCs w:val="0"/>
-          <w:i w:val="0"/>
-          <w:iCs w:val="0"/>
-          <w:caps w:val="0"/>
-          <w:smallCaps w:val="0"/>
-          <w:noProof w:val="0"/>
-          <w:color w:val="000000" w:themeColor="text2" w:themeTint="FF" w:themeShade="FF"/>
-          <w:sz w:val="22"/>
-          <w:szCs w:val="22"/>
-          <w:lang w:val="en-US"/>
-        </w:rPr>
-        <w:t> </w:t>
-      </w:r>
-      <w:r>
-        <w:rPr>
-          <w:rFonts w:ascii="Times New Roman" w:hAnsi="Times New Roman" w:eastAsia="Times New Roman" w:cs="Times New Roman"/>
-          <w:b w:val="0"/>
-          <w:bCs w:val="0"/>
-          <w:i w:val="0"/>
-          <w:iCs w:val="0"/>
-          <w:caps w:val="0"/>
-          <w:smallCaps w:val="0"/>
-          <w:noProof w:val="0"/>
-          <w:color w:val="000000" w:themeColor="text2" w:themeTint="FF" w:themeShade="FF"/>
-          <w:sz w:val="21"/>
-          <w:szCs w:val="21"/>
-          <w:lang w:val="en-US"/>
-        </w:rPr>
-        <w:t>10</w:t>
-      </w:r>
-    </w:p>
-    <w:p>
-      <w:pPr>
-        <w:shd w:val="clear" w:color="auto" w:fill="FFFFFF" w:themeFill="background2"/>
-        <w:bidi w:val="0"/>
-        <w:spacing w:before="0" w:beforeAutospacing="off" w:after="0" w:afterAutospacing="off"/>
-        <w:ind w:left="634" w:right="0"/>
-        <w:jc w:val="left"/>
-      </w:pPr>
-      <w:r>
-        <w:rPr>
-          <w:rFonts w:ascii="Times New Roman" w:hAnsi="Times New Roman" w:eastAsia="Times New Roman" w:cs="Times New Roman"/>
-          <w:b w:val="0"/>
-          <w:bCs w:val="0"/>
-          <w:i w:val="0"/>
-          <w:iCs w:val="0"/>
-          <w:caps w:val="0"/>
-          <w:smallCaps w:val="0"/>
-          <w:noProof w:val="0"/>
-          <w:color w:val="000000" w:themeColor="text2" w:themeTint="FF" w:themeShade="FF"/>
-          <w:sz w:val="21"/>
-          <w:szCs w:val="21"/>
-          <w:lang w:val="en-US"/>
-        </w:rPr>
-        <w:t>5.7.1 Description and Priority</w:t>
-      </w:r>
-      <w:r>
-        <w:rPr>
-          <w:rFonts w:ascii="Cambria" w:hAnsi="Cambria" w:eastAsia="Cambria" w:cs="Cambria"/>
-          <w:b w:val="0"/>
-          <w:bCs w:val="0"/>
-          <w:i w:val="0"/>
-          <w:iCs w:val="0"/>
-          <w:caps w:val="0"/>
-          <w:smallCaps w:val="0"/>
-          <w:noProof w:val="0"/>
-          <w:color w:val="000000" w:themeColor="text2" w:themeTint="FF" w:themeShade="FF"/>
-          <w:sz w:val="22"/>
-          <w:szCs w:val="22"/>
-          <w:lang w:val="en-US"/>
-        </w:rPr>
-        <w:t> </w:t>
-      </w:r>
-      <w:r>
-        <w:rPr>
-          <w:rFonts w:ascii="Times New Roman" w:hAnsi="Times New Roman" w:eastAsia="Times New Roman" w:cs="Times New Roman"/>
-          <w:b w:val="0"/>
-          <w:bCs w:val="0"/>
-          <w:i w:val="0"/>
-          <w:iCs w:val="0"/>
-          <w:caps w:val="0"/>
-          <w:smallCaps w:val="0"/>
-          <w:noProof w:val="0"/>
-          <w:color w:val="000000" w:themeColor="text2" w:themeTint="FF" w:themeShade="FF"/>
-          <w:sz w:val="21"/>
-          <w:szCs w:val="21"/>
-          <w:lang w:val="en-US"/>
-        </w:rPr>
-        <w:t>10</w:t>
-      </w:r>
-    </w:p>
-    <w:p>
-      <w:pPr>
-        <w:shd w:val="clear" w:color="auto" w:fill="FFFFFF" w:themeFill="background2"/>
-        <w:bidi w:val="0"/>
-        <w:spacing w:before="0" w:beforeAutospacing="off" w:after="0" w:afterAutospacing="off"/>
-        <w:ind w:left="634" w:right="0"/>
-        <w:jc w:val="left"/>
-      </w:pPr>
-      <w:r>
-        <w:rPr>
-          <w:rFonts w:ascii="Times New Roman" w:hAnsi="Times New Roman" w:eastAsia="Times New Roman" w:cs="Times New Roman"/>
-          <w:b w:val="0"/>
-          <w:bCs w:val="0"/>
-          <w:i w:val="0"/>
-          <w:iCs w:val="0"/>
-          <w:caps w:val="0"/>
-          <w:smallCaps w:val="0"/>
-          <w:noProof w:val="0"/>
-          <w:color w:val="000000" w:themeColor="text2" w:themeTint="FF" w:themeShade="FF"/>
-          <w:sz w:val="21"/>
-          <w:szCs w:val="21"/>
-          <w:lang w:val="en-US"/>
-        </w:rPr>
-        <w:t>5.7.2 Stimulus/Response Sequences</w:t>
-      </w:r>
-      <w:r>
-        <w:rPr>
-          <w:rFonts w:ascii="Cambria" w:hAnsi="Cambria" w:eastAsia="Cambria" w:cs="Cambria"/>
-          <w:b w:val="0"/>
-          <w:bCs w:val="0"/>
-          <w:i w:val="0"/>
-          <w:iCs w:val="0"/>
-          <w:caps w:val="0"/>
-          <w:smallCaps w:val="0"/>
-          <w:noProof w:val="0"/>
-          <w:color w:val="000000" w:themeColor="text2" w:themeTint="FF" w:themeShade="FF"/>
-          <w:sz w:val="22"/>
-          <w:szCs w:val="22"/>
-          <w:lang w:val="en-US"/>
-        </w:rPr>
-        <w:t> </w:t>
-      </w:r>
-      <w:r>
-        <w:rPr>
-          <w:rFonts w:ascii="Times New Roman" w:hAnsi="Times New Roman" w:eastAsia="Times New Roman" w:cs="Times New Roman"/>
-          <w:b w:val="0"/>
-          <w:bCs w:val="0"/>
-          <w:i w:val="0"/>
-          <w:iCs w:val="0"/>
-          <w:caps w:val="0"/>
-          <w:smallCaps w:val="0"/>
-          <w:noProof w:val="0"/>
-          <w:color w:val="000000" w:themeColor="text2" w:themeTint="FF" w:themeShade="FF"/>
-          <w:sz w:val="21"/>
-          <w:szCs w:val="21"/>
-          <w:lang w:val="en-US"/>
-        </w:rPr>
-        <w:t>10</w:t>
-      </w:r>
-    </w:p>
-    <w:p>
-      <w:pPr>
-        <w:shd w:val="clear" w:color="auto" w:fill="FFFFFF" w:themeFill="background2"/>
-        <w:bidi w:val="0"/>
-        <w:spacing w:before="0" w:beforeAutospacing="off" w:after="0" w:afterAutospacing="off"/>
-        <w:ind w:left="634" w:right="0"/>
-        <w:jc w:val="left"/>
-      </w:pPr>
-      <w:r>
-        <w:rPr>
-          <w:rFonts w:ascii="Times New Roman" w:hAnsi="Times New Roman" w:eastAsia="Times New Roman" w:cs="Times New Roman"/>
-          <w:b w:val="0"/>
-          <w:bCs w:val="0"/>
-          <w:i w:val="0"/>
-          <w:iCs w:val="0"/>
-          <w:caps w:val="0"/>
-          <w:smallCaps w:val="0"/>
-          <w:noProof w:val="0"/>
-          <w:color w:val="000000" w:themeColor="text2" w:themeTint="FF" w:themeShade="FF"/>
-          <w:sz w:val="21"/>
-          <w:szCs w:val="21"/>
-          <w:lang w:val="en-US"/>
-        </w:rPr>
-        <w:t>5.7.3 Functional Requirements</w:t>
-      </w:r>
-      <w:r>
-        <w:rPr>
-          <w:rFonts w:ascii="Cambria" w:hAnsi="Cambria" w:eastAsia="Cambria" w:cs="Cambria"/>
-          <w:b w:val="0"/>
-          <w:bCs w:val="0"/>
-          <w:i w:val="0"/>
-          <w:iCs w:val="0"/>
-          <w:caps w:val="0"/>
-          <w:smallCaps w:val="0"/>
-          <w:noProof w:val="0"/>
-          <w:color w:val="000000" w:themeColor="text2" w:themeTint="FF" w:themeShade="FF"/>
-          <w:sz w:val="22"/>
-          <w:szCs w:val="22"/>
-          <w:lang w:val="en-US"/>
-        </w:rPr>
-        <w:t> </w:t>
-      </w:r>
-      <w:r>
-        <w:rPr>
-          <w:rFonts w:ascii="Times New Roman" w:hAnsi="Times New Roman" w:eastAsia="Times New Roman" w:cs="Times New Roman"/>
-          <w:b w:val="0"/>
-          <w:bCs w:val="0"/>
-          <w:i w:val="0"/>
-          <w:iCs w:val="0"/>
-          <w:caps w:val="0"/>
-          <w:smallCaps w:val="0"/>
-          <w:noProof w:val="0"/>
-          <w:color w:val="000000" w:themeColor="text2" w:themeTint="FF" w:themeShade="FF"/>
-          <w:sz w:val="21"/>
-          <w:szCs w:val="21"/>
-          <w:lang w:val="en-US"/>
-        </w:rPr>
-        <w:t>10</w:t>
-      </w:r>
-    </w:p>
-    <w:p>
-      <w:pPr>
-        <w:shd w:val="clear" w:color="auto" w:fill="FFFFFF" w:themeFill="background2"/>
-        <w:bidi w:val="0"/>
-        <w:spacing w:before="0" w:beforeAutospacing="off" w:after="0" w:afterAutospacing="off"/>
-        <w:jc w:val="left"/>
-      </w:pPr>
-      <w:r>
-        <w:rPr>
-          <w:rFonts w:ascii="Times New Roman" w:hAnsi="Times New Roman" w:eastAsia="Times New Roman" w:cs="Times New Roman"/>
-          <w:b w:val="1"/>
-          <w:bCs w:val="1"/>
-          <w:i w:val="0"/>
-          <w:iCs w:val="0"/>
-          <w:caps w:val="0"/>
-          <w:smallCaps w:val="0"/>
-          <w:noProof w:val="0"/>
-          <w:color w:val="000000" w:themeColor="text2" w:themeTint="FF" w:themeShade="FF"/>
-          <w:sz w:val="21"/>
-          <w:szCs w:val="21"/>
-          <w:lang w:val="en-US"/>
-        </w:rPr>
-        <w:t>6. Other Nonfunctional Requirements</w:t>
-      </w:r>
-      <w:r>
-        <w:rPr>
-          <w:rFonts w:ascii="Cambria" w:hAnsi="Cambria" w:eastAsia="Cambria" w:cs="Cambria"/>
-          <w:b w:val="0"/>
-          <w:bCs w:val="0"/>
-          <w:i w:val="0"/>
-          <w:iCs w:val="0"/>
-          <w:caps w:val="0"/>
-          <w:smallCaps w:val="0"/>
-          <w:noProof w:val="0"/>
-          <w:color w:val="000000" w:themeColor="text2" w:themeTint="FF" w:themeShade="FF"/>
-          <w:sz w:val="22"/>
-          <w:szCs w:val="22"/>
-          <w:lang w:val="en-US"/>
-        </w:rPr>
-        <w:t> </w:t>
-      </w:r>
-      <w:r>
-        <w:rPr>
-          <w:rFonts w:ascii="Times New Roman" w:hAnsi="Times New Roman" w:eastAsia="Times New Roman" w:cs="Times New Roman"/>
-          <w:b w:val="1"/>
-          <w:bCs w:val="1"/>
-          <w:i w:val="0"/>
-          <w:iCs w:val="0"/>
-          <w:caps w:val="0"/>
-          <w:smallCaps w:val="0"/>
-          <w:noProof w:val="0"/>
-          <w:color w:val="000000" w:themeColor="text2" w:themeTint="FF" w:themeShade="FF"/>
-          <w:sz w:val="21"/>
-          <w:szCs w:val="21"/>
-          <w:lang w:val="en-US"/>
-        </w:rPr>
-        <w:t>11</w:t>
-      </w:r>
-    </w:p>
-    <w:p>
-      <w:pPr>
-        <w:shd w:val="clear" w:color="auto" w:fill="FFFFFF" w:themeFill="background2"/>
-        <w:bidi w:val="0"/>
-        <w:spacing w:before="0" w:beforeAutospacing="off" w:after="0" w:afterAutospacing="off"/>
-        <w:ind w:left="317" w:right="0"/>
-        <w:jc w:val="left"/>
-      </w:pPr>
-      <w:r>
-        <w:rPr>
-          <w:rFonts w:ascii="Times New Roman" w:hAnsi="Times New Roman" w:eastAsia="Times New Roman" w:cs="Times New Roman"/>
-          <w:b w:val="0"/>
-          <w:bCs w:val="0"/>
-          <w:i w:val="0"/>
-          <w:iCs w:val="0"/>
-          <w:caps w:val="0"/>
-          <w:smallCaps w:val="0"/>
-          <w:noProof w:val="0"/>
-          <w:color w:val="000000" w:themeColor="text2" w:themeTint="FF" w:themeShade="FF"/>
-          <w:sz w:val="21"/>
-          <w:szCs w:val="21"/>
-          <w:lang w:val="en-US"/>
-        </w:rPr>
-        <w:t>6.1 Performance Requirements</w:t>
-      </w:r>
-      <w:r>
-        <w:rPr>
-          <w:rFonts w:ascii="Cambria" w:hAnsi="Cambria" w:eastAsia="Cambria" w:cs="Cambria"/>
-          <w:b w:val="0"/>
-          <w:bCs w:val="0"/>
-          <w:i w:val="0"/>
-          <w:iCs w:val="0"/>
-          <w:caps w:val="0"/>
-          <w:smallCaps w:val="0"/>
-          <w:noProof w:val="0"/>
-          <w:color w:val="000000" w:themeColor="text2" w:themeTint="FF" w:themeShade="FF"/>
-          <w:sz w:val="22"/>
-          <w:szCs w:val="22"/>
-          <w:lang w:val="en-US"/>
-        </w:rPr>
-        <w:t> </w:t>
-      </w:r>
-      <w:r>
-        <w:rPr>
-          <w:rFonts w:ascii="Times New Roman" w:hAnsi="Times New Roman" w:eastAsia="Times New Roman" w:cs="Times New Roman"/>
-          <w:b w:val="0"/>
-          <w:bCs w:val="0"/>
-          <w:i w:val="0"/>
-          <w:iCs w:val="0"/>
-          <w:caps w:val="0"/>
-          <w:smallCaps w:val="0"/>
-          <w:noProof w:val="0"/>
-          <w:color w:val="000000" w:themeColor="text2" w:themeTint="FF" w:themeShade="FF"/>
-          <w:sz w:val="21"/>
-          <w:szCs w:val="21"/>
-          <w:lang w:val="en-US"/>
-        </w:rPr>
-        <w:t>11</w:t>
-      </w:r>
-    </w:p>
-    <w:p>
-      <w:pPr>
-        <w:shd w:val="clear" w:color="auto" w:fill="FFFFFF" w:themeFill="background2"/>
-        <w:bidi w:val="0"/>
-        <w:spacing w:before="0" w:beforeAutospacing="off" w:after="0" w:afterAutospacing="off"/>
-        <w:ind w:left="317" w:right="0"/>
-        <w:jc w:val="left"/>
-      </w:pPr>
-      <w:r>
-        <w:rPr>
-          <w:rFonts w:ascii="Times New Roman" w:hAnsi="Times New Roman" w:eastAsia="Times New Roman" w:cs="Times New Roman"/>
-          <w:b w:val="0"/>
-          <w:bCs w:val="0"/>
-          <w:i w:val="0"/>
-          <w:iCs w:val="0"/>
-          <w:caps w:val="0"/>
-          <w:smallCaps w:val="0"/>
-          <w:noProof w:val="0"/>
-          <w:color w:val="000000" w:themeColor="text2" w:themeTint="FF" w:themeShade="FF"/>
-          <w:sz w:val="21"/>
-          <w:szCs w:val="21"/>
-          <w:lang w:val="en-US"/>
-        </w:rPr>
-        <w:t>6.2 Safety Requirements</w:t>
-      </w:r>
-      <w:r>
-        <w:rPr>
-          <w:rFonts w:ascii="Cambria" w:hAnsi="Cambria" w:eastAsia="Cambria" w:cs="Cambria"/>
-          <w:b w:val="0"/>
-          <w:bCs w:val="0"/>
-          <w:i w:val="0"/>
-          <w:iCs w:val="0"/>
-          <w:caps w:val="0"/>
-          <w:smallCaps w:val="0"/>
-          <w:noProof w:val="0"/>
-          <w:color w:val="000000" w:themeColor="text2" w:themeTint="FF" w:themeShade="FF"/>
-          <w:sz w:val="22"/>
-          <w:szCs w:val="22"/>
-          <w:lang w:val="en-US"/>
-        </w:rPr>
-        <w:t> </w:t>
-      </w:r>
-      <w:r>
-        <w:rPr>
-          <w:rFonts w:ascii="Times New Roman" w:hAnsi="Times New Roman" w:eastAsia="Times New Roman" w:cs="Times New Roman"/>
-          <w:b w:val="0"/>
-          <w:bCs w:val="0"/>
-          <w:i w:val="0"/>
-          <w:iCs w:val="0"/>
-          <w:caps w:val="0"/>
-          <w:smallCaps w:val="0"/>
-          <w:noProof w:val="0"/>
-          <w:color w:val="000000" w:themeColor="text2" w:themeTint="FF" w:themeShade="FF"/>
-          <w:sz w:val="21"/>
-          <w:szCs w:val="21"/>
-          <w:lang w:val="en-US"/>
-        </w:rPr>
-        <w:t>11</w:t>
-      </w:r>
-    </w:p>
-    <w:p>
-      <w:pPr>
-        <w:shd w:val="clear" w:color="auto" w:fill="FFFFFF" w:themeFill="background2"/>
-        <w:bidi w:val="0"/>
-        <w:spacing w:before="0" w:beforeAutospacing="off" w:after="0" w:afterAutospacing="off"/>
-        <w:ind w:left="317" w:right="0"/>
-        <w:jc w:val="left"/>
-      </w:pPr>
-      <w:r>
-        <w:rPr>
-          <w:rFonts w:ascii="Times New Roman" w:hAnsi="Times New Roman" w:eastAsia="Times New Roman" w:cs="Times New Roman"/>
-          <w:b w:val="0"/>
-          <w:bCs w:val="0"/>
-          <w:i w:val="0"/>
-          <w:iCs w:val="0"/>
-          <w:caps w:val="0"/>
-          <w:smallCaps w:val="0"/>
-          <w:noProof w:val="0"/>
-          <w:color w:val="000000" w:themeColor="text2" w:themeTint="FF" w:themeShade="FF"/>
-          <w:sz w:val="21"/>
-          <w:szCs w:val="21"/>
-          <w:lang w:val="en-US"/>
-        </w:rPr>
-        <w:t>6.3 Security Requirements</w:t>
-      </w:r>
-      <w:r>
-        <w:rPr>
-          <w:rFonts w:ascii="Cambria" w:hAnsi="Cambria" w:eastAsia="Cambria" w:cs="Cambria"/>
-          <w:b w:val="0"/>
-          <w:bCs w:val="0"/>
-          <w:i w:val="0"/>
-          <w:iCs w:val="0"/>
-          <w:caps w:val="0"/>
-          <w:smallCaps w:val="0"/>
-          <w:noProof w:val="0"/>
-          <w:color w:val="000000" w:themeColor="text2" w:themeTint="FF" w:themeShade="FF"/>
-          <w:sz w:val="22"/>
-          <w:szCs w:val="22"/>
-          <w:lang w:val="en-US"/>
-        </w:rPr>
-        <w:t> </w:t>
-      </w:r>
-      <w:r>
-        <w:rPr>
-          <w:rFonts w:ascii="Times New Roman" w:hAnsi="Times New Roman" w:eastAsia="Times New Roman" w:cs="Times New Roman"/>
-          <w:b w:val="0"/>
-          <w:bCs w:val="0"/>
-          <w:i w:val="0"/>
-          <w:iCs w:val="0"/>
-          <w:caps w:val="0"/>
-          <w:smallCaps w:val="0"/>
-          <w:noProof w:val="0"/>
-          <w:color w:val="000000" w:themeColor="text2" w:themeTint="FF" w:themeShade="FF"/>
-          <w:sz w:val="21"/>
-          <w:szCs w:val="21"/>
-          <w:lang w:val="en-US"/>
-        </w:rPr>
-        <w:t>11</w:t>
-      </w:r>
-    </w:p>
-    <w:p>
-      <w:pPr>
-        <w:shd w:val="clear" w:color="auto" w:fill="FFFFFF" w:themeFill="background2"/>
-        <w:bidi w:val="0"/>
-        <w:spacing w:before="0" w:beforeAutospacing="off" w:after="0" w:afterAutospacing="off"/>
-        <w:ind w:left="317" w:right="0"/>
-        <w:jc w:val="left"/>
-      </w:pPr>
-      <w:r>
-        <w:rPr>
-          <w:rFonts w:ascii="Times New Roman" w:hAnsi="Times New Roman" w:eastAsia="Times New Roman" w:cs="Times New Roman"/>
-          <w:b w:val="0"/>
-          <w:bCs w:val="0"/>
-          <w:i w:val="0"/>
-          <w:iCs w:val="0"/>
-          <w:caps w:val="0"/>
-          <w:smallCaps w:val="0"/>
-          <w:noProof w:val="0"/>
-          <w:color w:val="000000" w:themeColor="text2" w:themeTint="FF" w:themeShade="FF"/>
-          <w:sz w:val="21"/>
-          <w:szCs w:val="21"/>
-          <w:lang w:val="en-US"/>
-        </w:rPr>
-        <w:t>6.4 Software Quality Attributes</w:t>
-      </w:r>
-      <w:r>
-        <w:rPr>
-          <w:rFonts w:ascii="Cambria" w:hAnsi="Cambria" w:eastAsia="Cambria" w:cs="Cambria"/>
-          <w:b w:val="0"/>
-          <w:bCs w:val="0"/>
-          <w:i w:val="0"/>
-          <w:iCs w:val="0"/>
-          <w:caps w:val="0"/>
-          <w:smallCaps w:val="0"/>
-          <w:noProof w:val="0"/>
-          <w:color w:val="000000" w:themeColor="text2" w:themeTint="FF" w:themeShade="FF"/>
-          <w:sz w:val="22"/>
-          <w:szCs w:val="22"/>
-          <w:lang w:val="en-US"/>
-        </w:rPr>
-        <w:t> </w:t>
-      </w:r>
-      <w:r>
-        <w:rPr>
-          <w:rFonts w:ascii="Times New Roman" w:hAnsi="Times New Roman" w:eastAsia="Times New Roman" w:cs="Times New Roman"/>
-          <w:b w:val="0"/>
-          <w:bCs w:val="0"/>
-          <w:i w:val="0"/>
-          <w:iCs w:val="0"/>
-          <w:caps w:val="0"/>
-          <w:smallCaps w:val="0"/>
-          <w:noProof w:val="0"/>
-          <w:color w:val="000000" w:themeColor="text2" w:themeTint="FF" w:themeShade="FF"/>
-          <w:sz w:val="21"/>
-          <w:szCs w:val="21"/>
-          <w:lang w:val="en-US"/>
-        </w:rPr>
-        <w:t>12</w:t>
-      </w:r>
-    </w:p>
-    <w:p>
-      <w:pPr>
-        <w:shd w:val="clear" w:color="auto" w:fill="FFFFFF" w:themeFill="background2"/>
-        <w:bidi w:val="0"/>
-        <w:spacing w:before="0" w:beforeAutospacing="off" w:after="0" w:afterAutospacing="off"/>
-        <w:ind w:left="317" w:right="0"/>
-        <w:jc w:val="left"/>
-      </w:pPr>
-      <w:r>
-        <w:rPr>
-          <w:rFonts w:ascii="Times New Roman" w:hAnsi="Times New Roman" w:eastAsia="Times New Roman" w:cs="Times New Roman"/>
-          <w:b w:val="0"/>
-          <w:bCs w:val="0"/>
-          <w:i w:val="0"/>
-          <w:iCs w:val="0"/>
-          <w:caps w:val="0"/>
-          <w:smallCaps w:val="0"/>
-          <w:noProof w:val="0"/>
-          <w:color w:val="000000" w:themeColor="text2" w:themeTint="FF" w:themeShade="FF"/>
-          <w:sz w:val="21"/>
-          <w:szCs w:val="21"/>
-          <w:lang w:val="en-US"/>
-        </w:rPr>
-        <w:t>6.5 Business Rules</w:t>
-      </w:r>
-      <w:r>
-        <w:rPr>
-          <w:rFonts w:ascii="Cambria" w:hAnsi="Cambria" w:eastAsia="Cambria" w:cs="Cambria"/>
-          <w:b w:val="0"/>
-          <w:bCs w:val="0"/>
-          <w:i w:val="0"/>
-          <w:iCs w:val="0"/>
-          <w:caps w:val="0"/>
-          <w:smallCaps w:val="0"/>
-          <w:noProof w:val="0"/>
-          <w:color w:val="000000" w:themeColor="text2" w:themeTint="FF" w:themeShade="FF"/>
-          <w:sz w:val="22"/>
-          <w:szCs w:val="22"/>
-          <w:lang w:val="en-US"/>
-        </w:rPr>
-        <w:t> </w:t>
-      </w:r>
-      <w:r>
-        <w:rPr>
-          <w:rFonts w:ascii="Times New Roman" w:hAnsi="Times New Roman" w:eastAsia="Times New Roman" w:cs="Times New Roman"/>
-          <w:b w:val="0"/>
-          <w:bCs w:val="0"/>
-          <w:i w:val="0"/>
-          <w:iCs w:val="0"/>
-          <w:caps w:val="0"/>
-          <w:smallCaps w:val="0"/>
-          <w:noProof w:val="0"/>
-          <w:color w:val="000000" w:themeColor="text2" w:themeTint="FF" w:themeShade="FF"/>
-          <w:sz w:val="21"/>
-          <w:szCs w:val="21"/>
-          <w:lang w:val="en-US"/>
-        </w:rPr>
-        <w:t>12</w:t>
-      </w:r>
-    </w:p>
-    <w:p>
-      <w:pPr>
-        <w:shd w:val="clear" w:color="auto" w:fill="FFFFFF" w:themeFill="background2"/>
-        <w:bidi w:val="0"/>
-        <w:spacing w:before="0" w:beforeAutospacing="off" w:after="0" w:afterAutospacing="off"/>
-        <w:jc w:val="left"/>
-      </w:pPr>
-      <w:r>
-        <w:rPr>
-          <w:rFonts w:ascii="Times New Roman" w:hAnsi="Times New Roman" w:eastAsia="Times New Roman" w:cs="Times New Roman"/>
-          <w:b w:val="1"/>
-          <w:bCs w:val="1"/>
-          <w:i w:val="0"/>
-          <w:iCs w:val="0"/>
-          <w:caps w:val="0"/>
-          <w:smallCaps w:val="0"/>
-          <w:noProof w:val="0"/>
-          <w:color w:val="000000" w:themeColor="text2" w:themeTint="FF" w:themeShade="FF"/>
-          <w:sz w:val="21"/>
-          <w:szCs w:val="21"/>
-          <w:lang w:val="en-US"/>
-        </w:rPr>
-        <w:t>7. Other Requirements</w:t>
-      </w:r>
-      <w:r>
-        <w:rPr>
-          <w:rFonts w:ascii="Cambria" w:hAnsi="Cambria" w:eastAsia="Cambria" w:cs="Cambria"/>
-          <w:b w:val="0"/>
-          <w:bCs w:val="0"/>
-          <w:i w:val="0"/>
-          <w:iCs w:val="0"/>
-          <w:caps w:val="0"/>
-          <w:smallCaps w:val="0"/>
-          <w:noProof w:val="0"/>
-          <w:color w:val="000000" w:themeColor="text2" w:themeTint="FF" w:themeShade="FF"/>
-          <w:sz w:val="22"/>
-          <w:szCs w:val="22"/>
-          <w:lang w:val="en-US"/>
-        </w:rPr>
-        <w:t> </w:t>
-      </w:r>
-      <w:r>
-        <w:rPr>
-          <w:rFonts w:ascii="Times New Roman" w:hAnsi="Times New Roman" w:eastAsia="Times New Roman" w:cs="Times New Roman"/>
-          <w:b w:val="1"/>
-          <w:bCs w:val="1"/>
-          <w:i w:val="0"/>
-          <w:iCs w:val="0"/>
-          <w:caps w:val="0"/>
-          <w:smallCaps w:val="0"/>
-          <w:noProof w:val="0"/>
-          <w:color w:val="000000" w:themeColor="text2" w:themeTint="FF" w:themeShade="FF"/>
-          <w:sz w:val="21"/>
-          <w:szCs w:val="21"/>
-          <w:lang w:val="en-US"/>
-        </w:rPr>
-        <w:t>14</w:t>
-      </w:r>
-    </w:p>
-    <w:p>
-      <w:pPr>
-        <w:shd w:val="clear" w:color="auto" w:fill="FFFFFF" w:themeFill="background2"/>
-        <w:bidi w:val="0"/>
-        <w:spacing w:before="0" w:beforeAutospacing="off" w:after="0" w:afterAutospacing="off"/>
-        <w:jc w:val="left"/>
-      </w:pPr>
-      <w:r>
-        <w:rPr>
-          <w:rFonts w:ascii="Times New Roman" w:hAnsi="Times New Roman" w:eastAsia="Times New Roman" w:cs="Times New Roman"/>
-          <w:b w:val="1"/>
-          <w:bCs w:val="1"/>
-          <w:i w:val="0"/>
-          <w:iCs w:val="0"/>
-          <w:caps w:val="0"/>
-          <w:smallCaps w:val="0"/>
-          <w:noProof w:val="0"/>
-          <w:color w:val="000000" w:themeColor="text2" w:themeTint="FF" w:themeShade="FF"/>
-          <w:sz w:val="21"/>
-          <w:szCs w:val="21"/>
-          <w:lang w:val="en-US"/>
-        </w:rPr>
-        <w:t>Appendix A: Glossary</w:t>
-      </w:r>
-      <w:r>
-        <w:rPr>
-          <w:rFonts w:ascii="Cambria" w:hAnsi="Cambria" w:eastAsia="Cambria" w:cs="Cambria"/>
-          <w:b w:val="0"/>
-          <w:bCs w:val="0"/>
-          <w:i w:val="0"/>
-          <w:iCs w:val="0"/>
-          <w:caps w:val="0"/>
-          <w:smallCaps w:val="0"/>
-          <w:noProof w:val="0"/>
-          <w:color w:val="000000" w:themeColor="text2" w:themeTint="FF" w:themeShade="FF"/>
-          <w:sz w:val="22"/>
-          <w:szCs w:val="22"/>
-          <w:lang w:val="en-US"/>
-        </w:rPr>
-        <w:t> </w:t>
-      </w:r>
-      <w:r>
-        <w:rPr>
-          <w:rFonts w:ascii="Times New Roman" w:hAnsi="Times New Roman" w:eastAsia="Times New Roman" w:cs="Times New Roman"/>
-          <w:b w:val="1"/>
-          <w:bCs w:val="1"/>
-          <w:i w:val="0"/>
-          <w:iCs w:val="0"/>
-          <w:caps w:val="0"/>
-          <w:smallCaps w:val="0"/>
-          <w:noProof w:val="0"/>
-          <w:color w:val="000000" w:themeColor="text2" w:themeTint="FF" w:themeShade="FF"/>
-          <w:sz w:val="21"/>
-          <w:szCs w:val="21"/>
-          <w:lang w:val="en-US"/>
-        </w:rPr>
-        <w:t>14</w:t>
-      </w:r>
-    </w:p>
-    <w:p>
-      <w:pPr>
-        <w:shd w:val="clear" w:color="auto" w:fill="FFFFFF" w:themeFill="background2"/>
-        <w:bidi w:val="0"/>
-        <w:spacing w:before="0" w:beforeAutospacing="off" w:after="0" w:afterAutospacing="off"/>
-        <w:jc w:val="left"/>
-      </w:pPr>
-      <w:r>
-        <w:rPr>
-          <w:rFonts w:ascii="Times New Roman" w:hAnsi="Times New Roman" w:eastAsia="Times New Roman" w:cs="Times New Roman"/>
-          <w:b w:val="1"/>
-          <w:bCs w:val="1"/>
-          <w:i w:val="0"/>
-          <w:iCs w:val="0"/>
-          <w:caps w:val="0"/>
-          <w:smallCaps w:val="0"/>
-          <w:noProof w:val="0"/>
-          <w:color w:val="000000" w:themeColor="text2" w:themeTint="FF" w:themeShade="FF"/>
-          <w:sz w:val="21"/>
-          <w:szCs w:val="21"/>
-          <w:lang w:val="en-US"/>
-        </w:rPr>
-        <w:t>Appendix B: Field Layouts</w:t>
-      </w:r>
-      <w:r>
-        <w:rPr>
-          <w:rFonts w:ascii="Cambria" w:hAnsi="Cambria" w:eastAsia="Cambria" w:cs="Cambria"/>
-          <w:b w:val="0"/>
-          <w:bCs w:val="0"/>
-          <w:i w:val="0"/>
-          <w:iCs w:val="0"/>
-          <w:caps w:val="0"/>
-          <w:smallCaps w:val="0"/>
-          <w:noProof w:val="0"/>
-          <w:color w:val="000000" w:themeColor="text2" w:themeTint="FF" w:themeShade="FF"/>
-          <w:sz w:val="22"/>
-          <w:szCs w:val="22"/>
-          <w:lang w:val="en-US"/>
-        </w:rPr>
-        <w:t> </w:t>
-      </w:r>
-      <w:r>
-        <w:rPr>
-          <w:rFonts w:ascii="Times New Roman" w:hAnsi="Times New Roman" w:eastAsia="Times New Roman" w:cs="Times New Roman"/>
-          <w:b w:val="1"/>
-          <w:bCs w:val="1"/>
-          <w:i w:val="0"/>
-          <w:iCs w:val="0"/>
-          <w:caps w:val="0"/>
-          <w:smallCaps w:val="0"/>
-          <w:noProof w:val="0"/>
-          <w:color w:val="000000" w:themeColor="text2" w:themeTint="FF" w:themeShade="FF"/>
-          <w:sz w:val="21"/>
-          <w:szCs w:val="21"/>
-          <w:lang w:val="en-US"/>
-        </w:rPr>
-        <w:t>15</w:t>
-      </w:r>
-    </w:p>
-    <w:p>
-      <w:pPr>
-        <w:shd w:val="clear" w:color="auto" w:fill="FFFFFF" w:themeFill="background2"/>
-        <w:bidi w:val="0"/>
-        <w:spacing w:before="0" w:beforeAutospacing="off" w:after="0" w:afterAutospacing="off"/>
-        <w:jc w:val="left"/>
-      </w:pPr>
-      <w:r>
-        <w:rPr>
-          <w:rFonts w:ascii="Times New Roman" w:hAnsi="Times New Roman" w:eastAsia="Times New Roman" w:cs="Times New Roman"/>
-          <w:b w:val="1"/>
-          <w:bCs w:val="1"/>
-          <w:i w:val="0"/>
-          <w:iCs w:val="0"/>
-          <w:caps w:val="0"/>
-          <w:smallCaps w:val="0"/>
-          <w:noProof w:val="0"/>
-          <w:color w:val="000000" w:themeColor="text2" w:themeTint="FF" w:themeShade="FF"/>
-          <w:sz w:val="21"/>
-          <w:szCs w:val="21"/>
-          <w:lang w:val="en-US"/>
-        </w:rPr>
-        <w:t>Appendix C: Requirement Traceability Matrix</w:t>
-      </w:r>
-      <w:r>
-        <w:rPr>
-          <w:rFonts w:ascii="Cambria" w:hAnsi="Cambria" w:eastAsia="Cambria" w:cs="Cambria"/>
-          <w:b w:val="0"/>
-          <w:bCs w:val="0"/>
-          <w:i w:val="0"/>
-          <w:iCs w:val="0"/>
-          <w:caps w:val="0"/>
-          <w:smallCaps w:val="0"/>
-          <w:noProof w:val="0"/>
-          <w:color w:val="000000" w:themeColor="text2" w:themeTint="FF" w:themeShade="FF"/>
-          <w:sz w:val="22"/>
-          <w:szCs w:val="22"/>
-          <w:lang w:val="en-US"/>
-        </w:rPr>
-        <w:t> </w:t>
-      </w:r>
-      <w:r>
-        <w:rPr>
-          <w:rFonts w:ascii="Times New Roman" w:hAnsi="Times New Roman" w:eastAsia="Times New Roman" w:cs="Times New Roman"/>
-          <w:b w:val="1"/>
-          <w:bCs w:val="1"/>
-          <w:i w:val="0"/>
-          <w:iCs w:val="0"/>
-          <w:caps w:val="0"/>
-          <w:smallCaps w:val="0"/>
-          <w:noProof w:val="0"/>
-          <w:color w:val="000000" w:themeColor="text2" w:themeTint="FF" w:themeShade="FF"/>
-          <w:sz w:val="21"/>
-          <w:szCs w:val="21"/>
-          <w:lang w:val="en-US"/>
-        </w:rPr>
-        <w:t>17</w:t>
-      </w:r>
-    </w:p>
+    <w:tbl>
+      <w:tblPr>
+        <w:tblW w:type="auto" w:w="0"/>
+        <w:jc w:val="center"/>
+        <w:tblLayout w:type="fixed"/>
+        <w:tblLook w:firstColumn="1" w:firstRow="1" w:lastColumn="0" w:lastRow="0" w:noHBand="0" w:noVBand="1" w:val="04A0"/>
+      </w:tblPr>
+      <w:tblGrid>
+        <w:gridCol w:w="4680"/>
+        <w:gridCol w:w="4680"/>
+      </w:tblGrid>
+      <w:tr>
+        <w:trPr>
+          <w:cantSplit/>
+        </w:trPr>
+        <w:tc>
+          <w:tcPr>
+            <w:tcW w:type="dxa" w:w="8568"/>
+            <w:vAlign w:val="center"/>
+            <w:tcBorders>
+              <w:top w:val="nil"/>
+              <w:left w:val="nil"/>
+              <w:bottom w:val="nil"/>
+              <w:right w:val="nil"/>
+              <w:insideH w:val="nil"/>
+              <w:insideV w:val="nil"/>
+            </w:tcBorders>
+          </w:tcPr>
+          <w:p>
+            <w:pPr>
+              <w:spacing w:before="0" w:after="0" w:line="240" w:lineRule="auto"/>
+              <w:ind w:left="0"/>
+            </w:pPr>
+            <w:r>
+              <w:rPr>
+                <w:rFonts w:ascii="Times New Roman" w:hAnsi="Times New Roman"/>
+                <w:b/>
+                <w:sz w:val="20"/>
+              </w:rPr>
+              <w:t>Table of Contents</w:t>
+            </w:r>
+          </w:p>
+        </w:tc>
+        <w:tc>
+          <w:tcPr>
+            <w:tcW w:type="dxa" w:w="792"/>
+            <w:vAlign w:val="center"/>
+            <w:tcBorders>
+              <w:top w:val="nil"/>
+              <w:left w:val="nil"/>
+              <w:bottom w:val="nil"/>
+              <w:right w:val="nil"/>
+              <w:insideH w:val="nil"/>
+              <w:insideV w:val="nil"/>
+            </w:tcBorders>
+          </w:tcPr>
+          <w:p>
+            <w:pPr>
+              <w:spacing w:before="0" w:after="0" w:line="240" w:lineRule="auto"/>
+              <w:jc w:val="right"/>
+            </w:pPr>
+            <w:r>
+              <w:rPr>
+                <w:rFonts w:ascii="Times New Roman" w:hAnsi="Times New Roman"/>
+                <w:b/>
+                <w:sz w:val="20"/>
+              </w:rPr>
+              <w:t>ii</w:t>
+            </w:r>
+          </w:p>
+        </w:tc>
+      </w:tr>
+      <w:tr>
+        <w:trPr>
+          <w:cantSplit/>
+        </w:trPr>
+        <w:tc>
+          <w:tcPr>
+            <w:tcW w:type="dxa" w:w="8568"/>
+            <w:vAlign w:val="center"/>
+            <w:tcBorders>
+              <w:top w:val="nil"/>
+              <w:left w:val="nil"/>
+              <w:bottom w:val="nil"/>
+              <w:right w:val="nil"/>
+              <w:insideH w:val="nil"/>
+              <w:insideV w:val="nil"/>
+            </w:tcBorders>
+          </w:tcPr>
+          <w:p>
+            <w:pPr>
+              <w:spacing w:before="0" w:after="0" w:line="240" w:lineRule="auto"/>
+              <w:ind w:left="0"/>
+            </w:pPr>
+            <w:r>
+              <w:rPr>
+                <w:rFonts w:ascii="Times New Roman" w:hAnsi="Times New Roman"/>
+                <w:b/>
+                <w:sz w:val="20"/>
+              </w:rPr>
+              <w:t>Revision History</w:t>
+            </w:r>
+          </w:p>
+        </w:tc>
+        <w:tc>
+          <w:tcPr>
+            <w:tcW w:type="dxa" w:w="792"/>
+            <w:vAlign w:val="center"/>
+            <w:tcBorders>
+              <w:top w:val="nil"/>
+              <w:left w:val="nil"/>
+              <w:bottom w:val="nil"/>
+              <w:right w:val="nil"/>
+              <w:insideH w:val="nil"/>
+              <w:insideV w:val="nil"/>
+            </w:tcBorders>
+          </w:tcPr>
+          <w:p>
+            <w:pPr>
+              <w:spacing w:before="0" w:after="0" w:line="240" w:lineRule="auto"/>
+              <w:jc w:val="right"/>
+            </w:pPr>
+            <w:r>
+              <w:rPr>
+                <w:rFonts w:ascii="Times New Roman" w:hAnsi="Times New Roman"/>
+                <w:b/>
+                <w:sz w:val="20"/>
+              </w:rPr>
+              <w:t>ii</w:t>
+            </w:r>
+          </w:p>
+        </w:tc>
+      </w:tr>
+      <w:tr>
+        <w:trPr>
+          <w:cantSplit/>
+        </w:trPr>
+        <w:tc>
+          <w:tcPr>
+            <w:tcW w:type="dxa" w:w="8568"/>
+            <w:vAlign w:val="center"/>
+            <w:tcBorders>
+              <w:top w:val="nil"/>
+              <w:left w:val="nil"/>
+              <w:bottom w:val="nil"/>
+              <w:right w:val="nil"/>
+              <w:insideH w:val="nil"/>
+              <w:insideV w:val="nil"/>
+            </w:tcBorders>
+          </w:tcPr>
+          <w:p>
+            <w:pPr>
+              <w:spacing w:before="0" w:after="0" w:line="240" w:lineRule="auto"/>
+              <w:ind w:left="0"/>
+            </w:pPr>
+            <w:r>
+              <w:rPr>
+                <w:rFonts w:ascii="Times New Roman" w:hAnsi="Times New Roman"/>
+                <w:b/>
+                <w:sz w:val="20"/>
+              </w:rPr>
+              <w:t>1. Introduction</w:t>
+            </w:r>
+          </w:p>
+        </w:tc>
+        <w:tc>
+          <w:tcPr>
+            <w:tcW w:type="dxa" w:w="792"/>
+            <w:vAlign w:val="center"/>
+            <w:tcBorders>
+              <w:top w:val="nil"/>
+              <w:left w:val="nil"/>
+              <w:bottom w:val="nil"/>
+              <w:right w:val="nil"/>
+              <w:insideH w:val="nil"/>
+              <w:insideV w:val="nil"/>
+            </w:tcBorders>
+          </w:tcPr>
+          <w:p>
+            <w:pPr>
+              <w:spacing w:before="0" w:after="0" w:line="240" w:lineRule="auto"/>
+              <w:jc w:val="right"/>
+            </w:pPr>
+            <w:r>
+              <w:rPr>
+                <w:rFonts w:ascii="Times New Roman" w:hAnsi="Times New Roman"/>
+                <w:b/>
+                <w:sz w:val="20"/>
+              </w:rPr>
+              <w:t>1</w:t>
+            </w:r>
+          </w:p>
+        </w:tc>
+      </w:tr>
+      <w:tr>
+        <w:trPr>
+          <w:cantSplit/>
+        </w:trPr>
+        <w:tc>
+          <w:tcPr>
+            <w:tcW w:type="dxa" w:w="8568"/>
+            <w:vAlign w:val="center"/>
+            <w:tcBorders>
+              <w:top w:val="nil"/>
+              <w:left w:val="nil"/>
+              <w:bottom w:val="nil"/>
+              <w:right w:val="nil"/>
+              <w:insideH w:val="nil"/>
+              <w:insideV w:val="nil"/>
+            </w:tcBorders>
+          </w:tcPr>
+          <w:p>
+            <w:pPr>
+              <w:spacing w:before="0" w:after="0" w:line="240" w:lineRule="auto"/>
+              <w:ind w:left="259"/>
+            </w:pPr>
+            <w:r>
+              <w:rPr>
+                <w:rFonts w:ascii="Times New Roman" w:hAnsi="Times New Roman"/>
+                <w:b w:val="0"/>
+                <w:sz w:val="20"/>
+              </w:rPr>
+              <w:t>1.1 Purpose</w:t>
+            </w:r>
+          </w:p>
+        </w:tc>
+        <w:tc>
+          <w:tcPr>
+            <w:tcW w:type="dxa" w:w="792"/>
+            <w:vAlign w:val="center"/>
+            <w:tcBorders>
+              <w:top w:val="nil"/>
+              <w:left w:val="nil"/>
+              <w:bottom w:val="nil"/>
+              <w:right w:val="nil"/>
+              <w:insideH w:val="nil"/>
+              <w:insideV w:val="nil"/>
+            </w:tcBorders>
+          </w:tcPr>
+          <w:p>
+            <w:pPr>
+              <w:spacing w:before="0" w:after="0" w:line="240" w:lineRule="auto"/>
+              <w:jc w:val="right"/>
+            </w:pPr>
+            <w:r>
+              <w:rPr>
+                <w:rFonts w:ascii="Times New Roman" w:hAnsi="Times New Roman"/>
+                <w:b w:val="0"/>
+                <w:sz w:val="20"/>
+              </w:rPr>
+              <w:t>1</w:t>
+            </w:r>
+          </w:p>
+        </w:tc>
+      </w:tr>
+      <w:tr>
+        <w:trPr>
+          <w:cantSplit/>
+        </w:trPr>
+        <w:tc>
+          <w:tcPr>
+            <w:tcW w:type="dxa" w:w="8568"/>
+            <w:vAlign w:val="center"/>
+            <w:tcBorders>
+              <w:top w:val="nil"/>
+              <w:left w:val="nil"/>
+              <w:bottom w:val="nil"/>
+              <w:right w:val="nil"/>
+              <w:insideH w:val="nil"/>
+              <w:insideV w:val="nil"/>
+            </w:tcBorders>
+          </w:tcPr>
+          <w:p>
+            <w:pPr>
+              <w:spacing w:before="0" w:after="0" w:line="240" w:lineRule="auto"/>
+              <w:ind w:left="259"/>
+            </w:pPr>
+            <w:r>
+              <w:rPr>
+                <w:rFonts w:ascii="Times New Roman" w:hAnsi="Times New Roman"/>
+                <w:b w:val="0"/>
+                <w:sz w:val="20"/>
+              </w:rPr>
+              <w:t>1.2 Intended Audience and Reading Suggestions</w:t>
+            </w:r>
+          </w:p>
+        </w:tc>
+        <w:tc>
+          <w:tcPr>
+            <w:tcW w:type="dxa" w:w="792"/>
+            <w:vAlign w:val="center"/>
+            <w:tcBorders>
+              <w:top w:val="nil"/>
+              <w:left w:val="nil"/>
+              <w:bottom w:val="nil"/>
+              <w:right w:val="nil"/>
+              <w:insideH w:val="nil"/>
+              <w:insideV w:val="nil"/>
+            </w:tcBorders>
+          </w:tcPr>
+          <w:p>
+            <w:pPr>
+              <w:spacing w:before="0" w:after="0" w:line="240" w:lineRule="auto"/>
+              <w:jc w:val="right"/>
+            </w:pPr>
+            <w:r>
+              <w:rPr>
+                <w:rFonts w:ascii="Times New Roman" w:hAnsi="Times New Roman"/>
+                <w:b w:val="0"/>
+                <w:sz w:val="20"/>
+              </w:rPr>
+              <w:t>1</w:t>
+            </w:r>
+          </w:p>
+        </w:tc>
+      </w:tr>
+      <w:tr>
+        <w:trPr>
+          <w:cantSplit/>
+        </w:trPr>
+        <w:tc>
+          <w:tcPr>
+            <w:tcW w:type="dxa" w:w="8568"/>
+            <w:vAlign w:val="center"/>
+            <w:tcBorders>
+              <w:top w:val="nil"/>
+              <w:left w:val="nil"/>
+              <w:bottom w:val="nil"/>
+              <w:right w:val="nil"/>
+              <w:insideH w:val="nil"/>
+              <w:insideV w:val="nil"/>
+            </w:tcBorders>
+          </w:tcPr>
+          <w:p>
+            <w:pPr>
+              <w:spacing w:before="0" w:after="0" w:line="240" w:lineRule="auto"/>
+              <w:ind w:left="259"/>
+            </w:pPr>
+            <w:r>
+              <w:rPr>
+                <w:rFonts w:ascii="Times New Roman" w:hAnsi="Times New Roman"/>
+                <w:b w:val="0"/>
+                <w:sz w:val="20"/>
+              </w:rPr>
+              <w:t>1.3 Product Scope</w:t>
+            </w:r>
+          </w:p>
+        </w:tc>
+        <w:tc>
+          <w:tcPr>
+            <w:tcW w:type="dxa" w:w="792"/>
+            <w:vAlign w:val="center"/>
+            <w:tcBorders>
+              <w:top w:val="nil"/>
+              <w:left w:val="nil"/>
+              <w:bottom w:val="nil"/>
+              <w:right w:val="nil"/>
+              <w:insideH w:val="nil"/>
+              <w:insideV w:val="nil"/>
+            </w:tcBorders>
+          </w:tcPr>
+          <w:p>
+            <w:pPr>
+              <w:spacing w:before="0" w:after="0" w:line="240" w:lineRule="auto"/>
+              <w:jc w:val="right"/>
+            </w:pPr>
+            <w:r>
+              <w:rPr>
+                <w:rFonts w:ascii="Times New Roman" w:hAnsi="Times New Roman"/>
+                <w:b w:val="0"/>
+                <w:sz w:val="20"/>
+              </w:rPr>
+              <w:t>1</w:t>
+            </w:r>
+          </w:p>
+        </w:tc>
+      </w:tr>
+      <w:tr>
+        <w:trPr>
+          <w:cantSplit/>
+        </w:trPr>
+        <w:tc>
+          <w:tcPr>
+            <w:tcW w:type="dxa" w:w="8568"/>
+            <w:vAlign w:val="center"/>
+            <w:tcBorders>
+              <w:top w:val="nil"/>
+              <w:left w:val="nil"/>
+              <w:bottom w:val="nil"/>
+              <w:right w:val="nil"/>
+              <w:insideH w:val="nil"/>
+              <w:insideV w:val="nil"/>
+            </w:tcBorders>
+          </w:tcPr>
+          <w:p>
+            <w:pPr>
+              <w:spacing w:before="0" w:after="0" w:line="240" w:lineRule="auto"/>
+              <w:ind w:left="259"/>
+            </w:pPr>
+            <w:r>
+              <w:rPr>
+                <w:rFonts w:ascii="Times New Roman" w:hAnsi="Times New Roman"/>
+                <w:b w:val="0"/>
+                <w:sz w:val="20"/>
+              </w:rPr>
+              <w:t>1.4 References</w:t>
+            </w:r>
+          </w:p>
+        </w:tc>
+        <w:tc>
+          <w:tcPr>
+            <w:tcW w:type="dxa" w:w="792"/>
+            <w:vAlign w:val="center"/>
+            <w:tcBorders>
+              <w:top w:val="nil"/>
+              <w:left w:val="nil"/>
+              <w:bottom w:val="nil"/>
+              <w:right w:val="nil"/>
+              <w:insideH w:val="nil"/>
+              <w:insideV w:val="nil"/>
+            </w:tcBorders>
+          </w:tcPr>
+          <w:p>
+            <w:pPr>
+              <w:spacing w:before="0" w:after="0" w:line="240" w:lineRule="auto"/>
+              <w:jc w:val="right"/>
+            </w:pPr>
+            <w:r>
+              <w:rPr>
+                <w:rFonts w:ascii="Times New Roman" w:hAnsi="Times New Roman"/>
+                <w:b w:val="0"/>
+                <w:sz w:val="20"/>
+              </w:rPr>
+              <w:t>1</w:t>
+            </w:r>
+          </w:p>
+        </w:tc>
+      </w:tr>
+      <w:tr>
+        <w:trPr>
+          <w:cantSplit/>
+        </w:trPr>
+        <w:tc>
+          <w:tcPr>
+            <w:tcW w:type="dxa" w:w="8568"/>
+            <w:vAlign w:val="center"/>
+            <w:tcBorders>
+              <w:top w:val="nil"/>
+              <w:left w:val="nil"/>
+              <w:bottom w:val="nil"/>
+              <w:right w:val="nil"/>
+              <w:insideH w:val="nil"/>
+              <w:insideV w:val="nil"/>
+            </w:tcBorders>
+          </w:tcPr>
+          <w:p>
+            <w:pPr>
+              <w:spacing w:before="0" w:after="0" w:line="240" w:lineRule="auto"/>
+              <w:ind w:left="0"/>
+            </w:pPr>
+            <w:r>
+              <w:rPr>
+                <w:rFonts w:ascii="Times New Roman" w:hAnsi="Times New Roman"/>
+                <w:b/>
+                <w:sz w:val="20"/>
+              </w:rPr>
+              <w:t>2. Overall Description</w:t>
+            </w:r>
+          </w:p>
+        </w:tc>
+        <w:tc>
+          <w:tcPr>
+            <w:tcW w:type="dxa" w:w="792"/>
+            <w:vAlign w:val="center"/>
+            <w:tcBorders>
+              <w:top w:val="nil"/>
+              <w:left w:val="nil"/>
+              <w:bottom w:val="nil"/>
+              <w:right w:val="nil"/>
+              <w:insideH w:val="nil"/>
+              <w:insideV w:val="nil"/>
+            </w:tcBorders>
+          </w:tcPr>
+          <w:p>
+            <w:pPr>
+              <w:spacing w:before="0" w:after="0" w:line="240" w:lineRule="auto"/>
+              <w:jc w:val="right"/>
+            </w:pPr>
+            <w:r>
+              <w:rPr>
+                <w:rFonts w:ascii="Times New Roman" w:hAnsi="Times New Roman"/>
+                <w:b/>
+                <w:sz w:val="20"/>
+              </w:rPr>
+              <w:t>2</w:t>
+            </w:r>
+          </w:p>
+        </w:tc>
+      </w:tr>
+      <w:tr>
+        <w:trPr>
+          <w:cantSplit/>
+        </w:trPr>
+        <w:tc>
+          <w:tcPr>
+            <w:tcW w:type="dxa" w:w="8568"/>
+            <w:vAlign w:val="center"/>
+            <w:tcBorders>
+              <w:top w:val="nil"/>
+              <w:left w:val="nil"/>
+              <w:bottom w:val="nil"/>
+              <w:right w:val="nil"/>
+              <w:insideH w:val="nil"/>
+              <w:insideV w:val="nil"/>
+            </w:tcBorders>
+          </w:tcPr>
+          <w:p>
+            <w:pPr>
+              <w:spacing w:before="0" w:after="0" w:line="240" w:lineRule="auto"/>
+              <w:ind w:left="259"/>
+            </w:pPr>
+            <w:r>
+              <w:rPr>
+                <w:rFonts w:ascii="Times New Roman" w:hAnsi="Times New Roman"/>
+                <w:b w:val="0"/>
+                <w:sz w:val="20"/>
+              </w:rPr>
+              <w:t>2.1 Product Perspective</w:t>
+            </w:r>
+          </w:p>
+        </w:tc>
+        <w:tc>
+          <w:tcPr>
+            <w:tcW w:type="dxa" w:w="792"/>
+            <w:vAlign w:val="center"/>
+            <w:tcBorders>
+              <w:top w:val="nil"/>
+              <w:left w:val="nil"/>
+              <w:bottom w:val="nil"/>
+              <w:right w:val="nil"/>
+              <w:insideH w:val="nil"/>
+              <w:insideV w:val="nil"/>
+            </w:tcBorders>
+          </w:tcPr>
+          <w:p>
+            <w:pPr>
+              <w:spacing w:before="0" w:after="0" w:line="240" w:lineRule="auto"/>
+              <w:jc w:val="right"/>
+            </w:pPr>
+            <w:r>
+              <w:rPr>
+                <w:rFonts w:ascii="Times New Roman" w:hAnsi="Times New Roman"/>
+                <w:b w:val="0"/>
+                <w:sz w:val="20"/>
+              </w:rPr>
+              <w:t>2</w:t>
+            </w:r>
+          </w:p>
+        </w:tc>
+      </w:tr>
+      <w:tr>
+        <w:trPr>
+          <w:cantSplit/>
+        </w:trPr>
+        <w:tc>
+          <w:tcPr>
+            <w:tcW w:type="dxa" w:w="8568"/>
+            <w:vAlign w:val="center"/>
+            <w:tcBorders>
+              <w:top w:val="nil"/>
+              <w:left w:val="nil"/>
+              <w:bottom w:val="nil"/>
+              <w:right w:val="nil"/>
+              <w:insideH w:val="nil"/>
+              <w:insideV w:val="nil"/>
+            </w:tcBorders>
+          </w:tcPr>
+          <w:p>
+            <w:pPr>
+              <w:spacing w:before="0" w:after="0" w:line="240" w:lineRule="auto"/>
+              <w:ind w:left="259"/>
+            </w:pPr>
+            <w:r>
+              <w:rPr>
+                <w:rFonts w:ascii="Times New Roman" w:hAnsi="Times New Roman"/>
+                <w:b w:val="0"/>
+                <w:sz w:val="20"/>
+              </w:rPr>
+              <w:t>2.2 Product Functions</w:t>
+            </w:r>
+          </w:p>
+        </w:tc>
+        <w:tc>
+          <w:tcPr>
+            <w:tcW w:type="dxa" w:w="792"/>
+            <w:vAlign w:val="center"/>
+            <w:tcBorders>
+              <w:top w:val="nil"/>
+              <w:left w:val="nil"/>
+              <w:bottom w:val="nil"/>
+              <w:right w:val="nil"/>
+              <w:insideH w:val="nil"/>
+              <w:insideV w:val="nil"/>
+            </w:tcBorders>
+          </w:tcPr>
+          <w:p>
+            <w:pPr>
+              <w:spacing w:before="0" w:after="0" w:line="240" w:lineRule="auto"/>
+              <w:jc w:val="right"/>
+            </w:pPr>
+            <w:r>
+              <w:rPr>
+                <w:rFonts w:ascii="Times New Roman" w:hAnsi="Times New Roman"/>
+                <w:b w:val="0"/>
+                <w:sz w:val="20"/>
+              </w:rPr>
+              <w:t>2</w:t>
+            </w:r>
+          </w:p>
+        </w:tc>
+      </w:tr>
+      <w:tr>
+        <w:trPr>
+          <w:cantSplit/>
+        </w:trPr>
+        <w:tc>
+          <w:tcPr>
+            <w:tcW w:type="dxa" w:w="8568"/>
+            <w:vAlign w:val="center"/>
+            <w:tcBorders>
+              <w:top w:val="nil"/>
+              <w:left w:val="nil"/>
+              <w:bottom w:val="nil"/>
+              <w:right w:val="nil"/>
+              <w:insideH w:val="nil"/>
+              <w:insideV w:val="nil"/>
+            </w:tcBorders>
+          </w:tcPr>
+          <w:p>
+            <w:pPr>
+              <w:spacing w:before="0" w:after="0" w:line="240" w:lineRule="auto"/>
+              <w:ind w:left="259"/>
+            </w:pPr>
+            <w:r>
+              <w:rPr>
+                <w:rFonts w:ascii="Times New Roman" w:hAnsi="Times New Roman"/>
+                <w:b w:val="0"/>
+                <w:sz w:val="20"/>
+              </w:rPr>
+              <w:t>2.3 User Classes and Characteristics</w:t>
+            </w:r>
+          </w:p>
+        </w:tc>
+        <w:tc>
+          <w:tcPr>
+            <w:tcW w:type="dxa" w:w="792"/>
+            <w:vAlign w:val="center"/>
+            <w:tcBorders>
+              <w:top w:val="nil"/>
+              <w:left w:val="nil"/>
+              <w:bottom w:val="nil"/>
+              <w:right w:val="nil"/>
+              <w:insideH w:val="nil"/>
+              <w:insideV w:val="nil"/>
+            </w:tcBorders>
+          </w:tcPr>
+          <w:p>
+            <w:pPr>
+              <w:spacing w:before="0" w:after="0" w:line="240" w:lineRule="auto"/>
+              <w:jc w:val="right"/>
+            </w:pPr>
+            <w:r>
+              <w:rPr>
+                <w:rFonts w:ascii="Times New Roman" w:hAnsi="Times New Roman"/>
+                <w:b w:val="0"/>
+                <w:sz w:val="20"/>
+              </w:rPr>
+              <w:t>2</w:t>
+            </w:r>
+          </w:p>
+        </w:tc>
+      </w:tr>
+      <w:tr>
+        <w:trPr>
+          <w:cantSplit/>
+        </w:trPr>
+        <w:tc>
+          <w:tcPr>
+            <w:tcW w:type="dxa" w:w="8568"/>
+            <w:vAlign w:val="center"/>
+            <w:tcBorders>
+              <w:top w:val="nil"/>
+              <w:left w:val="nil"/>
+              <w:bottom w:val="nil"/>
+              <w:right w:val="nil"/>
+              <w:insideH w:val="nil"/>
+              <w:insideV w:val="nil"/>
+            </w:tcBorders>
+          </w:tcPr>
+          <w:p>
+            <w:pPr>
+              <w:spacing w:before="0" w:after="0" w:line="240" w:lineRule="auto"/>
+              <w:ind w:left="259"/>
+            </w:pPr>
+            <w:r>
+              <w:rPr>
+                <w:rFonts w:ascii="Times New Roman" w:hAnsi="Times New Roman"/>
+                <w:b w:val="0"/>
+                <w:sz w:val="20"/>
+              </w:rPr>
+              <w:t>2.4 Operating Environment</w:t>
+            </w:r>
+          </w:p>
+        </w:tc>
+        <w:tc>
+          <w:tcPr>
+            <w:tcW w:type="dxa" w:w="792"/>
+            <w:vAlign w:val="center"/>
+            <w:tcBorders>
+              <w:top w:val="nil"/>
+              <w:left w:val="nil"/>
+              <w:bottom w:val="nil"/>
+              <w:right w:val="nil"/>
+              <w:insideH w:val="nil"/>
+              <w:insideV w:val="nil"/>
+            </w:tcBorders>
+          </w:tcPr>
+          <w:p>
+            <w:pPr>
+              <w:spacing w:before="0" w:after="0" w:line="240" w:lineRule="auto"/>
+              <w:jc w:val="right"/>
+            </w:pPr>
+            <w:r>
+              <w:rPr>
+                <w:rFonts w:ascii="Times New Roman" w:hAnsi="Times New Roman"/>
+                <w:b w:val="0"/>
+                <w:sz w:val="20"/>
+              </w:rPr>
+              <w:t>2</w:t>
+            </w:r>
+          </w:p>
+        </w:tc>
+      </w:tr>
+      <w:tr>
+        <w:trPr>
+          <w:cantSplit/>
+        </w:trPr>
+        <w:tc>
+          <w:tcPr>
+            <w:tcW w:type="dxa" w:w="8568"/>
+            <w:vAlign w:val="center"/>
+            <w:tcBorders>
+              <w:top w:val="nil"/>
+              <w:left w:val="nil"/>
+              <w:bottom w:val="nil"/>
+              <w:right w:val="nil"/>
+              <w:insideH w:val="nil"/>
+              <w:insideV w:val="nil"/>
+            </w:tcBorders>
+          </w:tcPr>
+          <w:p>
+            <w:pPr>
+              <w:spacing w:before="0" w:after="0" w:line="240" w:lineRule="auto"/>
+              <w:ind w:left="259"/>
+            </w:pPr>
+            <w:r>
+              <w:rPr>
+                <w:rFonts w:ascii="Times New Roman" w:hAnsi="Times New Roman"/>
+                <w:b w:val="0"/>
+                <w:sz w:val="20"/>
+              </w:rPr>
+              <w:t>2.5 Design and Implementation Constraints</w:t>
+            </w:r>
+          </w:p>
+        </w:tc>
+        <w:tc>
+          <w:tcPr>
+            <w:tcW w:type="dxa" w:w="792"/>
+            <w:vAlign w:val="center"/>
+            <w:tcBorders>
+              <w:top w:val="nil"/>
+              <w:left w:val="nil"/>
+              <w:bottom w:val="nil"/>
+              <w:right w:val="nil"/>
+              <w:insideH w:val="nil"/>
+              <w:insideV w:val="nil"/>
+            </w:tcBorders>
+          </w:tcPr>
+          <w:p>
+            <w:pPr>
+              <w:spacing w:before="0" w:after="0" w:line="240" w:lineRule="auto"/>
+              <w:jc w:val="right"/>
+            </w:pPr>
+            <w:r>
+              <w:rPr>
+                <w:rFonts w:ascii="Times New Roman" w:hAnsi="Times New Roman"/>
+                <w:b w:val="0"/>
+                <w:sz w:val="20"/>
+              </w:rPr>
+              <w:t>3</w:t>
+            </w:r>
+          </w:p>
+        </w:tc>
+      </w:tr>
+      <w:tr>
+        <w:trPr>
+          <w:cantSplit/>
+        </w:trPr>
+        <w:tc>
+          <w:tcPr>
+            <w:tcW w:type="dxa" w:w="8568"/>
+            <w:vAlign w:val="center"/>
+            <w:tcBorders>
+              <w:top w:val="nil"/>
+              <w:left w:val="nil"/>
+              <w:bottom w:val="nil"/>
+              <w:right w:val="nil"/>
+              <w:insideH w:val="nil"/>
+              <w:insideV w:val="nil"/>
+            </w:tcBorders>
+          </w:tcPr>
+          <w:p>
+            <w:pPr>
+              <w:spacing w:before="0" w:after="0" w:line="240" w:lineRule="auto"/>
+              <w:ind w:left="259"/>
+            </w:pPr>
+            <w:r>
+              <w:rPr>
+                <w:rFonts w:ascii="Times New Roman" w:hAnsi="Times New Roman"/>
+                <w:b w:val="0"/>
+                <w:sz w:val="20"/>
+              </w:rPr>
+              <w:t>2.6 Assumptions and Dependencies</w:t>
+            </w:r>
+          </w:p>
+        </w:tc>
+        <w:tc>
+          <w:tcPr>
+            <w:tcW w:type="dxa" w:w="792"/>
+            <w:vAlign w:val="center"/>
+            <w:tcBorders>
+              <w:top w:val="nil"/>
+              <w:left w:val="nil"/>
+              <w:bottom w:val="nil"/>
+              <w:right w:val="nil"/>
+              <w:insideH w:val="nil"/>
+              <w:insideV w:val="nil"/>
+            </w:tcBorders>
+          </w:tcPr>
+          <w:p>
+            <w:pPr>
+              <w:spacing w:before="0" w:after="0" w:line="240" w:lineRule="auto"/>
+              <w:jc w:val="right"/>
+            </w:pPr>
+            <w:r>
+              <w:rPr>
+                <w:rFonts w:ascii="Times New Roman" w:hAnsi="Times New Roman"/>
+                <w:b w:val="0"/>
+                <w:sz w:val="20"/>
+              </w:rPr>
+              <w:t>3</w:t>
+            </w:r>
+          </w:p>
+        </w:tc>
+      </w:tr>
+      <w:tr>
+        <w:trPr>
+          <w:cantSplit/>
+        </w:trPr>
+        <w:tc>
+          <w:tcPr>
+            <w:tcW w:type="dxa" w:w="8568"/>
+            <w:vAlign w:val="center"/>
+            <w:tcBorders>
+              <w:top w:val="nil"/>
+              <w:left w:val="nil"/>
+              <w:bottom w:val="nil"/>
+              <w:right w:val="nil"/>
+              <w:insideH w:val="nil"/>
+              <w:insideV w:val="nil"/>
+            </w:tcBorders>
+          </w:tcPr>
+          <w:p>
+            <w:pPr>
+              <w:spacing w:before="0" w:after="0" w:line="240" w:lineRule="auto"/>
+              <w:ind w:left="0"/>
+            </w:pPr>
+            <w:r>
+              <w:rPr>
+                <w:rFonts w:ascii="Times New Roman" w:hAnsi="Times New Roman"/>
+                <w:b/>
+                <w:sz w:val="20"/>
+              </w:rPr>
+              <w:t>3. External Interface Requirements</w:t>
+            </w:r>
+          </w:p>
+        </w:tc>
+        <w:tc>
+          <w:tcPr>
+            <w:tcW w:type="dxa" w:w="792"/>
+            <w:vAlign w:val="center"/>
+            <w:tcBorders>
+              <w:top w:val="nil"/>
+              <w:left w:val="nil"/>
+              <w:bottom w:val="nil"/>
+              <w:right w:val="nil"/>
+              <w:insideH w:val="nil"/>
+              <w:insideV w:val="nil"/>
+            </w:tcBorders>
+          </w:tcPr>
+          <w:p>
+            <w:pPr>
+              <w:spacing w:before="0" w:after="0" w:line="240" w:lineRule="auto"/>
+              <w:jc w:val="right"/>
+            </w:pPr>
+            <w:r>
+              <w:rPr>
+                <w:rFonts w:ascii="Times New Roman" w:hAnsi="Times New Roman"/>
+                <w:b/>
+                <w:sz w:val="20"/>
+              </w:rPr>
+              <w:t>4</w:t>
+            </w:r>
+          </w:p>
+        </w:tc>
+      </w:tr>
+      <w:tr>
+        <w:trPr>
+          <w:cantSplit/>
+        </w:trPr>
+        <w:tc>
+          <w:tcPr>
+            <w:tcW w:type="dxa" w:w="8568"/>
+            <w:vAlign w:val="center"/>
+            <w:tcBorders>
+              <w:top w:val="nil"/>
+              <w:left w:val="nil"/>
+              <w:bottom w:val="nil"/>
+              <w:right w:val="nil"/>
+              <w:insideH w:val="nil"/>
+              <w:insideV w:val="nil"/>
+            </w:tcBorders>
+          </w:tcPr>
+          <w:p>
+            <w:pPr>
+              <w:spacing w:before="0" w:after="0" w:line="240" w:lineRule="auto"/>
+              <w:ind w:left="259"/>
+            </w:pPr>
+            <w:r>
+              <w:rPr>
+                <w:rFonts w:ascii="Times New Roman" w:hAnsi="Times New Roman"/>
+                <w:b w:val="0"/>
+                <w:sz w:val="20"/>
+              </w:rPr>
+              <w:t>3.1 User Interfaces</w:t>
+            </w:r>
+          </w:p>
+        </w:tc>
+        <w:tc>
+          <w:tcPr>
+            <w:tcW w:type="dxa" w:w="792"/>
+            <w:vAlign w:val="center"/>
+            <w:tcBorders>
+              <w:top w:val="nil"/>
+              <w:left w:val="nil"/>
+              <w:bottom w:val="nil"/>
+              <w:right w:val="nil"/>
+              <w:insideH w:val="nil"/>
+              <w:insideV w:val="nil"/>
+            </w:tcBorders>
+          </w:tcPr>
+          <w:p>
+            <w:pPr>
+              <w:spacing w:before="0" w:after="0" w:line="240" w:lineRule="auto"/>
+              <w:jc w:val="right"/>
+            </w:pPr>
+            <w:r>
+              <w:rPr>
+                <w:rFonts w:ascii="Times New Roman" w:hAnsi="Times New Roman"/>
+                <w:b w:val="0"/>
+                <w:sz w:val="20"/>
+              </w:rPr>
+              <w:t>4</w:t>
+            </w:r>
+          </w:p>
+        </w:tc>
+      </w:tr>
+      <w:tr>
+        <w:trPr>
+          <w:cantSplit/>
+        </w:trPr>
+        <w:tc>
+          <w:tcPr>
+            <w:tcW w:type="dxa" w:w="8568"/>
+            <w:vAlign w:val="center"/>
+            <w:tcBorders>
+              <w:top w:val="nil"/>
+              <w:left w:val="nil"/>
+              <w:bottom w:val="nil"/>
+              <w:right w:val="nil"/>
+              <w:insideH w:val="nil"/>
+              <w:insideV w:val="nil"/>
+            </w:tcBorders>
+          </w:tcPr>
+          <w:p>
+            <w:pPr>
+              <w:spacing w:before="0" w:after="0" w:line="240" w:lineRule="auto"/>
+              <w:ind w:left="259"/>
+            </w:pPr>
+            <w:r>
+              <w:rPr>
+                <w:rFonts w:ascii="Times New Roman" w:hAnsi="Times New Roman"/>
+                <w:b w:val="0"/>
+                <w:sz w:val="20"/>
+              </w:rPr>
+              <w:t>3.2 Software Interfaces</w:t>
+            </w:r>
+          </w:p>
+        </w:tc>
+        <w:tc>
+          <w:tcPr>
+            <w:tcW w:type="dxa" w:w="792"/>
+            <w:vAlign w:val="center"/>
+            <w:tcBorders>
+              <w:top w:val="nil"/>
+              <w:left w:val="nil"/>
+              <w:bottom w:val="nil"/>
+              <w:right w:val="nil"/>
+              <w:insideH w:val="nil"/>
+              <w:insideV w:val="nil"/>
+            </w:tcBorders>
+          </w:tcPr>
+          <w:p>
+            <w:pPr>
+              <w:spacing w:before="0" w:after="0" w:line="240" w:lineRule="auto"/>
+              <w:jc w:val="right"/>
+            </w:pPr>
+            <w:r>
+              <w:rPr>
+                <w:rFonts w:ascii="Times New Roman" w:hAnsi="Times New Roman"/>
+                <w:b w:val="0"/>
+                <w:sz w:val="20"/>
+              </w:rPr>
+              <w:t>4</w:t>
+            </w:r>
+          </w:p>
+        </w:tc>
+      </w:tr>
+      <w:tr>
+        <w:trPr>
+          <w:cantSplit/>
+        </w:trPr>
+        <w:tc>
+          <w:tcPr>
+            <w:tcW w:type="dxa" w:w="8568"/>
+            <w:vAlign w:val="center"/>
+            <w:tcBorders>
+              <w:top w:val="nil"/>
+              <w:left w:val="nil"/>
+              <w:bottom w:val="nil"/>
+              <w:right w:val="nil"/>
+              <w:insideH w:val="nil"/>
+              <w:insideV w:val="nil"/>
+            </w:tcBorders>
+          </w:tcPr>
+          <w:p>
+            <w:pPr>
+              <w:spacing w:before="0" w:after="0" w:line="240" w:lineRule="auto"/>
+              <w:ind w:left="259"/>
+            </w:pPr>
+            <w:r>
+              <w:rPr>
+                <w:rFonts w:ascii="Times New Roman" w:hAnsi="Times New Roman"/>
+                <w:b w:val="0"/>
+                <w:sz w:val="20"/>
+              </w:rPr>
+              <w:t>3.3 Communications Interfaces</w:t>
+            </w:r>
+          </w:p>
+        </w:tc>
+        <w:tc>
+          <w:tcPr>
+            <w:tcW w:type="dxa" w:w="792"/>
+            <w:vAlign w:val="center"/>
+            <w:tcBorders>
+              <w:top w:val="nil"/>
+              <w:left w:val="nil"/>
+              <w:bottom w:val="nil"/>
+              <w:right w:val="nil"/>
+              <w:insideH w:val="nil"/>
+              <w:insideV w:val="nil"/>
+            </w:tcBorders>
+          </w:tcPr>
+          <w:p>
+            <w:pPr>
+              <w:spacing w:before="0" w:after="0" w:line="240" w:lineRule="auto"/>
+              <w:jc w:val="right"/>
+            </w:pPr>
+            <w:r>
+              <w:rPr>
+                <w:rFonts w:ascii="Times New Roman" w:hAnsi="Times New Roman"/>
+                <w:b w:val="0"/>
+                <w:sz w:val="20"/>
+              </w:rPr>
+              <w:t>5</w:t>
+            </w:r>
+          </w:p>
+        </w:tc>
+      </w:tr>
+      <w:tr>
+        <w:trPr>
+          <w:cantSplit/>
+        </w:trPr>
+        <w:tc>
+          <w:tcPr>
+            <w:tcW w:type="dxa" w:w="8568"/>
+            <w:vAlign w:val="center"/>
+            <w:tcBorders>
+              <w:top w:val="nil"/>
+              <w:left w:val="nil"/>
+              <w:bottom w:val="nil"/>
+              <w:right w:val="nil"/>
+              <w:insideH w:val="nil"/>
+              <w:insideV w:val="nil"/>
+            </w:tcBorders>
+          </w:tcPr>
+          <w:p>
+            <w:pPr>
+              <w:spacing w:before="0" w:after="0" w:line="240" w:lineRule="auto"/>
+              <w:ind w:left="0"/>
+            </w:pPr>
+            <w:r>
+              <w:rPr>
+                <w:rFonts w:ascii="Times New Roman" w:hAnsi="Times New Roman"/>
+                <w:b/>
+                <w:sz w:val="20"/>
+              </w:rPr>
+              <w:t>4. Analysis Models</w:t>
+            </w:r>
+          </w:p>
+        </w:tc>
+        <w:tc>
+          <w:tcPr>
+            <w:tcW w:type="dxa" w:w="792"/>
+            <w:vAlign w:val="center"/>
+            <w:tcBorders>
+              <w:top w:val="nil"/>
+              <w:left w:val="nil"/>
+              <w:bottom w:val="nil"/>
+              <w:right w:val="nil"/>
+              <w:insideH w:val="nil"/>
+              <w:insideV w:val="nil"/>
+            </w:tcBorders>
+          </w:tcPr>
+          <w:p>
+            <w:pPr>
+              <w:spacing w:before="0" w:after="0" w:line="240" w:lineRule="auto"/>
+              <w:jc w:val="right"/>
+            </w:pPr>
+            <w:r>
+              <w:rPr>
+                <w:rFonts w:ascii="Times New Roman" w:hAnsi="Times New Roman"/>
+                <w:b/>
+                <w:sz w:val="20"/>
+              </w:rPr>
+              <w:t>5</w:t>
+            </w:r>
+          </w:p>
+        </w:tc>
+      </w:tr>
+      <w:tr>
+        <w:trPr>
+          <w:cantSplit/>
+        </w:trPr>
+        <w:tc>
+          <w:tcPr>
+            <w:tcW w:type="dxa" w:w="8568"/>
+            <w:vAlign w:val="center"/>
+            <w:tcBorders>
+              <w:top w:val="nil"/>
+              <w:left w:val="nil"/>
+              <w:bottom w:val="nil"/>
+              <w:right w:val="nil"/>
+              <w:insideH w:val="nil"/>
+              <w:insideV w:val="nil"/>
+            </w:tcBorders>
+          </w:tcPr>
+          <w:p>
+            <w:pPr>
+              <w:spacing w:before="0" w:after="0" w:line="240" w:lineRule="auto"/>
+              <w:ind w:left="259"/>
+            </w:pPr>
+            <w:r>
+              <w:rPr>
+                <w:rFonts w:ascii="Times New Roman" w:hAnsi="Times New Roman"/>
+                <w:b w:val="0"/>
+                <w:sz w:val="20"/>
+              </w:rPr>
+              <w:t>4.1 Use Case Diagram</w:t>
+            </w:r>
+          </w:p>
+        </w:tc>
+        <w:tc>
+          <w:tcPr>
+            <w:tcW w:type="dxa" w:w="792"/>
+            <w:vAlign w:val="center"/>
+            <w:tcBorders>
+              <w:top w:val="nil"/>
+              <w:left w:val="nil"/>
+              <w:bottom w:val="nil"/>
+              <w:right w:val="nil"/>
+              <w:insideH w:val="nil"/>
+              <w:insideV w:val="nil"/>
+            </w:tcBorders>
+          </w:tcPr>
+          <w:p>
+            <w:pPr>
+              <w:spacing w:before="0" w:after="0" w:line="240" w:lineRule="auto"/>
+              <w:jc w:val="right"/>
+            </w:pPr>
+            <w:r>
+              <w:rPr>
+                <w:rFonts w:ascii="Times New Roman" w:hAnsi="Times New Roman"/>
+                <w:b w:val="0"/>
+                <w:sz w:val="20"/>
+              </w:rPr>
+              <w:t>5</w:t>
+            </w:r>
+          </w:p>
+        </w:tc>
+      </w:tr>
+      <w:tr>
+        <w:trPr>
+          <w:cantSplit/>
+        </w:trPr>
+        <w:tc>
+          <w:tcPr>
+            <w:tcW w:type="dxa" w:w="8568"/>
+            <w:vAlign w:val="center"/>
+            <w:tcBorders>
+              <w:top w:val="nil"/>
+              <w:left w:val="nil"/>
+              <w:bottom w:val="nil"/>
+              <w:right w:val="nil"/>
+              <w:insideH w:val="nil"/>
+              <w:insideV w:val="nil"/>
+            </w:tcBorders>
+          </w:tcPr>
+          <w:p>
+            <w:pPr>
+              <w:spacing w:before="0" w:after="0" w:line="240" w:lineRule="auto"/>
+              <w:ind w:left="259"/>
+            </w:pPr>
+            <w:r>
+              <w:rPr>
+                <w:rFonts w:ascii="Times New Roman" w:hAnsi="Times New Roman"/>
+                <w:b w:val="0"/>
+                <w:sz w:val="20"/>
+              </w:rPr>
+              <w:t>4.2 Entity-Relationship (ER) Diagram</w:t>
+            </w:r>
+          </w:p>
+        </w:tc>
+        <w:tc>
+          <w:tcPr>
+            <w:tcW w:type="dxa" w:w="792"/>
+            <w:vAlign w:val="center"/>
+            <w:tcBorders>
+              <w:top w:val="nil"/>
+              <w:left w:val="nil"/>
+              <w:bottom w:val="nil"/>
+              <w:right w:val="nil"/>
+              <w:insideH w:val="nil"/>
+              <w:insideV w:val="nil"/>
+            </w:tcBorders>
+          </w:tcPr>
+          <w:p>
+            <w:pPr>
+              <w:spacing w:before="0" w:after="0" w:line="240" w:lineRule="auto"/>
+              <w:jc w:val="right"/>
+            </w:pPr>
+            <w:r>
+              <w:rPr>
+                <w:rFonts w:ascii="Times New Roman" w:hAnsi="Times New Roman"/>
+                <w:b w:val="0"/>
+                <w:sz w:val="20"/>
+              </w:rPr>
+              <w:t>6</w:t>
+            </w:r>
+          </w:p>
+        </w:tc>
+      </w:tr>
+      <w:tr>
+        <w:trPr>
+          <w:cantSplit/>
+        </w:trPr>
+        <w:tc>
+          <w:tcPr>
+            <w:tcW w:type="dxa" w:w="8568"/>
+            <w:vAlign w:val="center"/>
+            <w:tcBorders>
+              <w:top w:val="nil"/>
+              <w:left w:val="nil"/>
+              <w:bottom w:val="nil"/>
+              <w:right w:val="nil"/>
+              <w:insideH w:val="nil"/>
+              <w:insideV w:val="nil"/>
+            </w:tcBorders>
+          </w:tcPr>
+          <w:p>
+            <w:pPr>
+              <w:spacing w:before="0" w:after="0" w:line="240" w:lineRule="auto"/>
+              <w:ind w:left="259"/>
+            </w:pPr>
+            <w:r>
+              <w:rPr>
+                <w:rFonts w:ascii="Times New Roman" w:hAnsi="Times New Roman"/>
+                <w:b w:val="0"/>
+                <w:sz w:val="20"/>
+              </w:rPr>
+              <w:t>4.3 Additional Analysis Models</w:t>
+            </w:r>
+          </w:p>
+        </w:tc>
+        <w:tc>
+          <w:tcPr>
+            <w:tcW w:type="dxa" w:w="792"/>
+            <w:vAlign w:val="center"/>
+            <w:tcBorders>
+              <w:top w:val="nil"/>
+              <w:left w:val="nil"/>
+              <w:bottom w:val="nil"/>
+              <w:right w:val="nil"/>
+              <w:insideH w:val="nil"/>
+              <w:insideV w:val="nil"/>
+            </w:tcBorders>
+          </w:tcPr>
+          <w:p>
+            <w:pPr>
+              <w:spacing w:before="0" w:after="0" w:line="240" w:lineRule="auto"/>
+              <w:jc w:val="right"/>
+            </w:pPr>
+            <w:r>
+              <w:rPr>
+                <w:rFonts w:ascii="Times New Roman" w:hAnsi="Times New Roman"/>
+                <w:b w:val="0"/>
+                <w:sz w:val="20"/>
+              </w:rPr>
+              <w:t>6</w:t>
+            </w:r>
+          </w:p>
+        </w:tc>
+      </w:tr>
+      <w:tr>
+        <w:trPr>
+          <w:cantSplit/>
+        </w:trPr>
+        <w:tc>
+          <w:tcPr>
+            <w:tcW w:type="dxa" w:w="8568"/>
+            <w:vAlign w:val="center"/>
+            <w:tcBorders>
+              <w:top w:val="nil"/>
+              <w:left w:val="nil"/>
+              <w:bottom w:val="nil"/>
+              <w:right w:val="nil"/>
+              <w:insideH w:val="nil"/>
+              <w:insideV w:val="nil"/>
+            </w:tcBorders>
+          </w:tcPr>
+          <w:p>
+            <w:pPr>
+              <w:spacing w:before="0" w:after="0" w:line="240" w:lineRule="auto"/>
+              <w:ind w:left="0"/>
+            </w:pPr>
+            <w:r>
+              <w:rPr>
+                <w:rFonts w:ascii="Times New Roman" w:hAnsi="Times New Roman"/>
+                <w:b/>
+                <w:sz w:val="20"/>
+              </w:rPr>
+              <w:t>5. System Features</w:t>
+            </w:r>
+          </w:p>
+        </w:tc>
+        <w:tc>
+          <w:tcPr>
+            <w:tcW w:type="dxa" w:w="792"/>
+            <w:vAlign w:val="center"/>
+            <w:tcBorders>
+              <w:top w:val="nil"/>
+              <w:left w:val="nil"/>
+              <w:bottom w:val="nil"/>
+              <w:right w:val="nil"/>
+              <w:insideH w:val="nil"/>
+              <w:insideV w:val="nil"/>
+            </w:tcBorders>
+          </w:tcPr>
+          <w:p>
+            <w:pPr>
+              <w:spacing w:before="0" w:after="0" w:line="240" w:lineRule="auto"/>
+              <w:jc w:val="right"/>
+            </w:pPr>
+            <w:r>
+              <w:rPr>
+                <w:rFonts w:ascii="Times New Roman" w:hAnsi="Times New Roman"/>
+                <w:b/>
+                <w:sz w:val="20"/>
+              </w:rPr>
+              <w:t>6</w:t>
+            </w:r>
+          </w:p>
+        </w:tc>
+      </w:tr>
+      <w:tr>
+        <w:trPr>
+          <w:cantSplit/>
+        </w:trPr>
+        <w:tc>
+          <w:tcPr>
+            <w:tcW w:type="dxa" w:w="8568"/>
+            <w:vAlign w:val="center"/>
+            <w:tcBorders>
+              <w:top w:val="nil"/>
+              <w:left w:val="nil"/>
+              <w:bottom w:val="nil"/>
+              <w:right w:val="nil"/>
+              <w:insideH w:val="nil"/>
+              <w:insideV w:val="nil"/>
+            </w:tcBorders>
+          </w:tcPr>
+          <w:p>
+            <w:pPr>
+              <w:spacing w:before="0" w:after="0" w:line="240" w:lineRule="auto"/>
+              <w:ind w:left="259"/>
+            </w:pPr>
+            <w:r>
+              <w:rPr>
+                <w:rFonts w:ascii="Times New Roman" w:hAnsi="Times New Roman"/>
+                <w:b w:val="0"/>
+                <w:sz w:val="20"/>
+              </w:rPr>
+              <w:t>5.1 User Authentication &amp; Authorization</w:t>
+            </w:r>
+          </w:p>
+        </w:tc>
+        <w:tc>
+          <w:tcPr>
+            <w:tcW w:type="dxa" w:w="792"/>
+            <w:vAlign w:val="center"/>
+            <w:tcBorders>
+              <w:top w:val="nil"/>
+              <w:left w:val="nil"/>
+              <w:bottom w:val="nil"/>
+              <w:right w:val="nil"/>
+              <w:insideH w:val="nil"/>
+              <w:insideV w:val="nil"/>
+            </w:tcBorders>
+          </w:tcPr>
+          <w:p>
+            <w:pPr>
+              <w:spacing w:before="0" w:after="0" w:line="240" w:lineRule="auto"/>
+              <w:jc w:val="right"/>
+            </w:pPr>
+            <w:r>
+              <w:rPr>
+                <w:rFonts w:ascii="Times New Roman" w:hAnsi="Times New Roman"/>
+                <w:b w:val="0"/>
+                <w:sz w:val="20"/>
+              </w:rPr>
+              <w:t>6</w:t>
+            </w:r>
+          </w:p>
+        </w:tc>
+      </w:tr>
+      <w:tr>
+        <w:trPr>
+          <w:cantSplit/>
+        </w:trPr>
+        <w:tc>
+          <w:tcPr>
+            <w:tcW w:type="dxa" w:w="8568"/>
+            <w:vAlign w:val="center"/>
+            <w:tcBorders>
+              <w:top w:val="nil"/>
+              <w:left w:val="nil"/>
+              <w:bottom w:val="nil"/>
+              <w:right w:val="nil"/>
+              <w:insideH w:val="nil"/>
+              <w:insideV w:val="nil"/>
+            </w:tcBorders>
+          </w:tcPr>
+          <w:p>
+            <w:pPr>
+              <w:spacing w:before="0" w:after="0" w:line="240" w:lineRule="auto"/>
+              <w:ind w:left="518"/>
+            </w:pPr>
+            <w:r>
+              <w:rPr>
+                <w:rFonts w:ascii="Times New Roman" w:hAnsi="Times New Roman"/>
+                <w:b w:val="0"/>
+                <w:sz w:val="20"/>
+              </w:rPr>
+              <w:t>5.1.1 Description and Priority</w:t>
+            </w:r>
+          </w:p>
+        </w:tc>
+        <w:tc>
+          <w:tcPr>
+            <w:tcW w:type="dxa" w:w="792"/>
+            <w:vAlign w:val="center"/>
+            <w:tcBorders>
+              <w:top w:val="nil"/>
+              <w:left w:val="nil"/>
+              <w:bottom w:val="nil"/>
+              <w:right w:val="nil"/>
+              <w:insideH w:val="nil"/>
+              <w:insideV w:val="nil"/>
+            </w:tcBorders>
+          </w:tcPr>
+          <w:p>
+            <w:pPr>
+              <w:spacing w:before="0" w:after="0" w:line="240" w:lineRule="auto"/>
+              <w:jc w:val="right"/>
+            </w:pPr>
+            <w:r>
+              <w:rPr>
+                <w:rFonts w:ascii="Times New Roman" w:hAnsi="Times New Roman"/>
+                <w:b w:val="0"/>
+                <w:sz w:val="20"/>
+              </w:rPr>
+              <w:t>6</w:t>
+            </w:r>
+          </w:p>
+        </w:tc>
+      </w:tr>
+      <w:tr>
+        <w:trPr>
+          <w:cantSplit/>
+        </w:trPr>
+        <w:tc>
+          <w:tcPr>
+            <w:tcW w:type="dxa" w:w="8568"/>
+            <w:vAlign w:val="center"/>
+            <w:tcBorders>
+              <w:top w:val="nil"/>
+              <w:left w:val="nil"/>
+              <w:bottom w:val="nil"/>
+              <w:right w:val="nil"/>
+              <w:insideH w:val="nil"/>
+              <w:insideV w:val="nil"/>
+            </w:tcBorders>
+          </w:tcPr>
+          <w:p>
+            <w:pPr>
+              <w:spacing w:before="0" w:after="0" w:line="240" w:lineRule="auto"/>
+              <w:ind w:left="518"/>
+            </w:pPr>
+            <w:r>
+              <w:rPr>
+                <w:rFonts w:ascii="Times New Roman" w:hAnsi="Times New Roman"/>
+                <w:b w:val="0"/>
+                <w:sz w:val="20"/>
+              </w:rPr>
+              <w:t>5.1.2 Stimulus/Response Sequences</w:t>
+            </w:r>
+          </w:p>
+        </w:tc>
+        <w:tc>
+          <w:tcPr>
+            <w:tcW w:type="dxa" w:w="792"/>
+            <w:vAlign w:val="center"/>
+            <w:tcBorders>
+              <w:top w:val="nil"/>
+              <w:left w:val="nil"/>
+              <w:bottom w:val="nil"/>
+              <w:right w:val="nil"/>
+              <w:insideH w:val="nil"/>
+              <w:insideV w:val="nil"/>
+            </w:tcBorders>
+          </w:tcPr>
+          <w:p>
+            <w:pPr>
+              <w:spacing w:before="0" w:after="0" w:line="240" w:lineRule="auto"/>
+              <w:jc w:val="right"/>
+            </w:pPr>
+            <w:r>
+              <w:rPr>
+                <w:rFonts w:ascii="Times New Roman" w:hAnsi="Times New Roman"/>
+                <w:b w:val="0"/>
+                <w:sz w:val="20"/>
+              </w:rPr>
+              <w:t>6</w:t>
+            </w:r>
+          </w:p>
+        </w:tc>
+      </w:tr>
+      <w:tr>
+        <w:trPr>
+          <w:cantSplit/>
+        </w:trPr>
+        <w:tc>
+          <w:tcPr>
+            <w:tcW w:type="dxa" w:w="8568"/>
+            <w:vAlign w:val="center"/>
+            <w:tcBorders>
+              <w:top w:val="nil"/>
+              <w:left w:val="nil"/>
+              <w:bottom w:val="nil"/>
+              <w:right w:val="nil"/>
+              <w:insideH w:val="nil"/>
+              <w:insideV w:val="nil"/>
+            </w:tcBorders>
+          </w:tcPr>
+          <w:p>
+            <w:pPr>
+              <w:spacing w:before="0" w:after="0" w:line="240" w:lineRule="auto"/>
+              <w:ind w:left="518"/>
+            </w:pPr>
+            <w:r>
+              <w:rPr>
+                <w:rFonts w:ascii="Times New Roman" w:hAnsi="Times New Roman"/>
+                <w:b w:val="0"/>
+                <w:sz w:val="20"/>
+              </w:rPr>
+              <w:t>5.1.3 Functional Requirements</w:t>
+            </w:r>
+          </w:p>
+        </w:tc>
+        <w:tc>
+          <w:tcPr>
+            <w:tcW w:type="dxa" w:w="792"/>
+            <w:vAlign w:val="center"/>
+            <w:tcBorders>
+              <w:top w:val="nil"/>
+              <w:left w:val="nil"/>
+              <w:bottom w:val="nil"/>
+              <w:right w:val="nil"/>
+              <w:insideH w:val="nil"/>
+              <w:insideV w:val="nil"/>
+            </w:tcBorders>
+          </w:tcPr>
+          <w:p>
+            <w:pPr>
+              <w:spacing w:before="0" w:after="0" w:line="240" w:lineRule="auto"/>
+              <w:jc w:val="right"/>
+            </w:pPr>
+            <w:r>
+              <w:rPr>
+                <w:rFonts w:ascii="Times New Roman" w:hAnsi="Times New Roman"/>
+                <w:b w:val="0"/>
+                <w:sz w:val="20"/>
+              </w:rPr>
+              <w:t>6</w:t>
+            </w:r>
+          </w:p>
+        </w:tc>
+      </w:tr>
+      <w:tr>
+        <w:trPr>
+          <w:cantSplit/>
+        </w:trPr>
+        <w:tc>
+          <w:tcPr>
+            <w:tcW w:type="dxa" w:w="8568"/>
+            <w:vAlign w:val="center"/>
+            <w:tcBorders>
+              <w:top w:val="nil"/>
+              <w:left w:val="nil"/>
+              <w:bottom w:val="nil"/>
+              <w:right w:val="nil"/>
+              <w:insideH w:val="nil"/>
+              <w:insideV w:val="nil"/>
+            </w:tcBorders>
+          </w:tcPr>
+          <w:p>
+            <w:pPr>
+              <w:spacing w:before="0" w:after="0" w:line="240" w:lineRule="auto"/>
+              <w:ind w:left="259"/>
+            </w:pPr>
+            <w:r>
+              <w:rPr>
+                <w:rFonts w:ascii="Times New Roman" w:hAnsi="Times New Roman"/>
+                <w:b w:val="0"/>
+                <w:sz w:val="20"/>
+              </w:rPr>
+              <w:t>5.2 Student Management</w:t>
+            </w:r>
+          </w:p>
+        </w:tc>
+        <w:tc>
+          <w:tcPr>
+            <w:tcW w:type="dxa" w:w="792"/>
+            <w:vAlign w:val="center"/>
+            <w:tcBorders>
+              <w:top w:val="nil"/>
+              <w:left w:val="nil"/>
+              <w:bottom w:val="nil"/>
+              <w:right w:val="nil"/>
+              <w:insideH w:val="nil"/>
+              <w:insideV w:val="nil"/>
+            </w:tcBorders>
+          </w:tcPr>
+          <w:p>
+            <w:pPr>
+              <w:spacing w:before="0" w:after="0" w:line="240" w:lineRule="auto"/>
+              <w:jc w:val="right"/>
+            </w:pPr>
+            <w:r>
+              <w:rPr>
+                <w:rFonts w:ascii="Times New Roman" w:hAnsi="Times New Roman"/>
+                <w:b w:val="0"/>
+                <w:sz w:val="20"/>
+              </w:rPr>
+              <w:t>7</w:t>
+            </w:r>
+          </w:p>
+        </w:tc>
+      </w:tr>
+      <w:tr>
+        <w:trPr>
+          <w:cantSplit/>
+        </w:trPr>
+        <w:tc>
+          <w:tcPr>
+            <w:tcW w:type="dxa" w:w="8568"/>
+            <w:vAlign w:val="center"/>
+            <w:tcBorders>
+              <w:top w:val="nil"/>
+              <w:left w:val="nil"/>
+              <w:bottom w:val="nil"/>
+              <w:right w:val="nil"/>
+              <w:insideH w:val="nil"/>
+              <w:insideV w:val="nil"/>
+            </w:tcBorders>
+          </w:tcPr>
+          <w:p>
+            <w:pPr>
+              <w:spacing w:before="0" w:after="0" w:line="240" w:lineRule="auto"/>
+              <w:ind w:left="518"/>
+            </w:pPr>
+            <w:r>
+              <w:rPr>
+                <w:rFonts w:ascii="Times New Roman" w:hAnsi="Times New Roman"/>
+                <w:b w:val="0"/>
+                <w:sz w:val="20"/>
+              </w:rPr>
+              <w:t>5.2.1 Description and Priority</w:t>
+            </w:r>
+          </w:p>
+        </w:tc>
+        <w:tc>
+          <w:tcPr>
+            <w:tcW w:type="dxa" w:w="792"/>
+            <w:vAlign w:val="center"/>
+            <w:tcBorders>
+              <w:top w:val="nil"/>
+              <w:left w:val="nil"/>
+              <w:bottom w:val="nil"/>
+              <w:right w:val="nil"/>
+              <w:insideH w:val="nil"/>
+              <w:insideV w:val="nil"/>
+            </w:tcBorders>
+          </w:tcPr>
+          <w:p>
+            <w:pPr>
+              <w:spacing w:before="0" w:after="0" w:line="240" w:lineRule="auto"/>
+              <w:jc w:val="right"/>
+            </w:pPr>
+            <w:r>
+              <w:rPr>
+                <w:rFonts w:ascii="Times New Roman" w:hAnsi="Times New Roman"/>
+                <w:b w:val="0"/>
+                <w:sz w:val="20"/>
+              </w:rPr>
+              <w:t>7</w:t>
+            </w:r>
+          </w:p>
+        </w:tc>
+      </w:tr>
+      <w:tr>
+        <w:trPr>
+          <w:cantSplit/>
+        </w:trPr>
+        <w:tc>
+          <w:tcPr>
+            <w:tcW w:type="dxa" w:w="8568"/>
+            <w:vAlign w:val="center"/>
+            <w:tcBorders>
+              <w:top w:val="nil"/>
+              <w:left w:val="nil"/>
+              <w:bottom w:val="nil"/>
+              <w:right w:val="nil"/>
+              <w:insideH w:val="nil"/>
+              <w:insideV w:val="nil"/>
+            </w:tcBorders>
+          </w:tcPr>
+          <w:p>
+            <w:pPr>
+              <w:spacing w:before="0" w:after="0" w:line="240" w:lineRule="auto"/>
+              <w:ind w:left="518"/>
+            </w:pPr>
+            <w:r>
+              <w:rPr>
+                <w:rFonts w:ascii="Times New Roman" w:hAnsi="Times New Roman"/>
+                <w:b w:val="0"/>
+                <w:sz w:val="20"/>
+              </w:rPr>
+              <w:t>5.2.2 Stimulus/Response Sequences</w:t>
+            </w:r>
+          </w:p>
+        </w:tc>
+        <w:tc>
+          <w:tcPr>
+            <w:tcW w:type="dxa" w:w="792"/>
+            <w:vAlign w:val="center"/>
+            <w:tcBorders>
+              <w:top w:val="nil"/>
+              <w:left w:val="nil"/>
+              <w:bottom w:val="nil"/>
+              <w:right w:val="nil"/>
+              <w:insideH w:val="nil"/>
+              <w:insideV w:val="nil"/>
+            </w:tcBorders>
+          </w:tcPr>
+          <w:p>
+            <w:pPr>
+              <w:spacing w:before="0" w:after="0" w:line="240" w:lineRule="auto"/>
+              <w:jc w:val="right"/>
+            </w:pPr>
+            <w:r>
+              <w:rPr>
+                <w:rFonts w:ascii="Times New Roman" w:hAnsi="Times New Roman"/>
+                <w:b w:val="0"/>
+                <w:sz w:val="20"/>
+              </w:rPr>
+              <w:t>7</w:t>
+            </w:r>
+          </w:p>
+        </w:tc>
+      </w:tr>
+      <w:tr>
+        <w:trPr>
+          <w:cantSplit/>
+        </w:trPr>
+        <w:tc>
+          <w:tcPr>
+            <w:tcW w:type="dxa" w:w="8568"/>
+            <w:vAlign w:val="center"/>
+            <w:tcBorders>
+              <w:top w:val="nil"/>
+              <w:left w:val="nil"/>
+              <w:bottom w:val="nil"/>
+              <w:right w:val="nil"/>
+              <w:insideH w:val="nil"/>
+              <w:insideV w:val="nil"/>
+            </w:tcBorders>
+          </w:tcPr>
+          <w:p>
+            <w:pPr>
+              <w:spacing w:before="0" w:after="0" w:line="240" w:lineRule="auto"/>
+              <w:ind w:left="518"/>
+            </w:pPr>
+            <w:r>
+              <w:rPr>
+                <w:rFonts w:ascii="Times New Roman" w:hAnsi="Times New Roman"/>
+                <w:b w:val="0"/>
+                <w:sz w:val="20"/>
+              </w:rPr>
+              <w:t>5.2.3 Functional Requirements</w:t>
+            </w:r>
+          </w:p>
+        </w:tc>
+        <w:tc>
+          <w:tcPr>
+            <w:tcW w:type="dxa" w:w="792"/>
+            <w:vAlign w:val="center"/>
+            <w:tcBorders>
+              <w:top w:val="nil"/>
+              <w:left w:val="nil"/>
+              <w:bottom w:val="nil"/>
+              <w:right w:val="nil"/>
+              <w:insideH w:val="nil"/>
+              <w:insideV w:val="nil"/>
+            </w:tcBorders>
+          </w:tcPr>
+          <w:p>
+            <w:pPr>
+              <w:spacing w:before="0" w:after="0" w:line="240" w:lineRule="auto"/>
+              <w:jc w:val="right"/>
+            </w:pPr>
+            <w:r>
+              <w:rPr>
+                <w:rFonts w:ascii="Times New Roman" w:hAnsi="Times New Roman"/>
+                <w:b w:val="0"/>
+                <w:sz w:val="20"/>
+              </w:rPr>
+              <w:t>7</w:t>
+            </w:r>
+          </w:p>
+        </w:tc>
+      </w:tr>
+      <w:tr>
+        <w:trPr>
+          <w:cantSplit/>
+        </w:trPr>
+        <w:tc>
+          <w:tcPr>
+            <w:tcW w:type="dxa" w:w="8568"/>
+            <w:vAlign w:val="center"/>
+            <w:tcBorders>
+              <w:top w:val="nil"/>
+              <w:left w:val="nil"/>
+              <w:bottom w:val="nil"/>
+              <w:right w:val="nil"/>
+              <w:insideH w:val="nil"/>
+              <w:insideV w:val="nil"/>
+            </w:tcBorders>
+          </w:tcPr>
+          <w:p>
+            <w:pPr>
+              <w:spacing w:before="0" w:after="0" w:line="240" w:lineRule="auto"/>
+              <w:ind w:left="259"/>
+            </w:pPr>
+            <w:r>
+              <w:rPr>
+                <w:rFonts w:ascii="Times New Roman" w:hAnsi="Times New Roman"/>
+                <w:b w:val="0"/>
+                <w:sz w:val="20"/>
+              </w:rPr>
+              <w:t>5.3 Course &amp; Class Management</w:t>
+            </w:r>
+          </w:p>
+        </w:tc>
+        <w:tc>
+          <w:tcPr>
+            <w:tcW w:type="dxa" w:w="792"/>
+            <w:vAlign w:val="center"/>
+            <w:tcBorders>
+              <w:top w:val="nil"/>
+              <w:left w:val="nil"/>
+              <w:bottom w:val="nil"/>
+              <w:right w:val="nil"/>
+              <w:insideH w:val="nil"/>
+              <w:insideV w:val="nil"/>
+            </w:tcBorders>
+          </w:tcPr>
+          <w:p>
+            <w:pPr>
+              <w:spacing w:before="0" w:after="0" w:line="240" w:lineRule="auto"/>
+              <w:jc w:val="right"/>
+            </w:pPr>
+            <w:r>
+              <w:rPr>
+                <w:rFonts w:ascii="Times New Roman" w:hAnsi="Times New Roman"/>
+                <w:b w:val="0"/>
+                <w:sz w:val="20"/>
+              </w:rPr>
+              <w:t>7</w:t>
+            </w:r>
+          </w:p>
+        </w:tc>
+      </w:tr>
+      <w:tr>
+        <w:trPr>
+          <w:cantSplit/>
+        </w:trPr>
+        <w:tc>
+          <w:tcPr>
+            <w:tcW w:type="dxa" w:w="8568"/>
+            <w:vAlign w:val="center"/>
+            <w:tcBorders>
+              <w:top w:val="nil"/>
+              <w:left w:val="nil"/>
+              <w:bottom w:val="nil"/>
+              <w:right w:val="nil"/>
+              <w:insideH w:val="nil"/>
+              <w:insideV w:val="nil"/>
+            </w:tcBorders>
+          </w:tcPr>
+          <w:p>
+            <w:pPr>
+              <w:spacing w:before="0" w:after="0" w:line="240" w:lineRule="auto"/>
+              <w:ind w:left="518"/>
+            </w:pPr>
+            <w:r>
+              <w:rPr>
+                <w:rFonts w:ascii="Times New Roman" w:hAnsi="Times New Roman"/>
+                <w:b w:val="0"/>
+                <w:sz w:val="20"/>
+              </w:rPr>
+              <w:t>5.3.1 Description and Priority</w:t>
+            </w:r>
+          </w:p>
+        </w:tc>
+        <w:tc>
+          <w:tcPr>
+            <w:tcW w:type="dxa" w:w="792"/>
+            <w:vAlign w:val="center"/>
+            <w:tcBorders>
+              <w:top w:val="nil"/>
+              <w:left w:val="nil"/>
+              <w:bottom w:val="nil"/>
+              <w:right w:val="nil"/>
+              <w:insideH w:val="nil"/>
+              <w:insideV w:val="nil"/>
+            </w:tcBorders>
+          </w:tcPr>
+          <w:p>
+            <w:pPr>
+              <w:spacing w:before="0" w:after="0" w:line="240" w:lineRule="auto"/>
+              <w:jc w:val="right"/>
+            </w:pPr>
+            <w:r>
+              <w:rPr>
+                <w:rFonts w:ascii="Times New Roman" w:hAnsi="Times New Roman"/>
+                <w:b w:val="0"/>
+                <w:sz w:val="20"/>
+              </w:rPr>
+              <w:t>7</w:t>
+            </w:r>
+          </w:p>
+        </w:tc>
+      </w:tr>
+      <w:tr>
+        <w:trPr>
+          <w:cantSplit/>
+        </w:trPr>
+        <w:tc>
+          <w:tcPr>
+            <w:tcW w:type="dxa" w:w="8568"/>
+            <w:vAlign w:val="center"/>
+            <w:tcBorders>
+              <w:top w:val="nil"/>
+              <w:left w:val="nil"/>
+              <w:bottom w:val="nil"/>
+              <w:right w:val="nil"/>
+              <w:insideH w:val="nil"/>
+              <w:insideV w:val="nil"/>
+            </w:tcBorders>
+          </w:tcPr>
+          <w:p>
+            <w:pPr>
+              <w:spacing w:before="0" w:after="0" w:line="240" w:lineRule="auto"/>
+              <w:ind w:left="518"/>
+            </w:pPr>
+            <w:r>
+              <w:rPr>
+                <w:rFonts w:ascii="Times New Roman" w:hAnsi="Times New Roman"/>
+                <w:b w:val="0"/>
+                <w:sz w:val="20"/>
+              </w:rPr>
+              <w:t>5.3.2 Stimulus/Response Sequences</w:t>
+            </w:r>
+          </w:p>
+        </w:tc>
+        <w:tc>
+          <w:tcPr>
+            <w:tcW w:type="dxa" w:w="792"/>
+            <w:vAlign w:val="center"/>
+            <w:tcBorders>
+              <w:top w:val="nil"/>
+              <w:left w:val="nil"/>
+              <w:bottom w:val="nil"/>
+              <w:right w:val="nil"/>
+              <w:insideH w:val="nil"/>
+              <w:insideV w:val="nil"/>
+            </w:tcBorders>
+          </w:tcPr>
+          <w:p>
+            <w:pPr>
+              <w:spacing w:before="0" w:after="0" w:line="240" w:lineRule="auto"/>
+              <w:jc w:val="right"/>
+            </w:pPr>
+            <w:r>
+              <w:rPr>
+                <w:rFonts w:ascii="Times New Roman" w:hAnsi="Times New Roman"/>
+                <w:b w:val="0"/>
+                <w:sz w:val="20"/>
+              </w:rPr>
+              <w:t>7</w:t>
+            </w:r>
+          </w:p>
+        </w:tc>
+      </w:tr>
+      <w:tr>
+        <w:trPr>
+          <w:cantSplit/>
+        </w:trPr>
+        <w:tc>
+          <w:tcPr>
+            <w:tcW w:type="dxa" w:w="8568"/>
+            <w:vAlign w:val="center"/>
+            <w:tcBorders>
+              <w:top w:val="nil"/>
+              <w:left w:val="nil"/>
+              <w:bottom w:val="nil"/>
+              <w:right w:val="nil"/>
+              <w:insideH w:val="nil"/>
+              <w:insideV w:val="nil"/>
+            </w:tcBorders>
+          </w:tcPr>
+          <w:p>
+            <w:pPr>
+              <w:spacing w:before="0" w:after="0" w:line="240" w:lineRule="auto"/>
+              <w:ind w:left="518"/>
+            </w:pPr>
+            <w:r>
+              <w:rPr>
+                <w:rFonts w:ascii="Times New Roman" w:hAnsi="Times New Roman"/>
+                <w:b w:val="0"/>
+                <w:sz w:val="20"/>
+              </w:rPr>
+              <w:t>5.3.3 Functional Requirements</w:t>
+            </w:r>
+          </w:p>
+        </w:tc>
+        <w:tc>
+          <w:tcPr>
+            <w:tcW w:type="dxa" w:w="792"/>
+            <w:vAlign w:val="center"/>
+            <w:tcBorders>
+              <w:top w:val="nil"/>
+              <w:left w:val="nil"/>
+              <w:bottom w:val="nil"/>
+              <w:right w:val="nil"/>
+              <w:insideH w:val="nil"/>
+              <w:insideV w:val="nil"/>
+            </w:tcBorders>
+          </w:tcPr>
+          <w:p>
+            <w:pPr>
+              <w:spacing w:before="0" w:after="0" w:line="240" w:lineRule="auto"/>
+              <w:jc w:val="right"/>
+            </w:pPr>
+            <w:r>
+              <w:rPr>
+                <w:rFonts w:ascii="Times New Roman" w:hAnsi="Times New Roman"/>
+                <w:b w:val="0"/>
+                <w:sz w:val="20"/>
+              </w:rPr>
+              <w:t>7</w:t>
+            </w:r>
+          </w:p>
+        </w:tc>
+      </w:tr>
+      <w:tr>
+        <w:trPr>
+          <w:cantSplit/>
+        </w:trPr>
+        <w:tc>
+          <w:tcPr>
+            <w:tcW w:type="dxa" w:w="8568"/>
+            <w:vAlign w:val="center"/>
+            <w:tcBorders>
+              <w:top w:val="nil"/>
+              <w:left w:val="nil"/>
+              <w:bottom w:val="nil"/>
+              <w:right w:val="nil"/>
+              <w:insideH w:val="nil"/>
+              <w:insideV w:val="nil"/>
+            </w:tcBorders>
+          </w:tcPr>
+          <w:p>
+            <w:pPr>
+              <w:spacing w:before="0" w:after="0" w:line="240" w:lineRule="auto"/>
+              <w:ind w:left="259"/>
+            </w:pPr>
+            <w:r>
+              <w:rPr>
+                <w:rFonts w:ascii="Times New Roman" w:hAnsi="Times New Roman"/>
+                <w:b w:val="0"/>
+                <w:sz w:val="20"/>
+              </w:rPr>
+              <w:t>5.4 Attendance Management</w:t>
+            </w:r>
+          </w:p>
+        </w:tc>
+        <w:tc>
+          <w:tcPr>
+            <w:tcW w:type="dxa" w:w="792"/>
+            <w:vAlign w:val="center"/>
+            <w:tcBorders>
+              <w:top w:val="nil"/>
+              <w:left w:val="nil"/>
+              <w:bottom w:val="nil"/>
+              <w:right w:val="nil"/>
+              <w:insideH w:val="nil"/>
+              <w:insideV w:val="nil"/>
+            </w:tcBorders>
+          </w:tcPr>
+          <w:p>
+            <w:pPr>
+              <w:spacing w:before="0" w:after="0" w:line="240" w:lineRule="auto"/>
+              <w:jc w:val="right"/>
+            </w:pPr>
+            <w:r>
+              <w:rPr>
+                <w:rFonts w:ascii="Times New Roman" w:hAnsi="Times New Roman"/>
+                <w:b w:val="0"/>
+                <w:sz w:val="20"/>
+              </w:rPr>
+              <w:t>8</w:t>
+            </w:r>
+          </w:p>
+        </w:tc>
+      </w:tr>
+      <w:tr>
+        <w:trPr>
+          <w:cantSplit/>
+        </w:trPr>
+        <w:tc>
+          <w:tcPr>
+            <w:tcW w:type="dxa" w:w="8568"/>
+            <w:vAlign w:val="center"/>
+            <w:tcBorders>
+              <w:top w:val="nil"/>
+              <w:left w:val="nil"/>
+              <w:bottom w:val="nil"/>
+              <w:right w:val="nil"/>
+              <w:insideH w:val="nil"/>
+              <w:insideV w:val="nil"/>
+            </w:tcBorders>
+          </w:tcPr>
+          <w:p>
+            <w:pPr>
+              <w:spacing w:before="0" w:after="0" w:line="240" w:lineRule="auto"/>
+              <w:ind w:left="518"/>
+            </w:pPr>
+            <w:r>
+              <w:rPr>
+                <w:rFonts w:ascii="Times New Roman" w:hAnsi="Times New Roman"/>
+                <w:b w:val="0"/>
+                <w:sz w:val="20"/>
+              </w:rPr>
+              <w:t>5.4.1 Description and Priority</w:t>
+            </w:r>
+          </w:p>
+        </w:tc>
+        <w:tc>
+          <w:tcPr>
+            <w:tcW w:type="dxa" w:w="792"/>
+            <w:vAlign w:val="center"/>
+            <w:tcBorders>
+              <w:top w:val="nil"/>
+              <w:left w:val="nil"/>
+              <w:bottom w:val="nil"/>
+              <w:right w:val="nil"/>
+              <w:insideH w:val="nil"/>
+              <w:insideV w:val="nil"/>
+            </w:tcBorders>
+          </w:tcPr>
+          <w:p>
+            <w:pPr>
+              <w:spacing w:before="0" w:after="0" w:line="240" w:lineRule="auto"/>
+              <w:jc w:val="right"/>
+            </w:pPr>
+            <w:r>
+              <w:rPr>
+                <w:rFonts w:ascii="Times New Roman" w:hAnsi="Times New Roman"/>
+                <w:b w:val="0"/>
+                <w:sz w:val="20"/>
+              </w:rPr>
+              <w:t>8</w:t>
+            </w:r>
+          </w:p>
+        </w:tc>
+      </w:tr>
+      <w:tr>
+        <w:trPr>
+          <w:cantSplit/>
+        </w:trPr>
+        <w:tc>
+          <w:tcPr>
+            <w:tcW w:type="dxa" w:w="8568"/>
+            <w:vAlign w:val="center"/>
+            <w:tcBorders>
+              <w:top w:val="nil"/>
+              <w:left w:val="nil"/>
+              <w:bottom w:val="nil"/>
+              <w:right w:val="nil"/>
+              <w:insideH w:val="nil"/>
+              <w:insideV w:val="nil"/>
+            </w:tcBorders>
+          </w:tcPr>
+          <w:p>
+            <w:pPr>
+              <w:spacing w:before="0" w:after="0" w:line="240" w:lineRule="auto"/>
+              <w:ind w:left="518"/>
+            </w:pPr>
+            <w:r>
+              <w:rPr>
+                <w:rFonts w:ascii="Times New Roman" w:hAnsi="Times New Roman"/>
+                <w:b w:val="0"/>
+                <w:sz w:val="20"/>
+              </w:rPr>
+              <w:t>5.4.2 Stimulus/Response Sequences</w:t>
+            </w:r>
+          </w:p>
+        </w:tc>
+        <w:tc>
+          <w:tcPr>
+            <w:tcW w:type="dxa" w:w="792"/>
+            <w:vAlign w:val="center"/>
+            <w:tcBorders>
+              <w:top w:val="nil"/>
+              <w:left w:val="nil"/>
+              <w:bottom w:val="nil"/>
+              <w:right w:val="nil"/>
+              <w:insideH w:val="nil"/>
+              <w:insideV w:val="nil"/>
+            </w:tcBorders>
+          </w:tcPr>
+          <w:p>
+            <w:pPr>
+              <w:spacing w:before="0" w:after="0" w:line="240" w:lineRule="auto"/>
+              <w:jc w:val="right"/>
+            </w:pPr>
+            <w:r>
+              <w:rPr>
+                <w:rFonts w:ascii="Times New Roman" w:hAnsi="Times New Roman"/>
+                <w:b w:val="0"/>
+                <w:sz w:val="20"/>
+              </w:rPr>
+              <w:t>8</w:t>
+            </w:r>
+          </w:p>
+        </w:tc>
+      </w:tr>
+      <w:tr>
+        <w:trPr>
+          <w:cantSplit/>
+        </w:trPr>
+        <w:tc>
+          <w:tcPr>
+            <w:tcW w:type="dxa" w:w="8568"/>
+            <w:vAlign w:val="center"/>
+            <w:tcBorders>
+              <w:top w:val="nil"/>
+              <w:left w:val="nil"/>
+              <w:bottom w:val="nil"/>
+              <w:right w:val="nil"/>
+              <w:insideH w:val="nil"/>
+              <w:insideV w:val="nil"/>
+            </w:tcBorders>
+          </w:tcPr>
+          <w:p>
+            <w:pPr>
+              <w:spacing w:before="0" w:after="0" w:line="240" w:lineRule="auto"/>
+              <w:ind w:left="518"/>
+            </w:pPr>
+            <w:r>
+              <w:rPr>
+                <w:rFonts w:ascii="Times New Roman" w:hAnsi="Times New Roman"/>
+                <w:b w:val="0"/>
+                <w:sz w:val="20"/>
+              </w:rPr>
+              <w:t>5.4.3 Functional Requirements</w:t>
+            </w:r>
+          </w:p>
+        </w:tc>
+        <w:tc>
+          <w:tcPr>
+            <w:tcW w:type="dxa" w:w="792"/>
+            <w:vAlign w:val="center"/>
+            <w:tcBorders>
+              <w:top w:val="nil"/>
+              <w:left w:val="nil"/>
+              <w:bottom w:val="nil"/>
+              <w:right w:val="nil"/>
+              <w:insideH w:val="nil"/>
+              <w:insideV w:val="nil"/>
+            </w:tcBorders>
+          </w:tcPr>
+          <w:p>
+            <w:pPr>
+              <w:spacing w:before="0" w:after="0" w:line="240" w:lineRule="auto"/>
+              <w:jc w:val="right"/>
+            </w:pPr>
+            <w:r>
+              <w:rPr>
+                <w:rFonts w:ascii="Times New Roman" w:hAnsi="Times New Roman"/>
+                <w:b w:val="0"/>
+                <w:sz w:val="20"/>
+              </w:rPr>
+              <w:t>8</w:t>
+            </w:r>
+          </w:p>
+        </w:tc>
+      </w:tr>
+      <w:tr>
+        <w:trPr>
+          <w:cantSplit/>
+        </w:trPr>
+        <w:tc>
+          <w:tcPr>
+            <w:tcW w:type="dxa" w:w="8568"/>
+            <w:vAlign w:val="center"/>
+            <w:tcBorders>
+              <w:top w:val="nil"/>
+              <w:left w:val="nil"/>
+              <w:bottom w:val="nil"/>
+              <w:right w:val="nil"/>
+              <w:insideH w:val="nil"/>
+              <w:insideV w:val="nil"/>
+            </w:tcBorders>
+          </w:tcPr>
+          <w:p>
+            <w:pPr>
+              <w:spacing w:before="0" w:after="0" w:line="240" w:lineRule="auto"/>
+              <w:ind w:left="259"/>
+            </w:pPr>
+            <w:r>
+              <w:rPr>
+                <w:rFonts w:ascii="Times New Roman" w:hAnsi="Times New Roman"/>
+                <w:b w:val="0"/>
+                <w:sz w:val="20"/>
+              </w:rPr>
+              <w:t>5.5 Attendance Viewing &amp; Calculation</w:t>
+            </w:r>
+          </w:p>
+        </w:tc>
+        <w:tc>
+          <w:tcPr>
+            <w:tcW w:type="dxa" w:w="792"/>
+            <w:vAlign w:val="center"/>
+            <w:tcBorders>
+              <w:top w:val="nil"/>
+              <w:left w:val="nil"/>
+              <w:bottom w:val="nil"/>
+              <w:right w:val="nil"/>
+              <w:insideH w:val="nil"/>
+              <w:insideV w:val="nil"/>
+            </w:tcBorders>
+          </w:tcPr>
+          <w:p>
+            <w:pPr>
+              <w:spacing w:before="0" w:after="0" w:line="240" w:lineRule="auto"/>
+              <w:jc w:val="right"/>
+            </w:pPr>
+            <w:r>
+              <w:rPr>
+                <w:rFonts w:ascii="Times New Roman" w:hAnsi="Times New Roman"/>
+                <w:b w:val="0"/>
+                <w:sz w:val="20"/>
+              </w:rPr>
+              <w:t>9</w:t>
+            </w:r>
+          </w:p>
+        </w:tc>
+      </w:tr>
+      <w:tr>
+        <w:trPr>
+          <w:cantSplit/>
+        </w:trPr>
+        <w:tc>
+          <w:tcPr>
+            <w:tcW w:type="dxa" w:w="8568"/>
+            <w:vAlign w:val="center"/>
+            <w:tcBorders>
+              <w:top w:val="nil"/>
+              <w:left w:val="nil"/>
+              <w:bottom w:val="nil"/>
+              <w:right w:val="nil"/>
+              <w:insideH w:val="nil"/>
+              <w:insideV w:val="nil"/>
+            </w:tcBorders>
+          </w:tcPr>
+          <w:p>
+            <w:pPr>
+              <w:spacing w:before="0" w:after="0" w:line="240" w:lineRule="auto"/>
+              <w:ind w:left="518"/>
+            </w:pPr>
+            <w:r>
+              <w:rPr>
+                <w:rFonts w:ascii="Times New Roman" w:hAnsi="Times New Roman"/>
+                <w:b w:val="0"/>
+                <w:sz w:val="20"/>
+              </w:rPr>
+              <w:t>5.5.1 Description and Priority</w:t>
+            </w:r>
+          </w:p>
+        </w:tc>
+        <w:tc>
+          <w:tcPr>
+            <w:tcW w:type="dxa" w:w="792"/>
+            <w:vAlign w:val="center"/>
+            <w:tcBorders>
+              <w:top w:val="nil"/>
+              <w:left w:val="nil"/>
+              <w:bottom w:val="nil"/>
+              <w:right w:val="nil"/>
+              <w:insideH w:val="nil"/>
+              <w:insideV w:val="nil"/>
+            </w:tcBorders>
+          </w:tcPr>
+          <w:p>
+            <w:pPr>
+              <w:spacing w:before="0" w:after="0" w:line="240" w:lineRule="auto"/>
+              <w:jc w:val="right"/>
+            </w:pPr>
+            <w:r>
+              <w:rPr>
+                <w:rFonts w:ascii="Times New Roman" w:hAnsi="Times New Roman"/>
+                <w:b w:val="0"/>
+                <w:sz w:val="20"/>
+              </w:rPr>
+              <w:t>9</w:t>
+            </w:r>
+          </w:p>
+        </w:tc>
+      </w:tr>
+      <w:tr>
+        <w:trPr>
+          <w:cantSplit/>
+        </w:trPr>
+        <w:tc>
+          <w:tcPr>
+            <w:tcW w:type="dxa" w:w="8568"/>
+            <w:vAlign w:val="center"/>
+            <w:tcBorders>
+              <w:top w:val="nil"/>
+              <w:left w:val="nil"/>
+              <w:bottom w:val="nil"/>
+              <w:right w:val="nil"/>
+              <w:insideH w:val="nil"/>
+              <w:insideV w:val="nil"/>
+            </w:tcBorders>
+          </w:tcPr>
+          <w:p>
+            <w:pPr>
+              <w:spacing w:before="0" w:after="0" w:line="240" w:lineRule="auto"/>
+              <w:ind w:left="518"/>
+            </w:pPr>
+            <w:r>
+              <w:rPr>
+                <w:rFonts w:ascii="Times New Roman" w:hAnsi="Times New Roman"/>
+                <w:b w:val="0"/>
+                <w:sz w:val="20"/>
+              </w:rPr>
+              <w:t>5.5.2 Stimulus/Response Sequences</w:t>
+            </w:r>
+          </w:p>
+        </w:tc>
+        <w:tc>
+          <w:tcPr>
+            <w:tcW w:type="dxa" w:w="792"/>
+            <w:vAlign w:val="center"/>
+            <w:tcBorders>
+              <w:top w:val="nil"/>
+              <w:left w:val="nil"/>
+              <w:bottom w:val="nil"/>
+              <w:right w:val="nil"/>
+              <w:insideH w:val="nil"/>
+              <w:insideV w:val="nil"/>
+            </w:tcBorders>
+          </w:tcPr>
+          <w:p>
+            <w:pPr>
+              <w:spacing w:before="0" w:after="0" w:line="240" w:lineRule="auto"/>
+              <w:jc w:val="right"/>
+            </w:pPr>
+            <w:r>
+              <w:rPr>
+                <w:rFonts w:ascii="Times New Roman" w:hAnsi="Times New Roman"/>
+                <w:b w:val="0"/>
+                <w:sz w:val="20"/>
+              </w:rPr>
+              <w:t>9</w:t>
+            </w:r>
+          </w:p>
+        </w:tc>
+      </w:tr>
+      <w:tr>
+        <w:trPr>
+          <w:cantSplit/>
+        </w:trPr>
+        <w:tc>
+          <w:tcPr>
+            <w:tcW w:type="dxa" w:w="8568"/>
+            <w:vAlign w:val="center"/>
+            <w:tcBorders>
+              <w:top w:val="nil"/>
+              <w:left w:val="nil"/>
+              <w:bottom w:val="nil"/>
+              <w:right w:val="nil"/>
+              <w:insideH w:val="nil"/>
+              <w:insideV w:val="nil"/>
+            </w:tcBorders>
+          </w:tcPr>
+          <w:p>
+            <w:pPr>
+              <w:spacing w:before="0" w:after="0" w:line="240" w:lineRule="auto"/>
+              <w:ind w:left="518"/>
+            </w:pPr>
+            <w:r>
+              <w:rPr>
+                <w:rFonts w:ascii="Times New Roman" w:hAnsi="Times New Roman"/>
+                <w:b w:val="0"/>
+                <w:sz w:val="20"/>
+              </w:rPr>
+              <w:t>5.5.3 Functional Requirements</w:t>
+            </w:r>
+          </w:p>
+        </w:tc>
+        <w:tc>
+          <w:tcPr>
+            <w:tcW w:type="dxa" w:w="792"/>
+            <w:vAlign w:val="center"/>
+            <w:tcBorders>
+              <w:top w:val="nil"/>
+              <w:left w:val="nil"/>
+              <w:bottom w:val="nil"/>
+              <w:right w:val="nil"/>
+              <w:insideH w:val="nil"/>
+              <w:insideV w:val="nil"/>
+            </w:tcBorders>
+          </w:tcPr>
+          <w:p>
+            <w:pPr>
+              <w:spacing w:before="0" w:after="0" w:line="240" w:lineRule="auto"/>
+              <w:jc w:val="right"/>
+            </w:pPr>
+            <w:r>
+              <w:rPr>
+                <w:rFonts w:ascii="Times New Roman" w:hAnsi="Times New Roman"/>
+                <w:b w:val="0"/>
+                <w:sz w:val="20"/>
+              </w:rPr>
+              <w:t>9</w:t>
+            </w:r>
+          </w:p>
+        </w:tc>
+      </w:tr>
+      <w:tr>
+        <w:trPr>
+          <w:cantSplit/>
+        </w:trPr>
+        <w:tc>
+          <w:tcPr>
+            <w:tcW w:type="dxa" w:w="8568"/>
+            <w:vAlign w:val="center"/>
+            <w:tcBorders>
+              <w:top w:val="nil"/>
+              <w:left w:val="nil"/>
+              <w:bottom w:val="nil"/>
+              <w:right w:val="nil"/>
+              <w:insideH w:val="nil"/>
+              <w:insideV w:val="nil"/>
+            </w:tcBorders>
+          </w:tcPr>
+          <w:p>
+            <w:pPr>
+              <w:spacing w:before="0" w:after="0" w:line="240" w:lineRule="auto"/>
+              <w:ind w:left="259"/>
+            </w:pPr>
+            <w:r>
+              <w:rPr>
+                <w:rFonts w:ascii="Times New Roman" w:hAnsi="Times New Roman"/>
+                <w:b w:val="0"/>
+                <w:sz w:val="20"/>
+              </w:rPr>
+              <w:t>5.6 Attendance Reports</w:t>
+            </w:r>
+          </w:p>
+        </w:tc>
+        <w:tc>
+          <w:tcPr>
+            <w:tcW w:type="dxa" w:w="792"/>
+            <w:vAlign w:val="center"/>
+            <w:tcBorders>
+              <w:top w:val="nil"/>
+              <w:left w:val="nil"/>
+              <w:bottom w:val="nil"/>
+              <w:right w:val="nil"/>
+              <w:insideH w:val="nil"/>
+              <w:insideV w:val="nil"/>
+            </w:tcBorders>
+          </w:tcPr>
+          <w:p>
+            <w:pPr>
+              <w:spacing w:before="0" w:after="0" w:line="240" w:lineRule="auto"/>
+              <w:jc w:val="right"/>
+            </w:pPr>
+            <w:r>
+              <w:rPr>
+                <w:rFonts w:ascii="Times New Roman" w:hAnsi="Times New Roman"/>
+                <w:b w:val="0"/>
+                <w:sz w:val="20"/>
+              </w:rPr>
+              <w:t>9</w:t>
+            </w:r>
+          </w:p>
+        </w:tc>
+      </w:tr>
+      <w:tr>
+        <w:trPr>
+          <w:cantSplit/>
+        </w:trPr>
+        <w:tc>
+          <w:tcPr>
+            <w:tcW w:type="dxa" w:w="8568"/>
+            <w:vAlign w:val="center"/>
+            <w:tcBorders>
+              <w:top w:val="nil"/>
+              <w:left w:val="nil"/>
+              <w:bottom w:val="nil"/>
+              <w:right w:val="nil"/>
+              <w:insideH w:val="nil"/>
+              <w:insideV w:val="nil"/>
+            </w:tcBorders>
+          </w:tcPr>
+          <w:p>
+            <w:pPr>
+              <w:spacing w:before="0" w:after="0" w:line="240" w:lineRule="auto"/>
+              <w:ind w:left="518"/>
+            </w:pPr>
+            <w:r>
+              <w:rPr>
+                <w:rFonts w:ascii="Times New Roman" w:hAnsi="Times New Roman"/>
+                <w:b w:val="0"/>
+                <w:sz w:val="20"/>
+              </w:rPr>
+              <w:t>5.6.1 Description and Priority</w:t>
+            </w:r>
+          </w:p>
+        </w:tc>
+        <w:tc>
+          <w:tcPr>
+            <w:tcW w:type="dxa" w:w="792"/>
+            <w:vAlign w:val="center"/>
+            <w:tcBorders>
+              <w:top w:val="nil"/>
+              <w:left w:val="nil"/>
+              <w:bottom w:val="nil"/>
+              <w:right w:val="nil"/>
+              <w:insideH w:val="nil"/>
+              <w:insideV w:val="nil"/>
+            </w:tcBorders>
+          </w:tcPr>
+          <w:p>
+            <w:pPr>
+              <w:spacing w:before="0" w:after="0" w:line="240" w:lineRule="auto"/>
+              <w:jc w:val="right"/>
+            </w:pPr>
+            <w:r>
+              <w:rPr>
+                <w:rFonts w:ascii="Times New Roman" w:hAnsi="Times New Roman"/>
+                <w:b w:val="0"/>
+                <w:sz w:val="20"/>
+              </w:rPr>
+              <w:t>9</w:t>
+            </w:r>
+          </w:p>
+        </w:tc>
+      </w:tr>
+      <w:tr>
+        <w:trPr>
+          <w:cantSplit/>
+        </w:trPr>
+        <w:tc>
+          <w:tcPr>
+            <w:tcW w:type="dxa" w:w="8568"/>
+            <w:vAlign w:val="center"/>
+            <w:tcBorders>
+              <w:top w:val="nil"/>
+              <w:left w:val="nil"/>
+              <w:bottom w:val="nil"/>
+              <w:right w:val="nil"/>
+              <w:insideH w:val="nil"/>
+              <w:insideV w:val="nil"/>
+            </w:tcBorders>
+          </w:tcPr>
+          <w:p>
+            <w:pPr>
+              <w:spacing w:before="0" w:after="0" w:line="240" w:lineRule="auto"/>
+              <w:ind w:left="518"/>
+            </w:pPr>
+            <w:r>
+              <w:rPr>
+                <w:rFonts w:ascii="Times New Roman" w:hAnsi="Times New Roman"/>
+                <w:b w:val="0"/>
+                <w:sz w:val="20"/>
+              </w:rPr>
+              <w:t>5.6.2 Stimulus/Response Sequences</w:t>
+            </w:r>
+          </w:p>
+        </w:tc>
+        <w:tc>
+          <w:tcPr>
+            <w:tcW w:type="dxa" w:w="792"/>
+            <w:vAlign w:val="center"/>
+            <w:tcBorders>
+              <w:top w:val="nil"/>
+              <w:left w:val="nil"/>
+              <w:bottom w:val="nil"/>
+              <w:right w:val="nil"/>
+              <w:insideH w:val="nil"/>
+              <w:insideV w:val="nil"/>
+            </w:tcBorders>
+          </w:tcPr>
+          <w:p>
+            <w:pPr>
+              <w:spacing w:before="0" w:after="0" w:line="240" w:lineRule="auto"/>
+              <w:jc w:val="right"/>
+            </w:pPr>
+            <w:r>
+              <w:rPr>
+                <w:rFonts w:ascii="Times New Roman" w:hAnsi="Times New Roman"/>
+                <w:b w:val="0"/>
+                <w:sz w:val="20"/>
+              </w:rPr>
+              <w:t>9</w:t>
+            </w:r>
+          </w:p>
+        </w:tc>
+      </w:tr>
+      <w:tr>
+        <w:trPr>
+          <w:cantSplit/>
+        </w:trPr>
+        <w:tc>
+          <w:tcPr>
+            <w:tcW w:type="dxa" w:w="8568"/>
+            <w:vAlign w:val="center"/>
+            <w:tcBorders>
+              <w:top w:val="nil"/>
+              <w:left w:val="nil"/>
+              <w:bottom w:val="nil"/>
+              <w:right w:val="nil"/>
+              <w:insideH w:val="nil"/>
+              <w:insideV w:val="nil"/>
+            </w:tcBorders>
+          </w:tcPr>
+          <w:p>
+            <w:pPr>
+              <w:spacing w:before="0" w:after="0" w:line="240" w:lineRule="auto"/>
+              <w:ind w:left="518"/>
+            </w:pPr>
+            <w:r>
+              <w:rPr>
+                <w:rFonts w:ascii="Times New Roman" w:hAnsi="Times New Roman"/>
+                <w:b w:val="0"/>
+                <w:sz w:val="20"/>
+              </w:rPr>
+              <w:t>5.6.3 Functional Requirements</w:t>
+            </w:r>
+          </w:p>
+        </w:tc>
+        <w:tc>
+          <w:tcPr>
+            <w:tcW w:type="dxa" w:w="792"/>
+            <w:vAlign w:val="center"/>
+            <w:tcBorders>
+              <w:top w:val="nil"/>
+              <w:left w:val="nil"/>
+              <w:bottom w:val="nil"/>
+              <w:right w:val="nil"/>
+              <w:insideH w:val="nil"/>
+              <w:insideV w:val="nil"/>
+            </w:tcBorders>
+          </w:tcPr>
+          <w:p>
+            <w:pPr>
+              <w:spacing w:before="0" w:after="0" w:line="240" w:lineRule="auto"/>
+              <w:jc w:val="right"/>
+            </w:pPr>
+            <w:r>
+              <w:rPr>
+                <w:rFonts w:ascii="Times New Roman" w:hAnsi="Times New Roman"/>
+                <w:b w:val="0"/>
+                <w:sz w:val="20"/>
+              </w:rPr>
+              <w:t>9</w:t>
+            </w:r>
+          </w:p>
+        </w:tc>
+      </w:tr>
+      <w:tr>
+        <w:trPr>
+          <w:cantSplit/>
+        </w:trPr>
+        <w:tc>
+          <w:tcPr>
+            <w:tcW w:type="dxa" w:w="8568"/>
+            <w:vAlign w:val="center"/>
+            <w:tcBorders>
+              <w:top w:val="nil"/>
+              <w:left w:val="nil"/>
+              <w:bottom w:val="nil"/>
+              <w:right w:val="nil"/>
+              <w:insideH w:val="nil"/>
+              <w:insideV w:val="nil"/>
+            </w:tcBorders>
+          </w:tcPr>
+          <w:p>
+            <w:pPr>
+              <w:spacing w:before="0" w:after="0" w:line="240" w:lineRule="auto"/>
+              <w:ind w:left="259"/>
+            </w:pPr>
+            <w:r>
+              <w:rPr>
+                <w:rFonts w:ascii="Times New Roman" w:hAnsi="Times New Roman"/>
+                <w:b w:val="0"/>
+                <w:sz w:val="20"/>
+              </w:rPr>
+              <w:t>5.7 Dashboard</w:t>
+            </w:r>
+          </w:p>
+        </w:tc>
+        <w:tc>
+          <w:tcPr>
+            <w:tcW w:type="dxa" w:w="792"/>
+            <w:vAlign w:val="center"/>
+            <w:tcBorders>
+              <w:top w:val="nil"/>
+              <w:left w:val="nil"/>
+              <w:bottom w:val="nil"/>
+              <w:right w:val="nil"/>
+              <w:insideH w:val="nil"/>
+              <w:insideV w:val="nil"/>
+            </w:tcBorders>
+          </w:tcPr>
+          <w:p>
+            <w:pPr>
+              <w:spacing w:before="0" w:after="0" w:line="240" w:lineRule="auto"/>
+              <w:jc w:val="right"/>
+            </w:pPr>
+            <w:r>
+              <w:rPr>
+                <w:rFonts w:ascii="Times New Roman" w:hAnsi="Times New Roman"/>
+                <w:b w:val="0"/>
+                <w:sz w:val="20"/>
+              </w:rPr>
+              <w:t>10</w:t>
+            </w:r>
+          </w:p>
+        </w:tc>
+      </w:tr>
+      <w:tr>
+        <w:trPr>
+          <w:cantSplit/>
+        </w:trPr>
+        <w:tc>
+          <w:tcPr>
+            <w:tcW w:type="dxa" w:w="8568"/>
+            <w:vAlign w:val="center"/>
+            <w:tcBorders>
+              <w:top w:val="nil"/>
+              <w:left w:val="nil"/>
+              <w:bottom w:val="nil"/>
+              <w:right w:val="nil"/>
+              <w:insideH w:val="nil"/>
+              <w:insideV w:val="nil"/>
+            </w:tcBorders>
+          </w:tcPr>
+          <w:p>
+            <w:pPr>
+              <w:spacing w:before="0" w:after="0" w:line="240" w:lineRule="auto"/>
+              <w:ind w:left="518"/>
+            </w:pPr>
+            <w:r>
+              <w:rPr>
+                <w:rFonts w:ascii="Times New Roman" w:hAnsi="Times New Roman"/>
+                <w:b w:val="0"/>
+                <w:sz w:val="20"/>
+              </w:rPr>
+              <w:t>5.7.1 Description and Priority</w:t>
+            </w:r>
+          </w:p>
+        </w:tc>
+        <w:tc>
+          <w:tcPr>
+            <w:tcW w:type="dxa" w:w="792"/>
+            <w:vAlign w:val="center"/>
+            <w:tcBorders>
+              <w:top w:val="nil"/>
+              <w:left w:val="nil"/>
+              <w:bottom w:val="nil"/>
+              <w:right w:val="nil"/>
+              <w:insideH w:val="nil"/>
+              <w:insideV w:val="nil"/>
+            </w:tcBorders>
+          </w:tcPr>
+          <w:p>
+            <w:pPr>
+              <w:spacing w:before="0" w:after="0" w:line="240" w:lineRule="auto"/>
+              <w:jc w:val="right"/>
+            </w:pPr>
+            <w:r>
+              <w:rPr>
+                <w:rFonts w:ascii="Times New Roman" w:hAnsi="Times New Roman"/>
+                <w:b w:val="0"/>
+                <w:sz w:val="20"/>
+              </w:rPr>
+              <w:t>10</w:t>
+            </w:r>
+          </w:p>
+        </w:tc>
+      </w:tr>
+      <w:tr>
+        <w:trPr>
+          <w:cantSplit/>
+        </w:trPr>
+        <w:tc>
+          <w:tcPr>
+            <w:tcW w:type="dxa" w:w="8568"/>
+            <w:vAlign w:val="center"/>
+            <w:tcBorders>
+              <w:top w:val="nil"/>
+              <w:left w:val="nil"/>
+              <w:bottom w:val="nil"/>
+              <w:right w:val="nil"/>
+              <w:insideH w:val="nil"/>
+              <w:insideV w:val="nil"/>
+            </w:tcBorders>
+          </w:tcPr>
+          <w:p>
+            <w:pPr>
+              <w:spacing w:before="0" w:after="0" w:line="240" w:lineRule="auto"/>
+              <w:ind w:left="518"/>
+            </w:pPr>
+            <w:r>
+              <w:rPr>
+                <w:rFonts w:ascii="Times New Roman" w:hAnsi="Times New Roman"/>
+                <w:b w:val="0"/>
+                <w:sz w:val="20"/>
+              </w:rPr>
+              <w:t>5.7.2 Stimulus/Response Sequences</w:t>
+            </w:r>
+          </w:p>
+        </w:tc>
+        <w:tc>
+          <w:tcPr>
+            <w:tcW w:type="dxa" w:w="792"/>
+            <w:vAlign w:val="center"/>
+            <w:tcBorders>
+              <w:top w:val="nil"/>
+              <w:left w:val="nil"/>
+              <w:bottom w:val="nil"/>
+              <w:right w:val="nil"/>
+              <w:insideH w:val="nil"/>
+              <w:insideV w:val="nil"/>
+            </w:tcBorders>
+          </w:tcPr>
+          <w:p>
+            <w:pPr>
+              <w:spacing w:before="0" w:after="0" w:line="240" w:lineRule="auto"/>
+              <w:jc w:val="right"/>
+            </w:pPr>
+            <w:r>
+              <w:rPr>
+                <w:rFonts w:ascii="Times New Roman" w:hAnsi="Times New Roman"/>
+                <w:b w:val="0"/>
+                <w:sz w:val="20"/>
+              </w:rPr>
+              <w:t>10</w:t>
+            </w:r>
+          </w:p>
+        </w:tc>
+      </w:tr>
+      <w:tr>
+        <w:trPr>
+          <w:cantSplit/>
+        </w:trPr>
+        <w:tc>
+          <w:tcPr>
+            <w:tcW w:type="dxa" w:w="8568"/>
+            <w:vAlign w:val="center"/>
+            <w:tcBorders>
+              <w:top w:val="nil"/>
+              <w:left w:val="nil"/>
+              <w:bottom w:val="nil"/>
+              <w:right w:val="nil"/>
+              <w:insideH w:val="nil"/>
+              <w:insideV w:val="nil"/>
+            </w:tcBorders>
+          </w:tcPr>
+          <w:p>
+            <w:pPr>
+              <w:spacing w:before="0" w:after="0" w:line="240" w:lineRule="auto"/>
+              <w:ind w:left="518"/>
+            </w:pPr>
+            <w:r>
+              <w:rPr>
+                <w:rFonts w:ascii="Times New Roman" w:hAnsi="Times New Roman"/>
+                <w:b w:val="0"/>
+                <w:sz w:val="20"/>
+              </w:rPr>
+              <w:t>5.7.3 Functional Requirements</w:t>
+            </w:r>
+          </w:p>
+        </w:tc>
+        <w:tc>
+          <w:tcPr>
+            <w:tcW w:type="dxa" w:w="792"/>
+            <w:vAlign w:val="center"/>
+            <w:tcBorders>
+              <w:top w:val="nil"/>
+              <w:left w:val="nil"/>
+              <w:bottom w:val="nil"/>
+              <w:right w:val="nil"/>
+              <w:insideH w:val="nil"/>
+              <w:insideV w:val="nil"/>
+            </w:tcBorders>
+          </w:tcPr>
+          <w:p>
+            <w:pPr>
+              <w:spacing w:before="0" w:after="0" w:line="240" w:lineRule="auto"/>
+              <w:jc w:val="right"/>
+            </w:pPr>
+            <w:r>
+              <w:rPr>
+                <w:rFonts w:ascii="Times New Roman" w:hAnsi="Times New Roman"/>
+                <w:b w:val="0"/>
+                <w:sz w:val="20"/>
+              </w:rPr>
+              <w:t>10</w:t>
+            </w:r>
+          </w:p>
+        </w:tc>
+      </w:tr>
+      <w:tr>
+        <w:trPr>
+          <w:cantSplit/>
+        </w:trPr>
+        <w:tc>
+          <w:tcPr>
+            <w:tcW w:type="dxa" w:w="8568"/>
+            <w:vAlign w:val="center"/>
+            <w:tcBorders>
+              <w:top w:val="nil"/>
+              <w:left w:val="nil"/>
+              <w:bottom w:val="nil"/>
+              <w:right w:val="nil"/>
+              <w:insideH w:val="nil"/>
+              <w:insideV w:val="nil"/>
+            </w:tcBorders>
+          </w:tcPr>
+          <w:p>
+            <w:pPr>
+              <w:spacing w:before="0" w:after="0" w:line="240" w:lineRule="auto"/>
+              <w:ind w:left="0"/>
+            </w:pPr>
+            <w:r>
+              <w:rPr>
+                <w:rFonts w:ascii="Times New Roman" w:hAnsi="Times New Roman"/>
+                <w:b/>
+                <w:sz w:val="20"/>
+              </w:rPr>
+              <w:t>6. Other Nonfunctional Requirements</w:t>
+            </w:r>
+          </w:p>
+        </w:tc>
+        <w:tc>
+          <w:tcPr>
+            <w:tcW w:type="dxa" w:w="792"/>
+            <w:vAlign w:val="center"/>
+            <w:tcBorders>
+              <w:top w:val="nil"/>
+              <w:left w:val="nil"/>
+              <w:bottom w:val="nil"/>
+              <w:right w:val="nil"/>
+              <w:insideH w:val="nil"/>
+              <w:insideV w:val="nil"/>
+            </w:tcBorders>
+          </w:tcPr>
+          <w:p>
+            <w:pPr>
+              <w:spacing w:before="0" w:after="0" w:line="240" w:lineRule="auto"/>
+              <w:jc w:val="right"/>
+            </w:pPr>
+            <w:r>
+              <w:rPr>
+                <w:rFonts w:ascii="Times New Roman" w:hAnsi="Times New Roman"/>
+                <w:b/>
+                <w:sz w:val="20"/>
+              </w:rPr>
+              <w:t>11</w:t>
+            </w:r>
+          </w:p>
+        </w:tc>
+      </w:tr>
+      <w:tr>
+        <w:trPr>
+          <w:cantSplit/>
+        </w:trPr>
+        <w:tc>
+          <w:tcPr>
+            <w:tcW w:type="dxa" w:w="8568"/>
+            <w:vAlign w:val="center"/>
+            <w:tcBorders>
+              <w:top w:val="nil"/>
+              <w:left w:val="nil"/>
+              <w:bottom w:val="nil"/>
+              <w:right w:val="nil"/>
+              <w:insideH w:val="nil"/>
+              <w:insideV w:val="nil"/>
+            </w:tcBorders>
+          </w:tcPr>
+          <w:p>
+            <w:pPr>
+              <w:spacing w:before="0" w:after="0" w:line="240" w:lineRule="auto"/>
+              <w:ind w:left="259"/>
+            </w:pPr>
+            <w:r>
+              <w:rPr>
+                <w:rFonts w:ascii="Times New Roman" w:hAnsi="Times New Roman"/>
+                <w:b w:val="0"/>
+                <w:sz w:val="20"/>
+              </w:rPr>
+              <w:t>6.1 Performance Requirements</w:t>
+            </w:r>
+          </w:p>
+        </w:tc>
+        <w:tc>
+          <w:tcPr>
+            <w:tcW w:type="dxa" w:w="792"/>
+            <w:vAlign w:val="center"/>
+            <w:tcBorders>
+              <w:top w:val="nil"/>
+              <w:left w:val="nil"/>
+              <w:bottom w:val="nil"/>
+              <w:right w:val="nil"/>
+              <w:insideH w:val="nil"/>
+              <w:insideV w:val="nil"/>
+            </w:tcBorders>
+          </w:tcPr>
+          <w:p>
+            <w:pPr>
+              <w:spacing w:before="0" w:after="0" w:line="240" w:lineRule="auto"/>
+              <w:jc w:val="right"/>
+            </w:pPr>
+            <w:r>
+              <w:rPr>
+                <w:rFonts w:ascii="Times New Roman" w:hAnsi="Times New Roman"/>
+                <w:b w:val="0"/>
+                <w:sz w:val="20"/>
+              </w:rPr>
+              <w:t>11</w:t>
+            </w:r>
+          </w:p>
+        </w:tc>
+      </w:tr>
+      <w:tr>
+        <w:trPr>
+          <w:cantSplit/>
+        </w:trPr>
+        <w:tc>
+          <w:tcPr>
+            <w:tcW w:type="dxa" w:w="8568"/>
+            <w:vAlign w:val="center"/>
+            <w:tcBorders>
+              <w:top w:val="nil"/>
+              <w:left w:val="nil"/>
+              <w:bottom w:val="nil"/>
+              <w:right w:val="nil"/>
+              <w:insideH w:val="nil"/>
+              <w:insideV w:val="nil"/>
+            </w:tcBorders>
+          </w:tcPr>
+          <w:p>
+            <w:pPr>
+              <w:spacing w:before="0" w:after="0" w:line="240" w:lineRule="auto"/>
+              <w:ind w:left="259"/>
+            </w:pPr>
+            <w:r>
+              <w:rPr>
+                <w:rFonts w:ascii="Times New Roman" w:hAnsi="Times New Roman"/>
+                <w:b w:val="0"/>
+                <w:sz w:val="20"/>
+              </w:rPr>
+              <w:t>6.2 Safety Requirements</w:t>
+            </w:r>
+          </w:p>
+        </w:tc>
+        <w:tc>
+          <w:tcPr>
+            <w:tcW w:type="dxa" w:w="792"/>
+            <w:vAlign w:val="center"/>
+            <w:tcBorders>
+              <w:top w:val="nil"/>
+              <w:left w:val="nil"/>
+              <w:bottom w:val="nil"/>
+              <w:right w:val="nil"/>
+              <w:insideH w:val="nil"/>
+              <w:insideV w:val="nil"/>
+            </w:tcBorders>
+          </w:tcPr>
+          <w:p>
+            <w:pPr>
+              <w:spacing w:before="0" w:after="0" w:line="240" w:lineRule="auto"/>
+              <w:jc w:val="right"/>
+            </w:pPr>
+            <w:r>
+              <w:rPr>
+                <w:rFonts w:ascii="Times New Roman" w:hAnsi="Times New Roman"/>
+                <w:b w:val="0"/>
+                <w:sz w:val="20"/>
+              </w:rPr>
+              <w:t>11</w:t>
+            </w:r>
+          </w:p>
+        </w:tc>
+      </w:tr>
+      <w:tr>
+        <w:trPr>
+          <w:cantSplit/>
+        </w:trPr>
+        <w:tc>
+          <w:tcPr>
+            <w:tcW w:type="dxa" w:w="8568"/>
+            <w:vAlign w:val="center"/>
+            <w:tcBorders>
+              <w:top w:val="nil"/>
+              <w:left w:val="nil"/>
+              <w:bottom w:val="nil"/>
+              <w:right w:val="nil"/>
+              <w:insideH w:val="nil"/>
+              <w:insideV w:val="nil"/>
+            </w:tcBorders>
+          </w:tcPr>
+          <w:p>
+            <w:pPr>
+              <w:spacing w:before="0" w:after="0" w:line="240" w:lineRule="auto"/>
+              <w:ind w:left="259"/>
+            </w:pPr>
+            <w:r>
+              <w:rPr>
+                <w:rFonts w:ascii="Times New Roman" w:hAnsi="Times New Roman"/>
+                <w:b w:val="0"/>
+                <w:sz w:val="20"/>
+              </w:rPr>
+              <w:t>6.3 Security Requirements</w:t>
+            </w:r>
+          </w:p>
+        </w:tc>
+        <w:tc>
+          <w:tcPr>
+            <w:tcW w:type="dxa" w:w="792"/>
+            <w:vAlign w:val="center"/>
+            <w:tcBorders>
+              <w:top w:val="nil"/>
+              <w:left w:val="nil"/>
+              <w:bottom w:val="nil"/>
+              <w:right w:val="nil"/>
+              <w:insideH w:val="nil"/>
+              <w:insideV w:val="nil"/>
+            </w:tcBorders>
+          </w:tcPr>
+          <w:p>
+            <w:pPr>
+              <w:spacing w:before="0" w:after="0" w:line="240" w:lineRule="auto"/>
+              <w:jc w:val="right"/>
+            </w:pPr>
+            <w:r>
+              <w:rPr>
+                <w:rFonts w:ascii="Times New Roman" w:hAnsi="Times New Roman"/>
+                <w:b w:val="0"/>
+                <w:sz w:val="20"/>
+              </w:rPr>
+              <w:t>11</w:t>
+            </w:r>
+          </w:p>
+        </w:tc>
+      </w:tr>
+      <w:tr>
+        <w:trPr>
+          <w:cantSplit/>
+        </w:trPr>
+        <w:tc>
+          <w:tcPr>
+            <w:tcW w:type="dxa" w:w="8568"/>
+            <w:vAlign w:val="center"/>
+            <w:tcBorders>
+              <w:top w:val="nil"/>
+              <w:left w:val="nil"/>
+              <w:bottom w:val="nil"/>
+              <w:right w:val="nil"/>
+              <w:insideH w:val="nil"/>
+              <w:insideV w:val="nil"/>
+            </w:tcBorders>
+          </w:tcPr>
+          <w:p>
+            <w:pPr>
+              <w:spacing w:before="0" w:after="0" w:line="240" w:lineRule="auto"/>
+              <w:ind w:left="259"/>
+            </w:pPr>
+            <w:r>
+              <w:rPr>
+                <w:rFonts w:ascii="Times New Roman" w:hAnsi="Times New Roman"/>
+                <w:b w:val="0"/>
+                <w:sz w:val="20"/>
+              </w:rPr>
+              <w:t>6.4 Software Quality Attributes</w:t>
+            </w:r>
+          </w:p>
+        </w:tc>
+        <w:tc>
+          <w:tcPr>
+            <w:tcW w:type="dxa" w:w="792"/>
+            <w:vAlign w:val="center"/>
+            <w:tcBorders>
+              <w:top w:val="nil"/>
+              <w:left w:val="nil"/>
+              <w:bottom w:val="nil"/>
+              <w:right w:val="nil"/>
+              <w:insideH w:val="nil"/>
+              <w:insideV w:val="nil"/>
+            </w:tcBorders>
+          </w:tcPr>
+          <w:p>
+            <w:pPr>
+              <w:spacing w:before="0" w:after="0" w:line="240" w:lineRule="auto"/>
+              <w:jc w:val="right"/>
+            </w:pPr>
+            <w:r>
+              <w:rPr>
+                <w:rFonts w:ascii="Times New Roman" w:hAnsi="Times New Roman"/>
+                <w:b w:val="0"/>
+                <w:sz w:val="20"/>
+              </w:rPr>
+              <w:t>12</w:t>
+            </w:r>
+          </w:p>
+        </w:tc>
+      </w:tr>
+      <w:tr>
+        <w:trPr>
+          <w:cantSplit/>
+        </w:trPr>
+        <w:tc>
+          <w:tcPr>
+            <w:tcW w:type="dxa" w:w="8568"/>
+            <w:vAlign w:val="center"/>
+            <w:tcBorders>
+              <w:top w:val="nil"/>
+              <w:left w:val="nil"/>
+              <w:bottom w:val="nil"/>
+              <w:right w:val="nil"/>
+              <w:insideH w:val="nil"/>
+              <w:insideV w:val="nil"/>
+            </w:tcBorders>
+          </w:tcPr>
+          <w:p>
+            <w:pPr>
+              <w:spacing w:before="0" w:after="0" w:line="240" w:lineRule="auto"/>
+              <w:ind w:left="259"/>
+            </w:pPr>
+            <w:r>
+              <w:rPr>
+                <w:rFonts w:ascii="Times New Roman" w:hAnsi="Times New Roman"/>
+                <w:b w:val="0"/>
+                <w:sz w:val="20"/>
+              </w:rPr>
+              <w:t>6.5 Business Rules</w:t>
+            </w:r>
+          </w:p>
+        </w:tc>
+        <w:tc>
+          <w:tcPr>
+            <w:tcW w:type="dxa" w:w="792"/>
+            <w:vAlign w:val="center"/>
+            <w:tcBorders>
+              <w:top w:val="nil"/>
+              <w:left w:val="nil"/>
+              <w:bottom w:val="nil"/>
+              <w:right w:val="nil"/>
+              <w:insideH w:val="nil"/>
+              <w:insideV w:val="nil"/>
+            </w:tcBorders>
+          </w:tcPr>
+          <w:p>
+            <w:pPr>
+              <w:spacing w:before="0" w:after="0" w:line="240" w:lineRule="auto"/>
+              <w:jc w:val="right"/>
+            </w:pPr>
+            <w:r>
+              <w:rPr>
+                <w:rFonts w:ascii="Times New Roman" w:hAnsi="Times New Roman"/>
+                <w:b w:val="0"/>
+                <w:sz w:val="20"/>
+              </w:rPr>
+              <w:t>12</w:t>
+            </w:r>
+          </w:p>
+        </w:tc>
+      </w:tr>
+      <w:tr>
+        <w:trPr>
+          <w:cantSplit/>
+        </w:trPr>
+        <w:tc>
+          <w:tcPr>
+            <w:tcW w:type="dxa" w:w="8568"/>
+            <w:vAlign w:val="center"/>
+            <w:tcBorders>
+              <w:top w:val="nil"/>
+              <w:left w:val="nil"/>
+              <w:bottom w:val="nil"/>
+              <w:right w:val="nil"/>
+              <w:insideH w:val="nil"/>
+              <w:insideV w:val="nil"/>
+            </w:tcBorders>
+          </w:tcPr>
+          <w:p>
+            <w:pPr>
+              <w:spacing w:before="0" w:after="0" w:line="240" w:lineRule="auto"/>
+              <w:ind w:left="0"/>
+            </w:pPr>
+            <w:r>
+              <w:rPr>
+                <w:rFonts w:ascii="Times New Roman" w:hAnsi="Times New Roman"/>
+                <w:b/>
+                <w:sz w:val="20"/>
+              </w:rPr>
+              <w:t>7. Other Requirements</w:t>
+            </w:r>
+          </w:p>
+        </w:tc>
+        <w:tc>
+          <w:tcPr>
+            <w:tcW w:type="dxa" w:w="792"/>
+            <w:vAlign w:val="center"/>
+            <w:tcBorders>
+              <w:top w:val="nil"/>
+              <w:left w:val="nil"/>
+              <w:bottom w:val="nil"/>
+              <w:right w:val="nil"/>
+              <w:insideH w:val="nil"/>
+              <w:insideV w:val="nil"/>
+            </w:tcBorders>
+          </w:tcPr>
+          <w:p>
+            <w:pPr>
+              <w:spacing w:before="0" w:after="0" w:line="240" w:lineRule="auto"/>
+              <w:jc w:val="right"/>
+            </w:pPr>
+            <w:r>
+              <w:rPr>
+                <w:rFonts w:ascii="Times New Roman" w:hAnsi="Times New Roman"/>
+                <w:b/>
+                <w:sz w:val="20"/>
+              </w:rPr>
+              <w:t>14</w:t>
+            </w:r>
+          </w:p>
+        </w:tc>
+      </w:tr>
+      <w:tr>
+        <w:trPr>
+          <w:cantSplit/>
+        </w:trPr>
+        <w:tc>
+          <w:tcPr>
+            <w:tcW w:type="dxa" w:w="8568"/>
+            <w:vAlign w:val="center"/>
+            <w:tcBorders>
+              <w:top w:val="nil"/>
+              <w:left w:val="nil"/>
+              <w:bottom w:val="nil"/>
+              <w:right w:val="nil"/>
+              <w:insideH w:val="nil"/>
+              <w:insideV w:val="nil"/>
+            </w:tcBorders>
+          </w:tcPr>
+          <w:p>
+            <w:pPr>
+              <w:spacing w:before="0" w:after="0" w:line="240" w:lineRule="auto"/>
+              <w:ind w:left="0"/>
+            </w:pPr>
+            <w:r>
+              <w:rPr>
+                <w:rFonts w:ascii="Times New Roman" w:hAnsi="Times New Roman"/>
+                <w:b/>
+                <w:sz w:val="20"/>
+              </w:rPr>
+              <w:t>Appendix A: Glossary</w:t>
+            </w:r>
+          </w:p>
+        </w:tc>
+        <w:tc>
+          <w:tcPr>
+            <w:tcW w:type="dxa" w:w="792"/>
+            <w:vAlign w:val="center"/>
+            <w:tcBorders>
+              <w:top w:val="nil"/>
+              <w:left w:val="nil"/>
+              <w:bottom w:val="nil"/>
+              <w:right w:val="nil"/>
+              <w:insideH w:val="nil"/>
+              <w:insideV w:val="nil"/>
+            </w:tcBorders>
+          </w:tcPr>
+          <w:p>
+            <w:pPr>
+              <w:spacing w:before="0" w:after="0" w:line="240" w:lineRule="auto"/>
+              <w:jc w:val="right"/>
+            </w:pPr>
+            <w:r>
+              <w:rPr>
+                <w:rFonts w:ascii="Times New Roman" w:hAnsi="Times New Roman"/>
+                <w:b/>
+                <w:sz w:val="20"/>
+              </w:rPr>
+              <w:t>14</w:t>
+            </w:r>
+          </w:p>
+        </w:tc>
+      </w:tr>
+      <w:tr>
+        <w:trPr>
+          <w:cantSplit/>
+        </w:trPr>
+        <w:tc>
+          <w:tcPr>
+            <w:tcW w:type="dxa" w:w="8568"/>
+            <w:vAlign w:val="center"/>
+            <w:tcBorders>
+              <w:top w:val="nil"/>
+              <w:left w:val="nil"/>
+              <w:bottom w:val="nil"/>
+              <w:right w:val="nil"/>
+              <w:insideH w:val="nil"/>
+              <w:insideV w:val="nil"/>
+            </w:tcBorders>
+          </w:tcPr>
+          <w:p>
+            <w:pPr>
+              <w:spacing w:before="0" w:after="0" w:line="240" w:lineRule="auto"/>
+              <w:ind w:left="0"/>
+            </w:pPr>
+            <w:r>
+              <w:rPr>
+                <w:rFonts w:ascii="Times New Roman" w:hAnsi="Times New Roman"/>
+                <w:b/>
+                <w:sz w:val="20"/>
+              </w:rPr>
+              <w:t>Appendix B: Field Layouts</w:t>
+            </w:r>
+          </w:p>
+        </w:tc>
+        <w:tc>
+          <w:tcPr>
+            <w:tcW w:type="dxa" w:w="792"/>
+            <w:vAlign w:val="center"/>
+            <w:tcBorders>
+              <w:top w:val="nil"/>
+              <w:left w:val="nil"/>
+              <w:bottom w:val="nil"/>
+              <w:right w:val="nil"/>
+              <w:insideH w:val="nil"/>
+              <w:insideV w:val="nil"/>
+            </w:tcBorders>
+          </w:tcPr>
+          <w:p>
+            <w:pPr>
+              <w:spacing w:before="0" w:after="0" w:line="240" w:lineRule="auto"/>
+              <w:jc w:val="right"/>
+            </w:pPr>
+            <w:r>
+              <w:rPr>
+                <w:rFonts w:ascii="Times New Roman" w:hAnsi="Times New Roman"/>
+                <w:b/>
+                <w:sz w:val="20"/>
+              </w:rPr>
+              <w:t>15</w:t>
+            </w:r>
+          </w:p>
+        </w:tc>
+      </w:tr>
+      <w:tr>
+        <w:trPr>
+          <w:cantSplit/>
+        </w:trPr>
+        <w:tc>
+          <w:tcPr>
+            <w:tcW w:type="dxa" w:w="8568"/>
+            <w:vAlign w:val="center"/>
+            <w:tcBorders>
+              <w:top w:val="nil"/>
+              <w:left w:val="nil"/>
+              <w:bottom w:val="nil"/>
+              <w:right w:val="nil"/>
+              <w:insideH w:val="nil"/>
+              <w:insideV w:val="nil"/>
+            </w:tcBorders>
+          </w:tcPr>
+          <w:p>
+            <w:pPr>
+              <w:spacing w:before="0" w:after="0" w:line="240" w:lineRule="auto"/>
+              <w:ind w:left="0"/>
+            </w:pPr>
+            <w:r>
+              <w:rPr>
+                <w:rFonts w:ascii="Times New Roman" w:hAnsi="Times New Roman"/>
+                <w:b/>
+                <w:sz w:val="20"/>
+              </w:rPr>
+              <w:t>Appendix C: Requirement Traceability Matrix</w:t>
+            </w:r>
+          </w:p>
+        </w:tc>
+        <w:tc>
+          <w:tcPr>
+            <w:tcW w:type="dxa" w:w="792"/>
+            <w:vAlign w:val="center"/>
+            <w:tcBorders>
+              <w:top w:val="nil"/>
+              <w:left w:val="nil"/>
+              <w:bottom w:val="nil"/>
+              <w:right w:val="nil"/>
+              <w:insideH w:val="nil"/>
+              <w:insideV w:val="nil"/>
+            </w:tcBorders>
+          </w:tcPr>
+          <w:p>
+            <w:pPr>
+              <w:spacing w:before="0" w:after="0" w:line="240" w:lineRule="auto"/>
+              <w:jc w:val="right"/>
+            </w:pPr>
+            <w:r>
+              <w:rPr>
+                <w:rFonts w:ascii="Times New Roman" w:hAnsi="Times New Roman"/>
+                <w:b/>
+                <w:sz w:val="20"/>
+              </w:rPr>
+              <w:t>17</w:t>
+            </w:r>
+          </w:p>
+        </w:tc>
+      </w:tr>
+    </w:tbl>
     <w:p>
       <w:pPr>
         <w:pStyle w:val="Normal"/>
